--- a/ВКР_Календарь_праздников.docx
+++ b/ВКР_Календарь_праздников.docx
@@ -3049,107 +3049,7 @@
         <w:t>Серверная часть (BFF) и система управления контентом.</w:t>
       </w:r>
       <w:r>
-        <w:t xml:space="preserve"> Хранение и администрирование данных возложены на «безголовую» систему управления контентом Directus, развёртываемую в контейнере Docker. Directus предоставляет «из коробки» административную панель, REST-интерфейс к коллекциям, управление медиафайлами с преобразованиями изображений и систему прав доступа. В среде разработки Directus работает поверх встроенной СУБД SQLite (файл data.db), а при промышленной эксплуатации поддерживает PostgreSQL — без изменения кода приложения. Между клиентом и Directus помещён собственный сервер на Node.js и фреймворке Express, выполняющий роль шлюза. Прямое обращение браузера к Directus исключено сознательно: во-первых, сервисный токен доступа (DIRECTUS_TOKEN) хранится только на сервере в переменных окружения и не попадает в клиентский код; во-вторых, промежуточный слой даёт единую точку контроля, где централизованно реализованы валидация данных, ограничение частоты запросов, фильтрация файлов и заголовки безопасности (см. рисунок 14).</w:t>
-      </w:r>
-    </w:p>
-    <w:p>
-      <w:pPr>
-        <w:spacing w:line="240" w:lineRule="auto"/>
-        <w:jc w:val="left"/>
-      </w:pPr>
-      <w:r>
-        <w:rPr>
-          <w:rFonts w:ascii="Courier New" w:hAnsi="Courier New"/>
-          <w:sz w:val="22"/>
-        </w:rPr>
-        <w:t>app.use(helmet({ crossOriginResourcePolicy: { policy: 'cross-origin' } }));</w:t>
-      </w:r>
-    </w:p>
-    <w:p>
-      <w:pPr>
-        <w:spacing w:line="240" w:lineRule="auto"/>
-        <w:jc w:val="left"/>
-      </w:pPr>
-      <w:r>
-        <w:rPr>
-          <w:rFonts w:ascii="Courier New" w:hAnsi="Courier New"/>
-          <w:sz w:val="22"/>
-        </w:rPr>
-        <w:t>app.use(morgan('dev'));</w:t>
-      </w:r>
-    </w:p>
-    <w:p>
-      <w:pPr>
-        <w:spacing w:line="240" w:lineRule="auto"/>
-        <w:jc w:val="left"/>
-      </w:pPr>
-      <w:r>
-        <w:rPr>
-          <w:rFonts w:ascii="Courier New" w:hAnsi="Courier New"/>
-          <w:sz w:val="22"/>
-        </w:rPr>
-        <w:t>app.use(compression());</w:t>
-      </w:r>
-    </w:p>
-    <w:p>
-      <w:pPr>
-        <w:spacing w:line="240" w:lineRule="auto"/>
-        <w:jc w:val="left"/>
-      </w:pPr>
-      <w:r>
-        <w:rPr>
-          <w:rFonts w:ascii="Courier New" w:hAnsi="Courier New"/>
-          <w:sz w:val="22"/>
-        </w:rPr>
-        <w:t>app.use(cors({ origin: allowedOrigins }));</w:t>
-      </w:r>
-    </w:p>
-    <w:p>
-      <w:pPr>
-        <w:spacing w:line="240" w:lineRule="auto"/>
-        <w:jc w:val="left"/>
-      </w:pPr>
-      <w:r>
-        <w:rPr>
-          <w:rFonts w:ascii="Courier New" w:hAnsi="Courier New"/>
-          <w:sz w:val="22"/>
-        </w:rPr>
-        <w:t>app.use(express.json({ limit: '1mb' }));</w:t>
-      </w:r>
-    </w:p>
-    <w:p>
-      <w:pPr>
-        <w:spacing w:line="240" w:lineRule="auto"/>
-        <w:jc w:val="left"/>
-      </w:pPr>
-      <w:r>
-        <w:rPr>
-          <w:rFonts w:ascii="Courier New" w:hAnsi="Courier New"/>
-          <w:sz w:val="22"/>
-        </w:rPr>
-        <w:t>app.use(globalLimiter);            // 200 запросов за 15 минут</w:t>
-      </w:r>
-    </w:p>
-    <w:p>
-      <w:pPr>
-        <w:spacing w:line="240" w:lineRule="auto"/>
-        <w:jc w:val="left"/>
-      </w:pPr>
-      <w:r>
-        <w:rPr>
-          <w:rFonts w:ascii="Courier New" w:hAnsi="Courier New"/>
-          <w:sz w:val="22"/>
-        </w:rPr>
-        <w:t>// submitLimiter — 10/час, uploadLimiter — 30/час</w:t>
-      </w:r>
-    </w:p>
-    <w:p>
-      <w:pPr>
-        <w:spacing w:after="120"/>
-        <w:jc w:val="center"/>
-      </w:pPr>
-      <w:r>
-        <w:t>Рисунок 14 — Подключение защитных и сервисных middleware на Express-шлюзе (server.js)</w:t>
+        <w:t xml:space="preserve"> Хранение и администрирование данных возложены на «безголовую» систему управления контентом Directus, развёртываемую в контейнере Docker. Directus предоставляет «из коробки» административную панель, REST-интерфейс к коллекциям, управление медиафайлами с преобразованиями изображений и систему прав доступа. В среде разработки Directus работает поверх встроенной СУБД SQLite (файл data.db), а при промышленной эксплуатации поддерживает PostgreSQL — без изменения кода приложения. Между клиентом и Directus помещён собственный сервер на Node.js и фреймворке Express, выполняющий роль шлюза. Прямое обращение браузера к Directus исключено сознательно: во-первых, сервисный токен доступа (DIRECTUS_TOKEN) хранится только на сервере в переменных окружения и не попадает в клиентский код; во-вторых, промежуточный слой даёт единую точку контроля, где централизованно реализованы валидация данных, ограничение частоты запросов, фильтрация файлов и заголовки безопасности. Полный листинг серверной части с подключением всех обработчиков и маршрутов приведён в приложении А (server.js).</w:t>
       </w:r>
     </w:p>
     <w:p>
@@ -3649,7 +3549,7 @@
         <w:t>Порядок запуска.</w:t>
       </w:r>
       <w:r>
-        <w:t xml:space="preserve"> Локально клиентская часть запускается на порту 5173, Express-сервер — на порту 5000, Directus — на порту 8055. Одновременный запуск клиента и сервера в режиме разработки обеспечивается пакетом concurrently через команду npm run dev (см. рисунок 15), что удобно при итеративной отладке взаимодействия слоёв.</w:t>
+        <w:t xml:space="preserve"> Локально клиентская часть запускается на порту 5173, Express-сервер — на порту 5000, Directus — на порту 8055. Одновременный запуск клиента и сервера в режиме разработки обеспечивается пакетом concurrently через команду npm run dev (см. рисунок 14), что удобно при итеративной отладке взаимодействия слоёв.</w:t>
       </w:r>
     </w:p>
     <w:p>
@@ -3671,7 +3571,7 @@
         <w:jc w:val="center"/>
       </w:pPr>
       <w:r>
-        <w:t>Рисунок 15 — Одновременный запуск клиента и сервера через concurrently (npm run dev)</w:t>
+        <w:t>Рисунок 14 — Одновременный запуск клиента и сервера через concurrently (npm run dev)</w:t>
       </w:r>
     </w:p>
     <w:p>
@@ -3730,7 +3630,7 @@
         <w:t>Развёртывание Directus и параметры окружения.</w:t>
       </w:r>
       <w:r>
-        <w:t xml:space="preserve"> Система разворачивается в контейнере Docker и описывается файлом docker-compose.yml (см. рисунок 16): образ directus/directus:latest, проброс порта 8055, два монтируемых тома (каталог загруженных файлов ./uploads и каталог базы данных ./database) и набор переменных окружения. В качестве СУБД на этапе разработки используется SQLite (файл data.db), параметры CORS разрешают обращения только с адреса фронтенда http://localhost:5173. Сервисный токен доступа хранится только на стороне сервера в файле .env и не попадает в клиентский код.</w:t>
+        <w:t xml:space="preserve"> Система разворачивается в контейнере Docker и описывается файлом docker-compose.yml (см. рисунок 15): образ directus/directus:latest, проброс порта 8055, два монтируемых тома (каталог загруженных файлов ./uploads и каталог базы данных ./database) и набор переменных окружения. В качестве СУБД на этапе разработки используется SQLite (файл data.db), параметры CORS разрешают обращения только с адреса фронтенда http://localhost:5173. Сервисный токен доступа хранится только на стороне сервера в файле .env и не попадает в клиентский код.</w:t>
       </w:r>
     </w:p>
     <w:p>
@@ -3908,7 +3808,7 @@
         <w:jc w:val="center"/>
       </w:pPr>
       <w:r>
-        <w:t>Рисунок 16 — Конфигурация развёртывания Directus (docker-compose.yml)</w:t>
+        <w:t>Рисунок 15 — Конфигурация развёртывания Directus (docker-compose.yml)</w:t>
       </w:r>
     </w:p>
     <w:p>
@@ -3918,7 +3818,7 @@
         <w:jc w:val="both"/>
       </w:pPr>
       <w:r>
-        <w:t>Создание коллекций, полей и связей, загрузка изображений и выдача прав выполняются прямо в веб-интерфейсе Directus (см. рисунок 17).</w:t>
+        <w:t>Создание коллекций, полей и связей, загрузка изображений и выдача прав выполняются прямо в веб-интерфейсе Directus (см. рисунок 16).</w:t>
       </w:r>
     </w:p>
     <w:p>
@@ -3940,7 +3840,7 @@
         <w:jc w:val="center"/>
       </w:pPr>
       <w:r>
-        <w:t>Рисунок 17 — Панель администрирования Directus (раздел «Data Model»)</w:t>
+        <w:t>Рисунок 16 — Панель администрирования Directus (раздел «Data Model»)</w:t>
       </w:r>
     </w:p>
     <w:p>
@@ -3956,7 +3856,7 @@
         <w:t>Состав коллекций.</w:t>
       </w:r>
       <w:r>
-        <w:t xml:space="preserve"> Предметная область описана четырьмя коллекциями — тремя пользовательскими и одной служебной (см. рисунок 18): holidays — каталог праздников (11 полей, 10 записей); holiday_events — прошедшие мероприятия (7 полей); holiday_events_files — служебная таблица связи мероприятий с файлами (3 поля); propsals — пользовательские предложения на модерацию (8 полей); directus_files — встроенное хранилище Directus, где каждому файлу соответствует запись с идентификатором в формате UUID. Схема связей коллекций приведена на рисунке 19.</w:t>
+        <w:t xml:space="preserve"> Предметная область описана четырьмя коллекциями — тремя пользовательскими и одной служебной (см. рисунок 17): holidays — каталог праздников (11 полей, 10 записей); holiday_events — прошедшие мероприятия (7 полей); holiday_events_files — служебная таблица связи мероприятий с файлами (3 поля); propsals — пользовательские предложения на модерацию (8 полей); directus_files — встроенное хранилище Directus, где каждому файлу соответствует запись с идентификатором в формате UUID. Схема связей коллекций приведена на рисунке 18.</w:t>
       </w:r>
     </w:p>
     <w:p>
@@ -3978,7 +3878,7 @@
         <w:jc w:val="center"/>
       </w:pPr>
       <w:r>
-        <w:t>Рисунок 18 — Список коллекций проекта в панели администрирования Directus</w:t>
+        <w:t>Рисунок 17 — Список коллекций проекта в панели администрирования Directus</w:t>
       </w:r>
     </w:p>
     <w:p>
@@ -4000,7 +3900,7 @@
         <w:jc w:val="center"/>
       </w:pPr>
       <w:r>
-        <w:t>Рисунок 19 — ER-схема связей коллекций (в т. ч. «многие-ко-многим» через holiday_events_files)</w:t>
+        <w:t>Рисунок 18 — ER-схема связей коллекций (в т. ч. «многие-ко-многим» через holiday_events_files)</w:t>
       </w:r>
     </w:p>
     <w:p>
@@ -4942,7 +4842,7 @@
         <w:jc w:val="both"/>
       </w:pPr>
       <w:r>
-        <w:t>Просмотр и редактирование отдельной записи праздника выполняются прямо в редакторе Directus (см. рисунок 20 и рисунок 21). Ключевое решение — отказ от автоинкрементного числового ключа в пользу человекочитаемого строкового идентификатора-слага: праздник «Ысыах» получил идентификатор ysyakh, «День Олонхо» — olonkho-day, «Бакалдын» — bakaldyn. За счёт этого адрес страницы выглядит осмысленно (/#/holiday/bakaldyn). Чтобы такой идентификатор было безопасно принимать из адресной строки, на сервере действует проверка: значение должно состоять только из латинских букв, цифр, дефиса и подчёркивания и иметь длину от 1 до 100 символов.</w:t>
+        <w:t>Просмотр и редактирование отдельной записи праздника выполняются прямо в редакторе Directus (см. рисунок 19 и рисунок 20). Ключевое решение — отказ от автоинкрементного числового ключа в пользу человекочитаемого строкового идентификатора-слага: праздник «Ысыах» получил идентификатор ysyakh, «День Олонхо» — olonkho-day, «Бакалдын» — bakaldyn. За счёт этого адрес страницы выглядит осмысленно (/#/holiday/bakaldyn). Чтобы такой идентификатор было безопасно принимать из адресной строки, на сервере действует проверка: значение должно состоять только из латинских букв, цифр, дефиса и подчёркивания и иметь длину от 1 до 100 символов.</w:t>
       </w:r>
     </w:p>
     <w:p>
@@ -4964,7 +4864,7 @@
         <w:jc w:val="center"/>
       </w:pPr>
       <w:r>
-        <w:t>Рисунок 20 — Коллекция holidays: список из 10 внесённых праздников</w:t>
+        <w:t>Рисунок 19 — Коллекция holidays: список из 10 внесённых праздников</w:t>
       </w:r>
     </w:p>
     <w:p>
@@ -4986,7 +4886,7 @@
         <w:jc w:val="center"/>
       </w:pPr>
       <w:r>
-        <w:t>Рисунок 21 — Карточка редактирования записи праздника в Directus</w:t>
+        <w:t>Рисунок 20 — Карточка редактирования записи праздника в Directus</w:t>
       </w:r>
     </w:p>
     <w:p>
@@ -5002,7 +4902,7 @@
         <w:t>Работа с датами.</w:t>
       </w:r>
       <w:r>
-        <w:t xml:space="preserve"> В коллекции holidays дата хранится строкой формата YYYY-MM-DD, однако содержательно значимы только месяц и день: год в записи технический. При построении календаря приложение извлекает пару «месяц — день» и проецирует событие на год, выбранный пользователем (диапазон навигации — с 2000 по 2060 год). За счёт этого один и тот же набор из 10 базовых праздников корректно отображается в любом году без дублирования записей. Разбор даты вынесен в отдельную функцию (см. рисунок 22), а формирование событий календаря — в листинг на рисунке 23.</w:t>
+        <w:t xml:space="preserve"> В коллекции holidays дата хранится строкой формата YYYY-MM-DD, однако содержательно значимы только месяц и день: год в записи технический. При построении календаря приложение извлекает пару «месяц — день» и проецирует событие на год, выбранный пользователем (диапазон навигации — с 2000 по 2060 год). За счёт этого один и тот же набор из 10 базовых праздников корректно отображается в любом году без дублирования записей. Разбор даты вынесен в отдельную функцию (см. рисунок 21), а формирование событий календаря — в листинг на рисунке 22.</w:t>
       </w:r>
     </w:p>
     <w:p>
@@ -5115,7 +5015,7 @@
         <w:jc w:val="center"/>
       </w:pPr>
       <w:r>
-        <w:t>Рисунок 22 — Функция извлечения месяца и дня праздника (parseHolidayMonthDay)</w:t>
+        <w:t>Рисунок 21 — Функция извлечения месяца и дня праздника (parseHolidayMonthDay)</w:t>
       </w:r>
     </w:p>
     <w:p>
@@ -5280,7 +5180,7 @@
         <w:jc w:val="center"/>
       </w:pPr>
       <w:r>
-        <w:t>Рисунок 23 — Проекция праздников на выбранный год при построении событий календаря</w:t>
+        <w:t>Рисунок 22 — Проекция праздников на выбранный год при построении событий календаря</w:t>
       </w:r>
     </w:p>
     <w:p>
@@ -5296,7 +5196,7 @@
         <w:t>Мероприятия и предложения.</w:t>
       </w:r>
       <w:r>
-        <w:t xml:space="preserve"> Коллекция holiday_events хранит сведения о реальных прошедших мероприятиях, связанных с праздником. Связь с файлами организована по схеме «многие-ко-многим» через служебную таблицу holiday_events_files; в публичную часть попадают только записи со статусом published. Коллекция propsals обслуживает механизм пополнения базы сообществом: данные из формы сохраняются с флагом approved = false и не показываются посетителям, пока администратор не подтвердит их (см. рисунок 24). Обзор коллекций приведён в таблице 7.</w:t>
+        <w:t xml:space="preserve"> Коллекция holiday_events хранит сведения о реальных прошедших мероприятиях, связанных с праздником. Связь с файлами организована по схеме «многие-ко-многим» через служебную таблицу holiday_events_files; в публичную часть попадают только записи со статусом published. Коллекция propsals обслуживает механизм пополнения базы сообществом: данные из формы сохраняются с флагом approved = false и не показываются посетителям, пока администратор не подтвердит их (см. рисунок 23). Обзор коллекций приведён в таблице 7.</w:t>
       </w:r>
     </w:p>
     <w:p>
@@ -5318,7 +5218,7 @@
         <w:jc w:val="center"/>
       </w:pPr>
       <w:r>
-        <w:t>Рисунок 24 — Коллекция propsals: список предложений с флагом approved</w:t>
+        <w:t>Рисунок 23 — Коллекция propsals: список предложений с флагом approved</w:t>
       </w:r>
     </w:p>
     <w:p>
@@ -5732,7 +5632,7 @@
         <w:t>Хранение и преобразование изображений.</w:t>
       </w:r>
       <w:r>
-        <w:t xml:space="preserve"> Все медиафайлы хранятся во встроенном хранилище Directus directus_files (см. рисунок 25). Доступ к файлу осуществляется по адресу /assets/&lt;UUID&gt;, причём поддерживаются преобразования «на лету» — в проекте миниатюры запрашиваются уменьшенными и сжатыми (width=400, quality=80). Поскольку идентификаторы изображений встречаются в нескольких форматах, на клиенте реализована универсальная функция разбора (см. рисунок 26), а адрес файла строится с учётом преобразований (см. рисунок 27).</w:t>
+        <w:t xml:space="preserve"> Все медиафайлы хранятся во встроенном хранилище Directus directus_files (см. рисунок 24). Доступ к файлу осуществляется по адресу /assets/&lt;UUID&gt;, причём поддерживаются преобразования «на лету» — в проекте миниатюры запрашиваются уменьшенными и сжатыми (width=400, quality=80). Поскольку идентификаторы изображений встречаются в нескольких форматах, на клиенте реализована универсальная функция разбора (см. рисунок 25), а адрес файла строится с учётом преобразований (см. рисунок 26).</w:t>
       </w:r>
     </w:p>
     <w:p>
@@ -5754,7 +5654,7 @@
         <w:jc w:val="center"/>
       </w:pPr>
       <w:r>
-        <w:t>Рисунок 25 — Встроенное файловое хранилище Directus (directus_files)</w:t>
+        <w:t>Рисунок 24 — Встроенное файловое хранилище Directus (directus_files)</w:t>
       </w:r>
     </w:p>
     <w:p>
@@ -5919,7 +5819,7 @@
         <w:jc w:val="center"/>
       </w:pPr>
       <w:r>
-        <w:t>Рисунок 26 — Универсальный разбор поля с изображениями (parseImages)</w:t>
+        <w:t>Рисунок 25 — Универсальный разбор поля с изображениями (parseImages)</w:t>
       </w:r>
     </w:p>
     <w:p>
@@ -6032,7 +5932,7 @@
         <w:jc w:val="center"/>
       </w:pPr>
       <w:r>
-        <w:t>Рисунок 27 — Построение адреса файла с преобразованиями width/quality (getEventFileUrl)</w:t>
+        <w:t>Рисунок 26 — Построение адреса файла с преобразованиями width/quality (getEventFileUrl)</w:t>
       </w:r>
     </w:p>
     <w:p>
@@ -6048,7 +5948,7 @@
         <w:t>Двухуровневая организация контента.</w:t>
       </w:r>
       <w:r>
-        <w:t xml:space="preserve"> Содержательно праздники формируются из двух источников: верифицированного ядра (коллекция holidays) и одобренных пользовательских предложений (записи propsals с approved = true). Обе выборки приводятся к единому виду и объединяются функцией mergeHolidaysAndProposals (см. рисунок 28), после чего одобренное предложение становится полноценным элементом каталога и календаря. Обращения к коллекциям идут через Express-шлюз, который проставляет заголовки кэширования (Cache-Control 300 с для каталога и 60 с для мероприятий). Перечень конечных точек доступа к данным приведён в таблице 8.</w:t>
+        <w:t xml:space="preserve"> Содержательно праздники формируются из двух источников: верифицированного ядра (коллекция holidays) и одобренных пользовательских предложений (записи propsals с approved = true). Обе выборки приводятся к единому виду и объединяются функцией mergeHolidaysAndProposals (см. рисунок 27), после чего одобренное предложение становится полноценным элементом каталога и календаря. Обращения к коллекциям идут через Express-шлюз, который проставляет заголовки кэширования (Cache-Control 300 с для каталога и 60 с для мероприятий). Перечень конечных точек доступа к данным приведён в таблице 8.</w:t>
       </w:r>
     </w:p>
     <w:p>
@@ -6213,7 +6113,7 @@
         <w:jc w:val="center"/>
       </w:pPr>
       <w:r>
-        <w:t>Рисунок 28 — Объединение каталога и одобренных предложений (mergeHolidaysAndProposals)</w:t>
+        <w:t>Рисунок 27 — Объединение каталога и одобренных предложений (mergeHolidaysAndProposals)</w:t>
       </w:r>
     </w:p>
     <w:p>
@@ -6735,7 +6635,7 @@
         <w:jc w:val="both"/>
       </w:pPr>
       <w:r>
-        <w:t>Разработка пользовательского интерфейса велась по принципу постраничной организации одностраничного приложения: единая навигационная панель (компонент Navbar) обеспечивает переходы между разделами, а содержимое каждого раздела отрисовывается отдельным компонентом-страницей без перезагрузки документа. Всего реализовано шесть экранов: главная страница, страница праздника, страница календаря, форма предложения, страница политики конфиденциальности и страница ошибки 404. Логика разделена по каталогам проекта (см. рисунок 29).</w:t>
+        <w:t>Разработка пользовательского интерфейса велась по принципу постраничной организации одностраничного приложения: единая навигационная панель (компонент Navbar) обеспечивает переходы между разделами, а содержимое каждого раздела отрисовывается отдельным компонентом-страницей без перезагрузки документа. Всего реализовано шесть экранов: главная страница, страница праздника, страница календаря, форма предложения, страница политики конфиденциальности и страница ошибки 404. Логика разделена по каталогам проекта (см. рисунок 28).</w:t>
       </w:r>
     </w:p>
     <w:p>
@@ -6848,7 +6748,7 @@
         <w:jc w:val="center"/>
       </w:pPr>
       <w:r>
-        <w:t>Рисунок 29 — Файловая структура клиентской части приложения</w:t>
+        <w:t>Рисунок 28 — Файловая структура клиентской части приложения</w:t>
       </w:r>
     </w:p>
     <w:p>
@@ -6864,7 +6764,7 @@
         <w:t>Главная страница.</w:t>
       </w:r>
       <w:r>
-        <w:t xml:space="preserve"> Главная страница построена вокруг крупного приветственного блока (hero) с анимацией «печатной машинки», поочерёдно выводящей слова «традиции», «обряды», «праздники» (см. рисунок 30). Здесь же расположены поле поиска по названию и описанию и карточка ближайшего праздника с обратным отсчётом дней (см. рисунок 31); число дней рассчитывается проекцией дат праздников на текущий и следующий годы. Ниже размещён каталог праздников в виде карточек; фильтрация по народу и месяцу выполнена оригинальным компонентом барабанного выбора DrumPicker (см. рисунок 32). Каталог подгружается порциями по 6 карточек по кнопке «Показать ещё» (см. рисунок 33), а завершает страницу блок-призыв к пополнению базы.</w:t>
+        <w:t xml:space="preserve"> Главная страница построена вокруг крупного приветственного блока (hero) с анимацией «печатной машинки», поочерёдно выводящей слова «традиции», «обряды», «праздники» (см. рисунок 29). Здесь же расположены поле поиска по названию и описанию и карточка ближайшего праздника с обратным отсчётом дней (см. рисунок 30); число дней рассчитывается проекцией дат праздников на текущий и следующий годы. Ниже размещён каталог праздников в виде карточек; фильтрация по народу и месяцу выполнена оригинальным компонентом барабанного выбора DrumPicker (см. рисунок 31). Каталог подгружается порциями по 6 карточек по кнопке «Показать ещё» (см. рисунок 32), а завершает страницу блок-призыв к пополнению базы.</w:t>
       </w:r>
     </w:p>
     <w:p>
@@ -6886,7 +6786,7 @@
         <w:jc w:val="center"/>
       </w:pPr>
       <w:r>
-        <w:t>Рисунок 30 — Главная страница: приветственный блок (hero) с анимацией «печатной машинки»</w:t>
+        <w:t>Рисунок 29 — Главная страница: приветственный блок (hero) с анимацией «печатной машинки»</w:t>
       </w:r>
     </w:p>
     <w:p>
@@ -6908,7 +6808,7 @@
         <w:jc w:val="center"/>
       </w:pPr>
       <w:r>
-        <w:t>Рисунок 31 — Карточка ближайшего праздника с обратным отсчётом</w:t>
+        <w:t>Рисунок 30 — Карточка ближайшего праздника с обратным отсчётом</w:t>
       </w:r>
     </w:p>
     <w:p>
@@ -6930,7 +6830,7 @@
         <w:jc w:val="center"/>
       </w:pPr>
       <w:r>
-        <w:t>Рисунок 32 — Барабанные фильтры DrumPicker (народ, месяц)</w:t>
+        <w:t>Рисунок 31 — Барабанные фильтры DrumPicker (народ, месяц)</w:t>
       </w:r>
     </w:p>
     <w:p>
@@ -6952,7 +6852,7 @@
         <w:jc w:val="center"/>
       </w:pPr>
       <w:r>
-        <w:t>Рисунок 33 — Каталог праздников с карточками и пагинацией «по 6»</w:t>
+        <w:t>Рисунок 32 — Каталог праздников с карточками и пагинацией «по 6»</w:t>
       </w:r>
     </w:p>
     <w:p>
@@ -6968,7 +6868,7 @@
         <w:t>Страница календаря.</w:t>
       </w:r>
       <w:r>
-        <w:t xml:space="preserve"> Ключевая функция проекта реализована на странице календаря средствами библиотеки FullCalendar. По умолчанию открывается годовое представление со всеми двенадцатью месяцами (см. рисунок 34); переключателем доступен помесячный режим с навигацией по годам в диапазоне 2000–2060 (см. рисунок 35). Праздники выводятся цветными метками, причём цвет определяется народом-носителем традиции; клик по метке открывает страницу праздника. Конфигурация календарного компонента приведена в листинге (см. рисунок 36).</w:t>
+        <w:t xml:space="preserve"> Ключевая функция проекта реализована на странице календаря средствами библиотеки FullCalendar. По умолчанию открывается годовое представление со всеми двенадцатью месяцами (см. рисунок 33); переключателем доступен помесячный режим с навигацией по годам в диапазоне 2000–2060 (см. рисунок 34). Праздники выводятся цветными метками, причём цвет определяется народом-носителем традиции; клик по метке открывает страницу праздника. Конфигурация календарного компонента приведена в листинге (см. рисунок 35).</w:t>
       </w:r>
     </w:p>
     <w:p>
@@ -6990,7 +6890,7 @@
         <w:jc w:val="center"/>
       </w:pPr>
       <w:r>
-        <w:t>Рисунок 34 — Годовое представление календаря с цветовой маркировкой по народам</w:t>
+        <w:t>Рисунок 33 — Годовое представление календаря с цветовой маркировкой по народам</w:t>
       </w:r>
     </w:p>
     <w:p>
@@ -7012,7 +6912,7 @@
         <w:jc w:val="center"/>
       </w:pPr>
       <w:r>
-        <w:t>Рисунок 35 — Помесячное представление календаря и навигация по годам</w:t>
+        <w:t>Рисунок 34 — Помесячное представление календаря и навигация по годам</w:t>
       </w:r>
     </w:p>
     <w:p>
@@ -7112,7 +7012,7 @@
         <w:jc w:val="center"/>
       </w:pPr>
       <w:r>
-        <w:t>Рисунок 36 — Конфигурация компонента календаря (CalendarPage.jsx)</w:t>
+        <w:t>Рисунок 35 — Конфигурация компонента календаря (CalendarPage.jsx)</w:t>
       </w:r>
     </w:p>
     <w:p>
@@ -7128,7 +7028,7 @@
         <w:t>Страница праздника.</w:t>
       </w:r>
       <w:r>
-        <w:t xml:space="preserve"> Страница праздника отображает развёрнутую информацию: заголовочный блок с названием, народом и датой, полное описание, регион, тематические метки (см. рисунок 37), фотогалерею с просмотром изображений в модальном окне (lightbox) — с пролистыванием по стрелкам и закрытием по клавише Esc (см. рисунок 38), а также блок прошедших мероприятий из коллекции holiday_events и боковую панель похожих праздников того же народа (см. рисунок 39).</w:t>
+        <w:t xml:space="preserve"> Страница праздника отображает развёрнутую информацию: заголовочный блок с названием, народом и датой, полное описание, регион, тематические метки (см. рисунок 36), фотогалерею с просмотром изображений в модальном окне (lightbox) — с пролистыванием по стрелкам и закрытием по клавише Esc (см. рисунок 37), а также блок прошедших мероприятий из коллекции holiday_events и боковую панель похожих праздников того же народа (см. рисунок 38).</w:t>
       </w:r>
     </w:p>
     <w:p>
@@ -7150,7 +7050,7 @@
         <w:jc w:val="center"/>
       </w:pPr>
       <w:r>
-        <w:t>Рисунок 37 — Страница праздника: заголовочный блок, описание, регион, теги</w:t>
+        <w:t>Рисунок 36 — Страница праздника: заголовочный блок, описание, регион, теги</w:t>
       </w:r>
     </w:p>
     <w:p>
@@ -7172,7 +7072,7 @@
         <w:jc w:val="center"/>
       </w:pPr>
       <w:r>
-        <w:t>Рисунок 38 — Просмотр фотографии в модальном окне (lightbox)</w:t>
+        <w:t>Рисунок 37 — Просмотр фотографии в модальном окне (lightbox)</w:t>
       </w:r>
     </w:p>
     <w:p>
@@ -7194,7 +7094,7 @@
         <w:jc w:val="center"/>
       </w:pPr>
       <w:r>
-        <w:t>Рисунок 39 — Блок прошедших мероприятий и похожих праздников</w:t>
+        <w:t>Рисунок 38 — Блок прошедших мероприятий и похожих праздников</w:t>
       </w:r>
     </w:p>
     <w:p>
@@ -7210,7 +7110,7 @@
         <w:t>Форма предложения и сопутствующие страницы.</w:t>
       </w:r>
       <w:r>
-        <w:t xml:space="preserve"> Форма предложения праздника содержит поля названия, выбора народа, оригинальный селектор «месяц — день» (с автоматической коррекцией максимального числа дней), описания, региона, адреса электронной почты и блок загрузки до 5 изображений с предпросмотром (см. рисунок 40). Отдельно реализован обязательный флажок согласия на обработку персональных данных со ссылкой на страницу политики конфиденциальности, что соответствует требованиям Федерального закона № 152-ФЗ; без проставленного согласия отправка формы блокируется (см. рисунок 41). На случай перехода по несуществующему адресу предусмотрена страница ошибки 404 (см. рисунок 42).</w:t>
+        <w:t xml:space="preserve"> Форма предложения праздника содержит поля названия, выбора народа, оригинальный селектор «месяц — день» (с автоматической коррекцией максимального числа дней), описания, региона, адреса электронной почты и блок загрузки до 5 изображений с предпросмотром (см. рисунок 39). Отдельно реализован обязательный флажок согласия на обработку персональных данных со ссылкой на страницу политики конфиденциальности, что соответствует требованиям Федерального закона № 152-ФЗ; без проставленного согласия отправка формы блокируется (см. рисунок 40). На случай перехода по несуществующему адресу предусмотрена страница ошибки 404 (см. рисунок 41).</w:t>
       </w:r>
     </w:p>
     <w:p>
@@ -7232,7 +7132,7 @@
         <w:jc w:val="center"/>
       </w:pPr>
       <w:r>
-        <w:t>Рисунок 40 — Форма «Предложить праздник» с селектором «месяц–день» и предпросмотром фото</w:t>
+        <w:t>Рисунок 39 — Форма «Предложить праздник» с селектором «месяц–день» и предпросмотром фото</w:t>
       </w:r>
     </w:p>
     <w:p>
@@ -7254,7 +7154,7 @@
         <w:jc w:val="center"/>
       </w:pPr>
       <w:r>
-        <w:t>Рисунок 41 — Флажок согласия на обработку ПДн и страница политики конфиденциальности</w:t>
+        <w:t>Рисунок 40 — Флажок согласия на обработку ПДн и страница политики конфиденциальности</w:t>
       </w:r>
     </w:p>
     <w:p>
@@ -7276,7 +7176,7 @@
         <w:jc w:val="center"/>
       </w:pPr>
       <w:r>
-        <w:t>Рисунок 42 — Страница ошибки 404</w:t>
+        <w:t>Рисунок 41 — Страница ошибки 404</w:t>
       </w:r>
     </w:p>
     <w:p>
@@ -8160,7 +8060,7 @@
         <w:jc w:val="both"/>
       </w:pPr>
       <w:r>
-        <w:t>Дополнительно выполнено кроссбраузерное и адаптивное тестирование в браузерах Google Chrome, Mozilla Firefox и Microsoft Edge при разрешениях 1920×1080, 1366×768, 768×1024 (планшет) и 375×812 (мобильное устройство). Вёрстка корректно перестраивается за счёт CSS Flexbox, сеток и медиазапросов (см. рисунок 44). Проверка серверной части и валидации проводилась с помощью инструмента разработчика браузера (вкладка Network): анализировались коды ответов, заголовки и тела JSON, а также реакция API на заведомо некорректные данные (см. рисунок 43). Во всех случаях сервер возвращал корректные коды состояния и понятные сообщения об ошибке.</w:t>
+        <w:t>Дополнительно выполнено кроссбраузерное и адаптивное тестирование в браузерах Google Chrome, Mozilla Firefox и Microsoft Edge при разрешениях 1920×1080, 1366×768, 768×1024 (планшет) и 375×812 (мобильное устройство). Вёрстка корректно перестраивается за счёт CSS Flexbox, сеток и медиазапросов (см. рисунок 43). Проверка серверной части и валидации проводилась с помощью инструмента разработчика браузера (вкладка Network): анализировались коды ответов, заголовки и тела JSON, а также реакция API на заведомо некорректные данные (см. рисунок 42). Во всех случаях сервер возвращал корректные коды состояния и понятные сообщения об ошибке.</w:t>
       </w:r>
     </w:p>
     <w:p>
@@ -8182,7 +8082,7 @@
         <w:jc w:val="center"/>
       </w:pPr>
       <w:r>
-        <w:t>Рисунок 43 — Анализ запросов к API во вкладке Network (DevTools)</w:t>
+        <w:t>Рисунок 42 — Анализ запросов к API во вкладке Network (DevTools)</w:t>
       </w:r>
     </w:p>
     <w:p>
@@ -8204,7 +8104,7 @@
         <w:jc w:val="center"/>
       </w:pPr>
       <w:r>
-        <w:t>Рисунок 44 — Адаптивное отображение интерфейса на мобильном разрешении (375×812)</w:t>
+        <w:t>Рисунок 43 — Адаптивное отображение интерфейса на мобильном разрешении (375×812)</w:t>
       </w:r>
     </w:p>
     <w:p>
@@ -8220,7 +8120,7 @@
         <w:t>Публикация.</w:t>
       </w:r>
       <w:r>
-        <w:t xml:space="preserve"> Готовое приложение публикуется на сервере вуза. Клиентская часть собирается командой vite build, при этом базовый путь сборки настраивается под адрес размещения. Все компоненты системы — собранный клиент, Express-шлюз и Directus — упаковываются в контейнеры и разворачиваются средствами Docker, что обеспечивает воспроизводимость окружения и простоту переноса (см. рисунок 45). Из-за особенностей статической раздачи файлов в приложении применён HashRouter, гарантирующий работоспособность внутренних ссылок после публикации. Секреты вынесены в переменные окружения сервера и не входят в исходный код. Итоговый вид опубликованного приложения представлен на рисунке 46.</w:t>
+        <w:t xml:space="preserve"> Готовое приложение публикуется на сервере вуза. Клиентская часть собирается командой vite build, при этом базовый путь сборки настраивается под адрес размещения. Все компоненты системы — собранный клиент, Express-шлюз и Directus — упаковываются в контейнеры и разворачиваются средствами Docker, что обеспечивает воспроизводимость окружения и простоту переноса (см. рисунок 44). Из-за особенностей статической раздачи файлов в приложении применён HashRouter, гарантирующий работоспособность внутренних ссылок после публикации. Секреты вынесены в переменные окружения сервера и не входят в исходный код. Итоговый вид опубликованного приложения представлен на рисунке 45.</w:t>
       </w:r>
     </w:p>
     <w:p>
@@ -8242,7 +8142,7 @@
         <w:jc w:val="center"/>
       </w:pPr>
       <w:r>
-        <w:t>Рисунок 45 — Развёртывание приложения в контейнерах Docker на сервере вуза</w:t>
+        <w:t>Рисунок 44 — Развёртывание приложения в контейнерах Docker на сервере вуза</w:t>
       </w:r>
     </w:p>
     <w:p>
@@ -8264,7 +8164,7 @@
         <w:jc w:val="center"/>
       </w:pPr>
       <w:r>
-        <w:t>Рисунок 46 — Опубликованное приложение на сервере вуза</w:t>
+        <w:t>Рисунок 45 — Опубликованное приложение на сервере вуза</w:t>
       </w:r>
     </w:p>
     <w:p>
@@ -8396,6 +8296,3889 @@
       </w:pPr>
       <w:r>
         <w:t>Реализация перечисленных направлений позволит повысить образовательный и культурно-просветительский потенциал проекта, обеспечив его дальнейшую востребованность и соответствие современным требованиям к цифровым продуктам в сфере сохранения наследия народов Севера.</w:t>
+      </w:r>
+    </w:p>
+    <w:p>
+      <w:r>
+        <w:br w:type="page"/>
+      </w:r>
+    </w:p>
+    <w:p>
+      <w:pPr>
+        <w:spacing w:before="120" w:after="240" w:line="360" w:lineRule="auto"/>
+        <w:jc w:val="center"/>
+      </w:pPr>
+      <w:r>
+        <w:rPr>
+          <w:b/>
+        </w:rPr>
+        <w:t>ПРИЛОЖЕНИЯ</w:t>
+      </w:r>
+    </w:p>
+    <w:p>
+      <w:pPr>
+        <w:spacing w:line="360" w:lineRule="auto"/>
+        <w:ind w:firstLine="709"/>
+        <w:jc w:val="both"/>
+      </w:pPr>
+      <w:r>
+        <w:t>В приложениях приведены исходные тексты ключевых программных модулей разработанного веб-приложения, иллюстрирующие техническую реализацию серверной части и логики взаимодействия с системой управления контентом.</w:t>
+      </w:r>
+    </w:p>
+    <w:p>
+      <w:pPr>
+        <w:spacing w:before="240" w:after="120" w:line="360" w:lineRule="auto"/>
+        <w:jc w:val="center"/>
+      </w:pPr>
+      <w:r>
+        <w:rPr>
+          <w:b/>
+        </w:rPr>
+        <w:t>ПРИЛОЖЕНИЕ А</w:t>
+      </w:r>
+    </w:p>
+    <w:p>
+      <w:pPr>
+        <w:spacing w:after="120"/>
+        <w:jc w:val="center"/>
+      </w:pPr>
+      <w:r>
+        <w:t>Листинг серверной части приложения (промежуточный сервер-шлюз, файл server.js)</w:t>
+      </w:r>
+    </w:p>
+    <w:p>
+      <w:pPr>
+        <w:spacing w:line="240" w:lineRule="auto"/>
+        <w:jc w:val="left"/>
+      </w:pPr>
+      <w:r>
+        <w:rPr>
+          <w:rFonts w:ascii="Courier New" w:hAnsi="Courier New"/>
+          <w:sz w:val="20"/>
+        </w:rPr>
+        <w:t>import express from 'express';</w:t>
+      </w:r>
+    </w:p>
+    <w:p>
+      <w:pPr>
+        <w:spacing w:line="240" w:lineRule="auto"/>
+        <w:jc w:val="left"/>
+      </w:pPr>
+      <w:r>
+        <w:rPr>
+          <w:rFonts w:ascii="Courier New" w:hAnsi="Courier New"/>
+          <w:sz w:val="20"/>
+        </w:rPr>
+        <w:t>import cors from 'cors';</w:t>
+      </w:r>
+    </w:p>
+    <w:p>
+      <w:pPr>
+        <w:spacing w:line="240" w:lineRule="auto"/>
+        <w:jc w:val="left"/>
+      </w:pPr>
+      <w:r>
+        <w:rPr>
+          <w:rFonts w:ascii="Courier New" w:hAnsi="Courier New"/>
+          <w:sz w:val="20"/>
+        </w:rPr>
+        <w:t>import multer from 'multer';</w:t>
+      </w:r>
+    </w:p>
+    <w:p>
+      <w:pPr>
+        <w:spacing w:line="240" w:lineRule="auto"/>
+        <w:jc w:val="left"/>
+      </w:pPr>
+      <w:r>
+        <w:rPr>
+          <w:rFonts w:ascii="Courier New" w:hAnsi="Courier New"/>
+          <w:sz w:val="20"/>
+        </w:rPr>
+        <w:t>import fetch from 'node-fetch';</w:t>
+      </w:r>
+    </w:p>
+    <w:p>
+      <w:pPr>
+        <w:spacing w:line="240" w:lineRule="auto"/>
+        <w:jc w:val="left"/>
+      </w:pPr>
+      <w:r>
+        <w:rPr>
+          <w:rFonts w:ascii="Courier New" w:hAnsi="Courier New"/>
+          <w:sz w:val="20"/>
+        </w:rPr>
+        <w:t>import FormData from 'form-data';</w:t>
+      </w:r>
+    </w:p>
+    <w:p>
+      <w:pPr>
+        <w:spacing w:line="240" w:lineRule="auto"/>
+        <w:jc w:val="left"/>
+      </w:pPr>
+      <w:r>
+        <w:rPr>
+          <w:rFonts w:ascii="Courier New" w:hAnsi="Courier New"/>
+          <w:sz w:val="20"/>
+        </w:rPr>
+        <w:t>import dotenv from 'dotenv';</w:t>
+      </w:r>
+    </w:p>
+    <w:p>
+      <w:pPr>
+        <w:spacing w:line="240" w:lineRule="auto"/>
+        <w:jc w:val="left"/>
+      </w:pPr>
+      <w:r>
+        <w:rPr>
+          <w:rFonts w:ascii="Courier New" w:hAnsi="Courier New"/>
+          <w:sz w:val="20"/>
+        </w:rPr>
+        <w:t>import rateLimit from 'express-rate-limit';</w:t>
+      </w:r>
+    </w:p>
+    <w:p>
+      <w:pPr>
+        <w:spacing w:line="240" w:lineRule="auto"/>
+        <w:jc w:val="left"/>
+      </w:pPr>
+      <w:r>
+        <w:rPr>
+          <w:rFonts w:ascii="Courier New" w:hAnsi="Courier New"/>
+          <w:sz w:val="20"/>
+        </w:rPr>
+        <w:t>import helmet from 'helmet';</w:t>
+      </w:r>
+    </w:p>
+    <w:p>
+      <w:pPr>
+        <w:spacing w:line="240" w:lineRule="auto"/>
+        <w:jc w:val="left"/>
+      </w:pPr>
+      <w:r>
+        <w:rPr>
+          <w:rFonts w:ascii="Courier New" w:hAnsi="Courier New"/>
+          <w:sz w:val="20"/>
+        </w:rPr>
+        <w:t>import morgan from 'morgan';</w:t>
+      </w:r>
+    </w:p>
+    <w:p>
+      <w:pPr>
+        <w:spacing w:line="240" w:lineRule="auto"/>
+        <w:jc w:val="left"/>
+      </w:pPr>
+      <w:r>
+        <w:rPr>
+          <w:rFonts w:ascii="Courier New" w:hAnsi="Courier New"/>
+          <w:sz w:val="20"/>
+        </w:rPr>
+        <w:t>import compression from 'compression';</w:t>
+      </w:r>
+    </w:p>
+    <w:p>
+      <w:pPr>
+        <w:spacing w:line="240" w:lineRule="auto"/>
+        <w:jc w:val="left"/>
+      </w:pPr>
+      <w:r>
+        <w:rPr>
+          <w:rFonts w:ascii="Courier New" w:hAnsi="Courier New"/>
+          <w:sz w:val="20"/>
+        </w:rPr>
+        <w:t xml:space="preserve"> </w:t>
+      </w:r>
+    </w:p>
+    <w:p>
+      <w:pPr>
+        <w:spacing w:line="240" w:lineRule="auto"/>
+        <w:jc w:val="left"/>
+      </w:pPr>
+      <w:r>
+        <w:rPr>
+          <w:rFonts w:ascii="Courier New" w:hAnsi="Courier New"/>
+          <w:sz w:val="20"/>
+        </w:rPr>
+        <w:t>import {</w:t>
+      </w:r>
+    </w:p>
+    <w:p>
+      <w:pPr>
+        <w:spacing w:line="240" w:lineRule="auto"/>
+        <w:jc w:val="left"/>
+      </w:pPr>
+      <w:r>
+        <w:rPr>
+          <w:rFonts w:ascii="Courier New" w:hAnsi="Courier New"/>
+          <w:sz w:val="20"/>
+        </w:rPr>
+        <w:t xml:space="preserve">  ProposalSchema,</w:t>
+      </w:r>
+    </w:p>
+    <w:p>
+      <w:pPr>
+        <w:spacing w:line="240" w:lineRule="auto"/>
+        <w:jc w:val="left"/>
+      </w:pPr>
+      <w:r>
+        <w:rPr>
+          <w:rFonts w:ascii="Courier New" w:hAnsi="Courier New"/>
+          <w:sz w:val="20"/>
+        </w:rPr>
+        <w:t xml:space="preserve">  HolidayQuerySchema,</w:t>
+      </w:r>
+    </w:p>
+    <w:p>
+      <w:pPr>
+        <w:spacing w:line="240" w:lineRule="auto"/>
+        <w:jc w:val="left"/>
+      </w:pPr>
+      <w:r>
+        <w:rPr>
+          <w:rFonts w:ascii="Courier New" w:hAnsi="Courier New"/>
+          <w:sz w:val="20"/>
+        </w:rPr>
+        <w:t xml:space="preserve">  IdParamSchema,</w:t>
+      </w:r>
+    </w:p>
+    <w:p>
+      <w:pPr>
+        <w:spacing w:line="240" w:lineRule="auto"/>
+        <w:jc w:val="left"/>
+      </w:pPr>
+      <w:r>
+        <w:rPr>
+          <w:rFonts w:ascii="Courier New" w:hAnsi="Courier New"/>
+          <w:sz w:val="20"/>
+        </w:rPr>
+        <w:t xml:space="preserve">  validateBody,</w:t>
+      </w:r>
+    </w:p>
+    <w:p>
+      <w:pPr>
+        <w:spacing w:line="240" w:lineRule="auto"/>
+        <w:jc w:val="left"/>
+      </w:pPr>
+      <w:r>
+        <w:rPr>
+          <w:rFonts w:ascii="Courier New" w:hAnsi="Courier New"/>
+          <w:sz w:val="20"/>
+        </w:rPr>
+        <w:t xml:space="preserve">  validateParams,</w:t>
+      </w:r>
+    </w:p>
+    <w:p>
+      <w:pPr>
+        <w:spacing w:line="240" w:lineRule="auto"/>
+        <w:jc w:val="left"/>
+      </w:pPr>
+      <w:r>
+        <w:rPr>
+          <w:rFonts w:ascii="Courier New" w:hAnsi="Courier New"/>
+          <w:sz w:val="20"/>
+        </w:rPr>
+        <w:t xml:space="preserve">  validateQuery,</w:t>
+      </w:r>
+    </w:p>
+    <w:p>
+      <w:pPr>
+        <w:spacing w:line="240" w:lineRule="auto"/>
+        <w:jc w:val="left"/>
+      </w:pPr>
+      <w:r>
+        <w:rPr>
+          <w:rFonts w:ascii="Courier New" w:hAnsi="Courier New"/>
+          <w:sz w:val="20"/>
+        </w:rPr>
+        <w:t>} from './validators.js';</w:t>
+      </w:r>
+    </w:p>
+    <w:p>
+      <w:pPr>
+        <w:spacing w:line="240" w:lineRule="auto"/>
+        <w:jc w:val="left"/>
+      </w:pPr>
+      <w:r>
+        <w:rPr>
+          <w:rFonts w:ascii="Courier New" w:hAnsi="Courier New"/>
+          <w:sz w:val="20"/>
+        </w:rPr>
+        <w:t xml:space="preserve"> </w:t>
+      </w:r>
+    </w:p>
+    <w:p>
+      <w:pPr>
+        <w:spacing w:line="240" w:lineRule="auto"/>
+        <w:jc w:val="left"/>
+      </w:pPr>
+      <w:r>
+        <w:rPr>
+          <w:rFonts w:ascii="Courier New" w:hAnsi="Courier New"/>
+          <w:sz w:val="20"/>
+        </w:rPr>
+        <w:t>dotenv.config();</w:t>
+      </w:r>
+    </w:p>
+    <w:p>
+      <w:pPr>
+        <w:spacing w:line="240" w:lineRule="auto"/>
+        <w:jc w:val="left"/>
+      </w:pPr>
+      <w:r>
+        <w:rPr>
+          <w:rFonts w:ascii="Courier New" w:hAnsi="Courier New"/>
+          <w:sz w:val="20"/>
+        </w:rPr>
+        <w:t xml:space="preserve"> </w:t>
+      </w:r>
+    </w:p>
+    <w:p>
+      <w:pPr>
+        <w:spacing w:line="240" w:lineRule="auto"/>
+        <w:jc w:val="left"/>
+      </w:pPr>
+      <w:r>
+        <w:rPr>
+          <w:rFonts w:ascii="Courier New" w:hAnsi="Courier New"/>
+          <w:sz w:val="20"/>
+        </w:rPr>
+        <w:t>const app  = express();</w:t>
+      </w:r>
+    </w:p>
+    <w:p>
+      <w:pPr>
+        <w:spacing w:line="240" w:lineRule="auto"/>
+        <w:jc w:val="left"/>
+      </w:pPr>
+      <w:r>
+        <w:rPr>
+          <w:rFonts w:ascii="Courier New" w:hAnsi="Courier New"/>
+          <w:sz w:val="20"/>
+        </w:rPr>
+        <w:t>const PORT = process.env.PORT || 5000;</w:t>
+      </w:r>
+    </w:p>
+    <w:p>
+      <w:pPr>
+        <w:spacing w:line="240" w:lineRule="auto"/>
+        <w:jc w:val="left"/>
+      </w:pPr>
+      <w:r>
+        <w:rPr>
+          <w:rFonts w:ascii="Courier New" w:hAnsi="Courier New"/>
+          <w:sz w:val="20"/>
+        </w:rPr>
+        <w:t>const START_TIME = new Date();</w:t>
+      </w:r>
+    </w:p>
+    <w:p>
+      <w:pPr>
+        <w:spacing w:line="240" w:lineRule="auto"/>
+        <w:jc w:val="left"/>
+      </w:pPr>
+      <w:r>
+        <w:rPr>
+          <w:rFonts w:ascii="Courier New" w:hAnsi="Courier New"/>
+          <w:sz w:val="20"/>
+        </w:rPr>
+        <w:t xml:space="preserve"> </w:t>
+      </w:r>
+    </w:p>
+    <w:p>
+      <w:pPr>
+        <w:spacing w:line="240" w:lineRule="auto"/>
+        <w:jc w:val="left"/>
+      </w:pPr>
+      <w:r>
+        <w:rPr>
+          <w:rFonts w:ascii="Courier New" w:hAnsi="Courier New"/>
+          <w:sz w:val="20"/>
+        </w:rPr>
+        <w:t>const DIRECTUS_URL   = process.env.DIRECTUS_URL   || 'http://localhost:8055';</w:t>
+      </w:r>
+    </w:p>
+    <w:p>
+      <w:pPr>
+        <w:spacing w:line="240" w:lineRule="auto"/>
+        <w:jc w:val="left"/>
+      </w:pPr>
+      <w:r>
+        <w:rPr>
+          <w:rFonts w:ascii="Courier New" w:hAnsi="Courier New"/>
+          <w:sz w:val="20"/>
+        </w:rPr>
+        <w:t>const DIRECTUS_TOKEN = process.env.DIRECTUS_TOKEN;</w:t>
+      </w:r>
+    </w:p>
+    <w:p>
+      <w:pPr>
+        <w:spacing w:line="240" w:lineRule="auto"/>
+        <w:jc w:val="left"/>
+      </w:pPr>
+      <w:r>
+        <w:rPr>
+          <w:rFonts w:ascii="Courier New" w:hAnsi="Courier New"/>
+          <w:sz w:val="20"/>
+        </w:rPr>
+        <w:t xml:space="preserve"> </w:t>
+      </w:r>
+    </w:p>
+    <w:p>
+      <w:pPr>
+        <w:spacing w:line="240" w:lineRule="auto"/>
+        <w:jc w:val="left"/>
+      </w:pPr>
+      <w:r>
+        <w:rPr>
+          <w:rFonts w:ascii="Courier New" w:hAnsi="Courier New"/>
+          <w:sz w:val="20"/>
+        </w:rPr>
+        <w:t>if (!DIRECTUS_TOKEN) {</w:t>
+      </w:r>
+    </w:p>
+    <w:p>
+      <w:pPr>
+        <w:spacing w:line="240" w:lineRule="auto"/>
+        <w:jc w:val="left"/>
+      </w:pPr>
+      <w:r>
+        <w:rPr>
+          <w:rFonts w:ascii="Courier New" w:hAnsi="Courier New"/>
+          <w:sz w:val="20"/>
+        </w:rPr>
+        <w:t xml:space="preserve">  console.error('❌  DIRECTUS_TOKEN не задан в .env — сервер не запущен');</w:t>
+      </w:r>
+    </w:p>
+    <w:p>
+      <w:pPr>
+        <w:spacing w:line="240" w:lineRule="auto"/>
+        <w:jc w:val="left"/>
+      </w:pPr>
+      <w:r>
+        <w:rPr>
+          <w:rFonts w:ascii="Courier New" w:hAnsi="Courier New"/>
+          <w:sz w:val="20"/>
+        </w:rPr>
+        <w:t xml:space="preserve">  process.exit(1);</w:t>
+      </w:r>
+    </w:p>
+    <w:p>
+      <w:pPr>
+        <w:spacing w:line="240" w:lineRule="auto"/>
+        <w:jc w:val="left"/>
+      </w:pPr>
+      <w:r>
+        <w:rPr>
+          <w:rFonts w:ascii="Courier New" w:hAnsi="Courier New"/>
+          <w:sz w:val="20"/>
+        </w:rPr>
+        <w:t>}</w:t>
+      </w:r>
+    </w:p>
+    <w:p>
+      <w:pPr>
+        <w:spacing w:line="240" w:lineRule="auto"/>
+        <w:jc w:val="left"/>
+      </w:pPr>
+      <w:r>
+        <w:rPr>
+          <w:rFonts w:ascii="Courier New" w:hAnsi="Courier New"/>
+          <w:sz w:val="20"/>
+        </w:rPr>
+        <w:t xml:space="preserve"> </w:t>
+      </w:r>
+    </w:p>
+    <w:p>
+      <w:pPr>
+        <w:spacing w:line="240" w:lineRule="auto"/>
+        <w:jc w:val="left"/>
+      </w:pPr>
+      <w:r>
+        <w:rPr>
+          <w:rFonts w:ascii="Courier New" w:hAnsi="Courier New"/>
+          <w:sz w:val="20"/>
+        </w:rPr>
+        <w:t>app.use(helmet({ crossOriginResourcePolicy: { policy: 'cross-origin' } }));</w:t>
+      </w:r>
+    </w:p>
+    <w:p>
+      <w:pPr>
+        <w:spacing w:line="240" w:lineRule="auto"/>
+        <w:jc w:val="left"/>
+      </w:pPr>
+      <w:r>
+        <w:rPr>
+          <w:rFonts w:ascii="Courier New" w:hAnsi="Courier New"/>
+          <w:sz w:val="20"/>
+        </w:rPr>
+        <w:t>app.use(morgan(process.env.NODE_ENV === 'production' ? 'combined' : 'dev'));</w:t>
+      </w:r>
+    </w:p>
+    <w:p>
+      <w:pPr>
+        <w:spacing w:line="240" w:lineRule="auto"/>
+        <w:jc w:val="left"/>
+      </w:pPr>
+      <w:r>
+        <w:rPr>
+          <w:rFonts w:ascii="Courier New" w:hAnsi="Courier New"/>
+          <w:sz w:val="20"/>
+        </w:rPr>
+        <w:t>app.use(compression());</w:t>
+      </w:r>
+    </w:p>
+    <w:p>
+      <w:pPr>
+        <w:spacing w:line="240" w:lineRule="auto"/>
+        <w:jc w:val="left"/>
+      </w:pPr>
+      <w:r>
+        <w:rPr>
+          <w:rFonts w:ascii="Courier New" w:hAnsi="Courier New"/>
+          <w:sz w:val="20"/>
+        </w:rPr>
+        <w:t xml:space="preserve"> </w:t>
+      </w:r>
+    </w:p>
+    <w:p>
+      <w:pPr>
+        <w:spacing w:line="240" w:lineRule="auto"/>
+        <w:jc w:val="left"/>
+      </w:pPr>
+      <w:r>
+        <w:rPr>
+          <w:rFonts w:ascii="Courier New" w:hAnsi="Courier New"/>
+          <w:sz w:val="20"/>
+        </w:rPr>
+        <w:t>const allowedOrigins = (process.env.CLIENT_URL || 'http://localhost:5173')</w:t>
+      </w:r>
+    </w:p>
+    <w:p>
+      <w:pPr>
+        <w:spacing w:line="240" w:lineRule="auto"/>
+        <w:jc w:val="left"/>
+      </w:pPr>
+      <w:r>
+        <w:rPr>
+          <w:rFonts w:ascii="Courier New" w:hAnsi="Courier New"/>
+          <w:sz w:val="20"/>
+        </w:rPr>
+        <w:t xml:space="preserve">  .split(',').map(o =&gt; o.trim());</w:t>
+      </w:r>
+    </w:p>
+    <w:p>
+      <w:pPr>
+        <w:spacing w:line="240" w:lineRule="auto"/>
+        <w:jc w:val="left"/>
+      </w:pPr>
+      <w:r>
+        <w:rPr>
+          <w:rFonts w:ascii="Courier New" w:hAnsi="Courier New"/>
+          <w:sz w:val="20"/>
+        </w:rPr>
+        <w:t xml:space="preserve"> </w:t>
+      </w:r>
+    </w:p>
+    <w:p>
+      <w:pPr>
+        <w:spacing w:line="240" w:lineRule="auto"/>
+        <w:jc w:val="left"/>
+      </w:pPr>
+      <w:r>
+        <w:rPr>
+          <w:rFonts w:ascii="Courier New" w:hAnsi="Courier New"/>
+          <w:sz w:val="20"/>
+        </w:rPr>
+        <w:t>app.use(cors({</w:t>
+      </w:r>
+    </w:p>
+    <w:p>
+      <w:pPr>
+        <w:spacing w:line="240" w:lineRule="auto"/>
+        <w:jc w:val="left"/>
+      </w:pPr>
+      <w:r>
+        <w:rPr>
+          <w:rFonts w:ascii="Courier New" w:hAnsi="Courier New"/>
+          <w:sz w:val="20"/>
+        </w:rPr>
+        <w:t xml:space="preserve">  origin: (origin, cb) =&gt; {</w:t>
+      </w:r>
+    </w:p>
+    <w:p>
+      <w:pPr>
+        <w:spacing w:line="240" w:lineRule="auto"/>
+        <w:jc w:val="left"/>
+      </w:pPr>
+      <w:r>
+        <w:rPr>
+          <w:rFonts w:ascii="Courier New" w:hAnsi="Courier New"/>
+          <w:sz w:val="20"/>
+        </w:rPr>
+        <w:t xml:space="preserve">    if (!origin || allowedOrigins.includes(origin)) return cb(null, true);</w:t>
+      </w:r>
+    </w:p>
+    <w:p>
+      <w:pPr>
+        <w:spacing w:line="240" w:lineRule="auto"/>
+        <w:jc w:val="left"/>
+      </w:pPr>
+      <w:r>
+        <w:rPr>
+          <w:rFonts w:ascii="Courier New" w:hAnsi="Courier New"/>
+          <w:sz w:val="20"/>
+        </w:rPr>
+        <w:t xml:space="preserve">    cb(new Error(`CORS: origin ${origin} не разрешён`));</w:t>
+      </w:r>
+    </w:p>
+    <w:p>
+      <w:pPr>
+        <w:spacing w:line="240" w:lineRule="auto"/>
+        <w:jc w:val="left"/>
+      </w:pPr>
+      <w:r>
+        <w:rPr>
+          <w:rFonts w:ascii="Courier New" w:hAnsi="Courier New"/>
+          <w:sz w:val="20"/>
+        </w:rPr>
+        <w:t xml:space="preserve">  },</w:t>
+      </w:r>
+    </w:p>
+    <w:p>
+      <w:pPr>
+        <w:spacing w:line="240" w:lineRule="auto"/>
+        <w:jc w:val="left"/>
+      </w:pPr>
+      <w:r>
+        <w:rPr>
+          <w:rFonts w:ascii="Courier New" w:hAnsi="Courier New"/>
+          <w:sz w:val="20"/>
+        </w:rPr>
+        <w:t>}));</w:t>
+      </w:r>
+    </w:p>
+    <w:p>
+      <w:pPr>
+        <w:spacing w:line="240" w:lineRule="auto"/>
+        <w:jc w:val="left"/>
+      </w:pPr>
+      <w:r>
+        <w:rPr>
+          <w:rFonts w:ascii="Courier New" w:hAnsi="Courier New"/>
+          <w:sz w:val="20"/>
+        </w:rPr>
+        <w:t xml:space="preserve"> </w:t>
+      </w:r>
+    </w:p>
+    <w:p>
+      <w:pPr>
+        <w:spacing w:line="240" w:lineRule="auto"/>
+        <w:jc w:val="left"/>
+      </w:pPr>
+      <w:r>
+        <w:rPr>
+          <w:rFonts w:ascii="Courier New" w:hAnsi="Courier New"/>
+          <w:sz w:val="20"/>
+        </w:rPr>
+        <w:t>app.use(express.json({ limit: '1mb' }));</w:t>
+      </w:r>
+    </w:p>
+    <w:p>
+      <w:pPr>
+        <w:spacing w:line="240" w:lineRule="auto"/>
+        <w:jc w:val="left"/>
+      </w:pPr>
+      <w:r>
+        <w:rPr>
+          <w:rFonts w:ascii="Courier New" w:hAnsi="Courier New"/>
+          <w:sz w:val="20"/>
+        </w:rPr>
+        <w:t xml:space="preserve"> </w:t>
+      </w:r>
+    </w:p>
+    <w:p>
+      <w:pPr>
+        <w:spacing w:line="240" w:lineRule="auto"/>
+        <w:jc w:val="left"/>
+      </w:pPr>
+      <w:r>
+        <w:rPr>
+          <w:rFonts w:ascii="Courier New" w:hAnsi="Courier New"/>
+          <w:sz w:val="20"/>
+        </w:rPr>
+        <w:t>const globalLimiter = rateLimit({</w:t>
+      </w:r>
+    </w:p>
+    <w:p>
+      <w:pPr>
+        <w:spacing w:line="240" w:lineRule="auto"/>
+        <w:jc w:val="left"/>
+      </w:pPr>
+      <w:r>
+        <w:rPr>
+          <w:rFonts w:ascii="Courier New" w:hAnsi="Courier New"/>
+          <w:sz w:val="20"/>
+        </w:rPr>
+        <w:t xml:space="preserve">  windowMs: 15 * 60 * 1000, max: 200,</w:t>
+      </w:r>
+    </w:p>
+    <w:p>
+      <w:pPr>
+        <w:spacing w:line="240" w:lineRule="auto"/>
+        <w:jc w:val="left"/>
+      </w:pPr>
+      <w:r>
+        <w:rPr>
+          <w:rFonts w:ascii="Courier New" w:hAnsi="Courier New"/>
+          <w:sz w:val="20"/>
+        </w:rPr>
+        <w:t xml:space="preserve">  standardHeaders: true, legacyHeaders: false,</w:t>
+      </w:r>
+    </w:p>
+    <w:p>
+      <w:pPr>
+        <w:spacing w:line="240" w:lineRule="auto"/>
+        <w:jc w:val="left"/>
+      </w:pPr>
+      <w:r>
+        <w:rPr>
+          <w:rFonts w:ascii="Courier New" w:hAnsi="Courier New"/>
+          <w:sz w:val="20"/>
+        </w:rPr>
+        <w:t xml:space="preserve">  message: { error: 'Слишком много запросов. Попробуйте через 15 минут.' },</w:t>
+      </w:r>
+    </w:p>
+    <w:p>
+      <w:pPr>
+        <w:spacing w:line="240" w:lineRule="auto"/>
+        <w:jc w:val="left"/>
+      </w:pPr>
+      <w:r>
+        <w:rPr>
+          <w:rFonts w:ascii="Courier New" w:hAnsi="Courier New"/>
+          <w:sz w:val="20"/>
+        </w:rPr>
+        <w:t>});</w:t>
+      </w:r>
+    </w:p>
+    <w:p>
+      <w:pPr>
+        <w:spacing w:line="240" w:lineRule="auto"/>
+        <w:jc w:val="left"/>
+      </w:pPr>
+      <w:r>
+        <w:rPr>
+          <w:rFonts w:ascii="Courier New" w:hAnsi="Courier New"/>
+          <w:sz w:val="20"/>
+        </w:rPr>
+        <w:t>const submitLimiter = rateLimit({</w:t>
+      </w:r>
+    </w:p>
+    <w:p>
+      <w:pPr>
+        <w:spacing w:line="240" w:lineRule="auto"/>
+        <w:jc w:val="left"/>
+      </w:pPr>
+      <w:r>
+        <w:rPr>
+          <w:rFonts w:ascii="Courier New" w:hAnsi="Courier New"/>
+          <w:sz w:val="20"/>
+        </w:rPr>
+        <w:t xml:space="preserve">  windowMs: 60 * 60 * 1000, max: 10,</w:t>
+      </w:r>
+    </w:p>
+    <w:p>
+      <w:pPr>
+        <w:spacing w:line="240" w:lineRule="auto"/>
+        <w:jc w:val="left"/>
+      </w:pPr>
+      <w:r>
+        <w:rPr>
+          <w:rFonts w:ascii="Courier New" w:hAnsi="Courier New"/>
+          <w:sz w:val="20"/>
+        </w:rPr>
+        <w:t xml:space="preserve">  standardHeaders: true, legacyHeaders: false,</w:t>
+      </w:r>
+    </w:p>
+    <w:p>
+      <w:pPr>
+        <w:spacing w:line="240" w:lineRule="auto"/>
+        <w:jc w:val="left"/>
+      </w:pPr>
+      <w:r>
+        <w:rPr>
+          <w:rFonts w:ascii="Courier New" w:hAnsi="Courier New"/>
+          <w:sz w:val="20"/>
+        </w:rPr>
+        <w:t xml:space="preserve">  message: { error: 'Превышен лимит отправки предложений (10 в час). Попробуйте позже.' },</w:t>
+      </w:r>
+    </w:p>
+    <w:p>
+      <w:pPr>
+        <w:spacing w:line="240" w:lineRule="auto"/>
+        <w:jc w:val="left"/>
+      </w:pPr>
+      <w:r>
+        <w:rPr>
+          <w:rFonts w:ascii="Courier New" w:hAnsi="Courier New"/>
+          <w:sz w:val="20"/>
+        </w:rPr>
+        <w:t>});</w:t>
+      </w:r>
+    </w:p>
+    <w:p>
+      <w:pPr>
+        <w:spacing w:line="240" w:lineRule="auto"/>
+        <w:jc w:val="left"/>
+      </w:pPr>
+      <w:r>
+        <w:rPr>
+          <w:rFonts w:ascii="Courier New" w:hAnsi="Courier New"/>
+          <w:sz w:val="20"/>
+        </w:rPr>
+        <w:t>const uploadLimiter = rateLimit({</w:t>
+      </w:r>
+    </w:p>
+    <w:p>
+      <w:pPr>
+        <w:spacing w:line="240" w:lineRule="auto"/>
+        <w:jc w:val="left"/>
+      </w:pPr>
+      <w:r>
+        <w:rPr>
+          <w:rFonts w:ascii="Courier New" w:hAnsi="Courier New"/>
+          <w:sz w:val="20"/>
+        </w:rPr>
+        <w:t xml:space="preserve">  windowMs: 60 * 60 * 1000, max: 30,</w:t>
+      </w:r>
+    </w:p>
+    <w:p>
+      <w:pPr>
+        <w:spacing w:line="240" w:lineRule="auto"/>
+        <w:jc w:val="left"/>
+      </w:pPr>
+      <w:r>
+        <w:rPr>
+          <w:rFonts w:ascii="Courier New" w:hAnsi="Courier New"/>
+          <w:sz w:val="20"/>
+        </w:rPr>
+        <w:t xml:space="preserve">  standardHeaders: true, legacyHeaders: false,</w:t>
+      </w:r>
+    </w:p>
+    <w:p>
+      <w:pPr>
+        <w:spacing w:line="240" w:lineRule="auto"/>
+        <w:jc w:val="left"/>
+      </w:pPr>
+      <w:r>
+        <w:rPr>
+          <w:rFonts w:ascii="Courier New" w:hAnsi="Courier New"/>
+          <w:sz w:val="20"/>
+        </w:rPr>
+        <w:t xml:space="preserve">  message: { error: 'Превышен лимит загрузки файлов. Попробуйте позже.' },</w:t>
+      </w:r>
+    </w:p>
+    <w:p>
+      <w:pPr>
+        <w:spacing w:line="240" w:lineRule="auto"/>
+        <w:jc w:val="left"/>
+      </w:pPr>
+      <w:r>
+        <w:rPr>
+          <w:rFonts w:ascii="Courier New" w:hAnsi="Courier New"/>
+          <w:sz w:val="20"/>
+        </w:rPr>
+        <w:t>});</w:t>
+      </w:r>
+    </w:p>
+    <w:p>
+      <w:pPr>
+        <w:spacing w:line="240" w:lineRule="auto"/>
+        <w:jc w:val="left"/>
+      </w:pPr>
+      <w:r>
+        <w:rPr>
+          <w:rFonts w:ascii="Courier New" w:hAnsi="Courier New"/>
+          <w:sz w:val="20"/>
+        </w:rPr>
+        <w:t xml:space="preserve"> </w:t>
+      </w:r>
+    </w:p>
+    <w:p>
+      <w:pPr>
+        <w:spacing w:line="240" w:lineRule="auto"/>
+        <w:jc w:val="left"/>
+      </w:pPr>
+      <w:r>
+        <w:rPr>
+          <w:rFonts w:ascii="Courier New" w:hAnsi="Courier New"/>
+          <w:sz w:val="20"/>
+        </w:rPr>
+        <w:t>app.use(globalLimiter);</w:t>
+      </w:r>
+    </w:p>
+    <w:p>
+      <w:pPr>
+        <w:spacing w:line="240" w:lineRule="auto"/>
+        <w:jc w:val="left"/>
+      </w:pPr>
+      <w:r>
+        <w:rPr>
+          <w:rFonts w:ascii="Courier New" w:hAnsi="Courier New"/>
+          <w:sz w:val="20"/>
+        </w:rPr>
+        <w:t xml:space="preserve"> </w:t>
+      </w:r>
+    </w:p>
+    <w:p>
+      <w:pPr>
+        <w:spacing w:line="240" w:lineRule="auto"/>
+        <w:jc w:val="left"/>
+      </w:pPr>
+      <w:r>
+        <w:rPr>
+          <w:rFonts w:ascii="Courier New" w:hAnsi="Courier New"/>
+          <w:sz w:val="20"/>
+        </w:rPr>
+        <w:t>const ALLOWED_MIME_TYPES = ['image/jpeg','image/png','image/webp','image/gif','application/pdf'];</w:t>
+      </w:r>
+    </w:p>
+    <w:p>
+      <w:pPr>
+        <w:spacing w:line="240" w:lineRule="auto"/>
+        <w:jc w:val="left"/>
+      </w:pPr>
+      <w:r>
+        <w:rPr>
+          <w:rFonts w:ascii="Courier New" w:hAnsi="Courier New"/>
+          <w:sz w:val="20"/>
+        </w:rPr>
+        <w:t xml:space="preserve"> </w:t>
+      </w:r>
+    </w:p>
+    <w:p>
+      <w:pPr>
+        <w:spacing w:line="240" w:lineRule="auto"/>
+        <w:jc w:val="left"/>
+      </w:pPr>
+      <w:r>
+        <w:rPr>
+          <w:rFonts w:ascii="Courier New" w:hAnsi="Courier New"/>
+          <w:sz w:val="20"/>
+        </w:rPr>
+        <w:t>const upload = multer({</w:t>
+      </w:r>
+    </w:p>
+    <w:p>
+      <w:pPr>
+        <w:spacing w:line="240" w:lineRule="auto"/>
+        <w:jc w:val="left"/>
+      </w:pPr>
+      <w:r>
+        <w:rPr>
+          <w:rFonts w:ascii="Courier New" w:hAnsi="Courier New"/>
+          <w:sz w:val="20"/>
+        </w:rPr>
+        <w:t xml:space="preserve">  storage: multer.memoryStorage(),</w:t>
+      </w:r>
+    </w:p>
+    <w:p>
+      <w:pPr>
+        <w:spacing w:line="240" w:lineRule="auto"/>
+        <w:jc w:val="left"/>
+      </w:pPr>
+      <w:r>
+        <w:rPr>
+          <w:rFonts w:ascii="Courier New" w:hAnsi="Courier New"/>
+          <w:sz w:val="20"/>
+        </w:rPr>
+        <w:t xml:space="preserve">  limits: { fileSize: 10 * 1024 * 1024 },</w:t>
+      </w:r>
+    </w:p>
+    <w:p>
+      <w:pPr>
+        <w:spacing w:line="240" w:lineRule="auto"/>
+        <w:jc w:val="left"/>
+      </w:pPr>
+      <w:r>
+        <w:rPr>
+          <w:rFonts w:ascii="Courier New" w:hAnsi="Courier New"/>
+          <w:sz w:val="20"/>
+        </w:rPr>
+        <w:t xml:space="preserve">  fileFilter: (_req, file, cb) =&gt; {</w:t>
+      </w:r>
+    </w:p>
+    <w:p>
+      <w:pPr>
+        <w:spacing w:line="240" w:lineRule="auto"/>
+        <w:jc w:val="left"/>
+      </w:pPr>
+      <w:r>
+        <w:rPr>
+          <w:rFonts w:ascii="Courier New" w:hAnsi="Courier New"/>
+          <w:sz w:val="20"/>
+        </w:rPr>
+        <w:t xml:space="preserve">    if (ALLOWED_MIME_TYPES.includes(file.mimetype)) return cb(null, true);</w:t>
+      </w:r>
+    </w:p>
+    <w:p>
+      <w:pPr>
+        <w:spacing w:line="240" w:lineRule="auto"/>
+        <w:jc w:val="left"/>
+      </w:pPr>
+      <w:r>
+        <w:rPr>
+          <w:rFonts w:ascii="Courier New" w:hAnsi="Courier New"/>
+          <w:sz w:val="20"/>
+        </w:rPr>
+        <w:t xml:space="preserve">    cb(new Error(`Недопустимый тип файла: ${file.mimetype}. Разрешены: JPEG, PNG, WEBP, GIF, PDF`));</w:t>
+      </w:r>
+    </w:p>
+    <w:p>
+      <w:pPr>
+        <w:spacing w:line="240" w:lineRule="auto"/>
+        <w:jc w:val="left"/>
+      </w:pPr>
+      <w:r>
+        <w:rPr>
+          <w:rFonts w:ascii="Courier New" w:hAnsi="Courier New"/>
+          <w:sz w:val="20"/>
+        </w:rPr>
+        <w:t xml:space="preserve">  },</w:t>
+      </w:r>
+    </w:p>
+    <w:p>
+      <w:pPr>
+        <w:spacing w:line="240" w:lineRule="auto"/>
+        <w:jc w:val="left"/>
+      </w:pPr>
+      <w:r>
+        <w:rPr>
+          <w:rFonts w:ascii="Courier New" w:hAnsi="Courier New"/>
+          <w:sz w:val="20"/>
+        </w:rPr>
+        <w:t>});</w:t>
+      </w:r>
+    </w:p>
+    <w:p>
+      <w:pPr>
+        <w:spacing w:line="240" w:lineRule="auto"/>
+        <w:jc w:val="left"/>
+      </w:pPr>
+      <w:r>
+        <w:rPr>
+          <w:rFonts w:ascii="Courier New" w:hAnsi="Courier New"/>
+          <w:sz w:val="20"/>
+        </w:rPr>
+        <w:t xml:space="preserve"> </w:t>
+      </w:r>
+    </w:p>
+    <w:p>
+      <w:pPr>
+        <w:spacing w:line="240" w:lineRule="auto"/>
+        <w:jc w:val="left"/>
+      </w:pPr>
+      <w:r>
+        <w:rPr>
+          <w:rFonts w:ascii="Courier New" w:hAnsi="Courier New"/>
+          <w:sz w:val="20"/>
+        </w:rPr>
+        <w:t>const directusHeaders = {</w:t>
+      </w:r>
+    </w:p>
+    <w:p>
+      <w:pPr>
+        <w:spacing w:line="240" w:lineRule="auto"/>
+        <w:jc w:val="left"/>
+      </w:pPr>
+      <w:r>
+        <w:rPr>
+          <w:rFonts w:ascii="Courier New" w:hAnsi="Courier New"/>
+          <w:sz w:val="20"/>
+        </w:rPr>
+        <w:t xml:space="preserve">  Authorization: `Bearer ${DIRECTUS_TOKEN}`,</w:t>
+      </w:r>
+    </w:p>
+    <w:p>
+      <w:pPr>
+        <w:spacing w:line="240" w:lineRule="auto"/>
+        <w:jc w:val="left"/>
+      </w:pPr>
+      <w:r>
+        <w:rPr>
+          <w:rFonts w:ascii="Courier New" w:hAnsi="Courier New"/>
+          <w:sz w:val="20"/>
+        </w:rPr>
+        <w:t xml:space="preserve">  'Content-Type': 'application/json',</w:t>
+      </w:r>
+    </w:p>
+    <w:p>
+      <w:pPr>
+        <w:spacing w:line="240" w:lineRule="auto"/>
+        <w:jc w:val="left"/>
+      </w:pPr>
+      <w:r>
+        <w:rPr>
+          <w:rFonts w:ascii="Courier New" w:hAnsi="Courier New"/>
+          <w:sz w:val="20"/>
+        </w:rPr>
+        <w:t>};</w:t>
+      </w:r>
+    </w:p>
+    <w:p>
+      <w:pPr>
+        <w:spacing w:line="240" w:lineRule="auto"/>
+        <w:jc w:val="left"/>
+      </w:pPr>
+      <w:r>
+        <w:rPr>
+          <w:rFonts w:ascii="Courier New" w:hAnsi="Courier New"/>
+          <w:sz w:val="20"/>
+        </w:rPr>
+        <w:t xml:space="preserve"> </w:t>
+      </w:r>
+    </w:p>
+    <w:p>
+      <w:pPr>
+        <w:spacing w:line="240" w:lineRule="auto"/>
+        <w:jc w:val="left"/>
+      </w:pPr>
+      <w:r>
+        <w:rPr>
+          <w:rFonts w:ascii="Courier New" w:hAnsi="Courier New"/>
+          <w:sz w:val="20"/>
+        </w:rPr>
+        <w:t>/* ════════════════════════════════════════</w:t>
+      </w:r>
+    </w:p>
+    <w:p>
+      <w:pPr>
+        <w:spacing w:line="240" w:lineRule="auto"/>
+        <w:jc w:val="left"/>
+      </w:pPr>
+      <w:r>
+        <w:rPr>
+          <w:rFonts w:ascii="Courier New" w:hAnsi="Courier New"/>
+          <w:sz w:val="20"/>
+        </w:rPr>
+        <w:t xml:space="preserve">   GET /api/health</w:t>
+      </w:r>
+    </w:p>
+    <w:p>
+      <w:pPr>
+        <w:spacing w:line="240" w:lineRule="auto"/>
+        <w:jc w:val="left"/>
+      </w:pPr>
+      <w:r>
+        <w:rPr>
+          <w:rFonts w:ascii="Courier New" w:hAnsi="Courier New"/>
+          <w:sz w:val="20"/>
+        </w:rPr>
+        <w:t>════════════════════════════════════════ */</w:t>
+      </w:r>
+    </w:p>
+    <w:p>
+      <w:pPr>
+        <w:spacing w:line="240" w:lineRule="auto"/>
+        <w:jc w:val="left"/>
+      </w:pPr>
+      <w:r>
+        <w:rPr>
+          <w:rFonts w:ascii="Courier New" w:hAnsi="Courier New"/>
+          <w:sz w:val="20"/>
+        </w:rPr>
+        <w:t>app.get('/api/health', async (_req, res) =&gt; {</w:t>
+      </w:r>
+    </w:p>
+    <w:p>
+      <w:pPr>
+        <w:spacing w:line="240" w:lineRule="auto"/>
+        <w:jc w:val="left"/>
+      </w:pPr>
+      <w:r>
+        <w:rPr>
+          <w:rFonts w:ascii="Courier New" w:hAnsi="Courier New"/>
+          <w:sz w:val="20"/>
+        </w:rPr>
+        <w:t xml:space="preserve">  const uptimeSeconds = Math.floor((Date.now() - START_TIME.getTime()) / 1000);</w:t>
+      </w:r>
+    </w:p>
+    <w:p>
+      <w:pPr>
+        <w:spacing w:line="240" w:lineRule="auto"/>
+        <w:jc w:val="left"/>
+      </w:pPr>
+      <w:r>
+        <w:rPr>
+          <w:rFonts w:ascii="Courier New" w:hAnsi="Courier New"/>
+          <w:sz w:val="20"/>
+        </w:rPr>
+        <w:t xml:space="preserve">  let directusStatus = 'ok';</w:t>
+      </w:r>
+    </w:p>
+    <w:p>
+      <w:pPr>
+        <w:spacing w:line="240" w:lineRule="auto"/>
+        <w:jc w:val="left"/>
+      </w:pPr>
+      <w:r>
+        <w:rPr>
+          <w:rFonts w:ascii="Courier New" w:hAnsi="Courier New"/>
+          <w:sz w:val="20"/>
+        </w:rPr>
+        <w:t xml:space="preserve">  try {</w:t>
+      </w:r>
+    </w:p>
+    <w:p>
+      <w:pPr>
+        <w:spacing w:line="240" w:lineRule="auto"/>
+        <w:jc w:val="left"/>
+      </w:pPr>
+      <w:r>
+        <w:rPr>
+          <w:rFonts w:ascii="Courier New" w:hAnsi="Courier New"/>
+          <w:sz w:val="20"/>
+        </w:rPr>
+        <w:t xml:space="preserve">    const r = await fetch(`${DIRECTUS_URL}/server/health`, {</w:t>
+      </w:r>
+    </w:p>
+    <w:p>
+      <w:pPr>
+        <w:spacing w:line="240" w:lineRule="auto"/>
+        <w:jc w:val="left"/>
+      </w:pPr>
+      <w:r>
+        <w:rPr>
+          <w:rFonts w:ascii="Courier New" w:hAnsi="Courier New"/>
+          <w:sz w:val="20"/>
+        </w:rPr>
+        <w:t xml:space="preserve">      headers: { Authorization: `Bearer ${DIRECTUS_TOKEN}` },</w:t>
+      </w:r>
+    </w:p>
+    <w:p>
+      <w:pPr>
+        <w:spacing w:line="240" w:lineRule="auto"/>
+        <w:jc w:val="left"/>
+      </w:pPr>
+      <w:r>
+        <w:rPr>
+          <w:rFonts w:ascii="Courier New" w:hAnsi="Courier New"/>
+          <w:sz w:val="20"/>
+        </w:rPr>
+        <w:t xml:space="preserve">      signal: AbortSignal.timeout(3000),</w:t>
+      </w:r>
+    </w:p>
+    <w:p>
+      <w:pPr>
+        <w:spacing w:line="240" w:lineRule="auto"/>
+        <w:jc w:val="left"/>
+      </w:pPr>
+      <w:r>
+        <w:rPr>
+          <w:rFonts w:ascii="Courier New" w:hAnsi="Courier New"/>
+          <w:sz w:val="20"/>
+        </w:rPr>
+        <w:t xml:space="preserve">    });</w:t>
+      </w:r>
+    </w:p>
+    <w:p>
+      <w:pPr>
+        <w:spacing w:line="240" w:lineRule="auto"/>
+        <w:jc w:val="left"/>
+      </w:pPr>
+      <w:r>
+        <w:rPr>
+          <w:rFonts w:ascii="Courier New" w:hAnsi="Courier New"/>
+          <w:sz w:val="20"/>
+        </w:rPr>
+        <w:t xml:space="preserve">    if (!r.ok) directusStatus = 'degraded';</w:t>
+      </w:r>
+    </w:p>
+    <w:p>
+      <w:pPr>
+        <w:spacing w:line="240" w:lineRule="auto"/>
+        <w:jc w:val="left"/>
+      </w:pPr>
+      <w:r>
+        <w:rPr>
+          <w:rFonts w:ascii="Courier New" w:hAnsi="Courier New"/>
+          <w:sz w:val="20"/>
+        </w:rPr>
+        <w:t xml:space="preserve">  } catch { directusStatus = 'unreachable'; }</w:t>
+      </w:r>
+    </w:p>
+    <w:p>
+      <w:pPr>
+        <w:spacing w:line="240" w:lineRule="auto"/>
+        <w:jc w:val="left"/>
+      </w:pPr>
+      <w:r>
+        <w:rPr>
+          <w:rFonts w:ascii="Courier New" w:hAnsi="Courier New"/>
+          <w:sz w:val="20"/>
+        </w:rPr>
+        <w:t xml:space="preserve"> </w:t>
+      </w:r>
+    </w:p>
+    <w:p>
+      <w:pPr>
+        <w:spacing w:line="240" w:lineRule="auto"/>
+        <w:jc w:val="left"/>
+      </w:pPr>
+      <w:r>
+        <w:rPr>
+          <w:rFonts w:ascii="Courier New" w:hAnsi="Courier New"/>
+          <w:sz w:val="20"/>
+        </w:rPr>
+        <w:t xml:space="preserve">  const status = directusStatus === 'ok' ? 'ok' : 'degraded';</w:t>
+      </w:r>
+    </w:p>
+    <w:p>
+      <w:pPr>
+        <w:spacing w:line="240" w:lineRule="auto"/>
+        <w:jc w:val="left"/>
+      </w:pPr>
+      <w:r>
+        <w:rPr>
+          <w:rFonts w:ascii="Courier New" w:hAnsi="Courier New"/>
+          <w:sz w:val="20"/>
+        </w:rPr>
+        <w:t xml:space="preserve">  res.status(status === 'ok' ? 200 : 503).json({</w:t>
+      </w:r>
+    </w:p>
+    <w:p>
+      <w:pPr>
+        <w:spacing w:line="240" w:lineRule="auto"/>
+        <w:jc w:val="left"/>
+      </w:pPr>
+      <w:r>
+        <w:rPr>
+          <w:rFonts w:ascii="Courier New" w:hAnsi="Courier New"/>
+          <w:sz w:val="20"/>
+        </w:rPr>
+        <w:t xml:space="preserve">    status,</w:t>
+      </w:r>
+    </w:p>
+    <w:p>
+      <w:pPr>
+        <w:spacing w:line="240" w:lineRule="auto"/>
+        <w:jc w:val="left"/>
+      </w:pPr>
+      <w:r>
+        <w:rPr>
+          <w:rFonts w:ascii="Courier New" w:hAnsi="Courier New"/>
+          <w:sz w:val="20"/>
+        </w:rPr>
+        <w:t xml:space="preserve">    version: process.env.npm_package_version || '1.0.0',</w:t>
+      </w:r>
+    </w:p>
+    <w:p>
+      <w:pPr>
+        <w:spacing w:line="240" w:lineRule="auto"/>
+        <w:jc w:val="left"/>
+      </w:pPr>
+      <w:r>
+        <w:rPr>
+          <w:rFonts w:ascii="Courier New" w:hAnsi="Courier New"/>
+          <w:sz w:val="20"/>
+        </w:rPr>
+        <w:t xml:space="preserve">    uptime: uptimeSeconds,</w:t>
+      </w:r>
+    </w:p>
+    <w:p>
+      <w:pPr>
+        <w:spacing w:line="240" w:lineRule="auto"/>
+        <w:jc w:val="left"/>
+      </w:pPr>
+      <w:r>
+        <w:rPr>
+          <w:rFonts w:ascii="Courier New" w:hAnsi="Courier New"/>
+          <w:sz w:val="20"/>
+        </w:rPr>
+        <w:t xml:space="preserve">    timestamp: new Date().toISOString(),</w:t>
+      </w:r>
+    </w:p>
+    <w:p>
+      <w:pPr>
+        <w:spacing w:line="240" w:lineRule="auto"/>
+        <w:jc w:val="left"/>
+      </w:pPr>
+      <w:r>
+        <w:rPr>
+          <w:rFonts w:ascii="Courier New" w:hAnsi="Courier New"/>
+          <w:sz w:val="20"/>
+        </w:rPr>
+        <w:t xml:space="preserve">    services: { directus: directusStatus },</w:t>
+      </w:r>
+    </w:p>
+    <w:p>
+      <w:pPr>
+        <w:spacing w:line="240" w:lineRule="auto"/>
+        <w:jc w:val="left"/>
+      </w:pPr>
+      <w:r>
+        <w:rPr>
+          <w:rFonts w:ascii="Courier New" w:hAnsi="Courier New"/>
+          <w:sz w:val="20"/>
+        </w:rPr>
+        <w:t xml:space="preserve">  });</w:t>
+      </w:r>
+    </w:p>
+    <w:p>
+      <w:pPr>
+        <w:spacing w:line="240" w:lineRule="auto"/>
+        <w:jc w:val="left"/>
+      </w:pPr>
+      <w:r>
+        <w:rPr>
+          <w:rFonts w:ascii="Courier New" w:hAnsi="Courier New"/>
+          <w:sz w:val="20"/>
+        </w:rPr>
+        <w:t>});</w:t>
+      </w:r>
+    </w:p>
+    <w:p>
+      <w:pPr>
+        <w:spacing w:line="240" w:lineRule="auto"/>
+        <w:jc w:val="left"/>
+      </w:pPr>
+      <w:r>
+        <w:rPr>
+          <w:rFonts w:ascii="Courier New" w:hAnsi="Courier New"/>
+          <w:sz w:val="20"/>
+        </w:rPr>
+        <w:t xml:space="preserve"> </w:t>
+      </w:r>
+    </w:p>
+    <w:p>
+      <w:pPr>
+        <w:spacing w:line="240" w:lineRule="auto"/>
+        <w:jc w:val="left"/>
+      </w:pPr>
+      <w:r>
+        <w:rPr>
+          <w:rFonts w:ascii="Courier New" w:hAnsi="Courier New"/>
+          <w:sz w:val="20"/>
+        </w:rPr>
+        <w:t>/* ════════════════════════════════════════</w:t>
+      </w:r>
+    </w:p>
+    <w:p>
+      <w:pPr>
+        <w:spacing w:line="240" w:lineRule="auto"/>
+        <w:jc w:val="left"/>
+      </w:pPr>
+      <w:r>
+        <w:rPr>
+          <w:rFonts w:ascii="Courier New" w:hAnsi="Courier New"/>
+          <w:sz w:val="20"/>
+        </w:rPr>
+        <w:t xml:space="preserve">   GET /api/holidays</w:t>
+      </w:r>
+    </w:p>
+    <w:p>
+      <w:pPr>
+        <w:spacing w:line="240" w:lineRule="auto"/>
+        <w:jc w:val="left"/>
+      </w:pPr>
+      <w:r>
+        <w:rPr>
+          <w:rFonts w:ascii="Courier New" w:hAnsi="Courier New"/>
+          <w:sz w:val="20"/>
+        </w:rPr>
+        <w:t xml:space="preserve">   Фильтры: search, month (вычисляется из поля date), limit, offset</w:t>
+      </w:r>
+    </w:p>
+    <w:p>
+      <w:pPr>
+        <w:spacing w:line="240" w:lineRule="auto"/>
+        <w:jc w:val="left"/>
+      </w:pPr>
+      <w:r>
+        <w:rPr>
+          <w:rFonts w:ascii="Courier New" w:hAnsi="Courier New"/>
+          <w:sz w:val="20"/>
+        </w:rPr>
+        <w:t>════════════════════════════════════════ */</w:t>
+      </w:r>
+    </w:p>
+    <w:p>
+      <w:pPr>
+        <w:spacing w:line="240" w:lineRule="auto"/>
+        <w:jc w:val="left"/>
+      </w:pPr>
+      <w:r>
+        <w:rPr>
+          <w:rFonts w:ascii="Courier New" w:hAnsi="Courier New"/>
+          <w:sz w:val="20"/>
+        </w:rPr>
+        <w:t>app.get('/api/holidays', validateQuery(HolidayQuerySchema), async (req, res) =&gt; {</w:t>
+      </w:r>
+    </w:p>
+    <w:p>
+      <w:pPr>
+        <w:spacing w:line="240" w:lineRule="auto"/>
+        <w:jc w:val="left"/>
+      </w:pPr>
+      <w:r>
+        <w:rPr>
+          <w:rFonts w:ascii="Courier New" w:hAnsi="Courier New"/>
+          <w:sz w:val="20"/>
+        </w:rPr>
+        <w:t xml:space="preserve">  const { search, month, limit, offset } = req.query;</w:t>
+      </w:r>
+    </w:p>
+    <w:p>
+      <w:pPr>
+        <w:spacing w:line="240" w:lineRule="auto"/>
+        <w:jc w:val="left"/>
+      </w:pPr>
+      <w:r>
+        <w:rPr>
+          <w:rFonts w:ascii="Courier New" w:hAnsi="Courier New"/>
+          <w:sz w:val="20"/>
+        </w:rPr>
+        <w:t xml:space="preserve"> </w:t>
+      </w:r>
+    </w:p>
+    <w:p>
+      <w:pPr>
+        <w:spacing w:line="240" w:lineRule="auto"/>
+        <w:jc w:val="left"/>
+      </w:pPr>
+      <w:r>
+        <w:rPr>
+          <w:rFonts w:ascii="Courier New" w:hAnsi="Courier New"/>
+          <w:sz w:val="20"/>
+        </w:rPr>
+        <w:t xml:space="preserve">  const params = new URLSearchParams();</w:t>
+      </w:r>
+    </w:p>
+    <w:p>
+      <w:pPr>
+        <w:spacing w:line="240" w:lineRule="auto"/>
+        <w:jc w:val="left"/>
+      </w:pPr>
+      <w:r>
+        <w:rPr>
+          <w:rFonts w:ascii="Courier New" w:hAnsi="Courier New"/>
+          <w:sz w:val="20"/>
+        </w:rPr>
+        <w:t xml:space="preserve">  params.set('limit', limit);</w:t>
+      </w:r>
+    </w:p>
+    <w:p>
+      <w:pPr>
+        <w:spacing w:line="240" w:lineRule="auto"/>
+        <w:jc w:val="left"/>
+      </w:pPr>
+      <w:r>
+        <w:rPr>
+          <w:rFonts w:ascii="Courier New" w:hAnsi="Courier New"/>
+          <w:sz w:val="20"/>
+        </w:rPr>
+        <w:t xml:space="preserve">  params.set('offset', offset);</w:t>
+      </w:r>
+    </w:p>
+    <w:p>
+      <w:pPr>
+        <w:spacing w:line="240" w:lineRule="auto"/>
+        <w:jc w:val="left"/>
+      </w:pPr>
+      <w:r>
+        <w:rPr>
+          <w:rFonts w:ascii="Courier New" w:hAnsi="Courier New"/>
+          <w:sz w:val="20"/>
+        </w:rPr>
+        <w:t xml:space="preserve">  // Реальные поля коллекции</w:t>
+      </w:r>
+    </w:p>
+    <w:p>
+      <w:pPr>
+        <w:spacing w:line="240" w:lineRule="auto"/>
+        <w:jc w:val="left"/>
+      </w:pPr>
+      <w:r>
+        <w:rPr>
+          <w:rFonts w:ascii="Courier New" w:hAnsi="Courier New"/>
+          <w:sz w:val="20"/>
+        </w:rPr>
+        <w:t xml:space="preserve">  params.set('fields', 'id,title,subtitle,date,description,people,region,image');</w:t>
+      </w:r>
+    </w:p>
+    <w:p>
+      <w:pPr>
+        <w:spacing w:line="240" w:lineRule="auto"/>
+        <w:jc w:val="left"/>
+      </w:pPr>
+      <w:r>
+        <w:rPr>
+          <w:rFonts w:ascii="Courier New" w:hAnsi="Courier New"/>
+          <w:sz w:val="20"/>
+        </w:rPr>
+        <w:t xml:space="preserve">  params.set('sort', 'date');</w:t>
+      </w:r>
+    </w:p>
+    <w:p>
+      <w:pPr>
+        <w:spacing w:line="240" w:lineRule="auto"/>
+        <w:jc w:val="left"/>
+      </w:pPr>
+      <w:r>
+        <w:rPr>
+          <w:rFonts w:ascii="Courier New" w:hAnsi="Courier New"/>
+          <w:sz w:val="20"/>
+        </w:rPr>
+        <w:t xml:space="preserve">  params.set('meta', 'total_count');</w:t>
+      </w:r>
+    </w:p>
+    <w:p>
+      <w:pPr>
+        <w:spacing w:line="240" w:lineRule="auto"/>
+        <w:jc w:val="left"/>
+      </w:pPr>
+      <w:r>
+        <w:rPr>
+          <w:rFonts w:ascii="Courier New" w:hAnsi="Courier New"/>
+          <w:sz w:val="20"/>
+        </w:rPr>
+        <w:t xml:space="preserve"> </w:t>
+      </w:r>
+    </w:p>
+    <w:p>
+      <w:pPr>
+        <w:spacing w:line="240" w:lineRule="auto"/>
+        <w:jc w:val="left"/>
+      </w:pPr>
+      <w:r>
+        <w:rPr>
+          <w:rFonts w:ascii="Courier New" w:hAnsi="Courier New"/>
+          <w:sz w:val="20"/>
+        </w:rPr>
+        <w:t xml:space="preserve">  if (search) params.set('filter[title][_icontains]', search);</w:t>
+      </w:r>
+    </w:p>
+    <w:p>
+      <w:pPr>
+        <w:spacing w:line="240" w:lineRule="auto"/>
+        <w:jc w:val="left"/>
+      </w:pPr>
+      <w:r>
+        <w:rPr>
+          <w:rFonts w:ascii="Courier New" w:hAnsi="Courier New"/>
+          <w:sz w:val="20"/>
+        </w:rPr>
+        <w:t xml:space="preserve">  // month фильтр: date хранится как YYYY-MM-DD, используем _month Directus-фильтр</w:t>
+      </w:r>
+    </w:p>
+    <w:p>
+      <w:pPr>
+        <w:spacing w:line="240" w:lineRule="auto"/>
+        <w:jc w:val="left"/>
+      </w:pPr>
+      <w:r>
+        <w:rPr>
+          <w:rFonts w:ascii="Courier New" w:hAnsi="Courier New"/>
+          <w:sz w:val="20"/>
+        </w:rPr>
+        <w:t xml:space="preserve">  if (month !== undefined) params.set('filter[date][_month][_eq]', month);</w:t>
+      </w:r>
+    </w:p>
+    <w:p>
+      <w:pPr>
+        <w:spacing w:line="240" w:lineRule="auto"/>
+        <w:jc w:val="left"/>
+      </w:pPr>
+      <w:r>
+        <w:rPr>
+          <w:rFonts w:ascii="Courier New" w:hAnsi="Courier New"/>
+          <w:sz w:val="20"/>
+        </w:rPr>
+        <w:t xml:space="preserve"> </w:t>
+      </w:r>
+    </w:p>
+    <w:p>
+      <w:pPr>
+        <w:spacing w:line="240" w:lineRule="auto"/>
+        <w:jc w:val="left"/>
+      </w:pPr>
+      <w:r>
+        <w:rPr>
+          <w:rFonts w:ascii="Courier New" w:hAnsi="Courier New"/>
+          <w:sz w:val="20"/>
+        </w:rPr>
+        <w:t xml:space="preserve">  try {</w:t>
+      </w:r>
+    </w:p>
+    <w:p>
+      <w:pPr>
+        <w:spacing w:line="240" w:lineRule="auto"/>
+        <w:jc w:val="left"/>
+      </w:pPr>
+      <w:r>
+        <w:rPr>
+          <w:rFonts w:ascii="Courier New" w:hAnsi="Courier New"/>
+          <w:sz w:val="20"/>
+        </w:rPr>
+        <w:t xml:space="preserve">    const r = await fetch(`${DIRECTUS_URL}/items/holidays?${params.toString()}`, { headers: directusHeaders });</w:t>
+      </w:r>
+    </w:p>
+    <w:p>
+      <w:pPr>
+        <w:spacing w:line="240" w:lineRule="auto"/>
+        <w:jc w:val="left"/>
+      </w:pPr>
+      <w:r>
+        <w:rPr>
+          <w:rFonts w:ascii="Courier New" w:hAnsi="Courier New"/>
+          <w:sz w:val="20"/>
+        </w:rPr>
+        <w:t xml:space="preserve">    const json = await r.json();</w:t>
+      </w:r>
+    </w:p>
+    <w:p>
+      <w:pPr>
+        <w:spacing w:line="240" w:lineRule="auto"/>
+        <w:jc w:val="left"/>
+      </w:pPr>
+      <w:r>
+        <w:rPr>
+          <w:rFonts w:ascii="Courier New" w:hAnsi="Courier New"/>
+          <w:sz w:val="20"/>
+        </w:rPr>
+        <w:t xml:space="preserve">    res.set('Cache-Control', 'public, max-age=300');</w:t>
+      </w:r>
+    </w:p>
+    <w:p>
+      <w:pPr>
+        <w:spacing w:line="240" w:lineRule="auto"/>
+        <w:jc w:val="left"/>
+      </w:pPr>
+      <w:r>
+        <w:rPr>
+          <w:rFonts w:ascii="Courier New" w:hAnsi="Courier New"/>
+          <w:sz w:val="20"/>
+        </w:rPr>
+        <w:t xml:space="preserve">    res.json({ data: json.data || [], meta: json.meta || {} });</w:t>
+      </w:r>
+    </w:p>
+    <w:p>
+      <w:pPr>
+        <w:spacing w:line="240" w:lineRule="auto"/>
+        <w:jc w:val="left"/>
+      </w:pPr>
+      <w:r>
+        <w:rPr>
+          <w:rFonts w:ascii="Courier New" w:hAnsi="Courier New"/>
+          <w:sz w:val="20"/>
+        </w:rPr>
+        <w:t xml:space="preserve">  } catch (err) {</w:t>
+      </w:r>
+    </w:p>
+    <w:p>
+      <w:pPr>
+        <w:spacing w:line="240" w:lineRule="auto"/>
+        <w:jc w:val="left"/>
+      </w:pPr>
+      <w:r>
+        <w:rPr>
+          <w:rFonts w:ascii="Courier New" w:hAnsi="Courier New"/>
+          <w:sz w:val="20"/>
+        </w:rPr>
+        <w:t xml:space="preserve">    console.error('[GET /api/holidays]', err);</w:t>
+      </w:r>
+    </w:p>
+    <w:p>
+      <w:pPr>
+        <w:spacing w:line="240" w:lineRule="auto"/>
+        <w:jc w:val="left"/>
+      </w:pPr>
+      <w:r>
+        <w:rPr>
+          <w:rFonts w:ascii="Courier New" w:hAnsi="Courier New"/>
+          <w:sz w:val="20"/>
+        </w:rPr>
+        <w:t xml:space="preserve">    res.status(500).json({ error: 'Ошибка загрузки праздников' });</w:t>
+      </w:r>
+    </w:p>
+    <w:p>
+      <w:pPr>
+        <w:spacing w:line="240" w:lineRule="auto"/>
+        <w:jc w:val="left"/>
+      </w:pPr>
+      <w:r>
+        <w:rPr>
+          <w:rFonts w:ascii="Courier New" w:hAnsi="Courier New"/>
+          <w:sz w:val="20"/>
+        </w:rPr>
+        <w:t xml:space="preserve">  }</w:t>
+      </w:r>
+    </w:p>
+    <w:p>
+      <w:pPr>
+        <w:spacing w:line="240" w:lineRule="auto"/>
+        <w:jc w:val="left"/>
+      </w:pPr>
+      <w:r>
+        <w:rPr>
+          <w:rFonts w:ascii="Courier New" w:hAnsi="Courier New"/>
+          <w:sz w:val="20"/>
+        </w:rPr>
+        <w:t>});</w:t>
+      </w:r>
+    </w:p>
+    <w:p>
+      <w:pPr>
+        <w:spacing w:line="240" w:lineRule="auto"/>
+        <w:jc w:val="left"/>
+      </w:pPr>
+      <w:r>
+        <w:rPr>
+          <w:rFonts w:ascii="Courier New" w:hAnsi="Courier New"/>
+          <w:sz w:val="20"/>
+        </w:rPr>
+        <w:t xml:space="preserve"> </w:t>
+      </w:r>
+    </w:p>
+    <w:p>
+      <w:pPr>
+        <w:spacing w:line="240" w:lineRule="auto"/>
+        <w:jc w:val="left"/>
+      </w:pPr>
+      <w:r>
+        <w:rPr>
+          <w:rFonts w:ascii="Courier New" w:hAnsi="Courier New"/>
+          <w:sz w:val="20"/>
+        </w:rPr>
+        <w:t>/* ════════════════════════════════════════</w:t>
+      </w:r>
+    </w:p>
+    <w:p>
+      <w:pPr>
+        <w:spacing w:line="240" w:lineRule="auto"/>
+        <w:jc w:val="left"/>
+      </w:pPr>
+      <w:r>
+        <w:rPr>
+          <w:rFonts w:ascii="Courier New" w:hAnsi="Courier New"/>
+          <w:sz w:val="20"/>
+        </w:rPr>
+        <w:t xml:space="preserve">   GET /api/holidays/:id</w:t>
+      </w:r>
+    </w:p>
+    <w:p>
+      <w:pPr>
+        <w:spacing w:line="240" w:lineRule="auto"/>
+        <w:jc w:val="left"/>
+      </w:pPr>
+      <w:r>
+        <w:rPr>
+          <w:rFonts w:ascii="Courier New" w:hAnsi="Courier New"/>
+          <w:sz w:val="20"/>
+        </w:rPr>
+        <w:t>════════════════════════════════════════ */</w:t>
+      </w:r>
+    </w:p>
+    <w:p>
+      <w:pPr>
+        <w:spacing w:line="240" w:lineRule="auto"/>
+        <w:jc w:val="left"/>
+      </w:pPr>
+      <w:r>
+        <w:rPr>
+          <w:rFonts w:ascii="Courier New" w:hAnsi="Courier New"/>
+          <w:sz w:val="20"/>
+        </w:rPr>
+        <w:t>app.get('/api/holidays/:id', validateParams(IdParamSchema), async (req, res) =&gt; {</w:t>
+      </w:r>
+    </w:p>
+    <w:p>
+      <w:pPr>
+        <w:spacing w:line="240" w:lineRule="auto"/>
+        <w:jc w:val="left"/>
+      </w:pPr>
+      <w:r>
+        <w:rPr>
+          <w:rFonts w:ascii="Courier New" w:hAnsi="Courier New"/>
+          <w:sz w:val="20"/>
+        </w:rPr>
+        <w:t xml:space="preserve">  const { id } = req.params;</w:t>
+      </w:r>
+    </w:p>
+    <w:p>
+      <w:pPr>
+        <w:spacing w:line="240" w:lineRule="auto"/>
+        <w:jc w:val="left"/>
+      </w:pPr>
+      <w:r>
+        <w:rPr>
+          <w:rFonts w:ascii="Courier New" w:hAnsi="Courier New"/>
+          <w:sz w:val="20"/>
+        </w:rPr>
+        <w:t xml:space="preserve">  try {</w:t>
+      </w:r>
+    </w:p>
+    <w:p>
+      <w:pPr>
+        <w:spacing w:line="240" w:lineRule="auto"/>
+        <w:jc w:val="left"/>
+      </w:pPr>
+      <w:r>
+        <w:rPr>
+          <w:rFonts w:ascii="Courier New" w:hAnsi="Courier New"/>
+          <w:sz w:val="20"/>
+        </w:rPr>
+        <w:t xml:space="preserve">    const r = await fetch(</w:t>
+      </w:r>
+    </w:p>
+    <w:p>
+      <w:pPr>
+        <w:spacing w:line="240" w:lineRule="auto"/>
+        <w:jc w:val="left"/>
+      </w:pPr>
+      <w:r>
+        <w:rPr>
+          <w:rFonts w:ascii="Courier New" w:hAnsi="Courier New"/>
+          <w:sz w:val="20"/>
+        </w:rPr>
+        <w:t xml:space="preserve">      `${DIRECTUS_URL}/items/holidays/${id}?fields=id,title,subtitle,date,description,full_description,people,region,image,tags`,</w:t>
+      </w:r>
+    </w:p>
+    <w:p>
+      <w:pPr>
+        <w:spacing w:line="240" w:lineRule="auto"/>
+        <w:jc w:val="left"/>
+      </w:pPr>
+      <w:r>
+        <w:rPr>
+          <w:rFonts w:ascii="Courier New" w:hAnsi="Courier New"/>
+          <w:sz w:val="20"/>
+        </w:rPr>
+        <w:t xml:space="preserve">      { headers: directusHeaders },</w:t>
+      </w:r>
+    </w:p>
+    <w:p>
+      <w:pPr>
+        <w:spacing w:line="240" w:lineRule="auto"/>
+        <w:jc w:val="left"/>
+      </w:pPr>
+      <w:r>
+        <w:rPr>
+          <w:rFonts w:ascii="Courier New" w:hAnsi="Courier New"/>
+          <w:sz w:val="20"/>
+        </w:rPr>
+        <w:t xml:space="preserve">    );</w:t>
+      </w:r>
+    </w:p>
+    <w:p>
+      <w:pPr>
+        <w:spacing w:line="240" w:lineRule="auto"/>
+        <w:jc w:val="left"/>
+      </w:pPr>
+      <w:r>
+        <w:rPr>
+          <w:rFonts w:ascii="Courier New" w:hAnsi="Courier New"/>
+          <w:sz w:val="20"/>
+        </w:rPr>
+        <w:t xml:space="preserve">    if (!r.ok) return res.status(404).json({ error: 'Праздник не найден' });</w:t>
+      </w:r>
+    </w:p>
+    <w:p>
+      <w:pPr>
+        <w:spacing w:line="240" w:lineRule="auto"/>
+        <w:jc w:val="left"/>
+      </w:pPr>
+      <w:r>
+        <w:rPr>
+          <w:rFonts w:ascii="Courier New" w:hAnsi="Courier New"/>
+          <w:sz w:val="20"/>
+        </w:rPr>
+        <w:t xml:space="preserve">    const json = await r.json();</w:t>
+      </w:r>
+    </w:p>
+    <w:p>
+      <w:pPr>
+        <w:spacing w:line="240" w:lineRule="auto"/>
+        <w:jc w:val="left"/>
+      </w:pPr>
+      <w:r>
+        <w:rPr>
+          <w:rFonts w:ascii="Courier New" w:hAnsi="Courier New"/>
+          <w:sz w:val="20"/>
+        </w:rPr>
+        <w:t xml:space="preserve">    res.set('Cache-Control', 'public, max-age=300');</w:t>
+      </w:r>
+    </w:p>
+    <w:p>
+      <w:pPr>
+        <w:spacing w:line="240" w:lineRule="auto"/>
+        <w:jc w:val="left"/>
+      </w:pPr>
+      <w:r>
+        <w:rPr>
+          <w:rFonts w:ascii="Courier New" w:hAnsi="Courier New"/>
+          <w:sz w:val="20"/>
+        </w:rPr>
+        <w:t xml:space="preserve">    res.json(json.data || null);</w:t>
+      </w:r>
+    </w:p>
+    <w:p>
+      <w:pPr>
+        <w:spacing w:line="240" w:lineRule="auto"/>
+        <w:jc w:val="left"/>
+      </w:pPr>
+      <w:r>
+        <w:rPr>
+          <w:rFonts w:ascii="Courier New" w:hAnsi="Courier New"/>
+          <w:sz w:val="20"/>
+        </w:rPr>
+        <w:t xml:space="preserve">  } catch (err) {</w:t>
+      </w:r>
+    </w:p>
+    <w:p>
+      <w:pPr>
+        <w:spacing w:line="240" w:lineRule="auto"/>
+        <w:jc w:val="left"/>
+      </w:pPr>
+      <w:r>
+        <w:rPr>
+          <w:rFonts w:ascii="Courier New" w:hAnsi="Courier New"/>
+          <w:sz w:val="20"/>
+        </w:rPr>
+        <w:t xml:space="preserve">    console.error('[GET /api/holidays/:id]', err);</w:t>
+      </w:r>
+    </w:p>
+    <w:p>
+      <w:pPr>
+        <w:spacing w:line="240" w:lineRule="auto"/>
+        <w:jc w:val="left"/>
+      </w:pPr>
+      <w:r>
+        <w:rPr>
+          <w:rFonts w:ascii="Courier New" w:hAnsi="Courier New"/>
+          <w:sz w:val="20"/>
+        </w:rPr>
+        <w:t xml:space="preserve">    res.status(500).json({ error: 'Ошибка загрузки праздника' });</w:t>
+      </w:r>
+    </w:p>
+    <w:p>
+      <w:pPr>
+        <w:spacing w:line="240" w:lineRule="auto"/>
+        <w:jc w:val="left"/>
+      </w:pPr>
+      <w:r>
+        <w:rPr>
+          <w:rFonts w:ascii="Courier New" w:hAnsi="Courier New"/>
+          <w:sz w:val="20"/>
+        </w:rPr>
+        <w:t xml:space="preserve">  }</w:t>
+      </w:r>
+    </w:p>
+    <w:p>
+      <w:pPr>
+        <w:spacing w:line="240" w:lineRule="auto"/>
+        <w:jc w:val="left"/>
+      </w:pPr>
+      <w:r>
+        <w:rPr>
+          <w:rFonts w:ascii="Courier New" w:hAnsi="Courier New"/>
+          <w:sz w:val="20"/>
+        </w:rPr>
+        <w:t>});</w:t>
+      </w:r>
+    </w:p>
+    <w:p>
+      <w:pPr>
+        <w:spacing w:line="240" w:lineRule="auto"/>
+        <w:jc w:val="left"/>
+      </w:pPr>
+      <w:r>
+        <w:rPr>
+          <w:rFonts w:ascii="Courier New" w:hAnsi="Courier New"/>
+          <w:sz w:val="20"/>
+        </w:rPr>
+        <w:t xml:space="preserve"> </w:t>
+      </w:r>
+    </w:p>
+    <w:p>
+      <w:pPr>
+        <w:spacing w:line="240" w:lineRule="auto"/>
+        <w:jc w:val="left"/>
+      </w:pPr>
+      <w:r>
+        <w:rPr>
+          <w:rFonts w:ascii="Courier New" w:hAnsi="Courier New"/>
+          <w:sz w:val="20"/>
+        </w:rPr>
+        <w:t>/* ════════════════════════════════════════</w:t>
+      </w:r>
+    </w:p>
+    <w:p>
+      <w:pPr>
+        <w:spacing w:line="240" w:lineRule="auto"/>
+        <w:jc w:val="left"/>
+      </w:pPr>
+      <w:r>
+        <w:rPr>
+          <w:rFonts w:ascii="Courier New" w:hAnsi="Courier New"/>
+          <w:sz w:val="20"/>
+        </w:rPr>
+        <w:t xml:space="preserve">   GET /api/holidays/:id/events</w:t>
+      </w:r>
+    </w:p>
+    <w:p>
+      <w:pPr>
+        <w:spacing w:line="240" w:lineRule="auto"/>
+        <w:jc w:val="left"/>
+      </w:pPr>
+      <w:r>
+        <w:rPr>
+          <w:rFonts w:ascii="Courier New" w:hAnsi="Courier New"/>
+          <w:sz w:val="20"/>
+        </w:rPr>
+        <w:t>════════════════════════════════════════ */</w:t>
+      </w:r>
+    </w:p>
+    <w:p>
+      <w:pPr>
+        <w:spacing w:line="240" w:lineRule="auto"/>
+        <w:jc w:val="left"/>
+      </w:pPr>
+      <w:r>
+        <w:rPr>
+          <w:rFonts w:ascii="Courier New" w:hAnsi="Courier New"/>
+          <w:sz w:val="20"/>
+        </w:rPr>
+        <w:t>app.get('/api/holidays/:id/events', validateParams(IdParamSchema), async (req, res) =&gt; {</w:t>
+      </w:r>
+    </w:p>
+    <w:p>
+      <w:pPr>
+        <w:spacing w:line="240" w:lineRule="auto"/>
+        <w:jc w:val="left"/>
+      </w:pPr>
+      <w:r>
+        <w:rPr>
+          <w:rFonts w:ascii="Courier New" w:hAnsi="Courier New"/>
+          <w:sz w:val="20"/>
+        </w:rPr>
+        <w:t xml:space="preserve">  const { id } = req.params;</w:t>
+      </w:r>
+    </w:p>
+    <w:p>
+      <w:pPr>
+        <w:spacing w:line="240" w:lineRule="auto"/>
+        <w:jc w:val="left"/>
+      </w:pPr>
+      <w:r>
+        <w:rPr>
+          <w:rFonts w:ascii="Courier New" w:hAnsi="Courier New"/>
+          <w:sz w:val="20"/>
+        </w:rPr>
+        <w:t xml:space="preserve">  const params = new URLSearchParams();</w:t>
+      </w:r>
+    </w:p>
+    <w:p>
+      <w:pPr>
+        <w:spacing w:line="240" w:lineRule="auto"/>
+        <w:jc w:val="left"/>
+      </w:pPr>
+      <w:r>
+        <w:rPr>
+          <w:rFonts w:ascii="Courier New" w:hAnsi="Courier New"/>
+          <w:sz w:val="20"/>
+        </w:rPr>
+        <w:t xml:space="preserve">  params.set('filter[holiday_id][_eq]', id);</w:t>
+      </w:r>
+    </w:p>
+    <w:p>
+      <w:pPr>
+        <w:spacing w:line="240" w:lineRule="auto"/>
+        <w:jc w:val="left"/>
+      </w:pPr>
+      <w:r>
+        <w:rPr>
+          <w:rFonts w:ascii="Courier New" w:hAnsi="Courier New"/>
+          <w:sz w:val="20"/>
+        </w:rPr>
+        <w:t xml:space="preserve">  params.set('filter[status][_eq]', 'published');</w:t>
+      </w:r>
+    </w:p>
+    <w:p>
+      <w:pPr>
+        <w:spacing w:line="240" w:lineRule="auto"/>
+        <w:jc w:val="left"/>
+      </w:pPr>
+      <w:r>
+        <w:rPr>
+          <w:rFonts w:ascii="Courier New" w:hAnsi="Courier New"/>
+          <w:sz w:val="20"/>
+        </w:rPr>
+        <w:t xml:space="preserve">  params.set('fields', [</w:t>
+      </w:r>
+    </w:p>
+    <w:p>
+      <w:pPr>
+        <w:spacing w:line="240" w:lineRule="auto"/>
+        <w:jc w:val="left"/>
+      </w:pPr>
+      <w:r>
+        <w:rPr>
+          <w:rFonts w:ascii="Courier New" w:hAnsi="Courier New"/>
+          <w:sz w:val="20"/>
+        </w:rPr>
+        <w:t xml:space="preserve">    'id', 'title', 'event_date', 'description',</w:t>
+      </w:r>
+    </w:p>
+    <w:p>
+      <w:pPr>
+        <w:spacing w:line="240" w:lineRule="auto"/>
+        <w:jc w:val="left"/>
+      </w:pPr>
+      <w:r>
+        <w:rPr>
+          <w:rFonts w:ascii="Courier New" w:hAnsi="Courier New"/>
+          <w:sz w:val="20"/>
+        </w:rPr>
+        <w:t xml:space="preserve">    'images.directus_files_id.id',</w:t>
+      </w:r>
+    </w:p>
+    <w:p>
+      <w:pPr>
+        <w:spacing w:line="240" w:lineRule="auto"/>
+        <w:jc w:val="left"/>
+      </w:pPr>
+      <w:r>
+        <w:rPr>
+          <w:rFonts w:ascii="Courier New" w:hAnsi="Courier New"/>
+          <w:sz w:val="20"/>
+        </w:rPr>
+        <w:t xml:space="preserve">    'images.directus_files_id.filename_download',</w:t>
+      </w:r>
+    </w:p>
+    <w:p>
+      <w:pPr>
+        <w:spacing w:line="240" w:lineRule="auto"/>
+        <w:jc w:val="left"/>
+      </w:pPr>
+      <w:r>
+        <w:rPr>
+          <w:rFonts w:ascii="Courier New" w:hAnsi="Courier New"/>
+          <w:sz w:val="20"/>
+        </w:rPr>
+        <w:t xml:space="preserve">    'images.directus_files_id.type',</w:t>
+      </w:r>
+    </w:p>
+    <w:p>
+      <w:pPr>
+        <w:spacing w:line="240" w:lineRule="auto"/>
+        <w:jc w:val="left"/>
+      </w:pPr>
+      <w:r>
+        <w:rPr>
+          <w:rFonts w:ascii="Courier New" w:hAnsi="Courier New"/>
+          <w:sz w:val="20"/>
+        </w:rPr>
+        <w:t xml:space="preserve">    'images.directus_files_id.width',</w:t>
+      </w:r>
+    </w:p>
+    <w:p>
+      <w:pPr>
+        <w:spacing w:line="240" w:lineRule="auto"/>
+        <w:jc w:val="left"/>
+      </w:pPr>
+      <w:r>
+        <w:rPr>
+          <w:rFonts w:ascii="Courier New" w:hAnsi="Courier New"/>
+          <w:sz w:val="20"/>
+        </w:rPr>
+        <w:t xml:space="preserve">    'images.directus_files_id.height',</w:t>
+      </w:r>
+    </w:p>
+    <w:p>
+      <w:pPr>
+        <w:spacing w:line="240" w:lineRule="auto"/>
+        <w:jc w:val="left"/>
+      </w:pPr>
+      <w:r>
+        <w:rPr>
+          <w:rFonts w:ascii="Courier New" w:hAnsi="Courier New"/>
+          <w:sz w:val="20"/>
+        </w:rPr>
+        <w:t xml:space="preserve">  ].join(','));</w:t>
+      </w:r>
+    </w:p>
+    <w:p>
+      <w:pPr>
+        <w:spacing w:line="240" w:lineRule="auto"/>
+        <w:jc w:val="left"/>
+      </w:pPr>
+      <w:r>
+        <w:rPr>
+          <w:rFonts w:ascii="Courier New" w:hAnsi="Courier New"/>
+          <w:sz w:val="20"/>
+        </w:rPr>
+        <w:t xml:space="preserve">  params.set('sort', '-event_date');</w:t>
+      </w:r>
+    </w:p>
+    <w:p>
+      <w:pPr>
+        <w:spacing w:line="240" w:lineRule="auto"/>
+        <w:jc w:val="left"/>
+      </w:pPr>
+      <w:r>
+        <w:rPr>
+          <w:rFonts w:ascii="Courier New" w:hAnsi="Courier New"/>
+          <w:sz w:val="20"/>
+        </w:rPr>
+        <w:t xml:space="preserve"> </w:t>
+      </w:r>
+    </w:p>
+    <w:p>
+      <w:pPr>
+        <w:spacing w:line="240" w:lineRule="auto"/>
+        <w:jc w:val="left"/>
+      </w:pPr>
+      <w:r>
+        <w:rPr>
+          <w:rFonts w:ascii="Courier New" w:hAnsi="Courier New"/>
+          <w:sz w:val="20"/>
+        </w:rPr>
+        <w:t xml:space="preserve">  try {</w:t>
+      </w:r>
+    </w:p>
+    <w:p>
+      <w:pPr>
+        <w:spacing w:line="240" w:lineRule="auto"/>
+        <w:jc w:val="left"/>
+      </w:pPr>
+      <w:r>
+        <w:rPr>
+          <w:rFonts w:ascii="Courier New" w:hAnsi="Courier New"/>
+          <w:sz w:val="20"/>
+        </w:rPr>
+        <w:t xml:space="preserve">    const r = await fetch(`${DIRECTUS_URL}/items/holiday_events?${params.toString()}`, { headers: directusHeaders });</w:t>
+      </w:r>
+    </w:p>
+    <w:p>
+      <w:pPr>
+        <w:spacing w:line="240" w:lineRule="auto"/>
+        <w:jc w:val="left"/>
+      </w:pPr>
+      <w:r>
+        <w:rPr>
+          <w:rFonts w:ascii="Courier New" w:hAnsi="Courier New"/>
+          <w:sz w:val="20"/>
+        </w:rPr>
+        <w:t xml:space="preserve">    if (!r.ok) return res.status(404).json({ error: 'Мероприятия не найдены' });</w:t>
+      </w:r>
+    </w:p>
+    <w:p>
+      <w:pPr>
+        <w:spacing w:line="240" w:lineRule="auto"/>
+        <w:jc w:val="left"/>
+      </w:pPr>
+      <w:r>
+        <w:rPr>
+          <w:rFonts w:ascii="Courier New" w:hAnsi="Courier New"/>
+          <w:sz w:val="20"/>
+        </w:rPr>
+        <w:t xml:space="preserve">    const json = await r.json();</w:t>
+      </w:r>
+    </w:p>
+    <w:p>
+      <w:pPr>
+        <w:spacing w:line="240" w:lineRule="auto"/>
+        <w:jc w:val="left"/>
+      </w:pPr>
+      <w:r>
+        <w:rPr>
+          <w:rFonts w:ascii="Courier New" w:hAnsi="Courier New"/>
+          <w:sz w:val="20"/>
+        </w:rPr>
+        <w:t xml:space="preserve">    res.set('Cache-Control', 'public, max-age=60');</w:t>
+      </w:r>
+    </w:p>
+    <w:p>
+      <w:pPr>
+        <w:spacing w:line="240" w:lineRule="auto"/>
+        <w:jc w:val="left"/>
+      </w:pPr>
+      <w:r>
+        <w:rPr>
+          <w:rFonts w:ascii="Courier New" w:hAnsi="Courier New"/>
+          <w:sz w:val="20"/>
+        </w:rPr>
+        <w:t xml:space="preserve">    res.json(json.data || []);</w:t>
+      </w:r>
+    </w:p>
+    <w:p>
+      <w:pPr>
+        <w:spacing w:line="240" w:lineRule="auto"/>
+        <w:jc w:val="left"/>
+      </w:pPr>
+      <w:r>
+        <w:rPr>
+          <w:rFonts w:ascii="Courier New" w:hAnsi="Courier New"/>
+          <w:sz w:val="20"/>
+        </w:rPr>
+        <w:t xml:space="preserve">  } catch (err) {</w:t>
+      </w:r>
+    </w:p>
+    <w:p>
+      <w:pPr>
+        <w:spacing w:line="240" w:lineRule="auto"/>
+        <w:jc w:val="left"/>
+      </w:pPr>
+      <w:r>
+        <w:rPr>
+          <w:rFonts w:ascii="Courier New" w:hAnsi="Courier New"/>
+          <w:sz w:val="20"/>
+        </w:rPr>
+        <w:t xml:space="preserve">    console.error('[GET /api/holidays/:id/events]', err);</w:t>
+      </w:r>
+    </w:p>
+    <w:p>
+      <w:pPr>
+        <w:spacing w:line="240" w:lineRule="auto"/>
+        <w:jc w:val="left"/>
+      </w:pPr>
+      <w:r>
+        <w:rPr>
+          <w:rFonts w:ascii="Courier New" w:hAnsi="Courier New"/>
+          <w:sz w:val="20"/>
+        </w:rPr>
+        <w:t xml:space="preserve">    res.status(500).json({ error: 'Ошибка загрузки мероприятий' });</w:t>
+      </w:r>
+    </w:p>
+    <w:p>
+      <w:pPr>
+        <w:spacing w:line="240" w:lineRule="auto"/>
+        <w:jc w:val="left"/>
+      </w:pPr>
+      <w:r>
+        <w:rPr>
+          <w:rFonts w:ascii="Courier New" w:hAnsi="Courier New"/>
+          <w:sz w:val="20"/>
+        </w:rPr>
+        <w:t xml:space="preserve">  }</w:t>
+      </w:r>
+    </w:p>
+    <w:p>
+      <w:pPr>
+        <w:spacing w:line="240" w:lineRule="auto"/>
+        <w:jc w:val="left"/>
+      </w:pPr>
+      <w:r>
+        <w:rPr>
+          <w:rFonts w:ascii="Courier New" w:hAnsi="Courier New"/>
+          <w:sz w:val="20"/>
+        </w:rPr>
+        <w:t>});</w:t>
+      </w:r>
+    </w:p>
+    <w:p>
+      <w:pPr>
+        <w:spacing w:line="240" w:lineRule="auto"/>
+        <w:jc w:val="left"/>
+      </w:pPr>
+      <w:r>
+        <w:rPr>
+          <w:rFonts w:ascii="Courier New" w:hAnsi="Courier New"/>
+          <w:sz w:val="20"/>
+        </w:rPr>
+        <w:t xml:space="preserve"> </w:t>
+      </w:r>
+    </w:p>
+    <w:p>
+      <w:pPr>
+        <w:spacing w:line="240" w:lineRule="auto"/>
+        <w:jc w:val="left"/>
+      </w:pPr>
+      <w:r>
+        <w:rPr>
+          <w:rFonts w:ascii="Courier New" w:hAnsi="Courier New"/>
+          <w:sz w:val="20"/>
+        </w:rPr>
+        <w:t>/* ════════════════════════════════════════</w:t>
+      </w:r>
+    </w:p>
+    <w:p>
+      <w:pPr>
+        <w:spacing w:line="240" w:lineRule="auto"/>
+        <w:jc w:val="left"/>
+      </w:pPr>
+      <w:r>
+        <w:rPr>
+          <w:rFonts w:ascii="Courier New" w:hAnsi="Courier New"/>
+          <w:sz w:val="20"/>
+        </w:rPr>
+        <w:t xml:space="preserve">   GET /api/proposals/approved</w:t>
+      </w:r>
+    </w:p>
+    <w:p>
+      <w:pPr>
+        <w:spacing w:line="240" w:lineRule="auto"/>
+        <w:jc w:val="left"/>
+      </w:pPr>
+      <w:r>
+        <w:rPr>
+          <w:rFonts w:ascii="Courier New" w:hAnsi="Courier New"/>
+          <w:sz w:val="20"/>
+        </w:rPr>
+        <w:t>════════════════════════════════════════ */</w:t>
+      </w:r>
+    </w:p>
+    <w:p>
+      <w:pPr>
+        <w:spacing w:line="240" w:lineRule="auto"/>
+        <w:jc w:val="left"/>
+      </w:pPr>
+      <w:r>
+        <w:rPr>
+          <w:rFonts w:ascii="Courier New" w:hAnsi="Courier New"/>
+          <w:sz w:val="20"/>
+        </w:rPr>
+        <w:t>app.get('/api/proposals/approved', async (_req, res) =&gt; {</w:t>
+      </w:r>
+    </w:p>
+    <w:p>
+      <w:pPr>
+        <w:spacing w:line="240" w:lineRule="auto"/>
+        <w:jc w:val="left"/>
+      </w:pPr>
+      <w:r>
+        <w:rPr>
+          <w:rFonts w:ascii="Courier New" w:hAnsi="Courier New"/>
+          <w:sz w:val="20"/>
+        </w:rPr>
+        <w:t xml:space="preserve">  try {</w:t>
+      </w:r>
+    </w:p>
+    <w:p>
+      <w:pPr>
+        <w:spacing w:line="240" w:lineRule="auto"/>
+        <w:jc w:val="left"/>
+      </w:pPr>
+      <w:r>
+        <w:rPr>
+          <w:rFonts w:ascii="Courier New" w:hAnsi="Courier New"/>
+          <w:sz w:val="20"/>
+        </w:rPr>
+        <w:t xml:space="preserve">    const r = await fetch(</w:t>
+      </w:r>
+    </w:p>
+    <w:p>
+      <w:pPr>
+        <w:spacing w:line="240" w:lineRule="auto"/>
+        <w:jc w:val="left"/>
+      </w:pPr>
+      <w:r>
+        <w:rPr>
+          <w:rFonts w:ascii="Courier New" w:hAnsi="Courier New"/>
+          <w:sz w:val="20"/>
+        </w:rPr>
+        <w:t xml:space="preserve">      `${DIRECTUS_URL}/items/propsals?filter[approved][_eq]=true&amp;limit=-1&amp;fields=id,title,description,date,approved&amp;sort=date`,</w:t>
+      </w:r>
+    </w:p>
+    <w:p>
+      <w:pPr>
+        <w:spacing w:line="240" w:lineRule="auto"/>
+        <w:jc w:val="left"/>
+      </w:pPr>
+      <w:r>
+        <w:rPr>
+          <w:rFonts w:ascii="Courier New" w:hAnsi="Courier New"/>
+          <w:sz w:val="20"/>
+        </w:rPr>
+        <w:t xml:space="preserve">      { headers: directusHeaders },</w:t>
+      </w:r>
+    </w:p>
+    <w:p>
+      <w:pPr>
+        <w:spacing w:line="240" w:lineRule="auto"/>
+        <w:jc w:val="left"/>
+      </w:pPr>
+      <w:r>
+        <w:rPr>
+          <w:rFonts w:ascii="Courier New" w:hAnsi="Courier New"/>
+          <w:sz w:val="20"/>
+        </w:rPr>
+        <w:t xml:space="preserve">    );</w:t>
+      </w:r>
+    </w:p>
+    <w:p>
+      <w:pPr>
+        <w:spacing w:line="240" w:lineRule="auto"/>
+        <w:jc w:val="left"/>
+      </w:pPr>
+      <w:r>
+        <w:rPr>
+          <w:rFonts w:ascii="Courier New" w:hAnsi="Courier New"/>
+          <w:sz w:val="20"/>
+        </w:rPr>
+        <w:t xml:space="preserve">    const json = await r.json();</w:t>
+      </w:r>
+    </w:p>
+    <w:p>
+      <w:pPr>
+        <w:spacing w:line="240" w:lineRule="auto"/>
+        <w:jc w:val="left"/>
+      </w:pPr>
+      <w:r>
+        <w:rPr>
+          <w:rFonts w:ascii="Courier New" w:hAnsi="Courier New"/>
+          <w:sz w:val="20"/>
+        </w:rPr>
+        <w:t xml:space="preserve">    res.json(json.data || []);</w:t>
+      </w:r>
+    </w:p>
+    <w:p>
+      <w:pPr>
+        <w:spacing w:line="240" w:lineRule="auto"/>
+        <w:jc w:val="left"/>
+      </w:pPr>
+      <w:r>
+        <w:rPr>
+          <w:rFonts w:ascii="Courier New" w:hAnsi="Courier New"/>
+          <w:sz w:val="20"/>
+        </w:rPr>
+        <w:t xml:space="preserve">  } catch (err) {</w:t>
+      </w:r>
+    </w:p>
+    <w:p>
+      <w:pPr>
+        <w:spacing w:line="240" w:lineRule="auto"/>
+        <w:jc w:val="left"/>
+      </w:pPr>
+      <w:r>
+        <w:rPr>
+          <w:rFonts w:ascii="Courier New" w:hAnsi="Courier New"/>
+          <w:sz w:val="20"/>
+        </w:rPr>
+        <w:t xml:space="preserve">    console.error('[GET /api/proposals/approved]', err);</w:t>
+      </w:r>
+    </w:p>
+    <w:p>
+      <w:pPr>
+        <w:spacing w:line="240" w:lineRule="auto"/>
+        <w:jc w:val="left"/>
+      </w:pPr>
+      <w:r>
+        <w:rPr>
+          <w:rFonts w:ascii="Courier New" w:hAnsi="Courier New"/>
+          <w:sz w:val="20"/>
+        </w:rPr>
+        <w:t xml:space="preserve">    res.status(500).json({ error: 'Ошибка загрузки предложений' });</w:t>
+      </w:r>
+    </w:p>
+    <w:p>
+      <w:pPr>
+        <w:spacing w:line="240" w:lineRule="auto"/>
+        <w:jc w:val="left"/>
+      </w:pPr>
+      <w:r>
+        <w:rPr>
+          <w:rFonts w:ascii="Courier New" w:hAnsi="Courier New"/>
+          <w:sz w:val="20"/>
+        </w:rPr>
+        <w:t xml:space="preserve">  }</w:t>
+      </w:r>
+    </w:p>
+    <w:p>
+      <w:pPr>
+        <w:spacing w:line="240" w:lineRule="auto"/>
+        <w:jc w:val="left"/>
+      </w:pPr>
+      <w:r>
+        <w:rPr>
+          <w:rFonts w:ascii="Courier New" w:hAnsi="Courier New"/>
+          <w:sz w:val="20"/>
+        </w:rPr>
+        <w:t>});</w:t>
+      </w:r>
+    </w:p>
+    <w:p>
+      <w:pPr>
+        <w:spacing w:line="240" w:lineRule="auto"/>
+        <w:jc w:val="left"/>
+      </w:pPr>
+      <w:r>
+        <w:rPr>
+          <w:rFonts w:ascii="Courier New" w:hAnsi="Courier New"/>
+          <w:sz w:val="20"/>
+        </w:rPr>
+        <w:t xml:space="preserve"> </w:t>
+      </w:r>
+    </w:p>
+    <w:p>
+      <w:pPr>
+        <w:spacing w:line="240" w:lineRule="auto"/>
+        <w:jc w:val="left"/>
+      </w:pPr>
+      <w:r>
+        <w:rPr>
+          <w:rFonts w:ascii="Courier New" w:hAnsi="Courier New"/>
+          <w:sz w:val="20"/>
+        </w:rPr>
+        <w:t>/* ════════════════════════════════════════</w:t>
+      </w:r>
+    </w:p>
+    <w:p>
+      <w:pPr>
+        <w:spacing w:line="240" w:lineRule="auto"/>
+        <w:jc w:val="left"/>
+      </w:pPr>
+      <w:r>
+        <w:rPr>
+          <w:rFonts w:ascii="Courier New" w:hAnsi="Courier New"/>
+          <w:sz w:val="20"/>
+        </w:rPr>
+        <w:t xml:space="preserve">   GET /api/proposals/:id</w:t>
+      </w:r>
+    </w:p>
+    <w:p>
+      <w:pPr>
+        <w:spacing w:line="240" w:lineRule="auto"/>
+        <w:jc w:val="left"/>
+      </w:pPr>
+      <w:r>
+        <w:rPr>
+          <w:rFonts w:ascii="Courier New" w:hAnsi="Courier New"/>
+          <w:sz w:val="20"/>
+        </w:rPr>
+        <w:t>════════════════════════════════════════ */</w:t>
+      </w:r>
+    </w:p>
+    <w:p>
+      <w:pPr>
+        <w:spacing w:line="240" w:lineRule="auto"/>
+        <w:jc w:val="left"/>
+      </w:pPr>
+      <w:r>
+        <w:rPr>
+          <w:rFonts w:ascii="Courier New" w:hAnsi="Courier New"/>
+          <w:sz w:val="20"/>
+        </w:rPr>
+        <w:t>app.get('/api/proposals/:id', validateParams(IdParamSchema), async (req, res) =&gt; {</w:t>
+      </w:r>
+    </w:p>
+    <w:p>
+      <w:pPr>
+        <w:spacing w:line="240" w:lineRule="auto"/>
+        <w:jc w:val="left"/>
+      </w:pPr>
+      <w:r>
+        <w:rPr>
+          <w:rFonts w:ascii="Courier New" w:hAnsi="Courier New"/>
+          <w:sz w:val="20"/>
+        </w:rPr>
+        <w:t xml:space="preserve">  const { id } = req.params;</w:t>
+      </w:r>
+    </w:p>
+    <w:p>
+      <w:pPr>
+        <w:spacing w:line="240" w:lineRule="auto"/>
+        <w:jc w:val="left"/>
+      </w:pPr>
+      <w:r>
+        <w:rPr>
+          <w:rFonts w:ascii="Courier New" w:hAnsi="Courier New"/>
+          <w:sz w:val="20"/>
+        </w:rPr>
+        <w:t xml:space="preserve">  try {</w:t>
+      </w:r>
+    </w:p>
+    <w:p>
+      <w:pPr>
+        <w:spacing w:line="240" w:lineRule="auto"/>
+        <w:jc w:val="left"/>
+      </w:pPr>
+      <w:r>
+        <w:rPr>
+          <w:rFonts w:ascii="Courier New" w:hAnsi="Courier New"/>
+          <w:sz w:val="20"/>
+        </w:rPr>
+        <w:t xml:space="preserve">    const r = await fetch(</w:t>
+      </w:r>
+    </w:p>
+    <w:p>
+      <w:pPr>
+        <w:spacing w:line="240" w:lineRule="auto"/>
+        <w:jc w:val="left"/>
+      </w:pPr>
+      <w:r>
+        <w:rPr>
+          <w:rFonts w:ascii="Courier New" w:hAnsi="Courier New"/>
+          <w:sz w:val="20"/>
+        </w:rPr>
+        <w:t xml:space="preserve">      `${DIRECTUS_URL}/items/propsals/${id}?fields=id,title,description,date,approved`,</w:t>
+      </w:r>
+    </w:p>
+    <w:p>
+      <w:pPr>
+        <w:spacing w:line="240" w:lineRule="auto"/>
+        <w:jc w:val="left"/>
+      </w:pPr>
+      <w:r>
+        <w:rPr>
+          <w:rFonts w:ascii="Courier New" w:hAnsi="Courier New"/>
+          <w:sz w:val="20"/>
+        </w:rPr>
+        <w:t xml:space="preserve">      { headers: directusHeaders },</w:t>
+      </w:r>
+    </w:p>
+    <w:p>
+      <w:pPr>
+        <w:spacing w:line="240" w:lineRule="auto"/>
+        <w:jc w:val="left"/>
+      </w:pPr>
+      <w:r>
+        <w:rPr>
+          <w:rFonts w:ascii="Courier New" w:hAnsi="Courier New"/>
+          <w:sz w:val="20"/>
+        </w:rPr>
+        <w:t xml:space="preserve">    );</w:t>
+      </w:r>
+    </w:p>
+    <w:p>
+      <w:pPr>
+        <w:spacing w:line="240" w:lineRule="auto"/>
+        <w:jc w:val="left"/>
+      </w:pPr>
+      <w:r>
+        <w:rPr>
+          <w:rFonts w:ascii="Courier New" w:hAnsi="Courier New"/>
+          <w:sz w:val="20"/>
+        </w:rPr>
+        <w:t xml:space="preserve">    if (!r.ok) return res.status(404).json({ error: 'Предложение не найдено' });</w:t>
+      </w:r>
+    </w:p>
+    <w:p>
+      <w:pPr>
+        <w:spacing w:line="240" w:lineRule="auto"/>
+        <w:jc w:val="left"/>
+      </w:pPr>
+      <w:r>
+        <w:rPr>
+          <w:rFonts w:ascii="Courier New" w:hAnsi="Courier New"/>
+          <w:sz w:val="20"/>
+        </w:rPr>
+        <w:t xml:space="preserve">    const json = await r.json();</w:t>
+      </w:r>
+    </w:p>
+    <w:p>
+      <w:pPr>
+        <w:spacing w:line="240" w:lineRule="auto"/>
+        <w:jc w:val="left"/>
+      </w:pPr>
+      <w:r>
+        <w:rPr>
+          <w:rFonts w:ascii="Courier New" w:hAnsi="Courier New"/>
+          <w:sz w:val="20"/>
+        </w:rPr>
+        <w:t xml:space="preserve">    res.json(json.data || null);</w:t>
+      </w:r>
+    </w:p>
+    <w:p>
+      <w:pPr>
+        <w:spacing w:line="240" w:lineRule="auto"/>
+        <w:jc w:val="left"/>
+      </w:pPr>
+      <w:r>
+        <w:rPr>
+          <w:rFonts w:ascii="Courier New" w:hAnsi="Courier New"/>
+          <w:sz w:val="20"/>
+        </w:rPr>
+        <w:t xml:space="preserve">  } catch (err) {</w:t>
+      </w:r>
+    </w:p>
+    <w:p>
+      <w:pPr>
+        <w:spacing w:line="240" w:lineRule="auto"/>
+        <w:jc w:val="left"/>
+      </w:pPr>
+      <w:r>
+        <w:rPr>
+          <w:rFonts w:ascii="Courier New" w:hAnsi="Courier New"/>
+          <w:sz w:val="20"/>
+        </w:rPr>
+        <w:t xml:space="preserve">    console.error('[GET /api/proposals/:id]', err);</w:t>
+      </w:r>
+    </w:p>
+    <w:p>
+      <w:pPr>
+        <w:spacing w:line="240" w:lineRule="auto"/>
+        <w:jc w:val="left"/>
+      </w:pPr>
+      <w:r>
+        <w:rPr>
+          <w:rFonts w:ascii="Courier New" w:hAnsi="Courier New"/>
+          <w:sz w:val="20"/>
+        </w:rPr>
+        <w:t xml:space="preserve">    res.status(500).json({ error: 'Ошибка загрузки' });</w:t>
+      </w:r>
+    </w:p>
+    <w:p>
+      <w:pPr>
+        <w:spacing w:line="240" w:lineRule="auto"/>
+        <w:jc w:val="left"/>
+      </w:pPr>
+      <w:r>
+        <w:rPr>
+          <w:rFonts w:ascii="Courier New" w:hAnsi="Courier New"/>
+          <w:sz w:val="20"/>
+        </w:rPr>
+        <w:t xml:space="preserve">  }</w:t>
+      </w:r>
+    </w:p>
+    <w:p>
+      <w:pPr>
+        <w:spacing w:line="240" w:lineRule="auto"/>
+        <w:jc w:val="left"/>
+      </w:pPr>
+      <w:r>
+        <w:rPr>
+          <w:rFonts w:ascii="Courier New" w:hAnsi="Courier New"/>
+          <w:sz w:val="20"/>
+        </w:rPr>
+        <w:t>});</w:t>
+      </w:r>
+    </w:p>
+    <w:p>
+      <w:pPr>
+        <w:spacing w:line="240" w:lineRule="auto"/>
+        <w:jc w:val="left"/>
+      </w:pPr>
+      <w:r>
+        <w:rPr>
+          <w:rFonts w:ascii="Courier New" w:hAnsi="Courier New"/>
+          <w:sz w:val="20"/>
+        </w:rPr>
+        <w:t xml:space="preserve"> </w:t>
+      </w:r>
+    </w:p>
+    <w:p>
+      <w:pPr>
+        <w:spacing w:line="240" w:lineRule="auto"/>
+        <w:jc w:val="left"/>
+      </w:pPr>
+      <w:r>
+        <w:rPr>
+          <w:rFonts w:ascii="Courier New" w:hAnsi="Courier New"/>
+          <w:sz w:val="20"/>
+        </w:rPr>
+        <w:t>/* ════════════════════════════════════════</w:t>
+      </w:r>
+    </w:p>
+    <w:p>
+      <w:pPr>
+        <w:spacing w:line="240" w:lineRule="auto"/>
+        <w:jc w:val="left"/>
+      </w:pPr>
+      <w:r>
+        <w:rPr>
+          <w:rFonts w:ascii="Courier New" w:hAnsi="Courier New"/>
+          <w:sz w:val="20"/>
+        </w:rPr>
+        <w:t xml:space="preserve">   POST /api/proposals/upload</w:t>
+      </w:r>
+    </w:p>
+    <w:p>
+      <w:pPr>
+        <w:spacing w:line="240" w:lineRule="auto"/>
+        <w:jc w:val="left"/>
+      </w:pPr>
+      <w:r>
+        <w:rPr>
+          <w:rFonts w:ascii="Courier New" w:hAnsi="Courier New"/>
+          <w:sz w:val="20"/>
+        </w:rPr>
+        <w:t>════════════════════════════════════════ */</w:t>
+      </w:r>
+    </w:p>
+    <w:p>
+      <w:pPr>
+        <w:spacing w:line="240" w:lineRule="auto"/>
+        <w:jc w:val="left"/>
+      </w:pPr>
+      <w:r>
+        <w:rPr>
+          <w:rFonts w:ascii="Courier New" w:hAnsi="Courier New"/>
+          <w:sz w:val="20"/>
+        </w:rPr>
+        <w:t>app.post('/api/proposals/upload', uploadLimiter, upload.array('files', 10), async (req, res) =&gt; {</w:t>
+      </w:r>
+    </w:p>
+    <w:p>
+      <w:pPr>
+        <w:spacing w:line="240" w:lineRule="auto"/>
+        <w:jc w:val="left"/>
+      </w:pPr>
+      <w:r>
+        <w:rPr>
+          <w:rFonts w:ascii="Courier New" w:hAnsi="Courier New"/>
+          <w:sz w:val="20"/>
+        </w:rPr>
+        <w:t xml:space="preserve">  if (!req.files || req.files.length === 0)</w:t>
+      </w:r>
+    </w:p>
+    <w:p>
+      <w:pPr>
+        <w:spacing w:line="240" w:lineRule="auto"/>
+        <w:jc w:val="left"/>
+      </w:pPr>
+      <w:r>
+        <w:rPr>
+          <w:rFonts w:ascii="Courier New" w:hAnsi="Courier New"/>
+          <w:sz w:val="20"/>
+        </w:rPr>
+        <w:t xml:space="preserve">    return res.status(400).json({ error: 'Файлы не переданы' });</w:t>
+      </w:r>
+    </w:p>
+    <w:p>
+      <w:pPr>
+        <w:spacing w:line="240" w:lineRule="auto"/>
+        <w:jc w:val="left"/>
+      </w:pPr>
+      <w:r>
+        <w:rPr>
+          <w:rFonts w:ascii="Courier New" w:hAnsi="Courier New"/>
+          <w:sz w:val="20"/>
+        </w:rPr>
+        <w:t xml:space="preserve">  try {</w:t>
+      </w:r>
+    </w:p>
+    <w:p>
+      <w:pPr>
+        <w:spacing w:line="240" w:lineRule="auto"/>
+        <w:jc w:val="left"/>
+      </w:pPr>
+      <w:r>
+        <w:rPr>
+          <w:rFonts w:ascii="Courier New" w:hAnsi="Courier New"/>
+          <w:sz w:val="20"/>
+        </w:rPr>
+        <w:t xml:space="preserve">    const ids = await Promise.all(</w:t>
+      </w:r>
+    </w:p>
+    <w:p>
+      <w:pPr>
+        <w:spacing w:line="240" w:lineRule="auto"/>
+        <w:jc w:val="left"/>
+      </w:pPr>
+      <w:r>
+        <w:rPr>
+          <w:rFonts w:ascii="Courier New" w:hAnsi="Courier New"/>
+          <w:sz w:val="20"/>
+        </w:rPr>
+        <w:t xml:space="preserve">      req.files.map(async (file) =&gt; {</w:t>
+      </w:r>
+    </w:p>
+    <w:p>
+      <w:pPr>
+        <w:spacing w:line="240" w:lineRule="auto"/>
+        <w:jc w:val="left"/>
+      </w:pPr>
+      <w:r>
+        <w:rPr>
+          <w:rFonts w:ascii="Courier New" w:hAnsi="Courier New"/>
+          <w:sz w:val="20"/>
+        </w:rPr>
+        <w:t xml:space="preserve">        const form = new FormData();</w:t>
+      </w:r>
+    </w:p>
+    <w:p>
+      <w:pPr>
+        <w:spacing w:line="240" w:lineRule="auto"/>
+        <w:jc w:val="left"/>
+      </w:pPr>
+      <w:r>
+        <w:rPr>
+          <w:rFonts w:ascii="Courier New" w:hAnsi="Courier New"/>
+          <w:sz w:val="20"/>
+        </w:rPr>
+        <w:t xml:space="preserve">        form.append('file', file.buffer, { filename: file.originalname, contentType: file.mimetype });</w:t>
+      </w:r>
+    </w:p>
+    <w:p>
+      <w:pPr>
+        <w:spacing w:line="240" w:lineRule="auto"/>
+        <w:jc w:val="left"/>
+      </w:pPr>
+      <w:r>
+        <w:rPr>
+          <w:rFonts w:ascii="Courier New" w:hAnsi="Courier New"/>
+          <w:sz w:val="20"/>
+        </w:rPr>
+        <w:t xml:space="preserve">        const r = await fetch(`${DIRECTUS_URL}/files`, {</w:t>
+      </w:r>
+    </w:p>
+    <w:p>
+      <w:pPr>
+        <w:spacing w:line="240" w:lineRule="auto"/>
+        <w:jc w:val="left"/>
+      </w:pPr>
+      <w:r>
+        <w:rPr>
+          <w:rFonts w:ascii="Courier New" w:hAnsi="Courier New"/>
+          <w:sz w:val="20"/>
+        </w:rPr>
+        <w:t xml:space="preserve">          method: 'POST',</w:t>
+      </w:r>
+    </w:p>
+    <w:p>
+      <w:pPr>
+        <w:spacing w:line="240" w:lineRule="auto"/>
+        <w:jc w:val="left"/>
+      </w:pPr>
+      <w:r>
+        <w:rPr>
+          <w:rFonts w:ascii="Courier New" w:hAnsi="Courier New"/>
+          <w:sz w:val="20"/>
+        </w:rPr>
+        <w:t xml:space="preserve">          headers: { Authorization: `Bearer ${DIRECTUS_TOKEN}`, ...form.getHeaders() },</w:t>
+      </w:r>
+    </w:p>
+    <w:p>
+      <w:pPr>
+        <w:spacing w:line="240" w:lineRule="auto"/>
+        <w:jc w:val="left"/>
+      </w:pPr>
+      <w:r>
+        <w:rPr>
+          <w:rFonts w:ascii="Courier New" w:hAnsi="Courier New"/>
+          <w:sz w:val="20"/>
+        </w:rPr>
+        <w:t xml:space="preserve">          body: form,</w:t>
+      </w:r>
+    </w:p>
+    <w:p>
+      <w:pPr>
+        <w:spacing w:line="240" w:lineRule="auto"/>
+        <w:jc w:val="left"/>
+      </w:pPr>
+      <w:r>
+        <w:rPr>
+          <w:rFonts w:ascii="Courier New" w:hAnsi="Courier New"/>
+          <w:sz w:val="20"/>
+        </w:rPr>
+        <w:t xml:space="preserve">        });</w:t>
+      </w:r>
+    </w:p>
+    <w:p>
+      <w:pPr>
+        <w:spacing w:line="240" w:lineRule="auto"/>
+        <w:jc w:val="left"/>
+      </w:pPr>
+      <w:r>
+        <w:rPr>
+          <w:rFonts w:ascii="Courier New" w:hAnsi="Courier New"/>
+          <w:sz w:val="20"/>
+        </w:rPr>
+        <w:t xml:space="preserve">        const json = await r.json();</w:t>
+      </w:r>
+    </w:p>
+    <w:p>
+      <w:pPr>
+        <w:spacing w:line="240" w:lineRule="auto"/>
+        <w:jc w:val="left"/>
+      </w:pPr>
+      <w:r>
+        <w:rPr>
+          <w:rFonts w:ascii="Courier New" w:hAnsi="Courier New"/>
+          <w:sz w:val="20"/>
+        </w:rPr>
+        <w:t xml:space="preserve">        return json?.data?.id ?? null;</w:t>
+      </w:r>
+    </w:p>
+    <w:p>
+      <w:pPr>
+        <w:spacing w:line="240" w:lineRule="auto"/>
+        <w:jc w:val="left"/>
+      </w:pPr>
+      <w:r>
+        <w:rPr>
+          <w:rFonts w:ascii="Courier New" w:hAnsi="Courier New"/>
+          <w:sz w:val="20"/>
+        </w:rPr>
+        <w:t xml:space="preserve">      }),</w:t>
+      </w:r>
+    </w:p>
+    <w:p>
+      <w:pPr>
+        <w:spacing w:line="240" w:lineRule="auto"/>
+        <w:jc w:val="left"/>
+      </w:pPr>
+      <w:r>
+        <w:rPr>
+          <w:rFonts w:ascii="Courier New" w:hAnsi="Courier New"/>
+          <w:sz w:val="20"/>
+        </w:rPr>
+        <w:t xml:space="preserve">    );</w:t>
+      </w:r>
+    </w:p>
+    <w:p>
+      <w:pPr>
+        <w:spacing w:line="240" w:lineRule="auto"/>
+        <w:jc w:val="left"/>
+      </w:pPr>
+      <w:r>
+        <w:rPr>
+          <w:rFonts w:ascii="Courier New" w:hAnsi="Courier New"/>
+          <w:sz w:val="20"/>
+        </w:rPr>
+        <w:t xml:space="preserve">    res.json({ ids: ids.filter(Boolean) });</w:t>
+      </w:r>
+    </w:p>
+    <w:p>
+      <w:pPr>
+        <w:spacing w:line="240" w:lineRule="auto"/>
+        <w:jc w:val="left"/>
+      </w:pPr>
+      <w:r>
+        <w:rPr>
+          <w:rFonts w:ascii="Courier New" w:hAnsi="Courier New"/>
+          <w:sz w:val="20"/>
+        </w:rPr>
+        <w:t xml:space="preserve">  } catch (err) {</w:t>
+      </w:r>
+    </w:p>
+    <w:p>
+      <w:pPr>
+        <w:spacing w:line="240" w:lineRule="auto"/>
+        <w:jc w:val="left"/>
+      </w:pPr>
+      <w:r>
+        <w:rPr>
+          <w:rFonts w:ascii="Courier New" w:hAnsi="Courier New"/>
+          <w:sz w:val="20"/>
+        </w:rPr>
+        <w:t xml:space="preserve">    console.error('[POST /api/proposals/upload]', err);</w:t>
+      </w:r>
+    </w:p>
+    <w:p>
+      <w:pPr>
+        <w:spacing w:line="240" w:lineRule="auto"/>
+        <w:jc w:val="left"/>
+      </w:pPr>
+      <w:r>
+        <w:rPr>
+          <w:rFonts w:ascii="Courier New" w:hAnsi="Courier New"/>
+          <w:sz w:val="20"/>
+        </w:rPr>
+        <w:t xml:space="preserve">    res.status(500).json({ error: 'Ошибка загрузки файлов' });</w:t>
+      </w:r>
+    </w:p>
+    <w:p>
+      <w:pPr>
+        <w:spacing w:line="240" w:lineRule="auto"/>
+        <w:jc w:val="left"/>
+      </w:pPr>
+      <w:r>
+        <w:rPr>
+          <w:rFonts w:ascii="Courier New" w:hAnsi="Courier New"/>
+          <w:sz w:val="20"/>
+        </w:rPr>
+        <w:t xml:space="preserve">  }</w:t>
+      </w:r>
+    </w:p>
+    <w:p>
+      <w:pPr>
+        <w:spacing w:line="240" w:lineRule="auto"/>
+        <w:jc w:val="left"/>
+      </w:pPr>
+      <w:r>
+        <w:rPr>
+          <w:rFonts w:ascii="Courier New" w:hAnsi="Courier New"/>
+          <w:sz w:val="20"/>
+        </w:rPr>
+        <w:t>});</w:t>
+      </w:r>
+    </w:p>
+    <w:p>
+      <w:pPr>
+        <w:spacing w:line="240" w:lineRule="auto"/>
+        <w:jc w:val="left"/>
+      </w:pPr>
+      <w:r>
+        <w:rPr>
+          <w:rFonts w:ascii="Courier New" w:hAnsi="Courier New"/>
+          <w:sz w:val="20"/>
+        </w:rPr>
+        <w:t xml:space="preserve"> </w:t>
+      </w:r>
+    </w:p>
+    <w:p>
+      <w:pPr>
+        <w:spacing w:line="240" w:lineRule="auto"/>
+        <w:jc w:val="left"/>
+      </w:pPr>
+      <w:r>
+        <w:rPr>
+          <w:rFonts w:ascii="Courier New" w:hAnsi="Courier New"/>
+          <w:sz w:val="20"/>
+        </w:rPr>
+        <w:t>/* ════════════════════════════════════════</w:t>
+      </w:r>
+    </w:p>
+    <w:p>
+      <w:pPr>
+        <w:spacing w:line="240" w:lineRule="auto"/>
+        <w:jc w:val="left"/>
+      </w:pPr>
+      <w:r>
+        <w:rPr>
+          <w:rFonts w:ascii="Courier New" w:hAnsi="Courier New"/>
+          <w:sz w:val="20"/>
+        </w:rPr>
+        <w:t xml:space="preserve">   POST /api/proposals</w:t>
+      </w:r>
+    </w:p>
+    <w:p>
+      <w:pPr>
+        <w:spacing w:line="240" w:lineRule="auto"/>
+        <w:jc w:val="left"/>
+      </w:pPr>
+      <w:r>
+        <w:rPr>
+          <w:rFonts w:ascii="Courier New" w:hAnsi="Courier New"/>
+          <w:sz w:val="20"/>
+        </w:rPr>
+        <w:t>════════════════════════════════════════ */</w:t>
+      </w:r>
+    </w:p>
+    <w:p>
+      <w:pPr>
+        <w:spacing w:line="240" w:lineRule="auto"/>
+        <w:jc w:val="left"/>
+      </w:pPr>
+      <w:r>
+        <w:rPr>
+          <w:rFonts w:ascii="Courier New" w:hAnsi="Courier New"/>
+          <w:sz w:val="20"/>
+        </w:rPr>
+        <w:t>app.post('/api/proposals', submitLimiter, validateBody(ProposalSchema), async (req, res) =&gt; {</w:t>
+      </w:r>
+    </w:p>
+    <w:p>
+      <w:pPr>
+        <w:spacing w:line="240" w:lineRule="auto"/>
+        <w:jc w:val="left"/>
+      </w:pPr>
+      <w:r>
+        <w:rPr>
+          <w:rFonts w:ascii="Courier New" w:hAnsi="Courier New"/>
+          <w:sz w:val="20"/>
+        </w:rPr>
+        <w:t xml:space="preserve">  const { author_email, ...safeLog } = req.body;</w:t>
+      </w:r>
+    </w:p>
+    <w:p>
+      <w:pPr>
+        <w:spacing w:line="240" w:lineRule="auto"/>
+        <w:jc w:val="left"/>
+      </w:pPr>
+      <w:r>
+        <w:rPr>
+          <w:rFonts w:ascii="Courier New" w:hAnsi="Courier New"/>
+          <w:sz w:val="20"/>
+        </w:rPr>
+        <w:t xml:space="preserve">  console.log('[POST /api/proposals] payload:', safeLog);</w:t>
+      </w:r>
+    </w:p>
+    <w:p>
+      <w:pPr>
+        <w:spacing w:line="240" w:lineRule="auto"/>
+        <w:jc w:val="left"/>
+      </w:pPr>
+      <w:r>
+        <w:rPr>
+          <w:rFonts w:ascii="Courier New" w:hAnsi="Courier New"/>
+          <w:sz w:val="20"/>
+        </w:rPr>
+        <w:t xml:space="preserve">  try {</w:t>
+      </w:r>
+    </w:p>
+    <w:p>
+      <w:pPr>
+        <w:spacing w:line="240" w:lineRule="auto"/>
+        <w:jc w:val="left"/>
+      </w:pPr>
+      <w:r>
+        <w:rPr>
+          <w:rFonts w:ascii="Courier New" w:hAnsi="Courier New"/>
+          <w:sz w:val="20"/>
+        </w:rPr>
+        <w:t xml:space="preserve">    const r = await fetch(`${DIRECTUS_URL}/items/propsals`, {</w:t>
+      </w:r>
+    </w:p>
+    <w:p>
+      <w:pPr>
+        <w:spacing w:line="240" w:lineRule="auto"/>
+        <w:jc w:val="left"/>
+      </w:pPr>
+      <w:r>
+        <w:rPr>
+          <w:rFonts w:ascii="Courier New" w:hAnsi="Courier New"/>
+          <w:sz w:val="20"/>
+        </w:rPr>
+        <w:t xml:space="preserve">      method: 'POST',</w:t>
+      </w:r>
+    </w:p>
+    <w:p>
+      <w:pPr>
+        <w:spacing w:line="240" w:lineRule="auto"/>
+        <w:jc w:val="left"/>
+      </w:pPr>
+      <w:r>
+        <w:rPr>
+          <w:rFonts w:ascii="Courier New" w:hAnsi="Courier New"/>
+          <w:sz w:val="20"/>
+        </w:rPr>
+        <w:t xml:space="preserve">      headers: directusHeaders,</w:t>
+      </w:r>
+    </w:p>
+    <w:p>
+      <w:pPr>
+        <w:spacing w:line="240" w:lineRule="auto"/>
+        <w:jc w:val="left"/>
+      </w:pPr>
+      <w:r>
+        <w:rPr>
+          <w:rFonts w:ascii="Courier New" w:hAnsi="Courier New"/>
+          <w:sz w:val="20"/>
+        </w:rPr>
+        <w:t xml:space="preserve">      body: JSON.stringify(req.body),</w:t>
+      </w:r>
+    </w:p>
+    <w:p>
+      <w:pPr>
+        <w:spacing w:line="240" w:lineRule="auto"/>
+        <w:jc w:val="left"/>
+      </w:pPr>
+      <w:r>
+        <w:rPr>
+          <w:rFonts w:ascii="Courier New" w:hAnsi="Courier New"/>
+          <w:sz w:val="20"/>
+        </w:rPr>
+        <w:t xml:space="preserve">    });</w:t>
+      </w:r>
+    </w:p>
+    <w:p>
+      <w:pPr>
+        <w:spacing w:line="240" w:lineRule="auto"/>
+        <w:jc w:val="left"/>
+      </w:pPr>
+      <w:r>
+        <w:rPr>
+          <w:rFonts w:ascii="Courier New" w:hAnsi="Courier New"/>
+          <w:sz w:val="20"/>
+        </w:rPr>
+        <w:t xml:space="preserve">    if (!r.ok) {</w:t>
+      </w:r>
+    </w:p>
+    <w:p>
+      <w:pPr>
+        <w:spacing w:line="240" w:lineRule="auto"/>
+        <w:jc w:val="left"/>
+      </w:pPr>
+      <w:r>
+        <w:rPr>
+          <w:rFonts w:ascii="Courier New" w:hAnsi="Courier New"/>
+          <w:sz w:val="20"/>
+        </w:rPr>
+        <w:t xml:space="preserve">      const err = await r.json();</w:t>
+      </w:r>
+    </w:p>
+    <w:p>
+      <w:pPr>
+        <w:spacing w:line="240" w:lineRule="auto"/>
+        <w:jc w:val="left"/>
+      </w:pPr>
+      <w:r>
+        <w:rPr>
+          <w:rFonts w:ascii="Courier New" w:hAnsi="Courier New"/>
+          <w:sz w:val="20"/>
+        </w:rPr>
+        <w:t xml:space="preserve">      return res.status(400).json({ error: err?.errors?.[0]?.message || 'Ошибка сохранения' });</w:t>
+      </w:r>
+    </w:p>
+    <w:p>
+      <w:pPr>
+        <w:spacing w:line="240" w:lineRule="auto"/>
+        <w:jc w:val="left"/>
+      </w:pPr>
+      <w:r>
+        <w:rPr>
+          <w:rFonts w:ascii="Courier New" w:hAnsi="Courier New"/>
+          <w:sz w:val="20"/>
+        </w:rPr>
+        <w:t xml:space="preserve">    }</w:t>
+      </w:r>
+    </w:p>
+    <w:p>
+      <w:pPr>
+        <w:spacing w:line="240" w:lineRule="auto"/>
+        <w:jc w:val="left"/>
+      </w:pPr>
+      <w:r>
+        <w:rPr>
+          <w:rFonts w:ascii="Courier New" w:hAnsi="Courier New"/>
+          <w:sz w:val="20"/>
+        </w:rPr>
+        <w:t xml:space="preserve">    const json = await r.json();</w:t>
+      </w:r>
+    </w:p>
+    <w:p>
+      <w:pPr>
+        <w:spacing w:line="240" w:lineRule="auto"/>
+        <w:jc w:val="left"/>
+      </w:pPr>
+      <w:r>
+        <w:rPr>
+          <w:rFonts w:ascii="Courier New" w:hAnsi="Courier New"/>
+          <w:sz w:val="20"/>
+        </w:rPr>
+        <w:t xml:space="preserve">    const { author_email: _omit, ...publicData } = json.data ?? {};</w:t>
+      </w:r>
+    </w:p>
+    <w:p>
+      <w:pPr>
+        <w:spacing w:line="240" w:lineRule="auto"/>
+        <w:jc w:val="left"/>
+      </w:pPr>
+      <w:r>
+        <w:rPr>
+          <w:rFonts w:ascii="Courier New" w:hAnsi="Courier New"/>
+          <w:sz w:val="20"/>
+        </w:rPr>
+        <w:t xml:space="preserve">    res.status(201).json(publicData);</w:t>
+      </w:r>
+    </w:p>
+    <w:p>
+      <w:pPr>
+        <w:spacing w:line="240" w:lineRule="auto"/>
+        <w:jc w:val="left"/>
+      </w:pPr>
+      <w:r>
+        <w:rPr>
+          <w:rFonts w:ascii="Courier New" w:hAnsi="Courier New"/>
+          <w:sz w:val="20"/>
+        </w:rPr>
+        <w:t xml:space="preserve">  } catch (err) {</w:t>
+      </w:r>
+    </w:p>
+    <w:p>
+      <w:pPr>
+        <w:spacing w:line="240" w:lineRule="auto"/>
+        <w:jc w:val="left"/>
+      </w:pPr>
+      <w:r>
+        <w:rPr>
+          <w:rFonts w:ascii="Courier New" w:hAnsi="Courier New"/>
+          <w:sz w:val="20"/>
+        </w:rPr>
+        <w:t xml:space="preserve">    console.error('[POST /api/proposals] server error');</w:t>
+      </w:r>
+    </w:p>
+    <w:p>
+      <w:pPr>
+        <w:spacing w:line="240" w:lineRule="auto"/>
+        <w:jc w:val="left"/>
+      </w:pPr>
+      <w:r>
+        <w:rPr>
+          <w:rFonts w:ascii="Courier New" w:hAnsi="Courier New"/>
+          <w:sz w:val="20"/>
+        </w:rPr>
+        <w:t xml:space="preserve">    res.status(500).json({ error: 'Ошибка сервера' });</w:t>
+      </w:r>
+    </w:p>
+    <w:p>
+      <w:pPr>
+        <w:spacing w:line="240" w:lineRule="auto"/>
+        <w:jc w:val="left"/>
+      </w:pPr>
+      <w:r>
+        <w:rPr>
+          <w:rFonts w:ascii="Courier New" w:hAnsi="Courier New"/>
+          <w:sz w:val="20"/>
+        </w:rPr>
+        <w:t xml:space="preserve">  }</w:t>
+      </w:r>
+    </w:p>
+    <w:p>
+      <w:pPr>
+        <w:spacing w:line="240" w:lineRule="auto"/>
+        <w:jc w:val="left"/>
+      </w:pPr>
+      <w:r>
+        <w:rPr>
+          <w:rFonts w:ascii="Courier New" w:hAnsi="Courier New"/>
+          <w:sz w:val="20"/>
+        </w:rPr>
+        <w:t>});</w:t>
+      </w:r>
+    </w:p>
+    <w:p>
+      <w:pPr>
+        <w:spacing w:line="240" w:lineRule="auto"/>
+        <w:jc w:val="left"/>
+      </w:pPr>
+      <w:r>
+        <w:rPr>
+          <w:rFonts w:ascii="Courier New" w:hAnsi="Courier New"/>
+          <w:sz w:val="20"/>
+        </w:rPr>
+        <w:t xml:space="preserve"> </w:t>
+      </w:r>
+    </w:p>
+    <w:p>
+      <w:pPr>
+        <w:spacing w:line="240" w:lineRule="auto"/>
+        <w:jc w:val="left"/>
+      </w:pPr>
+      <w:r>
+        <w:rPr>
+          <w:rFonts w:ascii="Courier New" w:hAnsi="Courier New"/>
+          <w:sz w:val="20"/>
+        </w:rPr>
+        <w:t>/* ════════════════════════════════════════</w:t>
+      </w:r>
+    </w:p>
+    <w:p>
+      <w:pPr>
+        <w:spacing w:line="240" w:lineRule="auto"/>
+        <w:jc w:val="left"/>
+      </w:pPr>
+      <w:r>
+        <w:rPr>
+          <w:rFonts w:ascii="Courier New" w:hAnsi="Courier New"/>
+          <w:sz w:val="20"/>
+        </w:rPr>
+        <w:t xml:space="preserve">   Глобальный обработчик ошибок</w:t>
+      </w:r>
+    </w:p>
+    <w:p>
+      <w:pPr>
+        <w:spacing w:line="240" w:lineRule="auto"/>
+        <w:jc w:val="left"/>
+      </w:pPr>
+      <w:r>
+        <w:rPr>
+          <w:rFonts w:ascii="Courier New" w:hAnsi="Courier New"/>
+          <w:sz w:val="20"/>
+        </w:rPr>
+        <w:t>════════════════════════════════════════ */</w:t>
+      </w:r>
+    </w:p>
+    <w:p>
+      <w:pPr>
+        <w:spacing w:line="240" w:lineRule="auto"/>
+        <w:jc w:val="left"/>
+      </w:pPr>
+      <w:r>
+        <w:rPr>
+          <w:rFonts w:ascii="Courier New" w:hAnsi="Courier New"/>
+          <w:sz w:val="20"/>
+        </w:rPr>
+        <w:t>app.use((err, _req, res, _next) =&gt; {</w:t>
+      </w:r>
+    </w:p>
+    <w:p>
+      <w:pPr>
+        <w:spacing w:line="240" w:lineRule="auto"/>
+        <w:jc w:val="left"/>
+      </w:pPr>
+      <w:r>
+        <w:rPr>
+          <w:rFonts w:ascii="Courier New" w:hAnsi="Courier New"/>
+          <w:sz w:val="20"/>
+        </w:rPr>
+        <w:t xml:space="preserve">  if (err instanceof multer.MulterError) {</w:t>
+      </w:r>
+    </w:p>
+    <w:p>
+      <w:pPr>
+        <w:spacing w:line="240" w:lineRule="auto"/>
+        <w:jc w:val="left"/>
+      </w:pPr>
+      <w:r>
+        <w:rPr>
+          <w:rFonts w:ascii="Courier New" w:hAnsi="Courier New"/>
+          <w:sz w:val="20"/>
+        </w:rPr>
+        <w:t xml:space="preserve">    const messages = {</w:t>
+      </w:r>
+    </w:p>
+    <w:p>
+      <w:pPr>
+        <w:spacing w:line="240" w:lineRule="auto"/>
+        <w:jc w:val="left"/>
+      </w:pPr>
+      <w:r>
+        <w:rPr>
+          <w:rFonts w:ascii="Courier New" w:hAnsi="Courier New"/>
+          <w:sz w:val="20"/>
+        </w:rPr>
+        <w:t xml:space="preserve">      LIMIT_FILE_SIZE: 'Файл слишком большой. Максимум 10 МБ',</w:t>
+      </w:r>
+    </w:p>
+    <w:p>
+      <w:pPr>
+        <w:spacing w:line="240" w:lineRule="auto"/>
+        <w:jc w:val="left"/>
+      </w:pPr>
+      <w:r>
+        <w:rPr>
+          <w:rFonts w:ascii="Courier New" w:hAnsi="Courier New"/>
+          <w:sz w:val="20"/>
+        </w:rPr>
+        <w:t xml:space="preserve">      LIMIT_FILE_COUNT: 'Максимум 10 файлов за раз',</w:t>
+      </w:r>
+    </w:p>
+    <w:p>
+      <w:pPr>
+        <w:spacing w:line="240" w:lineRule="auto"/>
+        <w:jc w:val="left"/>
+      </w:pPr>
+      <w:r>
+        <w:rPr>
+          <w:rFonts w:ascii="Courier New" w:hAnsi="Courier New"/>
+          <w:sz w:val="20"/>
+        </w:rPr>
+        <w:t xml:space="preserve">      LIMIT_UNEXPECTED_FILE: 'Неожиданное поле файла',</w:t>
+      </w:r>
+    </w:p>
+    <w:p>
+      <w:pPr>
+        <w:spacing w:line="240" w:lineRule="auto"/>
+        <w:jc w:val="left"/>
+      </w:pPr>
+      <w:r>
+        <w:rPr>
+          <w:rFonts w:ascii="Courier New" w:hAnsi="Courier New"/>
+          <w:sz w:val="20"/>
+        </w:rPr>
+        <w:t xml:space="preserve">    };</w:t>
+      </w:r>
+    </w:p>
+    <w:p>
+      <w:pPr>
+        <w:spacing w:line="240" w:lineRule="auto"/>
+        <w:jc w:val="left"/>
+      </w:pPr>
+      <w:r>
+        <w:rPr>
+          <w:rFonts w:ascii="Courier New" w:hAnsi="Courier New"/>
+          <w:sz w:val="20"/>
+        </w:rPr>
+        <w:t xml:space="preserve">    return res.status(400).json({ error: messages[err.code] || `Ошибка загрузки файла: ${err.message}` });</w:t>
+      </w:r>
+    </w:p>
+    <w:p>
+      <w:pPr>
+        <w:spacing w:line="240" w:lineRule="auto"/>
+        <w:jc w:val="left"/>
+      </w:pPr>
+      <w:r>
+        <w:rPr>
+          <w:rFonts w:ascii="Courier New" w:hAnsi="Courier New"/>
+          <w:sz w:val="20"/>
+        </w:rPr>
+        <w:t xml:space="preserve">  }</w:t>
+      </w:r>
+    </w:p>
+    <w:p>
+      <w:pPr>
+        <w:spacing w:line="240" w:lineRule="auto"/>
+        <w:jc w:val="left"/>
+      </w:pPr>
+      <w:r>
+        <w:rPr>
+          <w:rFonts w:ascii="Courier New" w:hAnsi="Courier New"/>
+          <w:sz w:val="20"/>
+        </w:rPr>
+        <w:t xml:space="preserve">  if (err) {</w:t>
+      </w:r>
+    </w:p>
+    <w:p>
+      <w:pPr>
+        <w:spacing w:line="240" w:lineRule="auto"/>
+        <w:jc w:val="left"/>
+      </w:pPr>
+      <w:r>
+        <w:rPr>
+          <w:rFonts w:ascii="Courier New" w:hAnsi="Courier New"/>
+          <w:sz w:val="20"/>
+        </w:rPr>
+        <w:t xml:space="preserve">    console.error('[unhandled error]', err.message);</w:t>
+      </w:r>
+    </w:p>
+    <w:p>
+      <w:pPr>
+        <w:spacing w:line="240" w:lineRule="auto"/>
+        <w:jc w:val="left"/>
+      </w:pPr>
+      <w:r>
+        <w:rPr>
+          <w:rFonts w:ascii="Courier New" w:hAnsi="Courier New"/>
+          <w:sz w:val="20"/>
+        </w:rPr>
+        <w:t xml:space="preserve">    return res.status(400).json({ error: err.message });</w:t>
+      </w:r>
+    </w:p>
+    <w:p>
+      <w:pPr>
+        <w:spacing w:line="240" w:lineRule="auto"/>
+        <w:jc w:val="left"/>
+      </w:pPr>
+      <w:r>
+        <w:rPr>
+          <w:rFonts w:ascii="Courier New" w:hAnsi="Courier New"/>
+          <w:sz w:val="20"/>
+        </w:rPr>
+        <w:t xml:space="preserve">  }</w:t>
+      </w:r>
+    </w:p>
+    <w:p>
+      <w:pPr>
+        <w:spacing w:line="240" w:lineRule="auto"/>
+        <w:jc w:val="left"/>
+      </w:pPr>
+      <w:r>
+        <w:rPr>
+          <w:rFonts w:ascii="Courier New" w:hAnsi="Courier New"/>
+          <w:sz w:val="20"/>
+        </w:rPr>
+        <w:t>});</w:t>
+      </w:r>
+    </w:p>
+    <w:p>
+      <w:pPr>
+        <w:spacing w:line="240" w:lineRule="auto"/>
+        <w:jc w:val="left"/>
+      </w:pPr>
+      <w:r>
+        <w:rPr>
+          <w:rFonts w:ascii="Courier New" w:hAnsi="Courier New"/>
+          <w:sz w:val="20"/>
+        </w:rPr>
+        <w:t xml:space="preserve"> </w:t>
+      </w:r>
+    </w:p>
+    <w:p>
+      <w:pPr>
+        <w:spacing w:line="240" w:lineRule="auto"/>
+        <w:jc w:val="left"/>
+      </w:pPr>
+      <w:r>
+        <w:rPr>
+          <w:rFonts w:ascii="Courier New" w:hAnsi="Courier New"/>
+          <w:sz w:val="20"/>
+        </w:rPr>
+        <w:t>app.listen(PORT, () =&gt; console.log(`✅  Сервер запущен на http://localhost:${PORT}`));</w:t>
       </w:r>
     </w:p>
     <w:sectPr>

--- a/ВКР_Календарь_праздников.docx
+++ b/ВКР_Календарь_праздников.docx
@@ -12179,6 +12179,6763 @@
           <w:sz w:val="20"/>
         </w:rPr>
         <w:t>app.listen(PORT, () =&gt; console.log(`✅  Сервер запущен на http://localhost:${PORT}`));</w:t>
+      </w:r>
+    </w:p>
+    <w:p>
+      <w:r>
+        <w:br w:type="page"/>
+      </w:r>
+    </w:p>
+    <w:p>
+      <w:pPr>
+        <w:spacing w:before="240" w:after="120" w:line="360" w:lineRule="auto"/>
+        <w:jc w:val="center"/>
+      </w:pPr>
+      <w:r>
+        <w:rPr>
+          <w:b/>
+        </w:rPr>
+        <w:t>ПРИЛОЖЕНИЕ Б</w:t>
+      </w:r>
+    </w:p>
+    <w:p>
+      <w:pPr>
+        <w:spacing w:after="120"/>
+        <w:jc w:val="center"/>
+      </w:pPr>
+      <w:r>
+        <w:t>Листинг схем валидации данных (файл validators.js)</w:t>
+      </w:r>
+    </w:p>
+    <w:p>
+      <w:pPr>
+        <w:spacing w:line="240" w:lineRule="auto"/>
+        <w:jc w:val="left"/>
+      </w:pPr>
+      <w:r>
+        <w:rPr>
+          <w:rFonts w:ascii="Courier New" w:hAnsi="Courier New"/>
+          <w:sz w:val="20"/>
+        </w:rPr>
+        <w:t>import { z } from 'zod';</w:t>
+      </w:r>
+    </w:p>
+    <w:p>
+      <w:pPr>
+        <w:spacing w:line="240" w:lineRule="auto"/>
+        <w:jc w:val="left"/>
+      </w:pPr>
+      <w:r>
+        <w:rPr>
+          <w:rFonts w:ascii="Courier New" w:hAnsi="Courier New"/>
+          <w:sz w:val="20"/>
+        </w:rPr>
+        <w:t xml:space="preserve"> </w:t>
+      </w:r>
+    </w:p>
+    <w:p>
+      <w:pPr>
+        <w:spacing w:line="240" w:lineRule="auto"/>
+        <w:jc w:val="left"/>
+      </w:pPr>
+      <w:r>
+        <w:rPr>
+          <w:rFonts w:ascii="Courier New" w:hAnsi="Courier New"/>
+          <w:sz w:val="20"/>
+        </w:rPr>
+        <w:t>/* ─────────────────────────────────────────</w:t>
+      </w:r>
+    </w:p>
+    <w:p>
+      <w:pPr>
+        <w:spacing w:line="240" w:lineRule="auto"/>
+        <w:jc w:val="left"/>
+      </w:pPr>
+      <w:r>
+        <w:rPr>
+          <w:rFonts w:ascii="Courier New" w:hAnsi="Courier New"/>
+          <w:sz w:val="20"/>
+        </w:rPr>
+        <w:t xml:space="preserve">   Вспомогательные типы</w:t>
+      </w:r>
+    </w:p>
+    <w:p>
+      <w:pPr>
+        <w:spacing w:line="240" w:lineRule="auto"/>
+        <w:jc w:val="left"/>
+      </w:pPr>
+      <w:r>
+        <w:rPr>
+          <w:rFonts w:ascii="Courier New" w:hAnsi="Courier New"/>
+          <w:sz w:val="20"/>
+        </w:rPr>
+        <w:t>───────────────────────────────────────── */</w:t>
+      </w:r>
+    </w:p>
+    <w:p>
+      <w:pPr>
+        <w:spacing w:line="240" w:lineRule="auto"/>
+        <w:jc w:val="left"/>
+      </w:pPr>
+      <w:r>
+        <w:rPr>
+          <w:rFonts w:ascii="Courier New" w:hAnsi="Courier New"/>
+          <w:sz w:val="20"/>
+        </w:rPr>
+        <w:t xml:space="preserve"> </w:t>
+      </w:r>
+    </w:p>
+    <w:p>
+      <w:pPr>
+        <w:spacing w:line="240" w:lineRule="auto"/>
+        <w:jc w:val="left"/>
+      </w:pPr>
+      <w:r>
+        <w:rPr>
+          <w:rFonts w:ascii="Courier New" w:hAnsi="Courier New"/>
+          <w:sz w:val="20"/>
+        </w:rPr>
+        <w:t>// Строка: обрезаем пробелы, не принимаем только пробелы</w:t>
+      </w:r>
+    </w:p>
+    <w:p>
+      <w:pPr>
+        <w:spacing w:line="240" w:lineRule="auto"/>
+        <w:jc w:val="left"/>
+      </w:pPr>
+      <w:r>
+        <w:rPr>
+          <w:rFonts w:ascii="Courier New" w:hAnsi="Courier New"/>
+          <w:sz w:val="20"/>
+        </w:rPr>
+        <w:t>const trimmedString = (label) =&gt;</w:t>
+      </w:r>
+    </w:p>
+    <w:p>
+      <w:pPr>
+        <w:spacing w:line="240" w:lineRule="auto"/>
+        <w:jc w:val="left"/>
+      </w:pPr>
+      <w:r>
+        <w:rPr>
+          <w:rFonts w:ascii="Courier New" w:hAnsi="Courier New"/>
+          <w:sz w:val="20"/>
+        </w:rPr>
+        <w:t xml:space="preserve">  z.string({ required_error: `${label} обязательно` }).trim();</w:t>
+      </w:r>
+    </w:p>
+    <w:p>
+      <w:pPr>
+        <w:spacing w:line="240" w:lineRule="auto"/>
+        <w:jc w:val="left"/>
+      </w:pPr>
+      <w:r>
+        <w:rPr>
+          <w:rFonts w:ascii="Courier New" w:hAnsi="Courier New"/>
+          <w:sz w:val="20"/>
+        </w:rPr>
+        <w:t xml:space="preserve"> </w:t>
+      </w:r>
+    </w:p>
+    <w:p>
+      <w:pPr>
+        <w:spacing w:line="240" w:lineRule="auto"/>
+        <w:jc w:val="left"/>
+      </w:pPr>
+      <w:r>
+        <w:rPr>
+          <w:rFonts w:ascii="Courier New" w:hAnsi="Courier New"/>
+          <w:sz w:val="20"/>
+        </w:rPr>
+        <w:t>// Нормализация email: trim + lowercase + валидация</w:t>
+      </w:r>
+    </w:p>
+    <w:p>
+      <w:pPr>
+        <w:spacing w:line="240" w:lineRule="auto"/>
+        <w:jc w:val="left"/>
+      </w:pPr>
+      <w:r>
+        <w:rPr>
+          <w:rFonts w:ascii="Courier New" w:hAnsi="Courier New"/>
+          <w:sz w:val="20"/>
+        </w:rPr>
+        <w:t>const emailField = z</w:t>
+      </w:r>
+    </w:p>
+    <w:p>
+      <w:pPr>
+        <w:spacing w:line="240" w:lineRule="auto"/>
+        <w:jc w:val="left"/>
+      </w:pPr>
+      <w:r>
+        <w:rPr>
+          <w:rFonts w:ascii="Courier New" w:hAnsi="Courier New"/>
+          <w:sz w:val="20"/>
+        </w:rPr>
+        <w:t xml:space="preserve">  .string({ required_error: 'Email автора обязателен' })</w:t>
+      </w:r>
+    </w:p>
+    <w:p>
+      <w:pPr>
+        <w:spacing w:line="240" w:lineRule="auto"/>
+        <w:jc w:val="left"/>
+      </w:pPr>
+      <w:r>
+        <w:rPr>
+          <w:rFonts w:ascii="Courier New" w:hAnsi="Courier New"/>
+          <w:sz w:val="20"/>
+        </w:rPr>
+        <w:t xml:space="preserve">  .trim()</w:t>
+      </w:r>
+    </w:p>
+    <w:p>
+      <w:pPr>
+        <w:spacing w:line="240" w:lineRule="auto"/>
+        <w:jc w:val="left"/>
+      </w:pPr>
+      <w:r>
+        <w:rPr>
+          <w:rFonts w:ascii="Courier New" w:hAnsi="Courier New"/>
+          <w:sz w:val="20"/>
+        </w:rPr>
+        <w:t xml:space="preserve">  .toLowerCase()</w:t>
+      </w:r>
+    </w:p>
+    <w:p>
+      <w:pPr>
+        <w:spacing w:line="240" w:lineRule="auto"/>
+        <w:jc w:val="left"/>
+      </w:pPr>
+      <w:r>
+        <w:rPr>
+          <w:rFonts w:ascii="Courier New" w:hAnsi="Courier New"/>
+          <w:sz w:val="20"/>
+        </w:rPr>
+        <w:t xml:space="preserve">  .min(1, 'Email не может быть пустым')</w:t>
+      </w:r>
+    </w:p>
+    <w:p>
+      <w:pPr>
+        <w:spacing w:line="240" w:lineRule="auto"/>
+        <w:jc w:val="left"/>
+      </w:pPr>
+      <w:r>
+        <w:rPr>
+          <w:rFonts w:ascii="Courier New" w:hAnsi="Courier New"/>
+          <w:sz w:val="20"/>
+        </w:rPr>
+        <w:t xml:space="preserve">  .max(254, 'Email слишком длинный (максимум 254 символа)')   // RFC 5321 limit</w:t>
+      </w:r>
+    </w:p>
+    <w:p>
+      <w:pPr>
+        <w:spacing w:line="240" w:lineRule="auto"/>
+        <w:jc w:val="left"/>
+      </w:pPr>
+      <w:r>
+        <w:rPr>
+          <w:rFonts w:ascii="Courier New" w:hAnsi="Courier New"/>
+          <w:sz w:val="20"/>
+        </w:rPr>
+        <w:t xml:space="preserve">  .email('Некорректный формат email')</w:t>
+      </w:r>
+    </w:p>
+    <w:p>
+      <w:pPr>
+        <w:spacing w:line="240" w:lineRule="auto"/>
+        <w:jc w:val="left"/>
+      </w:pPr>
+      <w:r>
+        <w:rPr>
+          <w:rFonts w:ascii="Courier New" w:hAnsi="Courier New"/>
+          <w:sz w:val="20"/>
+        </w:rPr>
+        <w:t xml:space="preserve">  // Дополнительная проверка: домен должен содержать хотя бы одну точку</w:t>
+      </w:r>
+    </w:p>
+    <w:p>
+      <w:pPr>
+        <w:spacing w:line="240" w:lineRule="auto"/>
+        <w:jc w:val="left"/>
+      </w:pPr>
+      <w:r>
+        <w:rPr>
+          <w:rFonts w:ascii="Courier New" w:hAnsi="Courier New"/>
+          <w:sz w:val="20"/>
+        </w:rPr>
+        <w:t xml:space="preserve">  .refine(</w:t>
+      </w:r>
+    </w:p>
+    <w:p>
+      <w:pPr>
+        <w:spacing w:line="240" w:lineRule="auto"/>
+        <w:jc w:val="left"/>
+      </w:pPr>
+      <w:r>
+        <w:rPr>
+          <w:rFonts w:ascii="Courier New" w:hAnsi="Courier New"/>
+          <w:sz w:val="20"/>
+        </w:rPr>
+        <w:t xml:space="preserve">    (v) =&gt; /^[^@]+@[^@]+\.[^@]+$/.test(v),</w:t>
+      </w:r>
+    </w:p>
+    <w:p>
+      <w:pPr>
+        <w:spacing w:line="240" w:lineRule="auto"/>
+        <w:jc w:val="left"/>
+      </w:pPr>
+      <w:r>
+        <w:rPr>
+          <w:rFonts w:ascii="Courier New" w:hAnsi="Courier New"/>
+          <w:sz w:val="20"/>
+        </w:rPr>
+        <w:t xml:space="preserve">    'Email должен содержать домен с точкой (например, user@example.com)',</w:t>
+      </w:r>
+    </w:p>
+    <w:p>
+      <w:pPr>
+        <w:spacing w:line="240" w:lineRule="auto"/>
+        <w:jc w:val="left"/>
+      </w:pPr>
+      <w:r>
+        <w:rPr>
+          <w:rFonts w:ascii="Courier New" w:hAnsi="Courier New"/>
+          <w:sz w:val="20"/>
+        </w:rPr>
+        <w:t xml:space="preserve">  )</w:t>
+      </w:r>
+    </w:p>
+    <w:p>
+      <w:pPr>
+        <w:spacing w:line="240" w:lineRule="auto"/>
+        <w:jc w:val="left"/>
+      </w:pPr>
+      <w:r>
+        <w:rPr>
+          <w:rFonts w:ascii="Courier New" w:hAnsi="Courier New"/>
+          <w:sz w:val="20"/>
+        </w:rPr>
+        <w:t xml:space="preserve">  // Блокируем одноразовые/временные сервисы</w:t>
+      </w:r>
+    </w:p>
+    <w:p>
+      <w:pPr>
+        <w:spacing w:line="240" w:lineRule="auto"/>
+        <w:jc w:val="left"/>
+      </w:pPr>
+      <w:r>
+        <w:rPr>
+          <w:rFonts w:ascii="Courier New" w:hAnsi="Courier New"/>
+          <w:sz w:val="20"/>
+        </w:rPr>
+        <w:t xml:space="preserve">  .refine(</w:t>
+      </w:r>
+    </w:p>
+    <w:p>
+      <w:pPr>
+        <w:spacing w:line="240" w:lineRule="auto"/>
+        <w:jc w:val="left"/>
+      </w:pPr>
+      <w:r>
+        <w:rPr>
+          <w:rFonts w:ascii="Courier New" w:hAnsi="Courier New"/>
+          <w:sz w:val="20"/>
+        </w:rPr>
+        <w:t xml:space="preserve">    (v) =&gt; {</w:t>
+      </w:r>
+    </w:p>
+    <w:p>
+      <w:pPr>
+        <w:spacing w:line="240" w:lineRule="auto"/>
+        <w:jc w:val="left"/>
+      </w:pPr>
+      <w:r>
+        <w:rPr>
+          <w:rFonts w:ascii="Courier New" w:hAnsi="Courier New"/>
+          <w:sz w:val="20"/>
+        </w:rPr>
+        <w:t xml:space="preserve">      const disposableDomains = [</w:t>
+      </w:r>
+    </w:p>
+    <w:p>
+      <w:pPr>
+        <w:spacing w:line="240" w:lineRule="auto"/>
+        <w:jc w:val="left"/>
+      </w:pPr>
+      <w:r>
+        <w:rPr>
+          <w:rFonts w:ascii="Courier New" w:hAnsi="Courier New"/>
+          <w:sz w:val="20"/>
+        </w:rPr>
+        <w:t xml:space="preserve">        'mailinator.com', 'guerrillamail.com', 'tempmail.com',</w:t>
+      </w:r>
+    </w:p>
+    <w:p>
+      <w:pPr>
+        <w:spacing w:line="240" w:lineRule="auto"/>
+        <w:jc w:val="left"/>
+      </w:pPr>
+      <w:r>
+        <w:rPr>
+          <w:rFonts w:ascii="Courier New" w:hAnsi="Courier New"/>
+          <w:sz w:val="20"/>
+        </w:rPr>
+        <w:t xml:space="preserve">        'throwaway.email', 'yopmail.com', 'sharklasers.com',</w:t>
+      </w:r>
+    </w:p>
+    <w:p>
+      <w:pPr>
+        <w:spacing w:line="240" w:lineRule="auto"/>
+        <w:jc w:val="left"/>
+      </w:pPr>
+      <w:r>
+        <w:rPr>
+          <w:rFonts w:ascii="Courier New" w:hAnsi="Courier New"/>
+          <w:sz w:val="20"/>
+        </w:rPr>
+        <w:t xml:space="preserve">        'guerrillamailblock.com', 'grr.la', 'spam4.me',</w:t>
+      </w:r>
+    </w:p>
+    <w:p>
+      <w:pPr>
+        <w:spacing w:line="240" w:lineRule="auto"/>
+        <w:jc w:val="left"/>
+      </w:pPr>
+      <w:r>
+        <w:rPr>
+          <w:rFonts w:ascii="Courier New" w:hAnsi="Courier New"/>
+          <w:sz w:val="20"/>
+        </w:rPr>
+        <w:t xml:space="preserve">      ];</w:t>
+      </w:r>
+    </w:p>
+    <w:p>
+      <w:pPr>
+        <w:spacing w:line="240" w:lineRule="auto"/>
+        <w:jc w:val="left"/>
+      </w:pPr>
+      <w:r>
+        <w:rPr>
+          <w:rFonts w:ascii="Courier New" w:hAnsi="Courier New"/>
+          <w:sz w:val="20"/>
+        </w:rPr>
+        <w:t xml:space="preserve">      const domain = v.split('@')[1] ?? '';</w:t>
+      </w:r>
+    </w:p>
+    <w:p>
+      <w:pPr>
+        <w:spacing w:line="240" w:lineRule="auto"/>
+        <w:jc w:val="left"/>
+      </w:pPr>
+      <w:r>
+        <w:rPr>
+          <w:rFonts w:ascii="Courier New" w:hAnsi="Courier New"/>
+          <w:sz w:val="20"/>
+        </w:rPr>
+        <w:t xml:space="preserve">      return !disposableDomains.includes(domain);</w:t>
+      </w:r>
+    </w:p>
+    <w:p>
+      <w:pPr>
+        <w:spacing w:line="240" w:lineRule="auto"/>
+        <w:jc w:val="left"/>
+      </w:pPr>
+      <w:r>
+        <w:rPr>
+          <w:rFonts w:ascii="Courier New" w:hAnsi="Courier New"/>
+          <w:sz w:val="20"/>
+        </w:rPr>
+        <w:t xml:space="preserve">    },</w:t>
+      </w:r>
+    </w:p>
+    <w:p>
+      <w:pPr>
+        <w:spacing w:line="240" w:lineRule="auto"/>
+        <w:jc w:val="left"/>
+      </w:pPr>
+      <w:r>
+        <w:rPr>
+          <w:rFonts w:ascii="Courier New" w:hAnsi="Courier New"/>
+          <w:sz w:val="20"/>
+        </w:rPr>
+        <w:t xml:space="preserve">    'Одноразовые email-адреса не принимаются',</w:t>
+      </w:r>
+    </w:p>
+    <w:p>
+      <w:pPr>
+        <w:spacing w:line="240" w:lineRule="auto"/>
+        <w:jc w:val="left"/>
+      </w:pPr>
+      <w:r>
+        <w:rPr>
+          <w:rFonts w:ascii="Courier New" w:hAnsi="Courier New"/>
+          <w:sz w:val="20"/>
+        </w:rPr>
+        <w:t xml:space="preserve">  );</w:t>
+      </w:r>
+    </w:p>
+    <w:p>
+      <w:pPr>
+        <w:spacing w:line="240" w:lineRule="auto"/>
+        <w:jc w:val="left"/>
+      </w:pPr>
+      <w:r>
+        <w:rPr>
+          <w:rFonts w:ascii="Courier New" w:hAnsi="Courier New"/>
+          <w:sz w:val="20"/>
+        </w:rPr>
+        <w:t xml:space="preserve"> </w:t>
+      </w:r>
+    </w:p>
+    <w:p>
+      <w:pPr>
+        <w:spacing w:line="240" w:lineRule="auto"/>
+        <w:jc w:val="left"/>
+      </w:pPr>
+      <w:r>
+        <w:rPr>
+          <w:rFonts w:ascii="Courier New" w:hAnsi="Courier New"/>
+          <w:sz w:val="20"/>
+        </w:rPr>
+        <w:t>// Slug или числовой ID в URL-параметре</w:t>
+      </w:r>
+    </w:p>
+    <w:p>
+      <w:pPr>
+        <w:spacing w:line="240" w:lineRule="auto"/>
+        <w:jc w:val="left"/>
+      </w:pPr>
+      <w:r>
+        <w:rPr>
+          <w:rFonts w:ascii="Courier New" w:hAnsi="Courier New"/>
+          <w:sz w:val="20"/>
+        </w:rPr>
+        <w:t>// Принимает: числа (1, 42) и строковые slug-и (ysyakh, olonkho-day, proposal-5)</w:t>
+      </w:r>
+    </w:p>
+    <w:p>
+      <w:pPr>
+        <w:spacing w:line="240" w:lineRule="auto"/>
+        <w:jc w:val="left"/>
+      </w:pPr>
+      <w:r>
+        <w:rPr>
+          <w:rFonts w:ascii="Courier New" w:hAnsi="Courier New"/>
+          <w:sz w:val="20"/>
+        </w:rPr>
+        <w:t>export const IdParamSchema = z.object({</w:t>
+      </w:r>
+    </w:p>
+    <w:p>
+      <w:pPr>
+        <w:spacing w:line="240" w:lineRule="auto"/>
+        <w:jc w:val="left"/>
+      </w:pPr>
+      <w:r>
+        <w:rPr>
+          <w:rFonts w:ascii="Courier New" w:hAnsi="Courier New"/>
+          <w:sz w:val="20"/>
+        </w:rPr>
+        <w:t xml:space="preserve">  id: z</w:t>
+      </w:r>
+    </w:p>
+    <w:p>
+      <w:pPr>
+        <w:spacing w:line="240" w:lineRule="auto"/>
+        <w:jc w:val="left"/>
+      </w:pPr>
+      <w:r>
+        <w:rPr>
+          <w:rFonts w:ascii="Courier New" w:hAnsi="Courier New"/>
+          <w:sz w:val="20"/>
+        </w:rPr>
+        <w:t xml:space="preserve">    .string()</w:t>
+      </w:r>
+    </w:p>
+    <w:p>
+      <w:pPr>
+        <w:spacing w:line="240" w:lineRule="auto"/>
+        <w:jc w:val="left"/>
+      </w:pPr>
+      <w:r>
+        <w:rPr>
+          <w:rFonts w:ascii="Courier New" w:hAnsi="Courier New"/>
+          <w:sz w:val="20"/>
+        </w:rPr>
+        <w:t xml:space="preserve">    .min(1, 'ID не может быть пустым')</w:t>
+      </w:r>
+    </w:p>
+    <w:p>
+      <w:pPr>
+        <w:spacing w:line="240" w:lineRule="auto"/>
+        <w:jc w:val="left"/>
+      </w:pPr>
+      <w:r>
+        <w:rPr>
+          <w:rFonts w:ascii="Courier New" w:hAnsi="Courier New"/>
+          <w:sz w:val="20"/>
+        </w:rPr>
+        <w:t xml:space="preserve">    .max(100, 'ID слишком длинный')</w:t>
+      </w:r>
+    </w:p>
+    <w:p>
+      <w:pPr>
+        <w:spacing w:line="240" w:lineRule="auto"/>
+        <w:jc w:val="left"/>
+      </w:pPr>
+      <w:r>
+        <w:rPr>
+          <w:rFonts w:ascii="Courier New" w:hAnsi="Courier New"/>
+          <w:sz w:val="20"/>
+        </w:rPr>
+        <w:t xml:space="preserve">    .regex(</w:t>
+      </w:r>
+    </w:p>
+    <w:p>
+      <w:pPr>
+        <w:spacing w:line="240" w:lineRule="auto"/>
+        <w:jc w:val="left"/>
+      </w:pPr>
+      <w:r>
+        <w:rPr>
+          <w:rFonts w:ascii="Courier New" w:hAnsi="Courier New"/>
+          <w:sz w:val="20"/>
+        </w:rPr>
+        <w:t xml:space="preserve">      /^[a-zA-Z0-9_-]+$/,</w:t>
+      </w:r>
+    </w:p>
+    <w:p>
+      <w:pPr>
+        <w:spacing w:line="240" w:lineRule="auto"/>
+        <w:jc w:val="left"/>
+      </w:pPr>
+      <w:r>
+        <w:rPr>
+          <w:rFonts w:ascii="Courier New" w:hAnsi="Courier New"/>
+          <w:sz w:val="20"/>
+        </w:rPr>
+        <w:t xml:space="preserve">      'ID может содержать только буквы, цифры, дефисы и подчёркивания',</w:t>
+      </w:r>
+    </w:p>
+    <w:p>
+      <w:pPr>
+        <w:spacing w:line="240" w:lineRule="auto"/>
+        <w:jc w:val="left"/>
+      </w:pPr>
+      <w:r>
+        <w:rPr>
+          <w:rFonts w:ascii="Courier New" w:hAnsi="Courier New"/>
+          <w:sz w:val="20"/>
+        </w:rPr>
+        <w:t xml:space="preserve">    ),</w:t>
+      </w:r>
+    </w:p>
+    <w:p>
+      <w:pPr>
+        <w:spacing w:line="240" w:lineRule="auto"/>
+        <w:jc w:val="left"/>
+      </w:pPr>
+      <w:r>
+        <w:rPr>
+          <w:rFonts w:ascii="Courier New" w:hAnsi="Courier New"/>
+          <w:sz w:val="20"/>
+        </w:rPr>
+        <w:t>});</w:t>
+      </w:r>
+    </w:p>
+    <w:p>
+      <w:pPr>
+        <w:spacing w:line="240" w:lineRule="auto"/>
+        <w:jc w:val="left"/>
+      </w:pPr>
+      <w:r>
+        <w:rPr>
+          <w:rFonts w:ascii="Courier New" w:hAnsi="Courier New"/>
+          <w:sz w:val="20"/>
+        </w:rPr>
+        <w:t xml:space="preserve"> </w:t>
+      </w:r>
+    </w:p>
+    <w:p>
+      <w:pPr>
+        <w:spacing w:line="240" w:lineRule="auto"/>
+        <w:jc w:val="left"/>
+      </w:pPr>
+      <w:r>
+        <w:rPr>
+          <w:rFonts w:ascii="Courier New" w:hAnsi="Courier New"/>
+          <w:sz w:val="20"/>
+        </w:rPr>
+        <w:t>/* ─────────────────────────────────────────</w:t>
+      </w:r>
+    </w:p>
+    <w:p>
+      <w:pPr>
+        <w:spacing w:line="240" w:lineRule="auto"/>
+        <w:jc w:val="left"/>
+      </w:pPr>
+      <w:r>
+        <w:rPr>
+          <w:rFonts w:ascii="Courier New" w:hAnsi="Courier New"/>
+          <w:sz w:val="20"/>
+        </w:rPr>
+        <w:t xml:space="preserve">   Схема предложения (POST /api/proposals)</w:t>
+      </w:r>
+    </w:p>
+    <w:p>
+      <w:pPr>
+        <w:spacing w:line="240" w:lineRule="auto"/>
+        <w:jc w:val="left"/>
+      </w:pPr>
+      <w:r>
+        <w:rPr>
+          <w:rFonts w:ascii="Courier New" w:hAnsi="Courier New"/>
+          <w:sz w:val="20"/>
+        </w:rPr>
+        <w:t>───────────────────────────────────────── */</w:t>
+      </w:r>
+    </w:p>
+    <w:p>
+      <w:pPr>
+        <w:spacing w:line="240" w:lineRule="auto"/>
+        <w:jc w:val="left"/>
+      </w:pPr>
+      <w:r>
+        <w:rPr>
+          <w:rFonts w:ascii="Courier New" w:hAnsi="Courier New"/>
+          <w:sz w:val="20"/>
+        </w:rPr>
+        <w:t>export const ProposalSchema = z.object({</w:t>
+      </w:r>
+    </w:p>
+    <w:p>
+      <w:pPr>
+        <w:spacing w:line="240" w:lineRule="auto"/>
+        <w:jc w:val="left"/>
+      </w:pPr>
+      <w:r>
+        <w:rPr>
+          <w:rFonts w:ascii="Courier New" w:hAnsi="Courier New"/>
+          <w:sz w:val="20"/>
+        </w:rPr>
+        <w:t xml:space="preserve">  title: trimmedString('Название')</w:t>
+      </w:r>
+    </w:p>
+    <w:p>
+      <w:pPr>
+        <w:spacing w:line="240" w:lineRule="auto"/>
+        <w:jc w:val="left"/>
+      </w:pPr>
+      <w:r>
+        <w:rPr>
+          <w:rFonts w:ascii="Courier New" w:hAnsi="Courier New"/>
+          <w:sz w:val="20"/>
+        </w:rPr>
+        <w:t xml:space="preserve">    .min(3, 'Название должно содержать не менее 3 символов')</w:t>
+      </w:r>
+    </w:p>
+    <w:p>
+      <w:pPr>
+        <w:spacing w:line="240" w:lineRule="auto"/>
+        <w:jc w:val="left"/>
+      </w:pPr>
+      <w:r>
+        <w:rPr>
+          <w:rFonts w:ascii="Courier New" w:hAnsi="Courier New"/>
+          <w:sz w:val="20"/>
+        </w:rPr>
+        <w:t xml:space="preserve">    .max(200, 'Название не должно превышать 200 символов'),</w:t>
+      </w:r>
+    </w:p>
+    <w:p>
+      <w:pPr>
+        <w:spacing w:line="240" w:lineRule="auto"/>
+        <w:jc w:val="left"/>
+      </w:pPr>
+      <w:r>
+        <w:rPr>
+          <w:rFonts w:ascii="Courier New" w:hAnsi="Courier New"/>
+          <w:sz w:val="20"/>
+        </w:rPr>
+        <w:t xml:space="preserve"> </w:t>
+      </w:r>
+    </w:p>
+    <w:p>
+      <w:pPr>
+        <w:spacing w:line="240" w:lineRule="auto"/>
+        <w:jc w:val="left"/>
+      </w:pPr>
+      <w:r>
+        <w:rPr>
+          <w:rFonts w:ascii="Courier New" w:hAnsi="Courier New"/>
+          <w:sz w:val="20"/>
+        </w:rPr>
+        <w:t xml:space="preserve">  description: trimmedString('Описание')</w:t>
+      </w:r>
+    </w:p>
+    <w:p>
+      <w:pPr>
+        <w:spacing w:line="240" w:lineRule="auto"/>
+        <w:jc w:val="left"/>
+      </w:pPr>
+      <w:r>
+        <w:rPr>
+          <w:rFonts w:ascii="Courier New" w:hAnsi="Courier New"/>
+          <w:sz w:val="20"/>
+        </w:rPr>
+        <w:t xml:space="preserve">    .min(10, 'Описание должно содержать не менее 10 символов')</w:t>
+      </w:r>
+    </w:p>
+    <w:p>
+      <w:pPr>
+        <w:spacing w:line="240" w:lineRule="auto"/>
+        <w:jc w:val="left"/>
+      </w:pPr>
+      <w:r>
+        <w:rPr>
+          <w:rFonts w:ascii="Courier New" w:hAnsi="Courier New"/>
+          <w:sz w:val="20"/>
+        </w:rPr>
+        <w:t xml:space="preserve">    .max(5000, 'Описание не должно превышать 5000 символов'),</w:t>
+      </w:r>
+    </w:p>
+    <w:p>
+      <w:pPr>
+        <w:spacing w:line="240" w:lineRule="auto"/>
+        <w:jc w:val="left"/>
+      </w:pPr>
+      <w:r>
+        <w:rPr>
+          <w:rFonts w:ascii="Courier New" w:hAnsi="Courier New"/>
+          <w:sz w:val="20"/>
+        </w:rPr>
+        <w:t xml:space="preserve"> </w:t>
+      </w:r>
+    </w:p>
+    <w:p>
+      <w:pPr>
+        <w:spacing w:line="240" w:lineRule="auto"/>
+        <w:jc w:val="left"/>
+      </w:pPr>
+      <w:r>
+        <w:rPr>
+          <w:rFonts w:ascii="Courier New" w:hAnsi="Courier New"/>
+          <w:sz w:val="20"/>
+        </w:rPr>
+        <w:t xml:space="preserve">  author_name: trimmedString('Имя автора')</w:t>
+      </w:r>
+    </w:p>
+    <w:p>
+      <w:pPr>
+        <w:spacing w:line="240" w:lineRule="auto"/>
+        <w:jc w:val="left"/>
+      </w:pPr>
+      <w:r>
+        <w:rPr>
+          <w:rFonts w:ascii="Courier New" w:hAnsi="Courier New"/>
+          <w:sz w:val="20"/>
+        </w:rPr>
+        <w:t xml:space="preserve">    .min(2, 'Имя должно содержать не менее 2 символов')</w:t>
+      </w:r>
+    </w:p>
+    <w:p>
+      <w:pPr>
+        <w:spacing w:line="240" w:lineRule="auto"/>
+        <w:jc w:val="left"/>
+      </w:pPr>
+      <w:r>
+        <w:rPr>
+          <w:rFonts w:ascii="Courier New" w:hAnsi="Courier New"/>
+          <w:sz w:val="20"/>
+        </w:rPr>
+        <w:t xml:space="preserve">    .max(100, 'Имя не должно превышать 100 символов')</w:t>
+      </w:r>
+    </w:p>
+    <w:p>
+      <w:pPr>
+        <w:spacing w:line="240" w:lineRule="auto"/>
+        <w:jc w:val="left"/>
+      </w:pPr>
+      <w:r>
+        <w:rPr>
+          <w:rFonts w:ascii="Courier New" w:hAnsi="Courier New"/>
+          <w:sz w:val="20"/>
+        </w:rPr>
+        <w:t xml:space="preserve">    // Буквы любого языка (включая кириллицу), пробелы и дефисы</w:t>
+      </w:r>
+    </w:p>
+    <w:p>
+      <w:pPr>
+        <w:spacing w:line="240" w:lineRule="auto"/>
+        <w:jc w:val="left"/>
+      </w:pPr>
+      <w:r>
+        <w:rPr>
+          <w:rFonts w:ascii="Courier New" w:hAnsi="Courier New"/>
+          <w:sz w:val="20"/>
+        </w:rPr>
+        <w:t xml:space="preserve">    .refine(</w:t>
+      </w:r>
+    </w:p>
+    <w:p>
+      <w:pPr>
+        <w:spacing w:line="240" w:lineRule="auto"/>
+        <w:jc w:val="left"/>
+      </w:pPr>
+      <w:r>
+        <w:rPr>
+          <w:rFonts w:ascii="Courier New" w:hAnsi="Courier New"/>
+          <w:sz w:val="20"/>
+        </w:rPr>
+        <w:t xml:space="preserve">      (v) =&gt; /^[\p{L}\s-]+$/u.test(v),</w:t>
+      </w:r>
+    </w:p>
+    <w:p>
+      <w:pPr>
+        <w:spacing w:line="240" w:lineRule="auto"/>
+        <w:jc w:val="left"/>
+      </w:pPr>
+      <w:r>
+        <w:rPr>
+          <w:rFonts w:ascii="Courier New" w:hAnsi="Courier New"/>
+          <w:sz w:val="20"/>
+        </w:rPr>
+        <w:t xml:space="preserve">      'Имя может содержать только буквы, пробелы и дефисы',</w:t>
+      </w:r>
+    </w:p>
+    <w:p>
+      <w:pPr>
+        <w:spacing w:line="240" w:lineRule="auto"/>
+        <w:jc w:val="left"/>
+      </w:pPr>
+      <w:r>
+        <w:rPr>
+          <w:rFonts w:ascii="Courier New" w:hAnsi="Courier New"/>
+          <w:sz w:val="20"/>
+        </w:rPr>
+        <w:t xml:space="preserve">    ),</w:t>
+      </w:r>
+    </w:p>
+    <w:p>
+      <w:pPr>
+        <w:spacing w:line="240" w:lineRule="auto"/>
+        <w:jc w:val="left"/>
+      </w:pPr>
+      <w:r>
+        <w:rPr>
+          <w:rFonts w:ascii="Courier New" w:hAnsi="Courier New"/>
+          <w:sz w:val="20"/>
+        </w:rPr>
+        <w:t xml:space="preserve"> </w:t>
+      </w:r>
+    </w:p>
+    <w:p>
+      <w:pPr>
+        <w:spacing w:line="240" w:lineRule="auto"/>
+        <w:jc w:val="left"/>
+      </w:pPr>
+      <w:r>
+        <w:rPr>
+          <w:rFonts w:ascii="Courier New" w:hAnsi="Courier New"/>
+          <w:sz w:val="20"/>
+        </w:rPr>
+        <w:t xml:space="preserve">  // ── author_email: теперь обязательное поле ──</w:t>
+      </w:r>
+    </w:p>
+    <w:p>
+      <w:pPr>
+        <w:spacing w:line="240" w:lineRule="auto"/>
+        <w:jc w:val="left"/>
+      </w:pPr>
+      <w:r>
+        <w:rPr>
+          <w:rFonts w:ascii="Courier New" w:hAnsi="Courier New"/>
+          <w:sz w:val="20"/>
+        </w:rPr>
+        <w:t xml:space="preserve">  author_email: emailField,</w:t>
+      </w:r>
+    </w:p>
+    <w:p>
+      <w:pPr>
+        <w:spacing w:line="240" w:lineRule="auto"/>
+        <w:jc w:val="left"/>
+      </w:pPr>
+      <w:r>
+        <w:rPr>
+          <w:rFonts w:ascii="Courier New" w:hAnsi="Courier New"/>
+          <w:sz w:val="20"/>
+        </w:rPr>
+        <w:t xml:space="preserve"> </w:t>
+      </w:r>
+    </w:p>
+    <w:p>
+      <w:pPr>
+        <w:spacing w:line="240" w:lineRule="auto"/>
+        <w:jc w:val="left"/>
+      </w:pPr>
+      <w:r>
+        <w:rPr>
+          <w:rFonts w:ascii="Courier New" w:hAnsi="Courier New"/>
+          <w:sz w:val="20"/>
+        </w:rPr>
+        <w:t xml:space="preserve">  holiday_date: z</w:t>
+      </w:r>
+    </w:p>
+    <w:p>
+      <w:pPr>
+        <w:spacing w:line="240" w:lineRule="auto"/>
+        <w:jc w:val="left"/>
+      </w:pPr>
+      <w:r>
+        <w:rPr>
+          <w:rFonts w:ascii="Courier New" w:hAnsi="Courier New"/>
+          <w:sz w:val="20"/>
+        </w:rPr>
+        <w:t xml:space="preserve">    .string()</w:t>
+      </w:r>
+    </w:p>
+    <w:p>
+      <w:pPr>
+        <w:spacing w:line="240" w:lineRule="auto"/>
+        <w:jc w:val="left"/>
+      </w:pPr>
+      <w:r>
+        <w:rPr>
+          <w:rFonts w:ascii="Courier New" w:hAnsi="Courier New"/>
+          <w:sz w:val="20"/>
+        </w:rPr>
+        <w:t xml:space="preserve">    .regex(/^\d{4}-\d{2}-\d{2}$/, 'Дата должна быть в формате YYYY-MM-DD')</w:t>
+      </w:r>
+    </w:p>
+    <w:p>
+      <w:pPr>
+        <w:spacing w:line="240" w:lineRule="auto"/>
+        <w:jc w:val="left"/>
+      </w:pPr>
+      <w:r>
+        <w:rPr>
+          <w:rFonts w:ascii="Courier New" w:hAnsi="Courier New"/>
+          <w:sz w:val="20"/>
+        </w:rPr>
+        <w:t xml:space="preserve">    .refine((d) =&gt; {</w:t>
+      </w:r>
+    </w:p>
+    <w:p>
+      <w:pPr>
+        <w:spacing w:line="240" w:lineRule="auto"/>
+        <w:jc w:val="left"/>
+      </w:pPr>
+      <w:r>
+        <w:rPr>
+          <w:rFonts w:ascii="Courier New" w:hAnsi="Courier New"/>
+          <w:sz w:val="20"/>
+        </w:rPr>
+        <w:t xml:space="preserve">      const date = new Date(d);</w:t>
+      </w:r>
+    </w:p>
+    <w:p>
+      <w:pPr>
+        <w:spacing w:line="240" w:lineRule="auto"/>
+        <w:jc w:val="left"/>
+      </w:pPr>
+      <w:r>
+        <w:rPr>
+          <w:rFonts w:ascii="Courier New" w:hAnsi="Courier New"/>
+          <w:sz w:val="20"/>
+        </w:rPr>
+        <w:t xml:space="preserve">      return !isNaN(date.getTime());</w:t>
+      </w:r>
+    </w:p>
+    <w:p>
+      <w:pPr>
+        <w:spacing w:line="240" w:lineRule="auto"/>
+        <w:jc w:val="left"/>
+      </w:pPr>
+      <w:r>
+        <w:rPr>
+          <w:rFonts w:ascii="Courier New" w:hAnsi="Courier New"/>
+          <w:sz w:val="20"/>
+        </w:rPr>
+        <w:t xml:space="preserve">    }, 'Недействительная дата')</w:t>
+      </w:r>
+    </w:p>
+    <w:p>
+      <w:pPr>
+        <w:spacing w:line="240" w:lineRule="auto"/>
+        <w:jc w:val="left"/>
+      </w:pPr>
+      <w:r>
+        <w:rPr>
+          <w:rFonts w:ascii="Courier New" w:hAnsi="Courier New"/>
+          <w:sz w:val="20"/>
+        </w:rPr>
+        <w:t xml:space="preserve">    .refine((d) =&gt; {</w:t>
+      </w:r>
+    </w:p>
+    <w:p>
+      <w:pPr>
+        <w:spacing w:line="240" w:lineRule="auto"/>
+        <w:jc w:val="left"/>
+      </w:pPr>
+      <w:r>
+        <w:rPr>
+          <w:rFonts w:ascii="Courier New" w:hAnsi="Courier New"/>
+          <w:sz w:val="20"/>
+        </w:rPr>
+        <w:t xml:space="preserve">      const year = parseInt(d.split('-')[0], 10);</w:t>
+      </w:r>
+    </w:p>
+    <w:p>
+      <w:pPr>
+        <w:spacing w:line="240" w:lineRule="auto"/>
+        <w:jc w:val="left"/>
+      </w:pPr>
+      <w:r>
+        <w:rPr>
+          <w:rFonts w:ascii="Courier New" w:hAnsi="Courier New"/>
+          <w:sz w:val="20"/>
+        </w:rPr>
+        <w:t xml:space="preserve">      return year &gt;= 1900 &amp;&amp; year &lt;= 2060;</w:t>
+      </w:r>
+    </w:p>
+    <w:p>
+      <w:pPr>
+        <w:spacing w:line="240" w:lineRule="auto"/>
+        <w:jc w:val="left"/>
+      </w:pPr>
+      <w:r>
+        <w:rPr>
+          <w:rFonts w:ascii="Courier New" w:hAnsi="Courier New"/>
+          <w:sz w:val="20"/>
+        </w:rPr>
+        <w:t xml:space="preserve">    }, 'Год должен быть от 1900 до 2060')</w:t>
+      </w:r>
+    </w:p>
+    <w:p>
+      <w:pPr>
+        <w:spacing w:line="240" w:lineRule="auto"/>
+        <w:jc w:val="left"/>
+      </w:pPr>
+      <w:r>
+        <w:rPr>
+          <w:rFonts w:ascii="Courier New" w:hAnsi="Courier New"/>
+          <w:sz w:val="20"/>
+        </w:rPr>
+        <w:t xml:space="preserve">    .optional(),</w:t>
+      </w:r>
+    </w:p>
+    <w:p>
+      <w:pPr>
+        <w:spacing w:line="240" w:lineRule="auto"/>
+        <w:jc w:val="left"/>
+      </w:pPr>
+      <w:r>
+        <w:rPr>
+          <w:rFonts w:ascii="Courier New" w:hAnsi="Courier New"/>
+          <w:sz w:val="20"/>
+        </w:rPr>
+        <w:t xml:space="preserve"> </w:t>
+      </w:r>
+    </w:p>
+    <w:p>
+      <w:pPr>
+        <w:spacing w:line="240" w:lineRule="auto"/>
+        <w:jc w:val="left"/>
+      </w:pPr>
+      <w:r>
+        <w:rPr>
+          <w:rFonts w:ascii="Courier New" w:hAnsi="Courier New"/>
+          <w:sz w:val="20"/>
+        </w:rPr>
+        <w:t xml:space="preserve">  holiday_id: z</w:t>
+      </w:r>
+    </w:p>
+    <w:p>
+      <w:pPr>
+        <w:spacing w:line="240" w:lineRule="auto"/>
+        <w:jc w:val="left"/>
+      </w:pPr>
+      <w:r>
+        <w:rPr>
+          <w:rFonts w:ascii="Courier New" w:hAnsi="Courier New"/>
+          <w:sz w:val="20"/>
+        </w:rPr>
+        <w:t xml:space="preserve">    .number({ invalid_type_error: 'holiday_id должен быть числом' })</w:t>
+      </w:r>
+    </w:p>
+    <w:p>
+      <w:pPr>
+        <w:spacing w:line="240" w:lineRule="auto"/>
+        <w:jc w:val="left"/>
+      </w:pPr>
+      <w:r>
+        <w:rPr>
+          <w:rFonts w:ascii="Courier New" w:hAnsi="Courier New"/>
+          <w:sz w:val="20"/>
+        </w:rPr>
+        <w:t xml:space="preserve">    .int('holiday_id должен быть целым числом')</w:t>
+      </w:r>
+    </w:p>
+    <w:p>
+      <w:pPr>
+        <w:spacing w:line="240" w:lineRule="auto"/>
+        <w:jc w:val="left"/>
+      </w:pPr>
+      <w:r>
+        <w:rPr>
+          <w:rFonts w:ascii="Courier New" w:hAnsi="Courier New"/>
+          <w:sz w:val="20"/>
+        </w:rPr>
+        <w:t xml:space="preserve">    .positive('holiday_id должен быть положительным')</w:t>
+      </w:r>
+    </w:p>
+    <w:p>
+      <w:pPr>
+        <w:spacing w:line="240" w:lineRule="auto"/>
+        <w:jc w:val="left"/>
+      </w:pPr>
+      <w:r>
+        <w:rPr>
+          <w:rFonts w:ascii="Courier New" w:hAnsi="Courier New"/>
+          <w:sz w:val="20"/>
+        </w:rPr>
+        <w:t xml:space="preserve">    .optional(),</w:t>
+      </w:r>
+    </w:p>
+    <w:p>
+      <w:pPr>
+        <w:spacing w:line="240" w:lineRule="auto"/>
+        <w:jc w:val="left"/>
+      </w:pPr>
+      <w:r>
+        <w:rPr>
+          <w:rFonts w:ascii="Courier New" w:hAnsi="Courier New"/>
+          <w:sz w:val="20"/>
+        </w:rPr>
+        <w:t xml:space="preserve"> </w:t>
+      </w:r>
+    </w:p>
+    <w:p>
+      <w:pPr>
+        <w:spacing w:line="240" w:lineRule="auto"/>
+        <w:jc w:val="left"/>
+      </w:pPr>
+      <w:r>
+        <w:rPr>
+          <w:rFonts w:ascii="Courier New" w:hAnsi="Courier New"/>
+          <w:sz w:val="20"/>
+        </w:rPr>
+        <w:t xml:space="preserve">  holiday_events: z</w:t>
+      </w:r>
+    </w:p>
+    <w:p>
+      <w:pPr>
+        <w:spacing w:line="240" w:lineRule="auto"/>
+        <w:jc w:val="left"/>
+      </w:pPr>
+      <w:r>
+        <w:rPr>
+          <w:rFonts w:ascii="Courier New" w:hAnsi="Courier New"/>
+          <w:sz w:val="20"/>
+        </w:rPr>
+        <w:t xml:space="preserve">    .array(</w:t>
+      </w:r>
+    </w:p>
+    <w:p>
+      <w:pPr>
+        <w:spacing w:line="240" w:lineRule="auto"/>
+        <w:jc w:val="left"/>
+      </w:pPr>
+      <w:r>
+        <w:rPr>
+          <w:rFonts w:ascii="Courier New" w:hAnsi="Courier New"/>
+          <w:sz w:val="20"/>
+        </w:rPr>
+        <w:t xml:space="preserve">      z.object({</w:t>
+      </w:r>
+    </w:p>
+    <w:p>
+      <w:pPr>
+        <w:spacing w:line="240" w:lineRule="auto"/>
+        <w:jc w:val="left"/>
+      </w:pPr>
+      <w:r>
+        <w:rPr>
+          <w:rFonts w:ascii="Courier New" w:hAnsi="Courier New"/>
+          <w:sz w:val="20"/>
+        </w:rPr>
+        <w:t xml:space="preserve">        title: trimmedString('Название события')</w:t>
+      </w:r>
+    </w:p>
+    <w:p>
+      <w:pPr>
+        <w:spacing w:line="240" w:lineRule="auto"/>
+        <w:jc w:val="left"/>
+      </w:pPr>
+      <w:r>
+        <w:rPr>
+          <w:rFonts w:ascii="Courier New" w:hAnsi="Courier New"/>
+          <w:sz w:val="20"/>
+        </w:rPr>
+        <w:t xml:space="preserve">          .min(2, 'Название события должно содержать не менее 2 символов')</w:t>
+      </w:r>
+    </w:p>
+    <w:p>
+      <w:pPr>
+        <w:spacing w:line="240" w:lineRule="auto"/>
+        <w:jc w:val="left"/>
+      </w:pPr>
+      <w:r>
+        <w:rPr>
+          <w:rFonts w:ascii="Courier New" w:hAnsi="Courier New"/>
+          <w:sz w:val="20"/>
+        </w:rPr>
+        <w:t xml:space="preserve">          .max(200, 'Название события не должно превышать 200 символов'),</w:t>
+      </w:r>
+    </w:p>
+    <w:p>
+      <w:pPr>
+        <w:spacing w:line="240" w:lineRule="auto"/>
+        <w:jc w:val="left"/>
+      </w:pPr>
+      <w:r>
+        <w:rPr>
+          <w:rFonts w:ascii="Courier New" w:hAnsi="Courier New"/>
+          <w:sz w:val="20"/>
+        </w:rPr>
+        <w:t xml:space="preserve">        event_date: z</w:t>
+      </w:r>
+    </w:p>
+    <w:p>
+      <w:pPr>
+        <w:spacing w:line="240" w:lineRule="auto"/>
+        <w:jc w:val="left"/>
+      </w:pPr>
+      <w:r>
+        <w:rPr>
+          <w:rFonts w:ascii="Courier New" w:hAnsi="Courier New"/>
+          <w:sz w:val="20"/>
+        </w:rPr>
+        <w:t xml:space="preserve">          .string()</w:t>
+      </w:r>
+    </w:p>
+    <w:p>
+      <w:pPr>
+        <w:spacing w:line="240" w:lineRule="auto"/>
+        <w:jc w:val="left"/>
+      </w:pPr>
+      <w:r>
+        <w:rPr>
+          <w:rFonts w:ascii="Courier New" w:hAnsi="Courier New"/>
+          <w:sz w:val="20"/>
+        </w:rPr>
+        <w:t xml:space="preserve">          .datetime({ offset: true, message: 'Некорректный формат даты события' })</w:t>
+      </w:r>
+    </w:p>
+    <w:p>
+      <w:pPr>
+        <w:spacing w:line="240" w:lineRule="auto"/>
+        <w:jc w:val="left"/>
+      </w:pPr>
+      <w:r>
+        <w:rPr>
+          <w:rFonts w:ascii="Courier New" w:hAnsi="Courier New"/>
+          <w:sz w:val="20"/>
+        </w:rPr>
+        <w:t xml:space="preserve">          .optional(),</w:t>
+      </w:r>
+    </w:p>
+    <w:p>
+      <w:pPr>
+        <w:spacing w:line="240" w:lineRule="auto"/>
+        <w:jc w:val="left"/>
+      </w:pPr>
+      <w:r>
+        <w:rPr>
+          <w:rFonts w:ascii="Courier New" w:hAnsi="Courier New"/>
+          <w:sz w:val="20"/>
+        </w:rPr>
+        <w:t xml:space="preserve">        description: trimmedString('Описание события')</w:t>
+      </w:r>
+    </w:p>
+    <w:p>
+      <w:pPr>
+        <w:spacing w:line="240" w:lineRule="auto"/>
+        <w:jc w:val="left"/>
+      </w:pPr>
+      <w:r>
+        <w:rPr>
+          <w:rFonts w:ascii="Courier New" w:hAnsi="Courier New"/>
+          <w:sz w:val="20"/>
+        </w:rPr>
+        <w:t xml:space="preserve">          .max(2000, 'Описание события не должно превышать 2000 символов')</w:t>
+      </w:r>
+    </w:p>
+    <w:p>
+      <w:pPr>
+        <w:spacing w:line="240" w:lineRule="auto"/>
+        <w:jc w:val="left"/>
+      </w:pPr>
+      <w:r>
+        <w:rPr>
+          <w:rFonts w:ascii="Courier New" w:hAnsi="Courier New"/>
+          <w:sz w:val="20"/>
+        </w:rPr>
+        <w:t xml:space="preserve">          .optional(),</w:t>
+      </w:r>
+    </w:p>
+    <w:p>
+      <w:pPr>
+        <w:spacing w:line="240" w:lineRule="auto"/>
+        <w:jc w:val="left"/>
+      </w:pPr>
+      <w:r>
+        <w:rPr>
+          <w:rFonts w:ascii="Courier New" w:hAnsi="Courier New"/>
+          <w:sz w:val="20"/>
+        </w:rPr>
+        <w:t xml:space="preserve">      })</w:t>
+      </w:r>
+    </w:p>
+    <w:p>
+      <w:pPr>
+        <w:spacing w:line="240" w:lineRule="auto"/>
+        <w:jc w:val="left"/>
+      </w:pPr>
+      <w:r>
+        <w:rPr>
+          <w:rFonts w:ascii="Courier New" w:hAnsi="Courier New"/>
+          <w:sz w:val="20"/>
+        </w:rPr>
+        <w:t xml:space="preserve">    )</w:t>
+      </w:r>
+    </w:p>
+    <w:p>
+      <w:pPr>
+        <w:spacing w:line="240" w:lineRule="auto"/>
+        <w:jc w:val="left"/>
+      </w:pPr>
+      <w:r>
+        <w:rPr>
+          <w:rFonts w:ascii="Courier New" w:hAnsi="Courier New"/>
+          <w:sz w:val="20"/>
+        </w:rPr>
+        <w:t xml:space="preserve">    .max(20, 'Максимум 20 событий')</w:t>
+      </w:r>
+    </w:p>
+    <w:p>
+      <w:pPr>
+        <w:spacing w:line="240" w:lineRule="auto"/>
+        <w:jc w:val="left"/>
+      </w:pPr>
+      <w:r>
+        <w:rPr>
+          <w:rFonts w:ascii="Courier New" w:hAnsi="Courier New"/>
+          <w:sz w:val="20"/>
+        </w:rPr>
+        <w:t xml:space="preserve">    .optional()</w:t>
+      </w:r>
+    </w:p>
+    <w:p>
+      <w:pPr>
+        <w:spacing w:line="240" w:lineRule="auto"/>
+        <w:jc w:val="left"/>
+      </w:pPr>
+      <w:r>
+        <w:rPr>
+          <w:rFonts w:ascii="Courier New" w:hAnsi="Courier New"/>
+          <w:sz w:val="20"/>
+        </w:rPr>
+        <w:t xml:space="preserve">    .default([]),</w:t>
+      </w:r>
+    </w:p>
+    <w:p>
+      <w:pPr>
+        <w:spacing w:line="240" w:lineRule="auto"/>
+        <w:jc w:val="left"/>
+      </w:pPr>
+      <w:r>
+        <w:rPr>
+          <w:rFonts w:ascii="Courier New" w:hAnsi="Courier New"/>
+          <w:sz w:val="20"/>
+        </w:rPr>
+        <w:t xml:space="preserve"> </w:t>
+      </w:r>
+    </w:p>
+    <w:p>
+      <w:pPr>
+        <w:spacing w:line="240" w:lineRule="auto"/>
+        <w:jc w:val="left"/>
+      </w:pPr>
+      <w:r>
+        <w:rPr>
+          <w:rFonts w:ascii="Courier New" w:hAnsi="Courier New"/>
+          <w:sz w:val="20"/>
+        </w:rPr>
+        <w:t xml:space="preserve">  images: z</w:t>
+      </w:r>
+    </w:p>
+    <w:p>
+      <w:pPr>
+        <w:spacing w:line="240" w:lineRule="auto"/>
+        <w:jc w:val="left"/>
+      </w:pPr>
+      <w:r>
+        <w:rPr>
+          <w:rFonts w:ascii="Courier New" w:hAnsi="Courier New"/>
+          <w:sz w:val="20"/>
+        </w:rPr>
+        <w:t xml:space="preserve">    .array(z.string().uuid('Некорректный UUID изображения'))</w:t>
+      </w:r>
+    </w:p>
+    <w:p>
+      <w:pPr>
+        <w:spacing w:line="240" w:lineRule="auto"/>
+        <w:jc w:val="left"/>
+      </w:pPr>
+      <w:r>
+        <w:rPr>
+          <w:rFonts w:ascii="Courier New" w:hAnsi="Courier New"/>
+          <w:sz w:val="20"/>
+        </w:rPr>
+        <w:t xml:space="preserve">    .max(10, 'Максимум 10 изображений')</w:t>
+      </w:r>
+    </w:p>
+    <w:p>
+      <w:pPr>
+        <w:spacing w:line="240" w:lineRule="auto"/>
+        <w:jc w:val="left"/>
+      </w:pPr>
+      <w:r>
+        <w:rPr>
+          <w:rFonts w:ascii="Courier New" w:hAnsi="Courier New"/>
+          <w:sz w:val="20"/>
+        </w:rPr>
+        <w:t xml:space="preserve">    .optional()</w:t>
+      </w:r>
+    </w:p>
+    <w:p>
+      <w:pPr>
+        <w:spacing w:line="240" w:lineRule="auto"/>
+        <w:jc w:val="left"/>
+      </w:pPr>
+      <w:r>
+        <w:rPr>
+          <w:rFonts w:ascii="Courier New" w:hAnsi="Courier New"/>
+          <w:sz w:val="20"/>
+        </w:rPr>
+        <w:t xml:space="preserve">    .default([]),</w:t>
+      </w:r>
+    </w:p>
+    <w:p>
+      <w:pPr>
+        <w:spacing w:line="240" w:lineRule="auto"/>
+        <w:jc w:val="left"/>
+      </w:pPr>
+      <w:r>
+        <w:rPr>
+          <w:rFonts w:ascii="Courier New" w:hAnsi="Courier New"/>
+          <w:sz w:val="20"/>
+        </w:rPr>
+        <w:t>});</w:t>
+      </w:r>
+    </w:p>
+    <w:p>
+      <w:pPr>
+        <w:spacing w:line="240" w:lineRule="auto"/>
+        <w:jc w:val="left"/>
+      </w:pPr>
+      <w:r>
+        <w:rPr>
+          <w:rFonts w:ascii="Courier New" w:hAnsi="Courier New"/>
+          <w:sz w:val="20"/>
+        </w:rPr>
+        <w:t xml:space="preserve"> </w:t>
+      </w:r>
+    </w:p>
+    <w:p>
+      <w:pPr>
+        <w:spacing w:line="240" w:lineRule="auto"/>
+        <w:jc w:val="left"/>
+      </w:pPr>
+      <w:r>
+        <w:rPr>
+          <w:rFonts w:ascii="Courier New" w:hAnsi="Courier New"/>
+          <w:sz w:val="20"/>
+        </w:rPr>
+        <w:t>/* ─────────────────────────────────────────</w:t>
+      </w:r>
+    </w:p>
+    <w:p>
+      <w:pPr>
+        <w:spacing w:line="240" w:lineRule="auto"/>
+        <w:jc w:val="left"/>
+      </w:pPr>
+      <w:r>
+        <w:rPr>
+          <w:rFonts w:ascii="Courier New" w:hAnsi="Courier New"/>
+          <w:sz w:val="20"/>
+        </w:rPr>
+        <w:t xml:space="preserve">   Схема query-параметров поиска</w:t>
+      </w:r>
+    </w:p>
+    <w:p>
+      <w:pPr>
+        <w:spacing w:line="240" w:lineRule="auto"/>
+        <w:jc w:val="left"/>
+      </w:pPr>
+      <w:r>
+        <w:rPr>
+          <w:rFonts w:ascii="Courier New" w:hAnsi="Courier New"/>
+          <w:sz w:val="20"/>
+        </w:rPr>
+        <w:t xml:space="preserve">   GET /api/holidays?search=...&amp;month=...&amp;limit=...</w:t>
+      </w:r>
+    </w:p>
+    <w:p>
+      <w:pPr>
+        <w:spacing w:line="240" w:lineRule="auto"/>
+        <w:jc w:val="left"/>
+      </w:pPr>
+      <w:r>
+        <w:rPr>
+          <w:rFonts w:ascii="Courier New" w:hAnsi="Courier New"/>
+          <w:sz w:val="20"/>
+        </w:rPr>
+        <w:t>───────────────────────────────────────── */</w:t>
+      </w:r>
+    </w:p>
+    <w:p>
+      <w:pPr>
+        <w:spacing w:line="240" w:lineRule="auto"/>
+        <w:jc w:val="left"/>
+      </w:pPr>
+      <w:r>
+        <w:rPr>
+          <w:rFonts w:ascii="Courier New" w:hAnsi="Courier New"/>
+          <w:sz w:val="20"/>
+        </w:rPr>
+        <w:t>export const HolidayQuerySchema = z.object({</w:t>
+      </w:r>
+    </w:p>
+    <w:p>
+      <w:pPr>
+        <w:spacing w:line="240" w:lineRule="auto"/>
+        <w:jc w:val="left"/>
+      </w:pPr>
+      <w:r>
+        <w:rPr>
+          <w:rFonts w:ascii="Courier New" w:hAnsi="Courier New"/>
+          <w:sz w:val="20"/>
+        </w:rPr>
+        <w:t xml:space="preserve">  search: z</w:t>
+      </w:r>
+    </w:p>
+    <w:p>
+      <w:pPr>
+        <w:spacing w:line="240" w:lineRule="auto"/>
+        <w:jc w:val="left"/>
+      </w:pPr>
+      <w:r>
+        <w:rPr>
+          <w:rFonts w:ascii="Courier New" w:hAnsi="Courier New"/>
+          <w:sz w:val="20"/>
+        </w:rPr>
+        <w:t xml:space="preserve">    .string()</w:t>
+      </w:r>
+    </w:p>
+    <w:p>
+      <w:pPr>
+        <w:spacing w:line="240" w:lineRule="auto"/>
+        <w:jc w:val="left"/>
+      </w:pPr>
+      <w:r>
+        <w:rPr>
+          <w:rFonts w:ascii="Courier New" w:hAnsi="Courier New"/>
+          <w:sz w:val="20"/>
+        </w:rPr>
+        <w:t xml:space="preserve">    .trim()</w:t>
+      </w:r>
+    </w:p>
+    <w:p>
+      <w:pPr>
+        <w:spacing w:line="240" w:lineRule="auto"/>
+        <w:jc w:val="left"/>
+      </w:pPr>
+      <w:r>
+        <w:rPr>
+          <w:rFonts w:ascii="Courier New" w:hAnsi="Courier New"/>
+          <w:sz w:val="20"/>
+        </w:rPr>
+        <w:t xml:space="preserve">    .max(100, 'Строка поиска не должна превышать 100 символов')</w:t>
+      </w:r>
+    </w:p>
+    <w:p>
+      <w:pPr>
+        <w:spacing w:line="240" w:lineRule="auto"/>
+        <w:jc w:val="left"/>
+      </w:pPr>
+      <w:r>
+        <w:rPr>
+          <w:rFonts w:ascii="Courier New" w:hAnsi="Courier New"/>
+          <w:sz w:val="20"/>
+        </w:rPr>
+        <w:t xml:space="preserve">    .optional(),</w:t>
+      </w:r>
+    </w:p>
+    <w:p>
+      <w:pPr>
+        <w:spacing w:line="240" w:lineRule="auto"/>
+        <w:jc w:val="left"/>
+      </w:pPr>
+      <w:r>
+        <w:rPr>
+          <w:rFonts w:ascii="Courier New" w:hAnsi="Courier New"/>
+          <w:sz w:val="20"/>
+        </w:rPr>
+        <w:t xml:space="preserve"> </w:t>
+      </w:r>
+    </w:p>
+    <w:p>
+      <w:pPr>
+        <w:spacing w:line="240" w:lineRule="auto"/>
+        <w:jc w:val="left"/>
+      </w:pPr>
+      <w:r>
+        <w:rPr>
+          <w:rFonts w:ascii="Courier New" w:hAnsi="Courier New"/>
+          <w:sz w:val="20"/>
+        </w:rPr>
+        <w:t xml:space="preserve">  month: z</w:t>
+      </w:r>
+    </w:p>
+    <w:p>
+      <w:pPr>
+        <w:spacing w:line="240" w:lineRule="auto"/>
+        <w:jc w:val="left"/>
+      </w:pPr>
+      <w:r>
+        <w:rPr>
+          <w:rFonts w:ascii="Courier New" w:hAnsi="Courier New"/>
+          <w:sz w:val="20"/>
+        </w:rPr>
+        <w:t xml:space="preserve">    .string()</w:t>
+      </w:r>
+    </w:p>
+    <w:p>
+      <w:pPr>
+        <w:spacing w:line="240" w:lineRule="auto"/>
+        <w:jc w:val="left"/>
+      </w:pPr>
+      <w:r>
+        <w:rPr>
+          <w:rFonts w:ascii="Courier New" w:hAnsi="Courier New"/>
+          <w:sz w:val="20"/>
+        </w:rPr>
+        <w:t xml:space="preserve">    .regex(/^(0?[1-9]|1[0-2])$/, 'Месяц должен быть от 1 до 12')</w:t>
+      </w:r>
+    </w:p>
+    <w:p>
+      <w:pPr>
+        <w:spacing w:line="240" w:lineRule="auto"/>
+        <w:jc w:val="left"/>
+      </w:pPr>
+      <w:r>
+        <w:rPr>
+          <w:rFonts w:ascii="Courier New" w:hAnsi="Courier New"/>
+          <w:sz w:val="20"/>
+        </w:rPr>
+        <w:t xml:space="preserve">    .transform(Number)</w:t>
+      </w:r>
+    </w:p>
+    <w:p>
+      <w:pPr>
+        <w:spacing w:line="240" w:lineRule="auto"/>
+        <w:jc w:val="left"/>
+      </w:pPr>
+      <w:r>
+        <w:rPr>
+          <w:rFonts w:ascii="Courier New" w:hAnsi="Courier New"/>
+          <w:sz w:val="20"/>
+        </w:rPr>
+        <w:t xml:space="preserve">    .optional(),</w:t>
+      </w:r>
+    </w:p>
+    <w:p>
+      <w:pPr>
+        <w:spacing w:line="240" w:lineRule="auto"/>
+        <w:jc w:val="left"/>
+      </w:pPr>
+      <w:r>
+        <w:rPr>
+          <w:rFonts w:ascii="Courier New" w:hAnsi="Courier New"/>
+          <w:sz w:val="20"/>
+        </w:rPr>
+        <w:t xml:space="preserve"> </w:t>
+      </w:r>
+    </w:p>
+    <w:p>
+      <w:pPr>
+        <w:spacing w:line="240" w:lineRule="auto"/>
+        <w:jc w:val="left"/>
+      </w:pPr>
+      <w:r>
+        <w:rPr>
+          <w:rFonts w:ascii="Courier New" w:hAnsi="Courier New"/>
+          <w:sz w:val="20"/>
+        </w:rPr>
+        <w:t xml:space="preserve">  limit: z</w:t>
+      </w:r>
+    </w:p>
+    <w:p>
+      <w:pPr>
+        <w:spacing w:line="240" w:lineRule="auto"/>
+        <w:jc w:val="left"/>
+      </w:pPr>
+      <w:r>
+        <w:rPr>
+          <w:rFonts w:ascii="Courier New" w:hAnsi="Courier New"/>
+          <w:sz w:val="20"/>
+        </w:rPr>
+        <w:t xml:space="preserve">    .string()</w:t>
+      </w:r>
+    </w:p>
+    <w:p>
+      <w:pPr>
+        <w:spacing w:line="240" w:lineRule="auto"/>
+        <w:jc w:val="left"/>
+      </w:pPr>
+      <w:r>
+        <w:rPr>
+          <w:rFonts w:ascii="Courier New" w:hAnsi="Courier New"/>
+          <w:sz w:val="20"/>
+        </w:rPr>
+        <w:t xml:space="preserve">    .regex(/^\d+$/, 'Лимит должен быть числом')</w:t>
+      </w:r>
+    </w:p>
+    <w:p>
+      <w:pPr>
+        <w:spacing w:line="240" w:lineRule="auto"/>
+        <w:jc w:val="left"/>
+      </w:pPr>
+      <w:r>
+        <w:rPr>
+          <w:rFonts w:ascii="Courier New" w:hAnsi="Courier New"/>
+          <w:sz w:val="20"/>
+        </w:rPr>
+        <w:t xml:space="preserve">    .transform(Number)</w:t>
+      </w:r>
+    </w:p>
+    <w:p>
+      <w:pPr>
+        <w:spacing w:line="240" w:lineRule="auto"/>
+        <w:jc w:val="left"/>
+      </w:pPr>
+      <w:r>
+        <w:rPr>
+          <w:rFonts w:ascii="Courier New" w:hAnsi="Courier New"/>
+          <w:sz w:val="20"/>
+        </w:rPr>
+        <w:t xml:space="preserve">    .refine((n) =&gt; n &gt;= 1 &amp;&amp; n &lt;= 200, 'Лимит должен быть от 1 до 200')</w:t>
+      </w:r>
+    </w:p>
+    <w:p>
+      <w:pPr>
+        <w:spacing w:line="240" w:lineRule="auto"/>
+        <w:jc w:val="left"/>
+      </w:pPr>
+      <w:r>
+        <w:rPr>
+          <w:rFonts w:ascii="Courier New" w:hAnsi="Courier New"/>
+          <w:sz w:val="20"/>
+        </w:rPr>
+        <w:t xml:space="preserve">    .optional()</w:t>
+      </w:r>
+    </w:p>
+    <w:p>
+      <w:pPr>
+        <w:spacing w:line="240" w:lineRule="auto"/>
+        <w:jc w:val="left"/>
+      </w:pPr>
+      <w:r>
+        <w:rPr>
+          <w:rFonts w:ascii="Courier New" w:hAnsi="Courier New"/>
+          <w:sz w:val="20"/>
+        </w:rPr>
+        <w:t xml:space="preserve">    .default('50'),</w:t>
+      </w:r>
+    </w:p>
+    <w:p>
+      <w:pPr>
+        <w:spacing w:line="240" w:lineRule="auto"/>
+        <w:jc w:val="left"/>
+      </w:pPr>
+      <w:r>
+        <w:rPr>
+          <w:rFonts w:ascii="Courier New" w:hAnsi="Courier New"/>
+          <w:sz w:val="20"/>
+        </w:rPr>
+        <w:t xml:space="preserve"> </w:t>
+      </w:r>
+    </w:p>
+    <w:p>
+      <w:pPr>
+        <w:spacing w:line="240" w:lineRule="auto"/>
+        <w:jc w:val="left"/>
+      </w:pPr>
+      <w:r>
+        <w:rPr>
+          <w:rFonts w:ascii="Courier New" w:hAnsi="Courier New"/>
+          <w:sz w:val="20"/>
+        </w:rPr>
+        <w:t xml:space="preserve">  offset: z</w:t>
+      </w:r>
+    </w:p>
+    <w:p>
+      <w:pPr>
+        <w:spacing w:line="240" w:lineRule="auto"/>
+        <w:jc w:val="left"/>
+      </w:pPr>
+      <w:r>
+        <w:rPr>
+          <w:rFonts w:ascii="Courier New" w:hAnsi="Courier New"/>
+          <w:sz w:val="20"/>
+        </w:rPr>
+        <w:t xml:space="preserve">    .string()</w:t>
+      </w:r>
+    </w:p>
+    <w:p>
+      <w:pPr>
+        <w:spacing w:line="240" w:lineRule="auto"/>
+        <w:jc w:val="left"/>
+      </w:pPr>
+      <w:r>
+        <w:rPr>
+          <w:rFonts w:ascii="Courier New" w:hAnsi="Courier New"/>
+          <w:sz w:val="20"/>
+        </w:rPr>
+        <w:t xml:space="preserve">    .regex(/^\d+$/, 'Смещение должно быть числом')</w:t>
+      </w:r>
+    </w:p>
+    <w:p>
+      <w:pPr>
+        <w:spacing w:line="240" w:lineRule="auto"/>
+        <w:jc w:val="left"/>
+      </w:pPr>
+      <w:r>
+        <w:rPr>
+          <w:rFonts w:ascii="Courier New" w:hAnsi="Courier New"/>
+          <w:sz w:val="20"/>
+        </w:rPr>
+        <w:t xml:space="preserve">    .transform(Number)</w:t>
+      </w:r>
+    </w:p>
+    <w:p>
+      <w:pPr>
+        <w:spacing w:line="240" w:lineRule="auto"/>
+        <w:jc w:val="left"/>
+      </w:pPr>
+      <w:r>
+        <w:rPr>
+          <w:rFonts w:ascii="Courier New" w:hAnsi="Courier New"/>
+          <w:sz w:val="20"/>
+        </w:rPr>
+        <w:t xml:space="preserve">    .refine((n) =&gt; n &gt;= 0, 'Смещение должно быть неотрицательным')</w:t>
+      </w:r>
+    </w:p>
+    <w:p>
+      <w:pPr>
+        <w:spacing w:line="240" w:lineRule="auto"/>
+        <w:jc w:val="left"/>
+      </w:pPr>
+      <w:r>
+        <w:rPr>
+          <w:rFonts w:ascii="Courier New" w:hAnsi="Courier New"/>
+          <w:sz w:val="20"/>
+        </w:rPr>
+        <w:t xml:space="preserve">    .optional()</w:t>
+      </w:r>
+    </w:p>
+    <w:p>
+      <w:pPr>
+        <w:spacing w:line="240" w:lineRule="auto"/>
+        <w:jc w:val="left"/>
+      </w:pPr>
+      <w:r>
+        <w:rPr>
+          <w:rFonts w:ascii="Courier New" w:hAnsi="Courier New"/>
+          <w:sz w:val="20"/>
+        </w:rPr>
+        <w:t xml:space="preserve">    .default('0'),</w:t>
+      </w:r>
+    </w:p>
+    <w:p>
+      <w:pPr>
+        <w:spacing w:line="240" w:lineRule="auto"/>
+        <w:jc w:val="left"/>
+      </w:pPr>
+      <w:r>
+        <w:rPr>
+          <w:rFonts w:ascii="Courier New" w:hAnsi="Courier New"/>
+          <w:sz w:val="20"/>
+        </w:rPr>
+        <w:t>});</w:t>
+      </w:r>
+    </w:p>
+    <w:p>
+      <w:pPr>
+        <w:spacing w:line="240" w:lineRule="auto"/>
+        <w:jc w:val="left"/>
+      </w:pPr>
+      <w:r>
+        <w:rPr>
+          <w:rFonts w:ascii="Courier New" w:hAnsi="Courier New"/>
+          <w:sz w:val="20"/>
+        </w:rPr>
+        <w:t xml:space="preserve"> </w:t>
+      </w:r>
+    </w:p>
+    <w:p>
+      <w:pPr>
+        <w:spacing w:line="240" w:lineRule="auto"/>
+        <w:jc w:val="left"/>
+      </w:pPr>
+      <w:r>
+        <w:rPr>
+          <w:rFonts w:ascii="Courier New" w:hAnsi="Courier New"/>
+          <w:sz w:val="20"/>
+        </w:rPr>
+        <w:t>/* ─────────────────────────────────────────</w:t>
+      </w:r>
+    </w:p>
+    <w:p>
+      <w:pPr>
+        <w:spacing w:line="240" w:lineRule="auto"/>
+        <w:jc w:val="left"/>
+      </w:pPr>
+      <w:r>
+        <w:rPr>
+          <w:rFonts w:ascii="Courier New" w:hAnsi="Courier New"/>
+          <w:sz w:val="20"/>
+        </w:rPr>
+        <w:t xml:space="preserve">   Мidleware-фабрика: валидация тела запроса</w:t>
+      </w:r>
+    </w:p>
+    <w:p>
+      <w:pPr>
+        <w:spacing w:line="240" w:lineRule="auto"/>
+        <w:jc w:val="left"/>
+      </w:pPr>
+      <w:r>
+        <w:rPr>
+          <w:rFonts w:ascii="Courier New" w:hAnsi="Courier New"/>
+          <w:sz w:val="20"/>
+        </w:rPr>
+        <w:t>───────────────────────────────────────── */</w:t>
+      </w:r>
+    </w:p>
+    <w:p>
+      <w:pPr>
+        <w:spacing w:line="240" w:lineRule="auto"/>
+        <w:jc w:val="left"/>
+      </w:pPr>
+      <w:r>
+        <w:rPr>
+          <w:rFonts w:ascii="Courier New" w:hAnsi="Courier New"/>
+          <w:sz w:val="20"/>
+        </w:rPr>
+        <w:t>export function validateBody(schema) {</w:t>
+      </w:r>
+    </w:p>
+    <w:p>
+      <w:pPr>
+        <w:spacing w:line="240" w:lineRule="auto"/>
+        <w:jc w:val="left"/>
+      </w:pPr>
+      <w:r>
+        <w:rPr>
+          <w:rFonts w:ascii="Courier New" w:hAnsi="Courier New"/>
+          <w:sz w:val="20"/>
+        </w:rPr>
+        <w:t xml:space="preserve">  return (req, res, next) =&gt; {</w:t>
+      </w:r>
+    </w:p>
+    <w:p>
+      <w:pPr>
+        <w:spacing w:line="240" w:lineRule="auto"/>
+        <w:jc w:val="left"/>
+      </w:pPr>
+      <w:r>
+        <w:rPr>
+          <w:rFonts w:ascii="Courier New" w:hAnsi="Courier New"/>
+          <w:sz w:val="20"/>
+        </w:rPr>
+        <w:t xml:space="preserve">    const result = schema.safeParse(req.body);</w:t>
+      </w:r>
+    </w:p>
+    <w:p>
+      <w:pPr>
+        <w:spacing w:line="240" w:lineRule="auto"/>
+        <w:jc w:val="left"/>
+      </w:pPr>
+      <w:r>
+        <w:rPr>
+          <w:rFonts w:ascii="Courier New" w:hAnsi="Courier New"/>
+          <w:sz w:val="20"/>
+        </w:rPr>
+        <w:t xml:space="preserve">    if (!result.success) {</w:t>
+      </w:r>
+    </w:p>
+    <w:p>
+      <w:pPr>
+        <w:spacing w:line="240" w:lineRule="auto"/>
+        <w:jc w:val="left"/>
+      </w:pPr>
+      <w:r>
+        <w:rPr>
+          <w:rFonts w:ascii="Courier New" w:hAnsi="Courier New"/>
+          <w:sz w:val="20"/>
+        </w:rPr>
+        <w:t xml:space="preserve">      const errors = result.error.errors.map((e) =&gt; ({</w:t>
+      </w:r>
+    </w:p>
+    <w:p>
+      <w:pPr>
+        <w:spacing w:line="240" w:lineRule="auto"/>
+        <w:jc w:val="left"/>
+      </w:pPr>
+      <w:r>
+        <w:rPr>
+          <w:rFonts w:ascii="Courier New" w:hAnsi="Courier New"/>
+          <w:sz w:val="20"/>
+        </w:rPr>
+        <w:t xml:space="preserve">        field: e.path.join('.') || 'root',</w:t>
+      </w:r>
+    </w:p>
+    <w:p>
+      <w:pPr>
+        <w:spacing w:line="240" w:lineRule="auto"/>
+        <w:jc w:val="left"/>
+      </w:pPr>
+      <w:r>
+        <w:rPr>
+          <w:rFonts w:ascii="Courier New" w:hAnsi="Courier New"/>
+          <w:sz w:val="20"/>
+        </w:rPr>
+        <w:t xml:space="preserve">        message: e.message,</w:t>
+      </w:r>
+    </w:p>
+    <w:p>
+      <w:pPr>
+        <w:spacing w:line="240" w:lineRule="auto"/>
+        <w:jc w:val="left"/>
+      </w:pPr>
+      <w:r>
+        <w:rPr>
+          <w:rFonts w:ascii="Courier New" w:hAnsi="Courier New"/>
+          <w:sz w:val="20"/>
+        </w:rPr>
+        <w:t xml:space="preserve">      }));</w:t>
+      </w:r>
+    </w:p>
+    <w:p>
+      <w:pPr>
+        <w:spacing w:line="240" w:lineRule="auto"/>
+        <w:jc w:val="left"/>
+      </w:pPr>
+      <w:r>
+        <w:rPr>
+          <w:rFonts w:ascii="Courier New" w:hAnsi="Courier New"/>
+          <w:sz w:val="20"/>
+        </w:rPr>
+        <w:t xml:space="preserve">      return res.status(400).json({</w:t>
+      </w:r>
+    </w:p>
+    <w:p>
+      <w:pPr>
+        <w:spacing w:line="240" w:lineRule="auto"/>
+        <w:jc w:val="left"/>
+      </w:pPr>
+      <w:r>
+        <w:rPr>
+          <w:rFonts w:ascii="Courier New" w:hAnsi="Courier New"/>
+          <w:sz w:val="20"/>
+        </w:rPr>
+        <w:t xml:space="preserve">        error: 'Ошибка валидации',</w:t>
+      </w:r>
+    </w:p>
+    <w:p>
+      <w:pPr>
+        <w:spacing w:line="240" w:lineRule="auto"/>
+        <w:jc w:val="left"/>
+      </w:pPr>
+      <w:r>
+        <w:rPr>
+          <w:rFonts w:ascii="Courier New" w:hAnsi="Courier New"/>
+          <w:sz w:val="20"/>
+        </w:rPr>
+        <w:t xml:space="preserve">        details: errors,</w:t>
+      </w:r>
+    </w:p>
+    <w:p>
+      <w:pPr>
+        <w:spacing w:line="240" w:lineRule="auto"/>
+        <w:jc w:val="left"/>
+      </w:pPr>
+      <w:r>
+        <w:rPr>
+          <w:rFonts w:ascii="Courier New" w:hAnsi="Courier New"/>
+          <w:sz w:val="20"/>
+        </w:rPr>
+        <w:t xml:space="preserve">      });</w:t>
+      </w:r>
+    </w:p>
+    <w:p>
+      <w:pPr>
+        <w:spacing w:line="240" w:lineRule="auto"/>
+        <w:jc w:val="left"/>
+      </w:pPr>
+      <w:r>
+        <w:rPr>
+          <w:rFonts w:ascii="Courier New" w:hAnsi="Courier New"/>
+          <w:sz w:val="20"/>
+        </w:rPr>
+        <w:t xml:space="preserve">    }</w:t>
+      </w:r>
+    </w:p>
+    <w:p>
+      <w:pPr>
+        <w:spacing w:line="240" w:lineRule="auto"/>
+        <w:jc w:val="left"/>
+      </w:pPr>
+      <w:r>
+        <w:rPr>
+          <w:rFonts w:ascii="Courier New" w:hAnsi="Courier New"/>
+          <w:sz w:val="20"/>
+        </w:rPr>
+        <w:t xml:space="preserve">    req.body = result.data; // перезаписываем очищенными данными</w:t>
+      </w:r>
+    </w:p>
+    <w:p>
+      <w:pPr>
+        <w:spacing w:line="240" w:lineRule="auto"/>
+        <w:jc w:val="left"/>
+      </w:pPr>
+      <w:r>
+        <w:rPr>
+          <w:rFonts w:ascii="Courier New" w:hAnsi="Courier New"/>
+          <w:sz w:val="20"/>
+        </w:rPr>
+        <w:t xml:space="preserve">    next();</w:t>
+      </w:r>
+    </w:p>
+    <w:p>
+      <w:pPr>
+        <w:spacing w:line="240" w:lineRule="auto"/>
+        <w:jc w:val="left"/>
+      </w:pPr>
+      <w:r>
+        <w:rPr>
+          <w:rFonts w:ascii="Courier New" w:hAnsi="Courier New"/>
+          <w:sz w:val="20"/>
+        </w:rPr>
+        <w:t xml:space="preserve">  };</w:t>
+      </w:r>
+    </w:p>
+    <w:p>
+      <w:pPr>
+        <w:spacing w:line="240" w:lineRule="auto"/>
+        <w:jc w:val="left"/>
+      </w:pPr>
+      <w:r>
+        <w:rPr>
+          <w:rFonts w:ascii="Courier New" w:hAnsi="Courier New"/>
+          <w:sz w:val="20"/>
+        </w:rPr>
+        <w:t>}</w:t>
+      </w:r>
+    </w:p>
+    <w:p>
+      <w:pPr>
+        <w:spacing w:line="240" w:lineRule="auto"/>
+        <w:jc w:val="left"/>
+      </w:pPr>
+      <w:r>
+        <w:rPr>
+          <w:rFonts w:ascii="Courier New" w:hAnsi="Courier New"/>
+          <w:sz w:val="20"/>
+        </w:rPr>
+        <w:t xml:space="preserve"> </w:t>
+      </w:r>
+    </w:p>
+    <w:p>
+      <w:pPr>
+        <w:spacing w:line="240" w:lineRule="auto"/>
+        <w:jc w:val="left"/>
+      </w:pPr>
+      <w:r>
+        <w:rPr>
+          <w:rFonts w:ascii="Courier New" w:hAnsi="Courier New"/>
+          <w:sz w:val="20"/>
+        </w:rPr>
+        <w:t>/* ─────────────────────────────────────────</w:t>
+      </w:r>
+    </w:p>
+    <w:p>
+      <w:pPr>
+        <w:spacing w:line="240" w:lineRule="auto"/>
+        <w:jc w:val="left"/>
+      </w:pPr>
+      <w:r>
+        <w:rPr>
+          <w:rFonts w:ascii="Courier New" w:hAnsi="Courier New"/>
+          <w:sz w:val="20"/>
+        </w:rPr>
+        <w:t xml:space="preserve">   Мidleware-фабрика: валидация URL-параметров</w:t>
+      </w:r>
+    </w:p>
+    <w:p>
+      <w:pPr>
+        <w:spacing w:line="240" w:lineRule="auto"/>
+        <w:jc w:val="left"/>
+      </w:pPr>
+      <w:r>
+        <w:rPr>
+          <w:rFonts w:ascii="Courier New" w:hAnsi="Courier New"/>
+          <w:sz w:val="20"/>
+        </w:rPr>
+        <w:t>───────────────────────────────────────── */</w:t>
+      </w:r>
+    </w:p>
+    <w:p>
+      <w:pPr>
+        <w:spacing w:line="240" w:lineRule="auto"/>
+        <w:jc w:val="left"/>
+      </w:pPr>
+      <w:r>
+        <w:rPr>
+          <w:rFonts w:ascii="Courier New" w:hAnsi="Courier New"/>
+          <w:sz w:val="20"/>
+        </w:rPr>
+        <w:t>export function validateParams(schema) {</w:t>
+      </w:r>
+    </w:p>
+    <w:p>
+      <w:pPr>
+        <w:spacing w:line="240" w:lineRule="auto"/>
+        <w:jc w:val="left"/>
+      </w:pPr>
+      <w:r>
+        <w:rPr>
+          <w:rFonts w:ascii="Courier New" w:hAnsi="Courier New"/>
+          <w:sz w:val="20"/>
+        </w:rPr>
+        <w:t xml:space="preserve">  return (req, res, next) =&gt; {</w:t>
+      </w:r>
+    </w:p>
+    <w:p>
+      <w:pPr>
+        <w:spacing w:line="240" w:lineRule="auto"/>
+        <w:jc w:val="left"/>
+      </w:pPr>
+      <w:r>
+        <w:rPr>
+          <w:rFonts w:ascii="Courier New" w:hAnsi="Courier New"/>
+          <w:sz w:val="20"/>
+        </w:rPr>
+        <w:t xml:space="preserve">    const result = schema.safeParse(req.params);</w:t>
+      </w:r>
+    </w:p>
+    <w:p>
+      <w:pPr>
+        <w:spacing w:line="240" w:lineRule="auto"/>
+        <w:jc w:val="left"/>
+      </w:pPr>
+      <w:r>
+        <w:rPr>
+          <w:rFonts w:ascii="Courier New" w:hAnsi="Courier New"/>
+          <w:sz w:val="20"/>
+        </w:rPr>
+        <w:t xml:space="preserve">    if (!result.success) {</w:t>
+      </w:r>
+    </w:p>
+    <w:p>
+      <w:pPr>
+        <w:spacing w:line="240" w:lineRule="auto"/>
+        <w:jc w:val="left"/>
+      </w:pPr>
+      <w:r>
+        <w:rPr>
+          <w:rFonts w:ascii="Courier New" w:hAnsi="Courier New"/>
+          <w:sz w:val="20"/>
+        </w:rPr>
+        <w:t xml:space="preserve">      const errors = result.error.errors.map((e) =&gt; ({</w:t>
+      </w:r>
+    </w:p>
+    <w:p>
+      <w:pPr>
+        <w:spacing w:line="240" w:lineRule="auto"/>
+        <w:jc w:val="left"/>
+      </w:pPr>
+      <w:r>
+        <w:rPr>
+          <w:rFonts w:ascii="Courier New" w:hAnsi="Courier New"/>
+          <w:sz w:val="20"/>
+        </w:rPr>
+        <w:t xml:space="preserve">        field: e.path.join('.'),</w:t>
+      </w:r>
+    </w:p>
+    <w:p>
+      <w:pPr>
+        <w:spacing w:line="240" w:lineRule="auto"/>
+        <w:jc w:val="left"/>
+      </w:pPr>
+      <w:r>
+        <w:rPr>
+          <w:rFonts w:ascii="Courier New" w:hAnsi="Courier New"/>
+          <w:sz w:val="20"/>
+        </w:rPr>
+        <w:t xml:space="preserve">        message: e.message,</w:t>
+      </w:r>
+    </w:p>
+    <w:p>
+      <w:pPr>
+        <w:spacing w:line="240" w:lineRule="auto"/>
+        <w:jc w:val="left"/>
+      </w:pPr>
+      <w:r>
+        <w:rPr>
+          <w:rFonts w:ascii="Courier New" w:hAnsi="Courier New"/>
+          <w:sz w:val="20"/>
+        </w:rPr>
+        <w:t xml:space="preserve">      }));</w:t>
+      </w:r>
+    </w:p>
+    <w:p>
+      <w:pPr>
+        <w:spacing w:line="240" w:lineRule="auto"/>
+        <w:jc w:val="left"/>
+      </w:pPr>
+      <w:r>
+        <w:rPr>
+          <w:rFonts w:ascii="Courier New" w:hAnsi="Courier New"/>
+          <w:sz w:val="20"/>
+        </w:rPr>
+        <w:t xml:space="preserve">      return res.status(400).json({</w:t>
+      </w:r>
+    </w:p>
+    <w:p>
+      <w:pPr>
+        <w:spacing w:line="240" w:lineRule="auto"/>
+        <w:jc w:val="left"/>
+      </w:pPr>
+      <w:r>
+        <w:rPr>
+          <w:rFonts w:ascii="Courier New" w:hAnsi="Courier New"/>
+          <w:sz w:val="20"/>
+        </w:rPr>
+        <w:t xml:space="preserve">        error: 'Некорректные параметры запроса',</w:t>
+      </w:r>
+    </w:p>
+    <w:p>
+      <w:pPr>
+        <w:spacing w:line="240" w:lineRule="auto"/>
+        <w:jc w:val="left"/>
+      </w:pPr>
+      <w:r>
+        <w:rPr>
+          <w:rFonts w:ascii="Courier New" w:hAnsi="Courier New"/>
+          <w:sz w:val="20"/>
+        </w:rPr>
+        <w:t xml:space="preserve">        details: errors,</w:t>
+      </w:r>
+    </w:p>
+    <w:p>
+      <w:pPr>
+        <w:spacing w:line="240" w:lineRule="auto"/>
+        <w:jc w:val="left"/>
+      </w:pPr>
+      <w:r>
+        <w:rPr>
+          <w:rFonts w:ascii="Courier New" w:hAnsi="Courier New"/>
+          <w:sz w:val="20"/>
+        </w:rPr>
+        <w:t xml:space="preserve">      });</w:t>
+      </w:r>
+    </w:p>
+    <w:p>
+      <w:pPr>
+        <w:spacing w:line="240" w:lineRule="auto"/>
+        <w:jc w:val="left"/>
+      </w:pPr>
+      <w:r>
+        <w:rPr>
+          <w:rFonts w:ascii="Courier New" w:hAnsi="Courier New"/>
+          <w:sz w:val="20"/>
+        </w:rPr>
+        <w:t xml:space="preserve">    }</w:t>
+      </w:r>
+    </w:p>
+    <w:p>
+      <w:pPr>
+        <w:spacing w:line="240" w:lineRule="auto"/>
+        <w:jc w:val="left"/>
+      </w:pPr>
+      <w:r>
+        <w:rPr>
+          <w:rFonts w:ascii="Courier New" w:hAnsi="Courier New"/>
+          <w:sz w:val="20"/>
+        </w:rPr>
+        <w:t xml:space="preserve">    req.params = result.data;</w:t>
+      </w:r>
+    </w:p>
+    <w:p>
+      <w:pPr>
+        <w:spacing w:line="240" w:lineRule="auto"/>
+        <w:jc w:val="left"/>
+      </w:pPr>
+      <w:r>
+        <w:rPr>
+          <w:rFonts w:ascii="Courier New" w:hAnsi="Courier New"/>
+          <w:sz w:val="20"/>
+        </w:rPr>
+        <w:t xml:space="preserve">    next();</w:t>
+      </w:r>
+    </w:p>
+    <w:p>
+      <w:pPr>
+        <w:spacing w:line="240" w:lineRule="auto"/>
+        <w:jc w:val="left"/>
+      </w:pPr>
+      <w:r>
+        <w:rPr>
+          <w:rFonts w:ascii="Courier New" w:hAnsi="Courier New"/>
+          <w:sz w:val="20"/>
+        </w:rPr>
+        <w:t xml:space="preserve">  };</w:t>
+      </w:r>
+    </w:p>
+    <w:p>
+      <w:pPr>
+        <w:spacing w:line="240" w:lineRule="auto"/>
+        <w:jc w:val="left"/>
+      </w:pPr>
+      <w:r>
+        <w:rPr>
+          <w:rFonts w:ascii="Courier New" w:hAnsi="Courier New"/>
+          <w:sz w:val="20"/>
+        </w:rPr>
+        <w:t>}</w:t>
+      </w:r>
+    </w:p>
+    <w:p>
+      <w:pPr>
+        <w:spacing w:line="240" w:lineRule="auto"/>
+        <w:jc w:val="left"/>
+      </w:pPr>
+      <w:r>
+        <w:rPr>
+          <w:rFonts w:ascii="Courier New" w:hAnsi="Courier New"/>
+          <w:sz w:val="20"/>
+        </w:rPr>
+        <w:t xml:space="preserve"> </w:t>
+      </w:r>
+    </w:p>
+    <w:p>
+      <w:pPr>
+        <w:spacing w:line="240" w:lineRule="auto"/>
+        <w:jc w:val="left"/>
+      </w:pPr>
+      <w:r>
+        <w:rPr>
+          <w:rFonts w:ascii="Courier New" w:hAnsi="Courier New"/>
+          <w:sz w:val="20"/>
+        </w:rPr>
+        <w:t>/* ─────────────────────────────────────────</w:t>
+      </w:r>
+    </w:p>
+    <w:p>
+      <w:pPr>
+        <w:spacing w:line="240" w:lineRule="auto"/>
+        <w:jc w:val="left"/>
+      </w:pPr>
+      <w:r>
+        <w:rPr>
+          <w:rFonts w:ascii="Courier New" w:hAnsi="Courier New"/>
+          <w:sz w:val="20"/>
+        </w:rPr>
+        <w:t xml:space="preserve">   Мidleware-фабрика: валидация query-строки</w:t>
+      </w:r>
+    </w:p>
+    <w:p>
+      <w:pPr>
+        <w:spacing w:line="240" w:lineRule="auto"/>
+        <w:jc w:val="left"/>
+      </w:pPr>
+      <w:r>
+        <w:rPr>
+          <w:rFonts w:ascii="Courier New" w:hAnsi="Courier New"/>
+          <w:sz w:val="20"/>
+        </w:rPr>
+        <w:t>───────────────────────────────────────── */</w:t>
+      </w:r>
+    </w:p>
+    <w:p>
+      <w:pPr>
+        <w:spacing w:line="240" w:lineRule="auto"/>
+        <w:jc w:val="left"/>
+      </w:pPr>
+      <w:r>
+        <w:rPr>
+          <w:rFonts w:ascii="Courier New" w:hAnsi="Courier New"/>
+          <w:sz w:val="20"/>
+        </w:rPr>
+        <w:t>export function validateQuery(schema) {</w:t>
+      </w:r>
+    </w:p>
+    <w:p>
+      <w:pPr>
+        <w:spacing w:line="240" w:lineRule="auto"/>
+        <w:jc w:val="left"/>
+      </w:pPr>
+      <w:r>
+        <w:rPr>
+          <w:rFonts w:ascii="Courier New" w:hAnsi="Courier New"/>
+          <w:sz w:val="20"/>
+        </w:rPr>
+        <w:t xml:space="preserve">  return (req, res, next) =&gt; {</w:t>
+      </w:r>
+    </w:p>
+    <w:p>
+      <w:pPr>
+        <w:spacing w:line="240" w:lineRule="auto"/>
+        <w:jc w:val="left"/>
+      </w:pPr>
+      <w:r>
+        <w:rPr>
+          <w:rFonts w:ascii="Courier New" w:hAnsi="Courier New"/>
+          <w:sz w:val="20"/>
+        </w:rPr>
+        <w:t xml:space="preserve">    const result = schema.safeParse(req.query);</w:t>
+      </w:r>
+    </w:p>
+    <w:p>
+      <w:pPr>
+        <w:spacing w:line="240" w:lineRule="auto"/>
+        <w:jc w:val="left"/>
+      </w:pPr>
+      <w:r>
+        <w:rPr>
+          <w:rFonts w:ascii="Courier New" w:hAnsi="Courier New"/>
+          <w:sz w:val="20"/>
+        </w:rPr>
+        <w:t xml:space="preserve">    if (!result.success) {</w:t>
+      </w:r>
+    </w:p>
+    <w:p>
+      <w:pPr>
+        <w:spacing w:line="240" w:lineRule="auto"/>
+        <w:jc w:val="left"/>
+      </w:pPr>
+      <w:r>
+        <w:rPr>
+          <w:rFonts w:ascii="Courier New" w:hAnsi="Courier New"/>
+          <w:sz w:val="20"/>
+        </w:rPr>
+        <w:t xml:space="preserve">      const errors = result.error.errors.map((e) =&gt; ({</w:t>
+      </w:r>
+    </w:p>
+    <w:p>
+      <w:pPr>
+        <w:spacing w:line="240" w:lineRule="auto"/>
+        <w:jc w:val="left"/>
+      </w:pPr>
+      <w:r>
+        <w:rPr>
+          <w:rFonts w:ascii="Courier New" w:hAnsi="Courier New"/>
+          <w:sz w:val="20"/>
+        </w:rPr>
+        <w:t xml:space="preserve">        field: e.path.join('.'),</w:t>
+      </w:r>
+    </w:p>
+    <w:p>
+      <w:pPr>
+        <w:spacing w:line="240" w:lineRule="auto"/>
+        <w:jc w:val="left"/>
+      </w:pPr>
+      <w:r>
+        <w:rPr>
+          <w:rFonts w:ascii="Courier New" w:hAnsi="Courier New"/>
+          <w:sz w:val="20"/>
+        </w:rPr>
+        <w:t xml:space="preserve">        message: e.message,</w:t>
+      </w:r>
+    </w:p>
+    <w:p>
+      <w:pPr>
+        <w:spacing w:line="240" w:lineRule="auto"/>
+        <w:jc w:val="left"/>
+      </w:pPr>
+      <w:r>
+        <w:rPr>
+          <w:rFonts w:ascii="Courier New" w:hAnsi="Courier New"/>
+          <w:sz w:val="20"/>
+        </w:rPr>
+        <w:t xml:space="preserve">      }));</w:t>
+      </w:r>
+    </w:p>
+    <w:p>
+      <w:pPr>
+        <w:spacing w:line="240" w:lineRule="auto"/>
+        <w:jc w:val="left"/>
+      </w:pPr>
+      <w:r>
+        <w:rPr>
+          <w:rFonts w:ascii="Courier New" w:hAnsi="Courier New"/>
+          <w:sz w:val="20"/>
+        </w:rPr>
+        <w:t xml:space="preserve">      return res.status(400).json({</w:t>
+      </w:r>
+    </w:p>
+    <w:p>
+      <w:pPr>
+        <w:spacing w:line="240" w:lineRule="auto"/>
+        <w:jc w:val="left"/>
+      </w:pPr>
+      <w:r>
+        <w:rPr>
+          <w:rFonts w:ascii="Courier New" w:hAnsi="Courier New"/>
+          <w:sz w:val="20"/>
+        </w:rPr>
+        <w:t xml:space="preserve">        error: 'Некорректные параметры фильтрации',</w:t>
+      </w:r>
+    </w:p>
+    <w:p>
+      <w:pPr>
+        <w:spacing w:line="240" w:lineRule="auto"/>
+        <w:jc w:val="left"/>
+      </w:pPr>
+      <w:r>
+        <w:rPr>
+          <w:rFonts w:ascii="Courier New" w:hAnsi="Courier New"/>
+          <w:sz w:val="20"/>
+        </w:rPr>
+        <w:t xml:space="preserve">        details: errors,</w:t>
+      </w:r>
+    </w:p>
+    <w:p>
+      <w:pPr>
+        <w:spacing w:line="240" w:lineRule="auto"/>
+        <w:jc w:val="left"/>
+      </w:pPr>
+      <w:r>
+        <w:rPr>
+          <w:rFonts w:ascii="Courier New" w:hAnsi="Courier New"/>
+          <w:sz w:val="20"/>
+        </w:rPr>
+        <w:t xml:space="preserve">      });</w:t>
+      </w:r>
+    </w:p>
+    <w:p>
+      <w:pPr>
+        <w:spacing w:line="240" w:lineRule="auto"/>
+        <w:jc w:val="left"/>
+      </w:pPr>
+      <w:r>
+        <w:rPr>
+          <w:rFonts w:ascii="Courier New" w:hAnsi="Courier New"/>
+          <w:sz w:val="20"/>
+        </w:rPr>
+        <w:t xml:space="preserve">    }</w:t>
+      </w:r>
+    </w:p>
+    <w:p>
+      <w:pPr>
+        <w:spacing w:line="240" w:lineRule="auto"/>
+        <w:jc w:val="left"/>
+      </w:pPr>
+      <w:r>
+        <w:rPr>
+          <w:rFonts w:ascii="Courier New" w:hAnsi="Courier New"/>
+          <w:sz w:val="20"/>
+        </w:rPr>
+        <w:t xml:space="preserve">    req.query = result.data;</w:t>
+      </w:r>
+    </w:p>
+    <w:p>
+      <w:pPr>
+        <w:spacing w:line="240" w:lineRule="auto"/>
+        <w:jc w:val="left"/>
+      </w:pPr>
+      <w:r>
+        <w:rPr>
+          <w:rFonts w:ascii="Courier New" w:hAnsi="Courier New"/>
+          <w:sz w:val="20"/>
+        </w:rPr>
+        <w:t xml:space="preserve">    next();</w:t>
+      </w:r>
+    </w:p>
+    <w:p>
+      <w:pPr>
+        <w:spacing w:line="240" w:lineRule="auto"/>
+        <w:jc w:val="left"/>
+      </w:pPr>
+      <w:r>
+        <w:rPr>
+          <w:rFonts w:ascii="Courier New" w:hAnsi="Courier New"/>
+          <w:sz w:val="20"/>
+        </w:rPr>
+        <w:t xml:space="preserve">  };</w:t>
+      </w:r>
+    </w:p>
+    <w:p>
+      <w:pPr>
+        <w:spacing w:line="240" w:lineRule="auto"/>
+        <w:jc w:val="left"/>
+      </w:pPr>
+      <w:r>
+        <w:rPr>
+          <w:rFonts w:ascii="Courier New" w:hAnsi="Courier New"/>
+          <w:sz w:val="20"/>
+        </w:rPr>
+        <w:t>}</w:t>
+      </w:r>
+    </w:p>
+    <w:p>
+      <w:r>
+        <w:br w:type="page"/>
+      </w:r>
+    </w:p>
+    <w:p>
+      <w:pPr>
+        <w:spacing w:before="240" w:after="120" w:line="360" w:lineRule="auto"/>
+        <w:jc w:val="center"/>
+      </w:pPr>
+      <w:r>
+        <w:rPr>
+          <w:b/>
+        </w:rPr>
+        <w:t>ПРИЛОЖЕНИЕ В</w:t>
+      </w:r>
+    </w:p>
+    <w:p>
+      <w:pPr>
+        <w:spacing w:after="120"/>
+        <w:jc w:val="center"/>
+      </w:pPr>
+      <w:r>
+        <w:t>Листинг компонента календаря (файл CalendarPage.jsx)</w:t>
+      </w:r>
+    </w:p>
+    <w:p>
+      <w:pPr>
+        <w:spacing w:line="240" w:lineRule="auto"/>
+        <w:jc w:val="left"/>
+      </w:pPr>
+      <w:r>
+        <w:rPr>
+          <w:rFonts w:ascii="Courier New" w:hAnsi="Courier New"/>
+          <w:sz w:val="20"/>
+        </w:rPr>
+        <w:t>import { useState, useMemo, useCallback, useRef } from 'react';</w:t>
+      </w:r>
+    </w:p>
+    <w:p>
+      <w:pPr>
+        <w:spacing w:line="240" w:lineRule="auto"/>
+        <w:jc w:val="left"/>
+      </w:pPr>
+      <w:r>
+        <w:rPr>
+          <w:rFonts w:ascii="Courier New" w:hAnsi="Courier New"/>
+          <w:sz w:val="20"/>
+        </w:rPr>
+        <w:t>import { flushSync } from 'react-dom';</w:t>
+      </w:r>
+    </w:p>
+    <w:p>
+      <w:pPr>
+        <w:spacing w:line="240" w:lineRule="auto"/>
+        <w:jc w:val="left"/>
+      </w:pPr>
+      <w:r>
+        <w:rPr>
+          <w:rFonts w:ascii="Courier New" w:hAnsi="Courier New"/>
+          <w:sz w:val="20"/>
+        </w:rPr>
+        <w:t>import { useNavigate } from 'react-router-dom';</w:t>
+      </w:r>
+    </w:p>
+    <w:p>
+      <w:pPr>
+        <w:spacing w:line="240" w:lineRule="auto"/>
+        <w:jc w:val="left"/>
+      </w:pPr>
+      <w:r>
+        <w:rPr>
+          <w:rFonts w:ascii="Courier New" w:hAnsi="Courier New"/>
+          <w:sz w:val="20"/>
+        </w:rPr>
+        <w:t>import FullCalendar from '@fullcalendar/react';</w:t>
+      </w:r>
+    </w:p>
+    <w:p>
+      <w:pPr>
+        <w:spacing w:line="240" w:lineRule="auto"/>
+        <w:jc w:val="left"/>
+      </w:pPr>
+      <w:r>
+        <w:rPr>
+          <w:rFonts w:ascii="Courier New" w:hAnsi="Courier New"/>
+          <w:sz w:val="20"/>
+        </w:rPr>
+        <w:t>import dayGridPlugin from '@fullcalendar/daygrid';</w:t>
+      </w:r>
+    </w:p>
+    <w:p>
+      <w:pPr>
+        <w:spacing w:line="240" w:lineRule="auto"/>
+        <w:jc w:val="left"/>
+      </w:pPr>
+      <w:r>
+        <w:rPr>
+          <w:rFonts w:ascii="Courier New" w:hAnsi="Courier New"/>
+          <w:sz w:val="20"/>
+        </w:rPr>
+        <w:t>import multiMonthPlugin from '@fullcalendar/multimonth';</w:t>
+      </w:r>
+    </w:p>
+    <w:p>
+      <w:pPr>
+        <w:spacing w:line="240" w:lineRule="auto"/>
+        <w:jc w:val="left"/>
+      </w:pPr>
+      <w:r>
+        <w:rPr>
+          <w:rFonts w:ascii="Courier New" w:hAnsi="Courier New"/>
+          <w:sz w:val="20"/>
+        </w:rPr>
+        <w:t>import interactionPlugin from '@fullcalendar/interaction';</w:t>
+      </w:r>
+    </w:p>
+    <w:p>
+      <w:pPr>
+        <w:spacing w:line="240" w:lineRule="auto"/>
+        <w:jc w:val="left"/>
+      </w:pPr>
+      <w:r>
+        <w:rPr>
+          <w:rFonts w:ascii="Courier New" w:hAnsi="Courier New"/>
+          <w:sz w:val="20"/>
+        </w:rPr>
+        <w:t>import { useHolidays, useApprovedProposals } from '../hooks/useHolidays';</w:t>
+      </w:r>
+    </w:p>
+    <w:p>
+      <w:pPr>
+        <w:spacing w:line="240" w:lineRule="auto"/>
+        <w:jc w:val="left"/>
+      </w:pPr>
+      <w:r>
+        <w:rPr>
+          <w:rFonts w:ascii="Courier New" w:hAnsi="Courier New"/>
+          <w:sz w:val="20"/>
+        </w:rPr>
+        <w:t>import { mergeHolidaysAndProposals } from '../utils/mergeHolidays';</w:t>
+      </w:r>
+    </w:p>
+    <w:p>
+      <w:pPr>
+        <w:spacing w:line="240" w:lineRule="auto"/>
+        <w:jc w:val="left"/>
+      </w:pPr>
+      <w:r>
+        <w:rPr>
+          <w:rFonts w:ascii="Courier New" w:hAnsi="Courier New"/>
+          <w:sz w:val="20"/>
+        </w:rPr>
+        <w:t>import { getColorByPeople, MONTH_NAMES } from '../constants';</w:t>
+      </w:r>
+    </w:p>
+    <w:p>
+      <w:pPr>
+        <w:spacing w:line="240" w:lineRule="auto"/>
+        <w:jc w:val="left"/>
+      </w:pPr>
+      <w:r>
+        <w:rPr>
+          <w:rFonts w:ascii="Courier New" w:hAnsi="Courier New"/>
+          <w:sz w:val="20"/>
+        </w:rPr>
+        <w:t xml:space="preserve"> </w:t>
+      </w:r>
+    </w:p>
+    <w:p>
+      <w:pPr>
+        <w:spacing w:line="240" w:lineRule="auto"/>
+        <w:jc w:val="left"/>
+      </w:pPr>
+      <w:r>
+        <w:rPr>
+          <w:rFonts w:ascii="Courier New" w:hAnsi="Courier New"/>
+          <w:sz w:val="20"/>
+        </w:rPr>
+        <w:t>const MIN_YEAR = 2000;</w:t>
+      </w:r>
+    </w:p>
+    <w:p>
+      <w:pPr>
+        <w:spacing w:line="240" w:lineRule="auto"/>
+        <w:jc w:val="left"/>
+      </w:pPr>
+      <w:r>
+        <w:rPr>
+          <w:rFonts w:ascii="Courier New" w:hAnsi="Courier New"/>
+          <w:sz w:val="20"/>
+        </w:rPr>
+        <w:t>const MAX_YEAR = 2060;</w:t>
+      </w:r>
+    </w:p>
+    <w:p>
+      <w:pPr>
+        <w:spacing w:line="240" w:lineRule="auto"/>
+        <w:jc w:val="left"/>
+      </w:pPr>
+      <w:r>
+        <w:rPr>
+          <w:rFonts w:ascii="Courier New" w:hAnsi="Courier New"/>
+          <w:sz w:val="20"/>
+        </w:rPr>
+        <w:t xml:space="preserve"> </w:t>
+      </w:r>
+    </w:p>
+    <w:p>
+      <w:pPr>
+        <w:spacing w:line="240" w:lineRule="auto"/>
+        <w:jc w:val="left"/>
+      </w:pPr>
+      <w:r>
+        <w:rPr>
+          <w:rFonts w:ascii="Courier New" w:hAnsi="Courier New"/>
+          <w:sz w:val="20"/>
+        </w:rPr>
+        <w:t>function clampYear(year) {</w:t>
+      </w:r>
+    </w:p>
+    <w:p>
+      <w:pPr>
+        <w:spacing w:line="240" w:lineRule="auto"/>
+        <w:jc w:val="left"/>
+      </w:pPr>
+      <w:r>
+        <w:rPr>
+          <w:rFonts w:ascii="Courier New" w:hAnsi="Courier New"/>
+          <w:sz w:val="20"/>
+        </w:rPr>
+        <w:t xml:space="preserve">  if (!Number.isFinite(year)) {</w:t>
+      </w:r>
+    </w:p>
+    <w:p>
+      <w:pPr>
+        <w:spacing w:line="240" w:lineRule="auto"/>
+        <w:jc w:val="left"/>
+      </w:pPr>
+      <w:r>
+        <w:rPr>
+          <w:rFonts w:ascii="Courier New" w:hAnsi="Courier New"/>
+          <w:sz w:val="20"/>
+        </w:rPr>
+        <w:t xml:space="preserve">    return Math.min(MAX_YEAR, Math.max(MIN_YEAR, new Date().getFullYear()));</w:t>
+      </w:r>
+    </w:p>
+    <w:p>
+      <w:pPr>
+        <w:spacing w:line="240" w:lineRule="auto"/>
+        <w:jc w:val="left"/>
+      </w:pPr>
+      <w:r>
+        <w:rPr>
+          <w:rFonts w:ascii="Courier New" w:hAnsi="Courier New"/>
+          <w:sz w:val="20"/>
+        </w:rPr>
+        <w:t xml:space="preserve">  }</w:t>
+      </w:r>
+    </w:p>
+    <w:p>
+      <w:pPr>
+        <w:spacing w:line="240" w:lineRule="auto"/>
+        <w:jc w:val="left"/>
+      </w:pPr>
+      <w:r>
+        <w:rPr>
+          <w:rFonts w:ascii="Courier New" w:hAnsi="Courier New"/>
+          <w:sz w:val="20"/>
+        </w:rPr>
+        <w:t xml:space="preserve">  return Math.min(MAX_YEAR, Math.max(MIN_YEAR, Math.round(year)));</w:t>
+      </w:r>
+    </w:p>
+    <w:p>
+      <w:pPr>
+        <w:spacing w:line="240" w:lineRule="auto"/>
+        <w:jc w:val="left"/>
+      </w:pPr>
+      <w:r>
+        <w:rPr>
+          <w:rFonts w:ascii="Courier New" w:hAnsi="Courier New"/>
+          <w:sz w:val="20"/>
+        </w:rPr>
+        <w:t>}</w:t>
+      </w:r>
+    </w:p>
+    <w:p>
+      <w:pPr>
+        <w:spacing w:line="240" w:lineRule="auto"/>
+        <w:jc w:val="left"/>
+      </w:pPr>
+      <w:r>
+        <w:rPr>
+          <w:rFonts w:ascii="Courier New" w:hAnsi="Courier New"/>
+          <w:sz w:val="20"/>
+        </w:rPr>
+        <w:t xml:space="preserve"> </w:t>
+      </w:r>
+    </w:p>
+    <w:p>
+      <w:pPr>
+        <w:spacing w:line="240" w:lineRule="auto"/>
+        <w:jc w:val="left"/>
+      </w:pPr>
+      <w:r>
+        <w:rPr>
+          <w:rFonts w:ascii="Courier New" w:hAnsi="Courier New"/>
+          <w:sz w:val="20"/>
+        </w:rPr>
+        <w:t>/** Месяц и день из даты каталога (год в записи не привязывает событие к одному году). */</w:t>
+      </w:r>
+    </w:p>
+    <w:p>
+      <w:pPr>
+        <w:spacing w:line="240" w:lineRule="auto"/>
+        <w:jc w:val="left"/>
+      </w:pPr>
+      <w:r>
+        <w:rPr>
+          <w:rFonts w:ascii="Courier New" w:hAnsi="Courier New"/>
+          <w:sz w:val="20"/>
+        </w:rPr>
+        <w:t>function parseHolidayMonthDay(dateStr) {</w:t>
+      </w:r>
+    </w:p>
+    <w:p>
+      <w:pPr>
+        <w:spacing w:line="240" w:lineRule="auto"/>
+        <w:jc w:val="left"/>
+      </w:pPr>
+      <w:r>
+        <w:rPr>
+          <w:rFonts w:ascii="Courier New" w:hAnsi="Courier New"/>
+          <w:sz w:val="20"/>
+        </w:rPr>
+        <w:t xml:space="preserve">  if (!dateStr) return null;</w:t>
+      </w:r>
+    </w:p>
+    <w:p>
+      <w:pPr>
+        <w:spacing w:line="240" w:lineRule="auto"/>
+        <w:jc w:val="left"/>
+      </w:pPr>
+      <w:r>
+        <w:rPr>
+          <w:rFonts w:ascii="Courier New" w:hAnsi="Courier New"/>
+          <w:sz w:val="20"/>
+        </w:rPr>
+        <w:t xml:space="preserve">  const parts = dateStr.trim().split('-');</w:t>
+      </w:r>
+    </w:p>
+    <w:p>
+      <w:pPr>
+        <w:spacing w:line="240" w:lineRule="auto"/>
+        <w:jc w:val="left"/>
+      </w:pPr>
+      <w:r>
+        <w:rPr>
+          <w:rFonts w:ascii="Courier New" w:hAnsi="Courier New"/>
+          <w:sz w:val="20"/>
+        </w:rPr>
+        <w:t xml:space="preserve">  if (parts.length &gt;= 3) {</w:t>
+      </w:r>
+    </w:p>
+    <w:p>
+      <w:pPr>
+        <w:spacing w:line="240" w:lineRule="auto"/>
+        <w:jc w:val="left"/>
+      </w:pPr>
+      <w:r>
+        <w:rPr>
+          <w:rFonts w:ascii="Courier New" w:hAnsi="Courier New"/>
+          <w:sz w:val="20"/>
+        </w:rPr>
+        <w:t xml:space="preserve">    return { month: parts[1].padStart(2, '0'), day: parts[2].padStart(2, '0') };</w:t>
+      </w:r>
+    </w:p>
+    <w:p>
+      <w:pPr>
+        <w:spacing w:line="240" w:lineRule="auto"/>
+        <w:jc w:val="left"/>
+      </w:pPr>
+      <w:r>
+        <w:rPr>
+          <w:rFonts w:ascii="Courier New" w:hAnsi="Courier New"/>
+          <w:sz w:val="20"/>
+        </w:rPr>
+        <w:t xml:space="preserve">  }</w:t>
+      </w:r>
+    </w:p>
+    <w:p>
+      <w:pPr>
+        <w:spacing w:line="240" w:lineRule="auto"/>
+        <w:jc w:val="left"/>
+      </w:pPr>
+      <w:r>
+        <w:rPr>
+          <w:rFonts w:ascii="Courier New" w:hAnsi="Courier New"/>
+          <w:sz w:val="20"/>
+        </w:rPr>
+        <w:t xml:space="preserve">  if (parts.length === 2) {</w:t>
+      </w:r>
+    </w:p>
+    <w:p>
+      <w:pPr>
+        <w:spacing w:line="240" w:lineRule="auto"/>
+        <w:jc w:val="left"/>
+      </w:pPr>
+      <w:r>
+        <w:rPr>
+          <w:rFonts w:ascii="Courier New" w:hAnsi="Courier New"/>
+          <w:sz w:val="20"/>
+        </w:rPr>
+        <w:t xml:space="preserve">    return { month: parts[0].padStart(2, '0'), day: parts[1].padStart(2, '0') };</w:t>
+      </w:r>
+    </w:p>
+    <w:p>
+      <w:pPr>
+        <w:spacing w:line="240" w:lineRule="auto"/>
+        <w:jc w:val="left"/>
+      </w:pPr>
+      <w:r>
+        <w:rPr>
+          <w:rFonts w:ascii="Courier New" w:hAnsi="Courier New"/>
+          <w:sz w:val="20"/>
+        </w:rPr>
+        <w:t xml:space="preserve">  }</w:t>
+      </w:r>
+    </w:p>
+    <w:p>
+      <w:pPr>
+        <w:spacing w:line="240" w:lineRule="auto"/>
+        <w:jc w:val="left"/>
+      </w:pPr>
+      <w:r>
+        <w:rPr>
+          <w:rFonts w:ascii="Courier New" w:hAnsi="Courier New"/>
+          <w:sz w:val="20"/>
+        </w:rPr>
+        <w:t xml:space="preserve">  return null;</w:t>
+      </w:r>
+    </w:p>
+    <w:p>
+      <w:pPr>
+        <w:spacing w:line="240" w:lineRule="auto"/>
+        <w:jc w:val="left"/>
+      </w:pPr>
+      <w:r>
+        <w:rPr>
+          <w:rFonts w:ascii="Courier New" w:hAnsi="Courier New"/>
+          <w:sz w:val="20"/>
+        </w:rPr>
+        <w:t>}</w:t>
+      </w:r>
+    </w:p>
+    <w:p>
+      <w:pPr>
+        <w:spacing w:line="240" w:lineRule="auto"/>
+        <w:jc w:val="left"/>
+      </w:pPr>
+      <w:r>
+        <w:rPr>
+          <w:rFonts w:ascii="Courier New" w:hAnsi="Courier New"/>
+          <w:sz w:val="20"/>
+        </w:rPr>
+        <w:t xml:space="preserve"> </w:t>
+      </w:r>
+    </w:p>
+    <w:p>
+      <w:pPr>
+        <w:spacing w:line="240" w:lineRule="auto"/>
+        <w:jc w:val="left"/>
+      </w:pPr>
+      <w:r>
+        <w:rPr>
+          <w:rFonts w:ascii="Courier New" w:hAnsi="Courier New"/>
+          <w:sz w:val="20"/>
+        </w:rPr>
+        <w:t>function monthLabelFromDate(date) {</w:t>
+      </w:r>
+    </w:p>
+    <w:p>
+      <w:pPr>
+        <w:spacing w:line="240" w:lineRule="auto"/>
+        <w:jc w:val="left"/>
+      </w:pPr>
+      <w:r>
+        <w:rPr>
+          <w:rFonts w:ascii="Courier New" w:hAnsi="Courier New"/>
+          <w:sz w:val="20"/>
+        </w:rPr>
+        <w:t xml:space="preserve">  return MONTH_NAMES[date.getMonth()];</w:t>
+      </w:r>
+    </w:p>
+    <w:p>
+      <w:pPr>
+        <w:spacing w:line="240" w:lineRule="auto"/>
+        <w:jc w:val="left"/>
+      </w:pPr>
+      <w:r>
+        <w:rPr>
+          <w:rFonts w:ascii="Courier New" w:hAnsi="Courier New"/>
+          <w:sz w:val="20"/>
+        </w:rPr>
+        <w:t>}</w:t>
+      </w:r>
+    </w:p>
+    <w:p>
+      <w:pPr>
+        <w:spacing w:line="240" w:lineRule="auto"/>
+        <w:jc w:val="left"/>
+      </w:pPr>
+      <w:r>
+        <w:rPr>
+          <w:rFonts w:ascii="Courier New" w:hAnsi="Courier New"/>
+          <w:sz w:val="20"/>
+        </w:rPr>
+        <w:t xml:space="preserve"> </w:t>
+      </w:r>
+    </w:p>
+    <w:p>
+      <w:pPr>
+        <w:spacing w:line="240" w:lineRule="auto"/>
+        <w:jc w:val="left"/>
+      </w:pPr>
+      <w:r>
+        <w:rPr>
+          <w:rFonts w:ascii="Courier New" w:hAnsi="Courier New"/>
+          <w:sz w:val="20"/>
+        </w:rPr>
+        <w:t>export default function CalendarPage() {</w:t>
+      </w:r>
+    </w:p>
+    <w:p>
+      <w:pPr>
+        <w:spacing w:line="240" w:lineRule="auto"/>
+        <w:jc w:val="left"/>
+      </w:pPr>
+      <w:r>
+        <w:rPr>
+          <w:rFonts w:ascii="Courier New" w:hAnsi="Courier New"/>
+          <w:sz w:val="20"/>
+        </w:rPr>
+        <w:t xml:space="preserve">  const navigate = useNavigate();</w:t>
+      </w:r>
+    </w:p>
+    <w:p>
+      <w:pPr>
+        <w:spacing w:line="240" w:lineRule="auto"/>
+        <w:jc w:val="left"/>
+      </w:pPr>
+      <w:r>
+        <w:rPr>
+          <w:rFonts w:ascii="Courier New" w:hAnsi="Courier New"/>
+          <w:sz w:val="20"/>
+        </w:rPr>
+        <w:t xml:space="preserve">  const calendarRef = useRef(null);</w:t>
+      </w:r>
+    </w:p>
+    <w:p>
+      <w:pPr>
+        <w:spacing w:line="240" w:lineRule="auto"/>
+        <w:jc w:val="left"/>
+      </w:pPr>
+      <w:r>
+        <w:rPr>
+          <w:rFonts w:ascii="Courier New" w:hAnsi="Courier New"/>
+          <w:sz w:val="20"/>
+        </w:rPr>
+        <w:t xml:space="preserve">  const programmaticNavRef = useRef(false);</w:t>
+      </w:r>
+    </w:p>
+    <w:p>
+      <w:pPr>
+        <w:spacing w:line="240" w:lineRule="auto"/>
+        <w:jc w:val="left"/>
+      </w:pPr>
+      <w:r>
+        <w:rPr>
+          <w:rFonts w:ascii="Courier New" w:hAnsi="Courier New"/>
+          <w:sz w:val="20"/>
+        </w:rPr>
+        <w:t xml:space="preserve"> </w:t>
+      </w:r>
+    </w:p>
+    <w:p>
+      <w:pPr>
+        <w:spacing w:line="240" w:lineRule="auto"/>
+        <w:jc w:val="left"/>
+      </w:pPr>
+      <w:r>
+        <w:rPr>
+          <w:rFonts w:ascii="Courier New" w:hAnsi="Courier New"/>
+          <w:sz w:val="20"/>
+        </w:rPr>
+        <w:t xml:space="preserve">  const { data: holidays = [], isLoading: loadingHolidays } = useHolidays();</w:t>
+      </w:r>
+    </w:p>
+    <w:p>
+      <w:pPr>
+        <w:spacing w:line="240" w:lineRule="auto"/>
+        <w:jc w:val="left"/>
+      </w:pPr>
+      <w:r>
+        <w:rPr>
+          <w:rFonts w:ascii="Courier New" w:hAnsi="Courier New"/>
+          <w:sz w:val="20"/>
+        </w:rPr>
+        <w:t xml:space="preserve">  const { data: approvedProposals = [], isLoading: loadingProposals } = useApprovedProposals();</w:t>
+      </w:r>
+    </w:p>
+    <w:p>
+      <w:pPr>
+        <w:spacing w:line="240" w:lineRule="auto"/>
+        <w:jc w:val="left"/>
+      </w:pPr>
+      <w:r>
+        <w:rPr>
+          <w:rFonts w:ascii="Courier New" w:hAnsi="Courier New"/>
+          <w:sz w:val="20"/>
+        </w:rPr>
+        <w:t xml:space="preserve">  const today = new Date();</w:t>
+      </w:r>
+    </w:p>
+    <w:p>
+      <w:pPr>
+        <w:spacing w:line="240" w:lineRule="auto"/>
+        <w:jc w:val="left"/>
+      </w:pPr>
+      <w:r>
+        <w:rPr>
+          <w:rFonts w:ascii="Courier New" w:hAnsi="Courier New"/>
+          <w:sz w:val="20"/>
+        </w:rPr>
+        <w:t xml:space="preserve">  /** Месяц (0–11), видимый в режиме «Месяц». */</w:t>
+      </w:r>
+    </w:p>
+    <w:p>
+      <w:pPr>
+        <w:spacing w:line="240" w:lineRule="auto"/>
+        <w:jc w:val="left"/>
+      </w:pPr>
+      <w:r>
+        <w:rPr>
+          <w:rFonts w:ascii="Courier New" w:hAnsi="Courier New"/>
+          <w:sz w:val="20"/>
+        </w:rPr>
+        <w:t xml:space="preserve">  const visibleMonthRef = useRef(today.getMonth());</w:t>
+      </w:r>
+    </w:p>
+    <w:p>
+      <w:pPr>
+        <w:spacing w:line="240" w:lineRule="auto"/>
+        <w:jc w:val="left"/>
+      </w:pPr>
+      <w:r>
+        <w:rPr>
+          <w:rFonts w:ascii="Courier New" w:hAnsi="Courier New"/>
+          <w:sz w:val="20"/>
+        </w:rPr>
+        <w:t xml:space="preserve">  const currentYear = clampYear(today.getFullYear());</w:t>
+      </w:r>
+    </w:p>
+    <w:p>
+      <w:pPr>
+        <w:spacing w:line="240" w:lineRule="auto"/>
+        <w:jc w:val="left"/>
+      </w:pPr>
+      <w:r>
+        <w:rPr>
+          <w:rFonts w:ascii="Courier New" w:hAnsi="Courier New"/>
+          <w:sz w:val="20"/>
+        </w:rPr>
+        <w:t xml:space="preserve">  const [viewYear, setViewYear] = useState(currentYear);</w:t>
+      </w:r>
+    </w:p>
+    <w:p>
+      <w:pPr>
+        <w:spacing w:line="240" w:lineRule="auto"/>
+        <w:jc w:val="left"/>
+      </w:pPr>
+      <w:r>
+        <w:rPr>
+          <w:rFonts w:ascii="Courier New" w:hAnsi="Courier New"/>
+          <w:sz w:val="20"/>
+        </w:rPr>
+        <w:t xml:space="preserve">  const [yearDraft, setYearDraft] = useState(String(currentYear));</w:t>
+      </w:r>
+    </w:p>
+    <w:p>
+      <w:pPr>
+        <w:spacing w:line="240" w:lineRule="auto"/>
+        <w:jc w:val="left"/>
+      </w:pPr>
+      <w:r>
+        <w:rPr>
+          <w:rFonts w:ascii="Courier New" w:hAnsi="Courier New"/>
+          <w:sz w:val="20"/>
+        </w:rPr>
+        <w:t xml:space="preserve">  const [activeView, setActiveView] = useState('multiMonthYear');</w:t>
+      </w:r>
+    </w:p>
+    <w:p>
+      <w:pPr>
+        <w:spacing w:line="240" w:lineRule="auto"/>
+        <w:jc w:val="left"/>
+      </w:pPr>
+      <w:r>
+        <w:rPr>
+          <w:rFonts w:ascii="Courier New" w:hAnsi="Courier New"/>
+          <w:sz w:val="20"/>
+        </w:rPr>
+        <w:t xml:space="preserve">  const [monthLabel, setMonthLabel] = useState(monthLabelFromDate(today));</w:t>
+      </w:r>
+    </w:p>
+    <w:p>
+      <w:pPr>
+        <w:spacing w:line="240" w:lineRule="auto"/>
+        <w:jc w:val="left"/>
+      </w:pPr>
+      <w:r>
+        <w:rPr>
+          <w:rFonts w:ascii="Courier New" w:hAnsi="Courier New"/>
+          <w:sz w:val="20"/>
+        </w:rPr>
+        <w:t xml:space="preserve"> </w:t>
+      </w:r>
+    </w:p>
+    <w:p>
+      <w:pPr>
+        <w:spacing w:line="240" w:lineRule="auto"/>
+        <w:jc w:val="left"/>
+      </w:pPr>
+      <w:r>
+        <w:rPr>
+          <w:rFonts w:ascii="Courier New" w:hAnsi="Courier New"/>
+          <w:sz w:val="20"/>
+        </w:rPr>
+        <w:t xml:space="preserve">  const loading = loadingHolidays || loadingProposals;</w:t>
+      </w:r>
+    </w:p>
+    <w:p>
+      <w:pPr>
+        <w:spacing w:line="240" w:lineRule="auto"/>
+        <w:jc w:val="left"/>
+      </w:pPr>
+      <w:r>
+        <w:rPr>
+          <w:rFonts w:ascii="Courier New" w:hAnsi="Courier New"/>
+          <w:sz w:val="20"/>
+        </w:rPr>
+        <w:t xml:space="preserve"> </w:t>
+      </w:r>
+    </w:p>
+    <w:p>
+      <w:pPr>
+        <w:spacing w:line="240" w:lineRule="auto"/>
+        <w:jc w:val="left"/>
+      </w:pPr>
+      <w:r>
+        <w:rPr>
+          <w:rFonts w:ascii="Courier New" w:hAnsi="Courier New"/>
+          <w:sz w:val="20"/>
+        </w:rPr>
+        <w:t xml:space="preserve">  const allHolidays = useMemo(</w:t>
+      </w:r>
+    </w:p>
+    <w:p>
+      <w:pPr>
+        <w:spacing w:line="240" w:lineRule="auto"/>
+        <w:jc w:val="left"/>
+      </w:pPr>
+      <w:r>
+        <w:rPr>
+          <w:rFonts w:ascii="Courier New" w:hAnsi="Courier New"/>
+          <w:sz w:val="20"/>
+        </w:rPr>
+        <w:t xml:space="preserve">    () =&gt; mergeHolidaysAndProposals(holidays, approvedProposals),</w:t>
+      </w:r>
+    </w:p>
+    <w:p>
+      <w:pPr>
+        <w:spacing w:line="240" w:lineRule="auto"/>
+        <w:jc w:val="left"/>
+      </w:pPr>
+      <w:r>
+        <w:rPr>
+          <w:rFonts w:ascii="Courier New" w:hAnsi="Courier New"/>
+          <w:sz w:val="20"/>
+        </w:rPr>
+        <w:t xml:space="preserve">    [holidays, approvedProposals],</w:t>
+      </w:r>
+    </w:p>
+    <w:p>
+      <w:pPr>
+        <w:spacing w:line="240" w:lineRule="auto"/>
+        <w:jc w:val="left"/>
+      </w:pPr>
+      <w:r>
+        <w:rPr>
+          <w:rFonts w:ascii="Courier New" w:hAnsi="Courier New"/>
+          <w:sz w:val="20"/>
+        </w:rPr>
+        <w:t xml:space="preserve">  );</w:t>
+      </w:r>
+    </w:p>
+    <w:p>
+      <w:pPr>
+        <w:spacing w:line="240" w:lineRule="auto"/>
+        <w:jc w:val="left"/>
+      </w:pPr>
+      <w:r>
+        <w:rPr>
+          <w:rFonts w:ascii="Courier New" w:hAnsi="Courier New"/>
+          <w:sz w:val="20"/>
+        </w:rPr>
+        <w:t xml:space="preserve"> </w:t>
+      </w:r>
+    </w:p>
+    <w:p>
+      <w:pPr>
+        <w:spacing w:line="240" w:lineRule="auto"/>
+        <w:jc w:val="left"/>
+      </w:pPr>
+      <w:r>
+        <w:rPr>
+          <w:rFonts w:ascii="Courier New" w:hAnsi="Courier New"/>
+          <w:sz w:val="20"/>
+        </w:rPr>
+        <w:t xml:space="preserve">  const events = useMemo(() =&gt; allHolidays.flatMap(h =&gt; {</w:t>
+      </w:r>
+    </w:p>
+    <w:p>
+      <w:pPr>
+        <w:spacing w:line="240" w:lineRule="auto"/>
+        <w:jc w:val="left"/>
+      </w:pPr>
+      <w:r>
+        <w:rPr>
+          <w:rFonts w:ascii="Courier New" w:hAnsi="Courier New"/>
+          <w:sz w:val="20"/>
+        </w:rPr>
+        <w:t xml:space="preserve">    const md = parseHolidayMonthDay(h.date);</w:t>
+      </w:r>
+    </w:p>
+    <w:p>
+      <w:pPr>
+        <w:spacing w:line="240" w:lineRule="auto"/>
+        <w:jc w:val="left"/>
+      </w:pPr>
+      <w:r>
+        <w:rPr>
+          <w:rFonts w:ascii="Courier New" w:hAnsi="Courier New"/>
+          <w:sz w:val="20"/>
+        </w:rPr>
+        <w:t xml:space="preserve">    if (!md) return [];</w:t>
+      </w:r>
+    </w:p>
+    <w:p>
+      <w:pPr>
+        <w:spacing w:line="240" w:lineRule="auto"/>
+        <w:jc w:val="left"/>
+      </w:pPr>
+      <w:r>
+        <w:rPr>
+          <w:rFonts w:ascii="Courier New" w:hAnsi="Courier New"/>
+          <w:sz w:val="20"/>
+        </w:rPr>
+        <w:t xml:space="preserve">    const color = getColorByPeople(h.people);</w:t>
+      </w:r>
+    </w:p>
+    <w:p>
+      <w:pPr>
+        <w:spacing w:line="240" w:lineRule="auto"/>
+        <w:jc w:val="left"/>
+      </w:pPr>
+      <w:r>
+        <w:rPr>
+          <w:rFonts w:ascii="Courier New" w:hAnsi="Courier New"/>
+          <w:sz w:val="20"/>
+        </w:rPr>
+        <w:t xml:space="preserve">    return [{</w:t>
+      </w:r>
+    </w:p>
+    <w:p>
+      <w:pPr>
+        <w:spacing w:line="240" w:lineRule="auto"/>
+        <w:jc w:val="left"/>
+      </w:pPr>
+      <w:r>
+        <w:rPr>
+          <w:rFonts w:ascii="Courier New" w:hAnsi="Courier New"/>
+          <w:sz w:val="20"/>
+        </w:rPr>
+        <w:t xml:space="preserve">      id: `${h.id}-${viewYear}`,</w:t>
+      </w:r>
+    </w:p>
+    <w:p>
+      <w:pPr>
+        <w:spacing w:line="240" w:lineRule="auto"/>
+        <w:jc w:val="left"/>
+      </w:pPr>
+      <w:r>
+        <w:rPr>
+          <w:rFonts w:ascii="Courier New" w:hAnsi="Courier New"/>
+          <w:sz w:val="20"/>
+        </w:rPr>
+        <w:t xml:space="preserve">      title: h.title,</w:t>
+      </w:r>
+    </w:p>
+    <w:p>
+      <w:pPr>
+        <w:spacing w:line="240" w:lineRule="auto"/>
+        <w:jc w:val="left"/>
+      </w:pPr>
+      <w:r>
+        <w:rPr>
+          <w:rFonts w:ascii="Courier New" w:hAnsi="Courier New"/>
+          <w:sz w:val="20"/>
+        </w:rPr>
+        <w:t xml:space="preserve">      date: `${viewYear}-${md.month}-${md.day}`,</w:t>
+      </w:r>
+    </w:p>
+    <w:p>
+      <w:pPr>
+        <w:spacing w:line="240" w:lineRule="auto"/>
+        <w:jc w:val="left"/>
+      </w:pPr>
+      <w:r>
+        <w:rPr>
+          <w:rFonts w:ascii="Courier New" w:hAnsi="Courier New"/>
+          <w:sz w:val="20"/>
+        </w:rPr>
+        <w:t xml:space="preserve">      backgroundColor: color,</w:t>
+      </w:r>
+    </w:p>
+    <w:p>
+      <w:pPr>
+        <w:spacing w:line="240" w:lineRule="auto"/>
+        <w:jc w:val="left"/>
+      </w:pPr>
+      <w:r>
+        <w:rPr>
+          <w:rFonts w:ascii="Courier New" w:hAnsi="Courier New"/>
+          <w:sz w:val="20"/>
+        </w:rPr>
+        <w:t xml:space="preserve">      borderColor: color,</w:t>
+      </w:r>
+    </w:p>
+    <w:p>
+      <w:pPr>
+        <w:spacing w:line="240" w:lineRule="auto"/>
+        <w:jc w:val="left"/>
+      </w:pPr>
+      <w:r>
+        <w:rPr>
+          <w:rFonts w:ascii="Courier New" w:hAnsi="Courier New"/>
+          <w:sz w:val="20"/>
+        </w:rPr>
+        <w:t xml:space="preserve">      textColor: '#ffffff',</w:t>
+      </w:r>
+    </w:p>
+    <w:p>
+      <w:pPr>
+        <w:spacing w:line="240" w:lineRule="auto"/>
+        <w:jc w:val="left"/>
+      </w:pPr>
+      <w:r>
+        <w:rPr>
+          <w:rFonts w:ascii="Courier New" w:hAnsi="Courier New"/>
+          <w:sz w:val="20"/>
+        </w:rPr>
+        <w:t xml:space="preserve">      extendedProps: { holidayId: h.id },</w:t>
+      </w:r>
+    </w:p>
+    <w:p>
+      <w:pPr>
+        <w:spacing w:line="240" w:lineRule="auto"/>
+        <w:jc w:val="left"/>
+      </w:pPr>
+      <w:r>
+        <w:rPr>
+          <w:rFonts w:ascii="Courier New" w:hAnsi="Courier New"/>
+          <w:sz w:val="20"/>
+        </w:rPr>
+        <w:t xml:space="preserve">    }];</w:t>
+      </w:r>
+    </w:p>
+    <w:p>
+      <w:pPr>
+        <w:spacing w:line="240" w:lineRule="auto"/>
+        <w:jc w:val="left"/>
+      </w:pPr>
+      <w:r>
+        <w:rPr>
+          <w:rFonts w:ascii="Courier New" w:hAnsi="Courier New"/>
+          <w:sz w:val="20"/>
+        </w:rPr>
+        <w:t xml:space="preserve">  }), [allHolidays, viewYear]);</w:t>
+      </w:r>
+    </w:p>
+    <w:p>
+      <w:pPr>
+        <w:spacing w:line="240" w:lineRule="auto"/>
+        <w:jc w:val="left"/>
+      </w:pPr>
+      <w:r>
+        <w:rPr>
+          <w:rFonts w:ascii="Courier New" w:hAnsi="Courier New"/>
+          <w:sz w:val="20"/>
+        </w:rPr>
+        <w:t xml:space="preserve"> </w:t>
+      </w:r>
+    </w:p>
+    <w:p>
+      <w:pPr>
+        <w:spacing w:line="240" w:lineRule="auto"/>
+        <w:jc w:val="left"/>
+      </w:pPr>
+      <w:r>
+        <w:rPr>
+          <w:rFonts w:ascii="Courier New" w:hAnsi="Courier New"/>
+          <w:sz w:val="20"/>
+        </w:rPr>
+        <w:t xml:space="preserve">  const yearRange = useMemo(() =&gt; ({</w:t>
+      </w:r>
+    </w:p>
+    <w:p>
+      <w:pPr>
+        <w:spacing w:line="240" w:lineRule="auto"/>
+        <w:jc w:val="left"/>
+      </w:pPr>
+      <w:r>
+        <w:rPr>
+          <w:rFonts w:ascii="Courier New" w:hAnsi="Courier New"/>
+          <w:sz w:val="20"/>
+        </w:rPr>
+        <w:t xml:space="preserve">    start: `${viewYear}-01-01`,</w:t>
+      </w:r>
+    </w:p>
+    <w:p>
+      <w:pPr>
+        <w:spacing w:line="240" w:lineRule="auto"/>
+        <w:jc w:val="left"/>
+      </w:pPr>
+      <w:r>
+        <w:rPr>
+          <w:rFonts w:ascii="Courier New" w:hAnsi="Courier New"/>
+          <w:sz w:val="20"/>
+        </w:rPr>
+        <w:t xml:space="preserve">    end: `${viewYear}-12-31`,</w:t>
+      </w:r>
+    </w:p>
+    <w:p>
+      <w:pPr>
+        <w:spacing w:line="240" w:lineRule="auto"/>
+        <w:jc w:val="left"/>
+      </w:pPr>
+      <w:r>
+        <w:rPr>
+          <w:rFonts w:ascii="Courier New" w:hAnsi="Courier New"/>
+          <w:sz w:val="20"/>
+        </w:rPr>
+        <w:t xml:space="preserve">  }), [viewYear]);</w:t>
+      </w:r>
+    </w:p>
+    <w:p>
+      <w:pPr>
+        <w:spacing w:line="240" w:lineRule="auto"/>
+        <w:jc w:val="left"/>
+      </w:pPr>
+      <w:r>
+        <w:rPr>
+          <w:rFonts w:ascii="Courier New" w:hAnsi="Courier New"/>
+          <w:sz w:val="20"/>
+        </w:rPr>
+        <w:t xml:space="preserve"> </w:t>
+      </w:r>
+    </w:p>
+    <w:p>
+      <w:pPr>
+        <w:spacing w:line="240" w:lineRule="auto"/>
+        <w:jc w:val="left"/>
+      </w:pPr>
+      <w:r>
+        <w:rPr>
+          <w:rFonts w:ascii="Courier New" w:hAnsi="Courier New"/>
+          <w:sz w:val="20"/>
+        </w:rPr>
+        <w:t xml:space="preserve">  const gotoCalendarDate = useCallback((dateInput) =&gt; {</w:t>
+      </w:r>
+    </w:p>
+    <w:p>
+      <w:pPr>
+        <w:spacing w:line="240" w:lineRule="auto"/>
+        <w:jc w:val="left"/>
+      </w:pPr>
+      <w:r>
+        <w:rPr>
+          <w:rFonts w:ascii="Courier New" w:hAnsi="Courier New"/>
+          <w:sz w:val="20"/>
+        </w:rPr>
+        <w:t xml:space="preserve">    const api = calendarRef.current?.getApi();</w:t>
+      </w:r>
+    </w:p>
+    <w:p>
+      <w:pPr>
+        <w:spacing w:line="240" w:lineRule="auto"/>
+        <w:jc w:val="left"/>
+      </w:pPr>
+      <w:r>
+        <w:rPr>
+          <w:rFonts w:ascii="Courier New" w:hAnsi="Courier New"/>
+          <w:sz w:val="20"/>
+        </w:rPr>
+        <w:t xml:space="preserve">    if (!api) return;</w:t>
+      </w:r>
+    </w:p>
+    <w:p>
+      <w:pPr>
+        <w:spacing w:line="240" w:lineRule="auto"/>
+        <w:jc w:val="left"/>
+      </w:pPr>
+      <w:r>
+        <w:rPr>
+          <w:rFonts w:ascii="Courier New" w:hAnsi="Courier New"/>
+          <w:sz w:val="20"/>
+        </w:rPr>
+        <w:t xml:space="preserve">    programmaticNavRef.current = true;</w:t>
+      </w:r>
+    </w:p>
+    <w:p>
+      <w:pPr>
+        <w:spacing w:line="240" w:lineRule="auto"/>
+        <w:jc w:val="left"/>
+      </w:pPr>
+      <w:r>
+        <w:rPr>
+          <w:rFonts w:ascii="Courier New" w:hAnsi="Courier New"/>
+          <w:sz w:val="20"/>
+        </w:rPr>
+        <w:t xml:space="preserve">    api.gotoDate(dateInput);</w:t>
+      </w:r>
+    </w:p>
+    <w:p>
+      <w:pPr>
+        <w:spacing w:line="240" w:lineRule="auto"/>
+        <w:jc w:val="left"/>
+      </w:pPr>
+      <w:r>
+        <w:rPr>
+          <w:rFonts w:ascii="Courier New" w:hAnsi="Courier New"/>
+          <w:sz w:val="20"/>
+        </w:rPr>
+        <w:t xml:space="preserve">    window.setTimeout(() =&gt; {</w:t>
+      </w:r>
+    </w:p>
+    <w:p>
+      <w:pPr>
+        <w:spacing w:line="240" w:lineRule="auto"/>
+        <w:jc w:val="left"/>
+      </w:pPr>
+      <w:r>
+        <w:rPr>
+          <w:rFonts w:ascii="Courier New" w:hAnsi="Courier New"/>
+          <w:sz w:val="20"/>
+        </w:rPr>
+        <w:t xml:space="preserve">      programmaticNavRef.current = false;</w:t>
+      </w:r>
+    </w:p>
+    <w:p>
+      <w:pPr>
+        <w:spacing w:line="240" w:lineRule="auto"/>
+        <w:jc w:val="left"/>
+      </w:pPr>
+      <w:r>
+        <w:rPr>
+          <w:rFonts w:ascii="Courier New" w:hAnsi="Courier New"/>
+          <w:sz w:val="20"/>
+        </w:rPr>
+        <w:t xml:space="preserve">      if (api.view.type === 'dayGridMonth') {</w:t>
+      </w:r>
+    </w:p>
+    <w:p>
+      <w:pPr>
+        <w:spacing w:line="240" w:lineRule="auto"/>
+        <w:jc w:val="left"/>
+      </w:pPr>
+      <w:r>
+        <w:rPr>
+          <w:rFonts w:ascii="Courier New" w:hAnsi="Courier New"/>
+          <w:sz w:val="20"/>
+        </w:rPr>
+        <w:t xml:space="preserve">        const cursor = api.getDate();</w:t>
+      </w:r>
+    </w:p>
+    <w:p>
+      <w:pPr>
+        <w:spacing w:line="240" w:lineRule="auto"/>
+        <w:jc w:val="left"/>
+      </w:pPr>
+      <w:r>
+        <w:rPr>
+          <w:rFonts w:ascii="Courier New" w:hAnsi="Courier New"/>
+          <w:sz w:val="20"/>
+        </w:rPr>
+        <w:t xml:space="preserve">        visibleMonthRef.current = cursor.getMonth();</w:t>
+      </w:r>
+    </w:p>
+    <w:p>
+      <w:pPr>
+        <w:spacing w:line="240" w:lineRule="auto"/>
+        <w:jc w:val="left"/>
+      </w:pPr>
+      <w:r>
+        <w:rPr>
+          <w:rFonts w:ascii="Courier New" w:hAnsi="Courier New"/>
+          <w:sz w:val="20"/>
+        </w:rPr>
+        <w:t xml:space="preserve">        setMonthLabel(monthLabelFromDate(cursor));</w:t>
+      </w:r>
+    </w:p>
+    <w:p>
+      <w:pPr>
+        <w:spacing w:line="240" w:lineRule="auto"/>
+        <w:jc w:val="left"/>
+      </w:pPr>
+      <w:r>
+        <w:rPr>
+          <w:rFonts w:ascii="Courier New" w:hAnsi="Courier New"/>
+          <w:sz w:val="20"/>
+        </w:rPr>
+        <w:t xml:space="preserve">      }</w:t>
+      </w:r>
+    </w:p>
+    <w:p>
+      <w:pPr>
+        <w:spacing w:line="240" w:lineRule="auto"/>
+        <w:jc w:val="left"/>
+      </w:pPr>
+      <w:r>
+        <w:rPr>
+          <w:rFonts w:ascii="Courier New" w:hAnsi="Courier New"/>
+          <w:sz w:val="20"/>
+        </w:rPr>
+        <w:t xml:space="preserve">    }, 0);</w:t>
+      </w:r>
+    </w:p>
+    <w:p>
+      <w:pPr>
+        <w:spacing w:line="240" w:lineRule="auto"/>
+        <w:jc w:val="left"/>
+      </w:pPr>
+      <w:r>
+        <w:rPr>
+          <w:rFonts w:ascii="Courier New" w:hAnsi="Courier New"/>
+          <w:sz w:val="20"/>
+        </w:rPr>
+        <w:t xml:space="preserve">  }, []);</w:t>
+      </w:r>
+    </w:p>
+    <w:p>
+      <w:pPr>
+        <w:spacing w:line="240" w:lineRule="auto"/>
+        <w:jc w:val="left"/>
+      </w:pPr>
+      <w:r>
+        <w:rPr>
+          <w:rFonts w:ascii="Courier New" w:hAnsi="Courier New"/>
+          <w:sz w:val="20"/>
+        </w:rPr>
+        <w:t xml:space="preserve"> </w:t>
+      </w:r>
+    </w:p>
+    <w:p>
+      <w:pPr>
+        <w:spacing w:line="240" w:lineRule="auto"/>
+        <w:jc w:val="left"/>
+      </w:pPr>
+      <w:r>
+        <w:rPr>
+          <w:rFonts w:ascii="Courier New" w:hAnsi="Courier New"/>
+          <w:sz w:val="20"/>
+        </w:rPr>
+        <w:t xml:space="preserve">  const applyViewYear = useCallback((next) =&gt; {</w:t>
+      </w:r>
+    </w:p>
+    <w:p>
+      <w:pPr>
+        <w:spacing w:line="240" w:lineRule="auto"/>
+        <w:jc w:val="left"/>
+      </w:pPr>
+      <w:r>
+        <w:rPr>
+          <w:rFonts w:ascii="Courier New" w:hAnsi="Courier New"/>
+          <w:sz w:val="20"/>
+        </w:rPr>
+        <w:t xml:space="preserve">    flushSync(() =&gt; {</w:t>
+      </w:r>
+    </w:p>
+    <w:p>
+      <w:pPr>
+        <w:spacing w:line="240" w:lineRule="auto"/>
+        <w:jc w:val="left"/>
+      </w:pPr>
+      <w:r>
+        <w:rPr>
+          <w:rFonts w:ascii="Courier New" w:hAnsi="Courier New"/>
+          <w:sz w:val="20"/>
+        </w:rPr>
+        <w:t xml:space="preserve">      setViewYear(next);</w:t>
+      </w:r>
+    </w:p>
+    <w:p>
+      <w:pPr>
+        <w:spacing w:line="240" w:lineRule="auto"/>
+        <w:jc w:val="left"/>
+      </w:pPr>
+      <w:r>
+        <w:rPr>
+          <w:rFonts w:ascii="Courier New" w:hAnsi="Courier New"/>
+          <w:sz w:val="20"/>
+        </w:rPr>
+        <w:t xml:space="preserve">      setYearDraft(String(next));</w:t>
+      </w:r>
+    </w:p>
+    <w:p>
+      <w:pPr>
+        <w:spacing w:line="240" w:lineRule="auto"/>
+        <w:jc w:val="left"/>
+      </w:pPr>
+      <w:r>
+        <w:rPr>
+          <w:rFonts w:ascii="Courier New" w:hAnsi="Courier New"/>
+          <w:sz w:val="20"/>
+        </w:rPr>
+        <w:t xml:space="preserve">    });</w:t>
+      </w:r>
+    </w:p>
+    <w:p>
+      <w:pPr>
+        <w:spacing w:line="240" w:lineRule="auto"/>
+        <w:jc w:val="left"/>
+      </w:pPr>
+      <w:r>
+        <w:rPr>
+          <w:rFonts w:ascii="Courier New" w:hAnsi="Courier New"/>
+          <w:sz w:val="20"/>
+        </w:rPr>
+        <w:t xml:space="preserve">  }, []);</w:t>
+      </w:r>
+    </w:p>
+    <w:p>
+      <w:pPr>
+        <w:spacing w:line="240" w:lineRule="auto"/>
+        <w:jc w:val="left"/>
+      </w:pPr>
+      <w:r>
+        <w:rPr>
+          <w:rFonts w:ascii="Courier New" w:hAnsi="Courier New"/>
+          <w:sz w:val="20"/>
+        </w:rPr>
+        <w:t xml:space="preserve"> </w:t>
+      </w:r>
+    </w:p>
+    <w:p>
+      <w:pPr>
+        <w:spacing w:line="240" w:lineRule="auto"/>
+        <w:jc w:val="left"/>
+      </w:pPr>
+      <w:r>
+        <w:rPr>
+          <w:rFonts w:ascii="Courier New" w:hAnsi="Courier New"/>
+          <w:sz w:val="20"/>
+        </w:rPr>
+        <w:t xml:space="preserve">  const goToYear = useCallback((year, anchorDate) =&gt; {</w:t>
+      </w:r>
+    </w:p>
+    <w:p>
+      <w:pPr>
+        <w:spacing w:line="240" w:lineRule="auto"/>
+        <w:jc w:val="left"/>
+      </w:pPr>
+      <w:r>
+        <w:rPr>
+          <w:rFonts w:ascii="Courier New" w:hAnsi="Courier New"/>
+          <w:sz w:val="20"/>
+        </w:rPr>
+        <w:t xml:space="preserve">    const next = clampYear(year);</w:t>
+      </w:r>
+    </w:p>
+    <w:p>
+      <w:pPr>
+        <w:spacing w:line="240" w:lineRule="auto"/>
+        <w:jc w:val="left"/>
+      </w:pPr>
+      <w:r>
+        <w:rPr>
+          <w:rFonts w:ascii="Courier New" w:hAnsi="Courier New"/>
+          <w:sz w:val="20"/>
+        </w:rPr>
+        <w:t xml:space="preserve">    const api = calendarRef.current?.getApi();</w:t>
+      </w:r>
+    </w:p>
+    <w:p>
+      <w:pPr>
+        <w:spacing w:line="240" w:lineRule="auto"/>
+        <w:jc w:val="left"/>
+      </w:pPr>
+      <w:r>
+        <w:rPr>
+          <w:rFonts w:ascii="Courier New" w:hAnsi="Courier New"/>
+          <w:sz w:val="20"/>
+        </w:rPr>
+        <w:t xml:space="preserve">    if (!api) return;</w:t>
+      </w:r>
+    </w:p>
+    <w:p>
+      <w:pPr>
+        <w:spacing w:line="240" w:lineRule="auto"/>
+        <w:jc w:val="left"/>
+      </w:pPr>
+      <w:r>
+        <w:rPr>
+          <w:rFonts w:ascii="Courier New" w:hAnsi="Courier New"/>
+          <w:sz w:val="20"/>
+        </w:rPr>
+        <w:t xml:space="preserve"> </w:t>
+      </w:r>
+    </w:p>
+    <w:p>
+      <w:pPr>
+        <w:spacing w:line="240" w:lineRule="auto"/>
+        <w:jc w:val="left"/>
+      </w:pPr>
+      <w:r>
+        <w:rPr>
+          <w:rFonts w:ascii="Courier New" w:hAnsi="Courier New"/>
+          <w:sz w:val="20"/>
+        </w:rPr>
+        <w:t xml:space="preserve">    if (anchorDate) {</w:t>
+      </w:r>
+    </w:p>
+    <w:p>
+      <w:pPr>
+        <w:spacing w:line="240" w:lineRule="auto"/>
+        <w:jc w:val="left"/>
+      </w:pPr>
+      <w:r>
+        <w:rPr>
+          <w:rFonts w:ascii="Courier New" w:hAnsi="Courier New"/>
+          <w:sz w:val="20"/>
+        </w:rPr>
+        <w:t xml:space="preserve">      applyViewYear(next);</w:t>
+      </w:r>
+    </w:p>
+    <w:p>
+      <w:pPr>
+        <w:spacing w:line="240" w:lineRule="auto"/>
+        <w:jc w:val="left"/>
+      </w:pPr>
+      <w:r>
+        <w:rPr>
+          <w:rFonts w:ascii="Courier New" w:hAnsi="Courier New"/>
+          <w:sz w:val="20"/>
+        </w:rPr>
+        <w:t xml:space="preserve">      gotoCalendarDate(anchorDate);</w:t>
+      </w:r>
+    </w:p>
+    <w:p>
+      <w:pPr>
+        <w:spacing w:line="240" w:lineRule="auto"/>
+        <w:jc w:val="left"/>
+      </w:pPr>
+      <w:r>
+        <w:rPr>
+          <w:rFonts w:ascii="Courier New" w:hAnsi="Courier New"/>
+          <w:sz w:val="20"/>
+        </w:rPr>
+        <w:t xml:space="preserve">      return;</w:t>
+      </w:r>
+    </w:p>
+    <w:p>
+      <w:pPr>
+        <w:spacing w:line="240" w:lineRule="auto"/>
+        <w:jc w:val="left"/>
+      </w:pPr>
+      <w:r>
+        <w:rPr>
+          <w:rFonts w:ascii="Courier New" w:hAnsi="Courier New"/>
+          <w:sz w:val="20"/>
+        </w:rPr>
+        <w:t xml:space="preserve">    }</w:t>
+      </w:r>
+    </w:p>
+    <w:p>
+      <w:pPr>
+        <w:spacing w:line="240" w:lineRule="auto"/>
+        <w:jc w:val="left"/>
+      </w:pPr>
+      <w:r>
+        <w:rPr>
+          <w:rFonts w:ascii="Courier New" w:hAnsi="Courier New"/>
+          <w:sz w:val="20"/>
+        </w:rPr>
+        <w:t xml:space="preserve"> </w:t>
+      </w:r>
+    </w:p>
+    <w:p>
+      <w:pPr>
+        <w:spacing w:line="240" w:lineRule="auto"/>
+        <w:jc w:val="left"/>
+      </w:pPr>
+      <w:r>
+        <w:rPr>
+          <w:rFonts w:ascii="Courier New" w:hAnsi="Courier New"/>
+          <w:sz w:val="20"/>
+        </w:rPr>
+        <w:t xml:space="preserve">    if (api.view.type === 'dayGridMonth') {</w:t>
+      </w:r>
+    </w:p>
+    <w:p>
+      <w:pPr>
+        <w:spacing w:line="240" w:lineRule="auto"/>
+        <w:jc w:val="left"/>
+      </w:pPr>
+      <w:r>
+        <w:rPr>
+          <w:rFonts w:ascii="Courier New" w:hAnsi="Courier New"/>
+          <w:sz w:val="20"/>
+        </w:rPr>
+        <w:t xml:space="preserve">      const month = visibleMonthRef.current;</w:t>
+      </w:r>
+    </w:p>
+    <w:p>
+      <w:pPr>
+        <w:spacing w:line="240" w:lineRule="auto"/>
+        <w:jc w:val="left"/>
+      </w:pPr>
+      <w:r>
+        <w:rPr>
+          <w:rFonts w:ascii="Courier New" w:hAnsi="Courier New"/>
+          <w:sz w:val="20"/>
+        </w:rPr>
+        <w:t xml:space="preserve">      applyViewYear(next);</w:t>
+      </w:r>
+    </w:p>
+    <w:p>
+      <w:pPr>
+        <w:spacing w:line="240" w:lineRule="auto"/>
+        <w:jc w:val="left"/>
+      </w:pPr>
+      <w:r>
+        <w:rPr>
+          <w:rFonts w:ascii="Courier New" w:hAnsi="Courier New"/>
+          <w:sz w:val="20"/>
+        </w:rPr>
+        <w:t xml:space="preserve">      gotoCalendarDate(new Date(next, month, 1));</w:t>
+      </w:r>
+    </w:p>
+    <w:p>
+      <w:pPr>
+        <w:spacing w:line="240" w:lineRule="auto"/>
+        <w:jc w:val="left"/>
+      </w:pPr>
+      <w:r>
+        <w:rPr>
+          <w:rFonts w:ascii="Courier New" w:hAnsi="Courier New"/>
+          <w:sz w:val="20"/>
+        </w:rPr>
+        <w:t xml:space="preserve">      return;</w:t>
+      </w:r>
+    </w:p>
+    <w:p>
+      <w:pPr>
+        <w:spacing w:line="240" w:lineRule="auto"/>
+        <w:jc w:val="left"/>
+      </w:pPr>
+      <w:r>
+        <w:rPr>
+          <w:rFonts w:ascii="Courier New" w:hAnsi="Courier New"/>
+          <w:sz w:val="20"/>
+        </w:rPr>
+        <w:t xml:space="preserve">    }</w:t>
+      </w:r>
+    </w:p>
+    <w:p>
+      <w:pPr>
+        <w:spacing w:line="240" w:lineRule="auto"/>
+        <w:jc w:val="left"/>
+      </w:pPr>
+      <w:r>
+        <w:rPr>
+          <w:rFonts w:ascii="Courier New" w:hAnsi="Courier New"/>
+          <w:sz w:val="20"/>
+        </w:rPr>
+        <w:t xml:space="preserve"> </w:t>
+      </w:r>
+    </w:p>
+    <w:p>
+      <w:pPr>
+        <w:spacing w:line="240" w:lineRule="auto"/>
+        <w:jc w:val="left"/>
+      </w:pPr>
+      <w:r>
+        <w:rPr>
+          <w:rFonts w:ascii="Courier New" w:hAnsi="Courier New"/>
+          <w:sz w:val="20"/>
+        </w:rPr>
+        <w:t xml:space="preserve">    applyViewYear(next);</w:t>
+      </w:r>
+    </w:p>
+    <w:p>
+      <w:pPr>
+        <w:spacing w:line="240" w:lineRule="auto"/>
+        <w:jc w:val="left"/>
+      </w:pPr>
+      <w:r>
+        <w:rPr>
+          <w:rFonts w:ascii="Courier New" w:hAnsi="Courier New"/>
+          <w:sz w:val="20"/>
+        </w:rPr>
+        <w:t xml:space="preserve">    gotoCalendarDate(new Date(next, 0, 1));</w:t>
+      </w:r>
+    </w:p>
+    <w:p>
+      <w:pPr>
+        <w:spacing w:line="240" w:lineRule="auto"/>
+        <w:jc w:val="left"/>
+      </w:pPr>
+      <w:r>
+        <w:rPr>
+          <w:rFonts w:ascii="Courier New" w:hAnsi="Courier New"/>
+          <w:sz w:val="20"/>
+        </w:rPr>
+        <w:t xml:space="preserve">  }, [applyViewYear, gotoCalendarDate]);</w:t>
+      </w:r>
+    </w:p>
+    <w:p>
+      <w:pPr>
+        <w:spacing w:line="240" w:lineRule="auto"/>
+        <w:jc w:val="left"/>
+      </w:pPr>
+      <w:r>
+        <w:rPr>
+          <w:rFonts w:ascii="Courier New" w:hAnsi="Courier New"/>
+          <w:sz w:val="20"/>
+        </w:rPr>
+        <w:t xml:space="preserve"> </w:t>
+      </w:r>
+    </w:p>
+    <w:p>
+      <w:pPr>
+        <w:spacing w:line="240" w:lineRule="auto"/>
+        <w:jc w:val="left"/>
+      </w:pPr>
+      <w:r>
+        <w:rPr>
+          <w:rFonts w:ascii="Courier New" w:hAnsi="Courier New"/>
+          <w:sz w:val="20"/>
+        </w:rPr>
+        <w:t xml:space="preserve">  const shiftYear = useCallback((delta) =&gt; {</w:t>
+      </w:r>
+    </w:p>
+    <w:p>
+      <w:pPr>
+        <w:spacing w:line="240" w:lineRule="auto"/>
+        <w:jc w:val="left"/>
+      </w:pPr>
+      <w:r>
+        <w:rPr>
+          <w:rFonts w:ascii="Courier New" w:hAnsi="Courier New"/>
+          <w:sz w:val="20"/>
+        </w:rPr>
+        <w:t xml:space="preserve">    goToYear(viewYear + delta);</w:t>
+      </w:r>
+    </w:p>
+    <w:p>
+      <w:pPr>
+        <w:spacing w:line="240" w:lineRule="auto"/>
+        <w:jc w:val="left"/>
+      </w:pPr>
+      <w:r>
+        <w:rPr>
+          <w:rFonts w:ascii="Courier New" w:hAnsi="Courier New"/>
+          <w:sz w:val="20"/>
+        </w:rPr>
+        <w:t xml:space="preserve">  }, [goToYear, viewYear]);</w:t>
+      </w:r>
+    </w:p>
+    <w:p>
+      <w:pPr>
+        <w:spacing w:line="240" w:lineRule="auto"/>
+        <w:jc w:val="left"/>
+      </w:pPr>
+      <w:r>
+        <w:rPr>
+          <w:rFonts w:ascii="Courier New" w:hAnsi="Courier New"/>
+          <w:sz w:val="20"/>
+        </w:rPr>
+        <w:t xml:space="preserve"> </w:t>
+      </w:r>
+    </w:p>
+    <w:p>
+      <w:pPr>
+        <w:spacing w:line="240" w:lineRule="auto"/>
+        <w:jc w:val="left"/>
+      </w:pPr>
+      <w:r>
+        <w:rPr>
+          <w:rFonts w:ascii="Courier New" w:hAnsi="Courier New"/>
+          <w:sz w:val="20"/>
+        </w:rPr>
+        <w:t xml:space="preserve">  const goToToday = useCallback(() =&gt; {</w:t>
+      </w:r>
+    </w:p>
+    <w:p>
+      <w:pPr>
+        <w:spacing w:line="240" w:lineRule="auto"/>
+        <w:jc w:val="left"/>
+      </w:pPr>
+      <w:r>
+        <w:rPr>
+          <w:rFonts w:ascii="Courier New" w:hAnsi="Courier New"/>
+          <w:sz w:val="20"/>
+        </w:rPr>
+        <w:t xml:space="preserve">    const now = new Date();</w:t>
+      </w:r>
+    </w:p>
+    <w:p>
+      <w:pPr>
+        <w:spacing w:line="240" w:lineRule="auto"/>
+        <w:jc w:val="left"/>
+      </w:pPr>
+      <w:r>
+        <w:rPr>
+          <w:rFonts w:ascii="Courier New" w:hAnsi="Courier New"/>
+          <w:sz w:val="20"/>
+        </w:rPr>
+        <w:t xml:space="preserve">    goToYear(now.getFullYear(), now);</w:t>
+      </w:r>
+    </w:p>
+    <w:p>
+      <w:pPr>
+        <w:spacing w:line="240" w:lineRule="auto"/>
+        <w:jc w:val="left"/>
+      </w:pPr>
+      <w:r>
+        <w:rPr>
+          <w:rFonts w:ascii="Courier New" w:hAnsi="Courier New"/>
+          <w:sz w:val="20"/>
+        </w:rPr>
+        <w:t xml:space="preserve">  }, [goToYear]);</w:t>
+      </w:r>
+    </w:p>
+    <w:p>
+      <w:pPr>
+        <w:spacing w:line="240" w:lineRule="auto"/>
+        <w:jc w:val="left"/>
+      </w:pPr>
+      <w:r>
+        <w:rPr>
+          <w:rFonts w:ascii="Courier New" w:hAnsi="Courier New"/>
+          <w:sz w:val="20"/>
+        </w:rPr>
+        <w:t xml:space="preserve"> </w:t>
+      </w:r>
+    </w:p>
+    <w:p>
+      <w:pPr>
+        <w:spacing w:line="240" w:lineRule="auto"/>
+        <w:jc w:val="left"/>
+      </w:pPr>
+      <w:r>
+        <w:rPr>
+          <w:rFonts w:ascii="Courier New" w:hAnsi="Courier New"/>
+          <w:sz w:val="20"/>
+        </w:rPr>
+        <w:t xml:space="preserve">  const handleDatesSet = useCallback((info) =&gt; {</w:t>
+      </w:r>
+    </w:p>
+    <w:p>
+      <w:pPr>
+        <w:spacing w:line="240" w:lineRule="auto"/>
+        <w:jc w:val="left"/>
+      </w:pPr>
+      <w:r>
+        <w:rPr>
+          <w:rFonts w:ascii="Courier New" w:hAnsi="Courier New"/>
+          <w:sz w:val="20"/>
+        </w:rPr>
+        <w:t xml:space="preserve">    setActiveView(info.view.type);</w:t>
+      </w:r>
+    </w:p>
+    <w:p>
+      <w:pPr>
+        <w:spacing w:line="240" w:lineRule="auto"/>
+        <w:jc w:val="left"/>
+      </w:pPr>
+      <w:r>
+        <w:rPr>
+          <w:rFonts w:ascii="Courier New" w:hAnsi="Courier New"/>
+          <w:sz w:val="20"/>
+        </w:rPr>
+        <w:t xml:space="preserve"> </w:t>
+      </w:r>
+    </w:p>
+    <w:p>
+      <w:pPr>
+        <w:spacing w:line="240" w:lineRule="auto"/>
+        <w:jc w:val="left"/>
+      </w:pPr>
+      <w:r>
+        <w:rPr>
+          <w:rFonts w:ascii="Courier New" w:hAnsi="Courier New"/>
+          <w:sz w:val="20"/>
+        </w:rPr>
+        <w:t xml:space="preserve">    if (programmaticNavRef.current) return;</w:t>
+      </w:r>
+    </w:p>
+    <w:p>
+      <w:pPr>
+        <w:spacing w:line="240" w:lineRule="auto"/>
+        <w:jc w:val="left"/>
+      </w:pPr>
+      <w:r>
+        <w:rPr>
+          <w:rFonts w:ascii="Courier New" w:hAnsi="Courier New"/>
+          <w:sz w:val="20"/>
+        </w:rPr>
+        <w:t xml:space="preserve"> </w:t>
+      </w:r>
+    </w:p>
+    <w:p>
+      <w:pPr>
+        <w:spacing w:line="240" w:lineRule="auto"/>
+        <w:jc w:val="left"/>
+      </w:pPr>
+      <w:r>
+        <w:rPr>
+          <w:rFonts w:ascii="Courier New" w:hAnsi="Courier New"/>
+          <w:sz w:val="20"/>
+        </w:rPr>
+        <w:t xml:space="preserve">    if (info.view.type === 'dayGridMonth') {</w:t>
+      </w:r>
+    </w:p>
+    <w:p>
+      <w:pPr>
+        <w:spacing w:line="240" w:lineRule="auto"/>
+        <w:jc w:val="left"/>
+      </w:pPr>
+      <w:r>
+        <w:rPr>
+          <w:rFonts w:ascii="Courier New" w:hAnsi="Courier New"/>
+          <w:sz w:val="20"/>
+        </w:rPr>
+        <w:t xml:space="preserve">      const cursor = info.view.calendar.getDate();</w:t>
+      </w:r>
+    </w:p>
+    <w:p>
+      <w:pPr>
+        <w:spacing w:line="240" w:lineRule="auto"/>
+        <w:jc w:val="left"/>
+      </w:pPr>
+      <w:r>
+        <w:rPr>
+          <w:rFonts w:ascii="Courier New" w:hAnsi="Courier New"/>
+          <w:sz w:val="20"/>
+        </w:rPr>
+        <w:t xml:space="preserve">      visibleMonthRef.current = cursor.getMonth();</w:t>
+      </w:r>
+    </w:p>
+    <w:p>
+      <w:pPr>
+        <w:spacing w:line="240" w:lineRule="auto"/>
+        <w:jc w:val="left"/>
+      </w:pPr>
+      <w:r>
+        <w:rPr>
+          <w:rFonts w:ascii="Courier New" w:hAnsi="Courier New"/>
+          <w:sz w:val="20"/>
+        </w:rPr>
+        <w:t xml:space="preserve">      setMonthLabel(monthLabelFromDate(cursor));</w:t>
+      </w:r>
+    </w:p>
+    <w:p>
+      <w:pPr>
+        <w:spacing w:line="240" w:lineRule="auto"/>
+        <w:jc w:val="left"/>
+      </w:pPr>
+      <w:r>
+        <w:rPr>
+          <w:rFonts w:ascii="Courier New" w:hAnsi="Courier New"/>
+          <w:sz w:val="20"/>
+        </w:rPr>
+        <w:t xml:space="preserve">      const y = clampYear(cursor.getFullYear());</w:t>
+      </w:r>
+    </w:p>
+    <w:p>
+      <w:pPr>
+        <w:spacing w:line="240" w:lineRule="auto"/>
+        <w:jc w:val="left"/>
+      </w:pPr>
+      <w:r>
+        <w:rPr>
+          <w:rFonts w:ascii="Courier New" w:hAnsi="Courier New"/>
+          <w:sz w:val="20"/>
+        </w:rPr>
+        <w:t xml:space="preserve">      setViewYear(y);</w:t>
+      </w:r>
+    </w:p>
+    <w:p>
+      <w:pPr>
+        <w:spacing w:line="240" w:lineRule="auto"/>
+        <w:jc w:val="left"/>
+      </w:pPr>
+      <w:r>
+        <w:rPr>
+          <w:rFonts w:ascii="Courier New" w:hAnsi="Courier New"/>
+          <w:sz w:val="20"/>
+        </w:rPr>
+        <w:t xml:space="preserve">      setYearDraft(String(y));</w:t>
+      </w:r>
+    </w:p>
+    <w:p>
+      <w:pPr>
+        <w:spacing w:line="240" w:lineRule="auto"/>
+        <w:jc w:val="left"/>
+      </w:pPr>
+      <w:r>
+        <w:rPr>
+          <w:rFonts w:ascii="Courier New" w:hAnsi="Courier New"/>
+          <w:sz w:val="20"/>
+        </w:rPr>
+        <w:t xml:space="preserve">    }</w:t>
+      </w:r>
+    </w:p>
+    <w:p>
+      <w:pPr>
+        <w:spacing w:line="240" w:lineRule="auto"/>
+        <w:jc w:val="left"/>
+      </w:pPr>
+      <w:r>
+        <w:rPr>
+          <w:rFonts w:ascii="Courier New" w:hAnsi="Courier New"/>
+          <w:sz w:val="20"/>
+        </w:rPr>
+        <w:t xml:space="preserve">  }, []);</w:t>
+      </w:r>
+    </w:p>
+    <w:p>
+      <w:pPr>
+        <w:spacing w:line="240" w:lineRule="auto"/>
+        <w:jc w:val="left"/>
+      </w:pPr>
+      <w:r>
+        <w:rPr>
+          <w:rFonts w:ascii="Courier New" w:hAnsi="Courier New"/>
+          <w:sz w:val="20"/>
+        </w:rPr>
+        <w:t xml:space="preserve"> </w:t>
+      </w:r>
+    </w:p>
+    <w:p>
+      <w:pPr>
+        <w:spacing w:line="240" w:lineRule="auto"/>
+        <w:jc w:val="left"/>
+      </w:pPr>
+      <w:r>
+        <w:rPr>
+          <w:rFonts w:ascii="Courier New" w:hAnsi="Courier New"/>
+          <w:sz w:val="20"/>
+        </w:rPr>
+        <w:t xml:space="preserve">  const handleEventClick = useCallback((info) =&gt; {</w:t>
+      </w:r>
+    </w:p>
+    <w:p>
+      <w:pPr>
+        <w:spacing w:line="240" w:lineRule="auto"/>
+        <w:jc w:val="left"/>
+      </w:pPr>
+      <w:r>
+        <w:rPr>
+          <w:rFonts w:ascii="Courier New" w:hAnsi="Courier New"/>
+          <w:sz w:val="20"/>
+        </w:rPr>
+        <w:t xml:space="preserve">    const holidayId = info.event.extendedProps.holidayId;</w:t>
+      </w:r>
+    </w:p>
+    <w:p>
+      <w:pPr>
+        <w:spacing w:line="240" w:lineRule="auto"/>
+        <w:jc w:val="left"/>
+      </w:pPr>
+      <w:r>
+        <w:rPr>
+          <w:rFonts w:ascii="Courier New" w:hAnsi="Courier New"/>
+          <w:sz w:val="20"/>
+        </w:rPr>
+        <w:t xml:space="preserve">    if (holidayId != null) navigate(`/holiday/${holidayId}`);</w:t>
+      </w:r>
+    </w:p>
+    <w:p>
+      <w:pPr>
+        <w:spacing w:line="240" w:lineRule="auto"/>
+        <w:jc w:val="left"/>
+      </w:pPr>
+      <w:r>
+        <w:rPr>
+          <w:rFonts w:ascii="Courier New" w:hAnsi="Courier New"/>
+          <w:sz w:val="20"/>
+        </w:rPr>
+        <w:t xml:space="preserve">  }, [navigate]);</w:t>
+      </w:r>
+    </w:p>
+    <w:p>
+      <w:pPr>
+        <w:spacing w:line="240" w:lineRule="auto"/>
+        <w:jc w:val="left"/>
+      </w:pPr>
+      <w:r>
+        <w:rPr>
+          <w:rFonts w:ascii="Courier New" w:hAnsi="Courier New"/>
+          <w:sz w:val="20"/>
+        </w:rPr>
+        <w:t xml:space="preserve"> </w:t>
+      </w:r>
+    </w:p>
+    <w:p>
+      <w:pPr>
+        <w:spacing w:line="240" w:lineRule="auto"/>
+        <w:jc w:val="left"/>
+      </w:pPr>
+      <w:r>
+        <w:rPr>
+          <w:rFonts w:ascii="Courier New" w:hAnsi="Courier New"/>
+          <w:sz w:val="20"/>
+        </w:rPr>
+        <w:t xml:space="preserve">  const commitYearDraft = () =&gt; {</w:t>
+      </w:r>
+    </w:p>
+    <w:p>
+      <w:pPr>
+        <w:spacing w:line="240" w:lineRule="auto"/>
+        <w:jc w:val="left"/>
+      </w:pPr>
+      <w:r>
+        <w:rPr>
+          <w:rFonts w:ascii="Courier New" w:hAnsi="Courier New"/>
+          <w:sz w:val="20"/>
+        </w:rPr>
+        <w:t xml:space="preserve">    const parsed = parseInt(yearDraft, 10);</w:t>
+      </w:r>
+    </w:p>
+    <w:p>
+      <w:pPr>
+        <w:spacing w:line="240" w:lineRule="auto"/>
+        <w:jc w:val="left"/>
+      </w:pPr>
+      <w:r>
+        <w:rPr>
+          <w:rFonts w:ascii="Courier New" w:hAnsi="Courier New"/>
+          <w:sz w:val="20"/>
+        </w:rPr>
+        <w:t xml:space="preserve">    if (Number.isNaN(parsed)) {</w:t>
+      </w:r>
+    </w:p>
+    <w:p>
+      <w:pPr>
+        <w:spacing w:line="240" w:lineRule="auto"/>
+        <w:jc w:val="left"/>
+      </w:pPr>
+      <w:r>
+        <w:rPr>
+          <w:rFonts w:ascii="Courier New" w:hAnsi="Courier New"/>
+          <w:sz w:val="20"/>
+        </w:rPr>
+        <w:t xml:space="preserve">      setYearDraft(String(viewYear));</w:t>
+      </w:r>
+    </w:p>
+    <w:p>
+      <w:pPr>
+        <w:spacing w:line="240" w:lineRule="auto"/>
+        <w:jc w:val="left"/>
+      </w:pPr>
+      <w:r>
+        <w:rPr>
+          <w:rFonts w:ascii="Courier New" w:hAnsi="Courier New"/>
+          <w:sz w:val="20"/>
+        </w:rPr>
+        <w:t xml:space="preserve">      return;</w:t>
+      </w:r>
+    </w:p>
+    <w:p>
+      <w:pPr>
+        <w:spacing w:line="240" w:lineRule="auto"/>
+        <w:jc w:val="left"/>
+      </w:pPr>
+      <w:r>
+        <w:rPr>
+          <w:rFonts w:ascii="Courier New" w:hAnsi="Courier New"/>
+          <w:sz w:val="20"/>
+        </w:rPr>
+        <w:t xml:space="preserve">    }</w:t>
+      </w:r>
+    </w:p>
+    <w:p>
+      <w:pPr>
+        <w:spacing w:line="240" w:lineRule="auto"/>
+        <w:jc w:val="left"/>
+      </w:pPr>
+      <w:r>
+        <w:rPr>
+          <w:rFonts w:ascii="Courier New" w:hAnsi="Courier New"/>
+          <w:sz w:val="20"/>
+        </w:rPr>
+        <w:t xml:space="preserve">    const next = clampYear(parsed);</w:t>
+      </w:r>
+    </w:p>
+    <w:p>
+      <w:pPr>
+        <w:spacing w:line="240" w:lineRule="auto"/>
+        <w:jc w:val="left"/>
+      </w:pPr>
+      <w:r>
+        <w:rPr>
+          <w:rFonts w:ascii="Courier New" w:hAnsi="Courier New"/>
+          <w:sz w:val="20"/>
+        </w:rPr>
+        <w:t xml:space="preserve">    if (next !== viewYear) goToYear(next);</w:t>
+      </w:r>
+    </w:p>
+    <w:p>
+      <w:pPr>
+        <w:spacing w:line="240" w:lineRule="auto"/>
+        <w:jc w:val="left"/>
+      </w:pPr>
+      <w:r>
+        <w:rPr>
+          <w:rFonts w:ascii="Courier New" w:hAnsi="Courier New"/>
+          <w:sz w:val="20"/>
+        </w:rPr>
+        <w:t xml:space="preserve">    else setYearDraft(String(next));</w:t>
+      </w:r>
+    </w:p>
+    <w:p>
+      <w:pPr>
+        <w:spacing w:line="240" w:lineRule="auto"/>
+        <w:jc w:val="left"/>
+      </w:pPr>
+      <w:r>
+        <w:rPr>
+          <w:rFonts w:ascii="Courier New" w:hAnsi="Courier New"/>
+          <w:sz w:val="20"/>
+        </w:rPr>
+        <w:t xml:space="preserve">  };</w:t>
+      </w:r>
+    </w:p>
+    <w:p>
+      <w:pPr>
+        <w:spacing w:line="240" w:lineRule="auto"/>
+        <w:jc w:val="left"/>
+      </w:pPr>
+      <w:r>
+        <w:rPr>
+          <w:rFonts w:ascii="Courier New" w:hAnsi="Courier New"/>
+          <w:sz w:val="20"/>
+        </w:rPr>
+        <w:t xml:space="preserve"> </w:t>
+      </w:r>
+    </w:p>
+    <w:p>
+      <w:pPr>
+        <w:spacing w:line="240" w:lineRule="auto"/>
+        <w:jc w:val="left"/>
+      </w:pPr>
+      <w:r>
+        <w:rPr>
+          <w:rFonts w:ascii="Courier New" w:hAnsi="Courier New"/>
+          <w:sz w:val="20"/>
+        </w:rPr>
+        <w:t xml:space="preserve">  const handleYearKeyDown = (e) =&gt; {</w:t>
+      </w:r>
+    </w:p>
+    <w:p>
+      <w:pPr>
+        <w:spacing w:line="240" w:lineRule="auto"/>
+        <w:jc w:val="left"/>
+      </w:pPr>
+      <w:r>
+        <w:rPr>
+          <w:rFonts w:ascii="Courier New" w:hAnsi="Courier New"/>
+          <w:sz w:val="20"/>
+        </w:rPr>
+        <w:t xml:space="preserve">    if (e.key === 'Enter') {</w:t>
+      </w:r>
+    </w:p>
+    <w:p>
+      <w:pPr>
+        <w:spacing w:line="240" w:lineRule="auto"/>
+        <w:jc w:val="left"/>
+      </w:pPr>
+      <w:r>
+        <w:rPr>
+          <w:rFonts w:ascii="Courier New" w:hAnsi="Courier New"/>
+          <w:sz w:val="20"/>
+        </w:rPr>
+        <w:t xml:space="preserve">      e.preventDefault();</w:t>
+      </w:r>
+    </w:p>
+    <w:p>
+      <w:pPr>
+        <w:spacing w:line="240" w:lineRule="auto"/>
+        <w:jc w:val="left"/>
+      </w:pPr>
+      <w:r>
+        <w:rPr>
+          <w:rFonts w:ascii="Courier New" w:hAnsi="Courier New"/>
+          <w:sz w:val="20"/>
+        </w:rPr>
+        <w:t xml:space="preserve">      e.currentTarget.blur();</w:t>
+      </w:r>
+    </w:p>
+    <w:p>
+      <w:pPr>
+        <w:spacing w:line="240" w:lineRule="auto"/>
+        <w:jc w:val="left"/>
+      </w:pPr>
+      <w:r>
+        <w:rPr>
+          <w:rFonts w:ascii="Courier New" w:hAnsi="Courier New"/>
+          <w:sz w:val="20"/>
+        </w:rPr>
+        <w:t xml:space="preserve">    }</w:t>
+      </w:r>
+    </w:p>
+    <w:p>
+      <w:pPr>
+        <w:spacing w:line="240" w:lineRule="auto"/>
+        <w:jc w:val="left"/>
+      </w:pPr>
+      <w:r>
+        <w:rPr>
+          <w:rFonts w:ascii="Courier New" w:hAnsi="Courier New"/>
+          <w:sz w:val="20"/>
+        </w:rPr>
+        <w:t xml:space="preserve">  };</w:t>
+      </w:r>
+    </w:p>
+    <w:p>
+      <w:pPr>
+        <w:spacing w:line="240" w:lineRule="auto"/>
+        <w:jc w:val="left"/>
+      </w:pPr>
+      <w:r>
+        <w:rPr>
+          <w:rFonts w:ascii="Courier New" w:hAnsi="Courier New"/>
+          <w:sz w:val="20"/>
+        </w:rPr>
+        <w:t xml:space="preserve"> </w:t>
+      </w:r>
+    </w:p>
+    <w:p>
+      <w:pPr>
+        <w:spacing w:line="240" w:lineRule="auto"/>
+        <w:jc w:val="left"/>
+      </w:pPr>
+      <w:r>
+        <w:rPr>
+          <w:rFonts w:ascii="Courier New" w:hAnsi="Courier New"/>
+          <w:sz w:val="20"/>
+        </w:rPr>
+        <w:t xml:space="preserve">  const initialDate = useMemo(() =&gt; {</w:t>
+      </w:r>
+    </w:p>
+    <w:p>
+      <w:pPr>
+        <w:spacing w:line="240" w:lineRule="auto"/>
+        <w:jc w:val="left"/>
+      </w:pPr>
+      <w:r>
+        <w:rPr>
+          <w:rFonts w:ascii="Courier New" w:hAnsi="Courier New"/>
+          <w:sz w:val="20"/>
+        </w:rPr>
+        <w:t xml:space="preserve">    const m = String(today.getMonth() + 1).padStart(2, '0');</w:t>
+      </w:r>
+    </w:p>
+    <w:p>
+      <w:pPr>
+        <w:spacing w:line="240" w:lineRule="auto"/>
+        <w:jc w:val="left"/>
+      </w:pPr>
+      <w:r>
+        <w:rPr>
+          <w:rFonts w:ascii="Courier New" w:hAnsi="Courier New"/>
+          <w:sz w:val="20"/>
+        </w:rPr>
+        <w:t xml:space="preserve">    const d = String(today.getDate()).padStart(2, '0');</w:t>
+      </w:r>
+    </w:p>
+    <w:p>
+      <w:pPr>
+        <w:spacing w:line="240" w:lineRule="auto"/>
+        <w:jc w:val="left"/>
+      </w:pPr>
+      <w:r>
+        <w:rPr>
+          <w:rFonts w:ascii="Courier New" w:hAnsi="Courier New"/>
+          <w:sz w:val="20"/>
+        </w:rPr>
+        <w:t xml:space="preserve">    return `${currentYear}-${m}-${d}`;</w:t>
+      </w:r>
+    </w:p>
+    <w:p>
+      <w:pPr>
+        <w:spacing w:line="240" w:lineRule="auto"/>
+        <w:jc w:val="left"/>
+      </w:pPr>
+      <w:r>
+        <w:rPr>
+          <w:rFonts w:ascii="Courier New" w:hAnsi="Courier New"/>
+          <w:sz w:val="20"/>
+        </w:rPr>
+        <w:t xml:space="preserve">  }, []);</w:t>
+      </w:r>
+    </w:p>
+    <w:p>
+      <w:pPr>
+        <w:spacing w:line="240" w:lineRule="auto"/>
+        <w:jc w:val="left"/>
+      </w:pPr>
+      <w:r>
+        <w:rPr>
+          <w:rFonts w:ascii="Courier New" w:hAnsi="Courier New"/>
+          <w:sz w:val="20"/>
+        </w:rPr>
+        <w:t xml:space="preserve"> </w:t>
+      </w:r>
+    </w:p>
+    <w:p>
+      <w:pPr>
+        <w:spacing w:line="240" w:lineRule="auto"/>
+        <w:jc w:val="left"/>
+      </w:pPr>
+      <w:r>
+        <w:rPr>
+          <w:rFonts w:ascii="Courier New" w:hAnsi="Courier New"/>
+          <w:sz w:val="20"/>
+        </w:rPr>
+        <w:t xml:space="preserve">  if (loading) return (</w:t>
+      </w:r>
+    </w:p>
+    <w:p>
+      <w:pPr>
+        <w:spacing w:line="240" w:lineRule="auto"/>
+        <w:jc w:val="left"/>
+      </w:pPr>
+      <w:r>
+        <w:rPr>
+          <w:rFonts w:ascii="Courier New" w:hAnsi="Courier New"/>
+          <w:sz w:val="20"/>
+        </w:rPr>
+        <w:t xml:space="preserve">    &lt;div className="calendar-page"&gt;</w:t>
+      </w:r>
+    </w:p>
+    <w:p>
+      <w:pPr>
+        <w:spacing w:line="240" w:lineRule="auto"/>
+        <w:jc w:val="left"/>
+      </w:pPr>
+      <w:r>
+        <w:rPr>
+          <w:rFonts w:ascii="Courier New" w:hAnsi="Courier New"/>
+          <w:sz w:val="20"/>
+        </w:rPr>
+        <w:t xml:space="preserve">      &lt;p style={{ textAlign: 'center', marginTop: '2rem' }}&gt;Загрузка календаря...&lt;/p&gt;</w:t>
+      </w:r>
+    </w:p>
+    <w:p>
+      <w:pPr>
+        <w:spacing w:line="240" w:lineRule="auto"/>
+        <w:jc w:val="left"/>
+      </w:pPr>
+      <w:r>
+        <w:rPr>
+          <w:rFonts w:ascii="Courier New" w:hAnsi="Courier New"/>
+          <w:sz w:val="20"/>
+        </w:rPr>
+        <w:t xml:space="preserve">    &lt;/div&gt;</w:t>
+      </w:r>
+    </w:p>
+    <w:p>
+      <w:pPr>
+        <w:spacing w:line="240" w:lineRule="auto"/>
+        <w:jc w:val="left"/>
+      </w:pPr>
+      <w:r>
+        <w:rPr>
+          <w:rFonts w:ascii="Courier New" w:hAnsi="Courier New"/>
+          <w:sz w:val="20"/>
+        </w:rPr>
+        <w:t xml:space="preserve">  );</w:t>
+      </w:r>
+    </w:p>
+    <w:p>
+      <w:pPr>
+        <w:spacing w:line="240" w:lineRule="auto"/>
+        <w:jc w:val="left"/>
+      </w:pPr>
+      <w:r>
+        <w:rPr>
+          <w:rFonts w:ascii="Courier New" w:hAnsi="Courier New"/>
+          <w:sz w:val="20"/>
+        </w:rPr>
+        <w:t xml:space="preserve"> </w:t>
+      </w:r>
+    </w:p>
+    <w:p>
+      <w:pPr>
+        <w:spacing w:line="240" w:lineRule="auto"/>
+        <w:jc w:val="left"/>
+      </w:pPr>
+      <w:r>
+        <w:rPr>
+          <w:rFonts w:ascii="Courier New" w:hAnsi="Courier New"/>
+          <w:sz w:val="20"/>
+        </w:rPr>
+        <w:t xml:space="preserve">  return (</w:t>
+      </w:r>
+    </w:p>
+    <w:p>
+      <w:pPr>
+        <w:spacing w:line="240" w:lineRule="auto"/>
+        <w:jc w:val="left"/>
+      </w:pPr>
+      <w:r>
+        <w:rPr>
+          <w:rFonts w:ascii="Courier New" w:hAnsi="Courier New"/>
+          <w:sz w:val="20"/>
+        </w:rPr>
+        <w:t xml:space="preserve">    &lt;&gt;</w:t>
+      </w:r>
+    </w:p>
+    <w:p>
+      <w:pPr>
+        <w:spacing w:line="240" w:lineRule="auto"/>
+        <w:jc w:val="left"/>
+      </w:pPr>
+      <w:r>
+        <w:rPr>
+          <w:rFonts w:ascii="Courier New" w:hAnsi="Courier New"/>
+          <w:sz w:val="20"/>
+        </w:rPr>
+        <w:t xml:space="preserve">      &lt;div className="calendar-page"&gt;</w:t>
+      </w:r>
+    </w:p>
+    <w:p>
+      <w:pPr>
+        <w:spacing w:line="240" w:lineRule="auto"/>
+        <w:jc w:val="left"/>
+      </w:pPr>
+      <w:r>
+        <w:rPr>
+          <w:rFonts w:ascii="Courier New" w:hAnsi="Courier New"/>
+          <w:sz w:val="20"/>
+        </w:rPr>
+        <w:t xml:space="preserve">        &lt;h1 className="main-title"&gt;Календарь праздников&lt;/h1&gt;</w:t>
+      </w:r>
+    </w:p>
+    <w:p>
+      <w:pPr>
+        <w:spacing w:line="240" w:lineRule="auto"/>
+        <w:jc w:val="left"/>
+      </w:pPr>
+      <w:r>
+        <w:rPr>
+          <w:rFonts w:ascii="Courier New" w:hAnsi="Courier New"/>
+          <w:sz w:val="20"/>
+        </w:rPr>
+        <w:t xml:space="preserve"> </w:t>
+      </w:r>
+    </w:p>
+    <w:p>
+      <w:pPr>
+        <w:spacing w:line="240" w:lineRule="auto"/>
+        <w:jc w:val="left"/>
+      </w:pPr>
+      <w:r>
+        <w:rPr>
+          <w:rFonts w:ascii="Courier New" w:hAnsi="Courier New"/>
+          <w:sz w:val="20"/>
+        </w:rPr>
+        <w:t xml:space="preserve">        &lt;div className="calendar-year-nav"&gt;</w:t>
+      </w:r>
+    </w:p>
+    <w:p>
+      <w:pPr>
+        <w:spacing w:line="240" w:lineRule="auto"/>
+        <w:jc w:val="left"/>
+      </w:pPr>
+      <w:r>
+        <w:rPr>
+          <w:rFonts w:ascii="Courier New" w:hAnsi="Courier New"/>
+          <w:sz w:val="20"/>
+        </w:rPr>
+        <w:t xml:space="preserve">          &lt;button</w:t>
+      </w:r>
+    </w:p>
+    <w:p>
+      <w:pPr>
+        <w:spacing w:line="240" w:lineRule="auto"/>
+        <w:jc w:val="left"/>
+      </w:pPr>
+      <w:r>
+        <w:rPr>
+          <w:rFonts w:ascii="Courier New" w:hAnsi="Courier New"/>
+          <w:sz w:val="20"/>
+        </w:rPr>
+        <w:t xml:space="preserve">            type="button"</w:t>
+      </w:r>
+    </w:p>
+    <w:p>
+      <w:pPr>
+        <w:spacing w:line="240" w:lineRule="auto"/>
+        <w:jc w:val="left"/>
+      </w:pPr>
+      <w:r>
+        <w:rPr>
+          <w:rFonts w:ascii="Courier New" w:hAnsi="Courier New"/>
+          <w:sz w:val="20"/>
+        </w:rPr>
+        <w:t xml:space="preserve">            className="calendar-year-btn"</w:t>
+      </w:r>
+    </w:p>
+    <w:p>
+      <w:pPr>
+        <w:spacing w:line="240" w:lineRule="auto"/>
+        <w:jc w:val="left"/>
+      </w:pPr>
+      <w:r>
+        <w:rPr>
+          <w:rFonts w:ascii="Courier New" w:hAnsi="Courier New"/>
+          <w:sz w:val="20"/>
+        </w:rPr>
+        <w:t xml:space="preserve">            onClick={() =&gt; shiftYear(-1)}</w:t>
+      </w:r>
+    </w:p>
+    <w:p>
+      <w:pPr>
+        <w:spacing w:line="240" w:lineRule="auto"/>
+        <w:jc w:val="left"/>
+      </w:pPr>
+      <w:r>
+        <w:rPr>
+          <w:rFonts w:ascii="Courier New" w:hAnsi="Courier New"/>
+          <w:sz w:val="20"/>
+        </w:rPr>
+        <w:t xml:space="preserve">            disabled={viewYear &lt;= MIN_YEAR}</w:t>
+      </w:r>
+    </w:p>
+    <w:p>
+      <w:pPr>
+        <w:spacing w:line="240" w:lineRule="auto"/>
+        <w:jc w:val="left"/>
+      </w:pPr>
+      <w:r>
+        <w:rPr>
+          <w:rFonts w:ascii="Courier New" w:hAnsi="Courier New"/>
+          <w:sz w:val="20"/>
+        </w:rPr>
+        <w:t xml:space="preserve">            aria-label="Предыдущий год"</w:t>
+      </w:r>
+    </w:p>
+    <w:p>
+      <w:pPr>
+        <w:spacing w:line="240" w:lineRule="auto"/>
+        <w:jc w:val="left"/>
+      </w:pPr>
+      <w:r>
+        <w:rPr>
+          <w:rFonts w:ascii="Courier New" w:hAnsi="Courier New"/>
+          <w:sz w:val="20"/>
+        </w:rPr>
+        <w:t xml:space="preserve">          &gt;</w:t>
+      </w:r>
+    </w:p>
+    <w:p>
+      <w:pPr>
+        <w:spacing w:line="240" w:lineRule="auto"/>
+        <w:jc w:val="left"/>
+      </w:pPr>
+      <w:r>
+        <w:rPr>
+          <w:rFonts w:ascii="Courier New" w:hAnsi="Courier New"/>
+          <w:sz w:val="20"/>
+        </w:rPr>
+        <w:t xml:space="preserve">            ‹</w:t>
+      </w:r>
+    </w:p>
+    <w:p>
+      <w:pPr>
+        <w:spacing w:line="240" w:lineRule="auto"/>
+        <w:jc w:val="left"/>
+      </w:pPr>
+      <w:r>
+        <w:rPr>
+          <w:rFonts w:ascii="Courier New" w:hAnsi="Courier New"/>
+          <w:sz w:val="20"/>
+        </w:rPr>
+        <w:t xml:space="preserve">          &lt;/button&gt;</w:t>
+      </w:r>
+    </w:p>
+    <w:p>
+      <w:pPr>
+        <w:spacing w:line="240" w:lineRule="auto"/>
+        <w:jc w:val="left"/>
+      </w:pPr>
+      <w:r>
+        <w:rPr>
+          <w:rFonts w:ascii="Courier New" w:hAnsi="Courier New"/>
+          <w:sz w:val="20"/>
+        </w:rPr>
+        <w:t xml:space="preserve">          &lt;input</w:t>
+      </w:r>
+    </w:p>
+    <w:p>
+      <w:pPr>
+        <w:spacing w:line="240" w:lineRule="auto"/>
+        <w:jc w:val="left"/>
+      </w:pPr>
+      <w:r>
+        <w:rPr>
+          <w:rFonts w:ascii="Courier New" w:hAnsi="Courier New"/>
+          <w:sz w:val="20"/>
+        </w:rPr>
+        <w:t xml:space="preserve">            type="text"</w:t>
+      </w:r>
+    </w:p>
+    <w:p>
+      <w:pPr>
+        <w:spacing w:line="240" w:lineRule="auto"/>
+        <w:jc w:val="left"/>
+      </w:pPr>
+      <w:r>
+        <w:rPr>
+          <w:rFonts w:ascii="Courier New" w:hAnsi="Courier New"/>
+          <w:sz w:val="20"/>
+        </w:rPr>
+        <w:t xml:space="preserve">            inputMode="numeric"</w:t>
+      </w:r>
+    </w:p>
+    <w:p>
+      <w:pPr>
+        <w:spacing w:line="240" w:lineRule="auto"/>
+        <w:jc w:val="left"/>
+      </w:pPr>
+      <w:r>
+        <w:rPr>
+          <w:rFonts w:ascii="Courier New" w:hAnsi="Courier New"/>
+          <w:sz w:val="20"/>
+        </w:rPr>
+        <w:t xml:space="preserve">            className="calendar-year-value"</w:t>
+      </w:r>
+    </w:p>
+    <w:p>
+      <w:pPr>
+        <w:spacing w:line="240" w:lineRule="auto"/>
+        <w:jc w:val="left"/>
+      </w:pPr>
+      <w:r>
+        <w:rPr>
+          <w:rFonts w:ascii="Courier New" w:hAnsi="Courier New"/>
+          <w:sz w:val="20"/>
+        </w:rPr>
+        <w:t xml:space="preserve">            value={yearDraft}</w:t>
+      </w:r>
+    </w:p>
+    <w:p>
+      <w:pPr>
+        <w:spacing w:line="240" w:lineRule="auto"/>
+        <w:jc w:val="left"/>
+      </w:pPr>
+      <w:r>
+        <w:rPr>
+          <w:rFonts w:ascii="Courier New" w:hAnsi="Courier New"/>
+          <w:sz w:val="20"/>
+        </w:rPr>
+        <w:t xml:space="preserve">            onChange={e =&gt; setYearDraft(e.target.value.replace(/\D/g, '').slice(0, 4))}</w:t>
+      </w:r>
+    </w:p>
+    <w:p>
+      <w:pPr>
+        <w:spacing w:line="240" w:lineRule="auto"/>
+        <w:jc w:val="left"/>
+      </w:pPr>
+      <w:r>
+        <w:rPr>
+          <w:rFonts w:ascii="Courier New" w:hAnsi="Courier New"/>
+          <w:sz w:val="20"/>
+        </w:rPr>
+        <w:t xml:space="preserve">            onBlur={commitYearDraft}</w:t>
+      </w:r>
+    </w:p>
+    <w:p>
+      <w:pPr>
+        <w:spacing w:line="240" w:lineRule="auto"/>
+        <w:jc w:val="left"/>
+      </w:pPr>
+      <w:r>
+        <w:rPr>
+          <w:rFonts w:ascii="Courier New" w:hAnsi="Courier New"/>
+          <w:sz w:val="20"/>
+        </w:rPr>
+        <w:t xml:space="preserve">            onKeyDown={handleYearKeyDown}</w:t>
+      </w:r>
+    </w:p>
+    <w:p>
+      <w:pPr>
+        <w:spacing w:line="240" w:lineRule="auto"/>
+        <w:jc w:val="left"/>
+      </w:pPr>
+      <w:r>
+        <w:rPr>
+          <w:rFonts w:ascii="Courier New" w:hAnsi="Courier New"/>
+          <w:sz w:val="20"/>
+        </w:rPr>
+        <w:t xml:space="preserve">            aria-label={`Год, от ${MIN_YEAR} до ${MAX_YEAR}`}</w:t>
+      </w:r>
+    </w:p>
+    <w:p>
+      <w:pPr>
+        <w:spacing w:line="240" w:lineRule="auto"/>
+        <w:jc w:val="left"/>
+      </w:pPr>
+      <w:r>
+        <w:rPr>
+          <w:rFonts w:ascii="Courier New" w:hAnsi="Courier New"/>
+          <w:sz w:val="20"/>
+        </w:rPr>
+        <w:t xml:space="preserve">          /&gt;</w:t>
+      </w:r>
+    </w:p>
+    <w:p>
+      <w:pPr>
+        <w:spacing w:line="240" w:lineRule="auto"/>
+        <w:jc w:val="left"/>
+      </w:pPr>
+      <w:r>
+        <w:rPr>
+          <w:rFonts w:ascii="Courier New" w:hAnsi="Courier New"/>
+          <w:sz w:val="20"/>
+        </w:rPr>
+        <w:t xml:space="preserve">          &lt;button</w:t>
+      </w:r>
+    </w:p>
+    <w:p>
+      <w:pPr>
+        <w:spacing w:line="240" w:lineRule="auto"/>
+        <w:jc w:val="left"/>
+      </w:pPr>
+      <w:r>
+        <w:rPr>
+          <w:rFonts w:ascii="Courier New" w:hAnsi="Courier New"/>
+          <w:sz w:val="20"/>
+        </w:rPr>
+        <w:t xml:space="preserve">            type="button"</w:t>
+      </w:r>
+    </w:p>
+    <w:p>
+      <w:pPr>
+        <w:spacing w:line="240" w:lineRule="auto"/>
+        <w:jc w:val="left"/>
+      </w:pPr>
+      <w:r>
+        <w:rPr>
+          <w:rFonts w:ascii="Courier New" w:hAnsi="Courier New"/>
+          <w:sz w:val="20"/>
+        </w:rPr>
+        <w:t xml:space="preserve">            className="calendar-year-btn"</w:t>
+      </w:r>
+    </w:p>
+    <w:p>
+      <w:pPr>
+        <w:spacing w:line="240" w:lineRule="auto"/>
+        <w:jc w:val="left"/>
+      </w:pPr>
+      <w:r>
+        <w:rPr>
+          <w:rFonts w:ascii="Courier New" w:hAnsi="Courier New"/>
+          <w:sz w:val="20"/>
+        </w:rPr>
+        <w:t xml:space="preserve">            onClick={() =&gt; shiftYear(1)}</w:t>
+      </w:r>
+    </w:p>
+    <w:p>
+      <w:pPr>
+        <w:spacing w:line="240" w:lineRule="auto"/>
+        <w:jc w:val="left"/>
+      </w:pPr>
+      <w:r>
+        <w:rPr>
+          <w:rFonts w:ascii="Courier New" w:hAnsi="Courier New"/>
+          <w:sz w:val="20"/>
+        </w:rPr>
+        <w:t xml:space="preserve">            disabled={viewYear &gt;= MAX_YEAR}</w:t>
+      </w:r>
+    </w:p>
+    <w:p>
+      <w:pPr>
+        <w:spacing w:line="240" w:lineRule="auto"/>
+        <w:jc w:val="left"/>
+      </w:pPr>
+      <w:r>
+        <w:rPr>
+          <w:rFonts w:ascii="Courier New" w:hAnsi="Courier New"/>
+          <w:sz w:val="20"/>
+        </w:rPr>
+        <w:t xml:space="preserve">            aria-label="Следующий год"</w:t>
+      </w:r>
+    </w:p>
+    <w:p>
+      <w:pPr>
+        <w:spacing w:line="240" w:lineRule="auto"/>
+        <w:jc w:val="left"/>
+      </w:pPr>
+      <w:r>
+        <w:rPr>
+          <w:rFonts w:ascii="Courier New" w:hAnsi="Courier New"/>
+          <w:sz w:val="20"/>
+        </w:rPr>
+        <w:t xml:space="preserve">          &gt;</w:t>
+      </w:r>
+    </w:p>
+    <w:p>
+      <w:pPr>
+        <w:spacing w:line="240" w:lineRule="auto"/>
+        <w:jc w:val="left"/>
+      </w:pPr>
+      <w:r>
+        <w:rPr>
+          <w:rFonts w:ascii="Courier New" w:hAnsi="Courier New"/>
+          <w:sz w:val="20"/>
+        </w:rPr>
+        <w:t xml:space="preserve">            ›</w:t>
+      </w:r>
+    </w:p>
+    <w:p>
+      <w:pPr>
+        <w:spacing w:line="240" w:lineRule="auto"/>
+        <w:jc w:val="left"/>
+      </w:pPr>
+      <w:r>
+        <w:rPr>
+          <w:rFonts w:ascii="Courier New" w:hAnsi="Courier New"/>
+          <w:sz w:val="20"/>
+        </w:rPr>
+        <w:t xml:space="preserve">          &lt;/button&gt;</w:t>
+      </w:r>
+    </w:p>
+    <w:p>
+      <w:pPr>
+        <w:spacing w:line="240" w:lineRule="auto"/>
+        <w:jc w:val="left"/>
+      </w:pPr>
+      <w:r>
+        <w:rPr>
+          <w:rFonts w:ascii="Courier New" w:hAnsi="Courier New"/>
+          <w:sz w:val="20"/>
+        </w:rPr>
+        <w:t xml:space="preserve">          &lt;button</w:t>
+      </w:r>
+    </w:p>
+    <w:p>
+      <w:pPr>
+        <w:spacing w:line="240" w:lineRule="auto"/>
+        <w:jc w:val="left"/>
+      </w:pPr>
+      <w:r>
+        <w:rPr>
+          <w:rFonts w:ascii="Courier New" w:hAnsi="Courier New"/>
+          <w:sz w:val="20"/>
+        </w:rPr>
+        <w:t xml:space="preserve">            type="button"</w:t>
+      </w:r>
+    </w:p>
+    <w:p>
+      <w:pPr>
+        <w:spacing w:line="240" w:lineRule="auto"/>
+        <w:jc w:val="left"/>
+      </w:pPr>
+      <w:r>
+        <w:rPr>
+          <w:rFonts w:ascii="Courier New" w:hAnsi="Courier New"/>
+          <w:sz w:val="20"/>
+        </w:rPr>
+        <w:t xml:space="preserve">            className="calendar-year-today"</w:t>
+      </w:r>
+    </w:p>
+    <w:p>
+      <w:pPr>
+        <w:spacing w:line="240" w:lineRule="auto"/>
+        <w:jc w:val="left"/>
+      </w:pPr>
+      <w:r>
+        <w:rPr>
+          <w:rFonts w:ascii="Courier New" w:hAnsi="Courier New"/>
+          <w:sz w:val="20"/>
+        </w:rPr>
+        <w:t xml:space="preserve">            onClick={goToToday}</w:t>
+      </w:r>
+    </w:p>
+    <w:p>
+      <w:pPr>
+        <w:spacing w:line="240" w:lineRule="auto"/>
+        <w:jc w:val="left"/>
+      </w:pPr>
+      <w:r>
+        <w:rPr>
+          <w:rFonts w:ascii="Courier New" w:hAnsi="Courier New"/>
+          <w:sz w:val="20"/>
+        </w:rPr>
+        <w:t xml:space="preserve">          &gt;</w:t>
+      </w:r>
+    </w:p>
+    <w:p>
+      <w:pPr>
+        <w:spacing w:line="240" w:lineRule="auto"/>
+        <w:jc w:val="left"/>
+      </w:pPr>
+      <w:r>
+        <w:rPr>
+          <w:rFonts w:ascii="Courier New" w:hAnsi="Courier New"/>
+          <w:sz w:val="20"/>
+        </w:rPr>
+        <w:t xml:space="preserve">            Сегодня</w:t>
+      </w:r>
+    </w:p>
+    <w:p>
+      <w:pPr>
+        <w:spacing w:line="240" w:lineRule="auto"/>
+        <w:jc w:val="left"/>
+      </w:pPr>
+      <w:r>
+        <w:rPr>
+          <w:rFonts w:ascii="Courier New" w:hAnsi="Courier New"/>
+          <w:sz w:val="20"/>
+        </w:rPr>
+        <w:t xml:space="preserve">          &lt;/button&gt;</w:t>
+      </w:r>
+    </w:p>
+    <w:p>
+      <w:pPr>
+        <w:spacing w:line="240" w:lineRule="auto"/>
+        <w:jc w:val="left"/>
+      </w:pPr>
+      <w:r>
+        <w:rPr>
+          <w:rFonts w:ascii="Courier New" w:hAnsi="Courier New"/>
+          <w:sz w:val="20"/>
+        </w:rPr>
+        <w:t xml:space="preserve">        &lt;/div&gt;</w:t>
+      </w:r>
+    </w:p>
+    <w:p>
+      <w:pPr>
+        <w:spacing w:line="240" w:lineRule="auto"/>
+        <w:jc w:val="left"/>
+      </w:pPr>
+      <w:r>
+        <w:rPr>
+          <w:rFonts w:ascii="Courier New" w:hAnsi="Courier New"/>
+          <w:sz w:val="20"/>
+        </w:rPr>
+        <w:t xml:space="preserve"> </w:t>
+      </w:r>
+    </w:p>
+    <w:p>
+      <w:pPr>
+        <w:spacing w:line="240" w:lineRule="auto"/>
+        <w:jc w:val="left"/>
+      </w:pPr>
+      <w:r>
+        <w:rPr>
+          <w:rFonts w:ascii="Courier New" w:hAnsi="Courier New"/>
+          <w:sz w:val="20"/>
+        </w:rPr>
+        <w:t xml:space="preserve">        {activeView === 'dayGridMonth' &amp;&amp; (</w:t>
+      </w:r>
+    </w:p>
+    <w:p>
+      <w:pPr>
+        <w:spacing w:line="240" w:lineRule="auto"/>
+        <w:jc w:val="left"/>
+      </w:pPr>
+      <w:r>
+        <w:rPr>
+          <w:rFonts w:ascii="Courier New" w:hAnsi="Courier New"/>
+          <w:sz w:val="20"/>
+        </w:rPr>
+        <w:t xml:space="preserve">          &lt;p className="calendar-month-caption" aria-live="polite"&gt;</w:t>
+      </w:r>
+    </w:p>
+    <w:p>
+      <w:pPr>
+        <w:spacing w:line="240" w:lineRule="auto"/>
+        <w:jc w:val="left"/>
+      </w:pPr>
+      <w:r>
+        <w:rPr>
+          <w:rFonts w:ascii="Courier New" w:hAnsi="Courier New"/>
+          <w:sz w:val="20"/>
+        </w:rPr>
+        <w:t xml:space="preserve">            {monthLabel}</w:t>
+      </w:r>
+    </w:p>
+    <w:p>
+      <w:pPr>
+        <w:spacing w:line="240" w:lineRule="auto"/>
+        <w:jc w:val="left"/>
+      </w:pPr>
+      <w:r>
+        <w:rPr>
+          <w:rFonts w:ascii="Courier New" w:hAnsi="Courier New"/>
+          <w:sz w:val="20"/>
+        </w:rPr>
+        <w:t xml:space="preserve">          &lt;/p&gt;</w:t>
+      </w:r>
+    </w:p>
+    <w:p>
+      <w:pPr>
+        <w:spacing w:line="240" w:lineRule="auto"/>
+        <w:jc w:val="left"/>
+      </w:pPr>
+      <w:r>
+        <w:rPr>
+          <w:rFonts w:ascii="Courier New" w:hAnsi="Courier New"/>
+          <w:sz w:val="20"/>
+        </w:rPr>
+        <w:t xml:space="preserve">        )}</w:t>
+      </w:r>
+    </w:p>
+    <w:p>
+      <w:pPr>
+        <w:spacing w:line="240" w:lineRule="auto"/>
+        <w:jc w:val="left"/>
+      </w:pPr>
+      <w:r>
+        <w:rPr>
+          <w:rFonts w:ascii="Courier New" w:hAnsi="Courier New"/>
+          <w:sz w:val="20"/>
+        </w:rPr>
+        <w:t xml:space="preserve"> </w:t>
+      </w:r>
+    </w:p>
+    <w:p>
+      <w:pPr>
+        <w:spacing w:line="240" w:lineRule="auto"/>
+        <w:jc w:val="left"/>
+      </w:pPr>
+      <w:r>
+        <w:rPr>
+          <w:rFonts w:ascii="Courier New" w:hAnsi="Courier New"/>
+          <w:sz w:val="20"/>
+        </w:rPr>
+        <w:t xml:space="preserve">        &lt;FullCalendar</w:t>
+      </w:r>
+    </w:p>
+    <w:p>
+      <w:pPr>
+        <w:spacing w:line="240" w:lineRule="auto"/>
+        <w:jc w:val="left"/>
+      </w:pPr>
+      <w:r>
+        <w:rPr>
+          <w:rFonts w:ascii="Courier New" w:hAnsi="Courier New"/>
+          <w:sz w:val="20"/>
+        </w:rPr>
+        <w:t xml:space="preserve">          ref={calendarRef}</w:t>
+      </w:r>
+    </w:p>
+    <w:p>
+      <w:pPr>
+        <w:spacing w:line="240" w:lineRule="auto"/>
+        <w:jc w:val="left"/>
+      </w:pPr>
+      <w:r>
+        <w:rPr>
+          <w:rFonts w:ascii="Courier New" w:hAnsi="Courier New"/>
+          <w:sz w:val="20"/>
+        </w:rPr>
+        <w:t xml:space="preserve">          plugins={[dayGridPlugin, multiMonthPlugin, interactionPlugin]}</w:t>
+      </w:r>
+    </w:p>
+    <w:p>
+      <w:pPr>
+        <w:spacing w:line="240" w:lineRule="auto"/>
+        <w:jc w:val="left"/>
+      </w:pPr>
+      <w:r>
+        <w:rPr>
+          <w:rFonts w:ascii="Courier New" w:hAnsi="Courier New"/>
+          <w:sz w:val="20"/>
+        </w:rPr>
+        <w:t xml:space="preserve">          initialView="multiMonthYear"</w:t>
+      </w:r>
+    </w:p>
+    <w:p>
+      <w:pPr>
+        <w:spacing w:line="240" w:lineRule="auto"/>
+        <w:jc w:val="left"/>
+      </w:pPr>
+      <w:r>
+        <w:rPr>
+          <w:rFonts w:ascii="Courier New" w:hAnsi="Courier New"/>
+          <w:sz w:val="20"/>
+        </w:rPr>
+        <w:t xml:space="preserve">          initialDate={initialDate}</w:t>
+      </w:r>
+    </w:p>
+    <w:p>
+      <w:pPr>
+        <w:spacing w:line="240" w:lineRule="auto"/>
+        <w:jc w:val="left"/>
+      </w:pPr>
+      <w:r>
+        <w:rPr>
+          <w:rFonts w:ascii="Courier New" w:hAnsi="Courier New"/>
+          <w:sz w:val="20"/>
+        </w:rPr>
+        <w:t xml:space="preserve">          datesSet={handleDatesSet}</w:t>
+      </w:r>
+    </w:p>
+    <w:p>
+      <w:pPr>
+        <w:spacing w:line="240" w:lineRule="auto"/>
+        <w:jc w:val="left"/>
+      </w:pPr>
+      <w:r>
+        <w:rPr>
+          <w:rFonts w:ascii="Courier New" w:hAnsi="Courier New"/>
+          <w:sz w:val="20"/>
+        </w:rPr>
+        <w:t xml:space="preserve">          headerToolbar={{</w:t>
+      </w:r>
+    </w:p>
+    <w:p>
+      <w:pPr>
+        <w:spacing w:line="240" w:lineRule="auto"/>
+        <w:jc w:val="left"/>
+      </w:pPr>
+      <w:r>
+        <w:rPr>
+          <w:rFonts w:ascii="Courier New" w:hAnsi="Courier New"/>
+          <w:sz w:val="20"/>
+        </w:rPr>
+        <w:t xml:space="preserve">            left: activeView === 'dayGridMonth' ? 'prev,next' : '',</w:t>
+      </w:r>
+    </w:p>
+    <w:p>
+      <w:pPr>
+        <w:spacing w:line="240" w:lineRule="auto"/>
+        <w:jc w:val="left"/>
+      </w:pPr>
+      <w:r>
+        <w:rPr>
+          <w:rFonts w:ascii="Courier New" w:hAnsi="Courier New"/>
+          <w:sz w:val="20"/>
+        </w:rPr>
+        <w:t xml:space="preserve">            center: '',</w:t>
+      </w:r>
+    </w:p>
+    <w:p>
+      <w:pPr>
+        <w:spacing w:line="240" w:lineRule="auto"/>
+        <w:jc w:val="left"/>
+      </w:pPr>
+      <w:r>
+        <w:rPr>
+          <w:rFonts w:ascii="Courier New" w:hAnsi="Courier New"/>
+          <w:sz w:val="20"/>
+        </w:rPr>
+        <w:t xml:space="preserve">            right: 'multiMonthYear,dayGridMonth',</w:t>
+      </w:r>
+    </w:p>
+    <w:p>
+      <w:pPr>
+        <w:spacing w:line="240" w:lineRule="auto"/>
+        <w:jc w:val="left"/>
+      </w:pPr>
+      <w:r>
+        <w:rPr>
+          <w:rFonts w:ascii="Courier New" w:hAnsi="Courier New"/>
+          <w:sz w:val="20"/>
+        </w:rPr>
+        <w:t xml:space="preserve">          }}</w:t>
+      </w:r>
+    </w:p>
+    <w:p>
+      <w:pPr>
+        <w:spacing w:line="240" w:lineRule="auto"/>
+        <w:jc w:val="left"/>
+      </w:pPr>
+      <w:r>
+        <w:rPr>
+          <w:rFonts w:ascii="Courier New" w:hAnsi="Courier New"/>
+          <w:sz w:val="20"/>
+        </w:rPr>
+        <w:t xml:space="preserve">          buttonText={{</w:t>
+      </w:r>
+    </w:p>
+    <w:p>
+      <w:pPr>
+        <w:spacing w:line="240" w:lineRule="auto"/>
+        <w:jc w:val="left"/>
+      </w:pPr>
+      <w:r>
+        <w:rPr>
+          <w:rFonts w:ascii="Courier New" w:hAnsi="Courier New"/>
+          <w:sz w:val="20"/>
+        </w:rPr>
+        <w:t xml:space="preserve">            month: 'Месяц',</w:t>
+      </w:r>
+    </w:p>
+    <w:p>
+      <w:pPr>
+        <w:spacing w:line="240" w:lineRule="auto"/>
+        <w:jc w:val="left"/>
+      </w:pPr>
+      <w:r>
+        <w:rPr>
+          <w:rFonts w:ascii="Courier New" w:hAnsi="Courier New"/>
+          <w:sz w:val="20"/>
+        </w:rPr>
+        <w:t xml:space="preserve">            multiMonthYear: 'Год',</w:t>
+      </w:r>
+    </w:p>
+    <w:p>
+      <w:pPr>
+        <w:spacing w:line="240" w:lineRule="auto"/>
+        <w:jc w:val="left"/>
+      </w:pPr>
+      <w:r>
+        <w:rPr>
+          <w:rFonts w:ascii="Courier New" w:hAnsi="Courier New"/>
+          <w:sz w:val="20"/>
+        </w:rPr>
+        <w:t xml:space="preserve">          }}</w:t>
+      </w:r>
+    </w:p>
+    <w:p>
+      <w:pPr>
+        <w:spacing w:line="240" w:lineRule="auto"/>
+        <w:jc w:val="left"/>
+      </w:pPr>
+      <w:r>
+        <w:rPr>
+          <w:rFonts w:ascii="Courier New" w:hAnsi="Courier New"/>
+          <w:sz w:val="20"/>
+        </w:rPr>
+        <w:t xml:space="preserve">          locale="ru"</w:t>
+      </w:r>
+    </w:p>
+    <w:p>
+      <w:pPr>
+        <w:spacing w:line="240" w:lineRule="auto"/>
+        <w:jc w:val="left"/>
+      </w:pPr>
+      <w:r>
+        <w:rPr>
+          <w:rFonts w:ascii="Courier New" w:hAnsi="Courier New"/>
+          <w:sz w:val="20"/>
+        </w:rPr>
+        <w:t xml:space="preserve">          firstDay={1}</w:t>
+      </w:r>
+    </w:p>
+    <w:p>
+      <w:pPr>
+        <w:spacing w:line="240" w:lineRule="auto"/>
+        <w:jc w:val="left"/>
+      </w:pPr>
+      <w:r>
+        <w:rPr>
+          <w:rFonts w:ascii="Courier New" w:hAnsi="Courier New"/>
+          <w:sz w:val="20"/>
+        </w:rPr>
+        <w:t xml:space="preserve">          events={events}</w:t>
+      </w:r>
+    </w:p>
+    <w:p>
+      <w:pPr>
+        <w:spacing w:line="240" w:lineRule="auto"/>
+        <w:jc w:val="left"/>
+      </w:pPr>
+      <w:r>
+        <w:rPr>
+          <w:rFonts w:ascii="Courier New" w:hAnsi="Courier New"/>
+          <w:sz w:val="20"/>
+        </w:rPr>
+        <w:t xml:space="preserve">          eventClick={handleEventClick}</w:t>
+      </w:r>
+    </w:p>
+    <w:p>
+      <w:pPr>
+        <w:spacing w:line="240" w:lineRule="auto"/>
+        <w:jc w:val="left"/>
+      </w:pPr>
+      <w:r>
+        <w:rPr>
+          <w:rFonts w:ascii="Courier New" w:hAnsi="Courier New"/>
+          <w:sz w:val="20"/>
+        </w:rPr>
+        <w:t xml:space="preserve">          height="auto"</w:t>
+      </w:r>
+    </w:p>
+    <w:p>
+      <w:pPr>
+        <w:spacing w:line="240" w:lineRule="auto"/>
+        <w:jc w:val="left"/>
+      </w:pPr>
+      <w:r>
+        <w:rPr>
+          <w:rFonts w:ascii="Courier New" w:hAnsi="Courier New"/>
+          <w:sz w:val="20"/>
+        </w:rPr>
+        <w:t xml:space="preserve">          validRange={yearRange}</w:t>
+      </w:r>
+    </w:p>
+    <w:p>
+      <w:pPr>
+        <w:spacing w:line="240" w:lineRule="auto"/>
+        <w:jc w:val="left"/>
+      </w:pPr>
+      <w:r>
+        <w:rPr>
+          <w:rFonts w:ascii="Courier New" w:hAnsi="Courier New"/>
+          <w:sz w:val="20"/>
+        </w:rPr>
+        <w:t xml:space="preserve">        /&gt;</w:t>
+      </w:r>
+    </w:p>
+    <w:p>
+      <w:pPr>
+        <w:spacing w:line="240" w:lineRule="auto"/>
+        <w:jc w:val="left"/>
+      </w:pPr>
+      <w:r>
+        <w:rPr>
+          <w:rFonts w:ascii="Courier New" w:hAnsi="Courier New"/>
+          <w:sz w:val="20"/>
+        </w:rPr>
+        <w:t xml:space="preserve">      &lt;/div&gt;</w:t>
+      </w:r>
+    </w:p>
+    <w:p>
+      <w:pPr>
+        <w:spacing w:line="240" w:lineRule="auto"/>
+        <w:jc w:val="left"/>
+      </w:pPr>
+      <w:r>
+        <w:rPr>
+          <w:rFonts w:ascii="Courier New" w:hAnsi="Courier New"/>
+          <w:sz w:val="20"/>
+        </w:rPr>
+        <w:t xml:space="preserve"> </w:t>
+      </w:r>
+    </w:p>
+    <w:p>
+      <w:pPr>
+        <w:spacing w:line="240" w:lineRule="auto"/>
+        <w:jc w:val="left"/>
+      </w:pPr>
+      <w:r>
+        <w:rPr>
+          <w:rFonts w:ascii="Courier New" w:hAnsi="Courier New"/>
+          <w:sz w:val="20"/>
+        </w:rPr>
+        <w:t xml:space="preserve">      &lt;footer className="site-footer"&gt;</w:t>
+      </w:r>
+    </w:p>
+    <w:p>
+      <w:pPr>
+        <w:spacing w:line="240" w:lineRule="auto"/>
+        <w:jc w:val="left"/>
+      </w:pPr>
+      <w:r>
+        <w:rPr>
+          <w:rFonts w:ascii="Courier New" w:hAnsi="Courier New"/>
+          <w:sz w:val="20"/>
+        </w:rPr>
+        <w:t xml:space="preserve">        &lt;div className="footer-content"&gt;</w:t>
+      </w:r>
+    </w:p>
+    <w:p>
+      <w:pPr>
+        <w:spacing w:line="240" w:lineRule="auto"/>
+        <w:jc w:val="left"/>
+      </w:pPr>
+      <w:r>
+        <w:rPr>
+          <w:rFonts w:ascii="Courier New" w:hAnsi="Courier New"/>
+          <w:sz w:val="20"/>
+        </w:rPr>
+        <w:t xml:space="preserve">          &lt;p&gt;677000, Республика Саха (Якутия), г. Якутск, ул. Орджоникидзе, д. 4&lt;/p&gt;</w:t>
+      </w:r>
+    </w:p>
+    <w:p>
+      <w:pPr>
+        <w:spacing w:line="240" w:lineRule="auto"/>
+        <w:jc w:val="left"/>
+      </w:pPr>
+      <w:r>
+        <w:rPr>
+          <w:rFonts w:ascii="Courier New" w:hAnsi="Courier New"/>
+          <w:sz w:val="20"/>
+        </w:rPr>
+        <w:t xml:space="preserve">          &lt;p className="copyright"&gt;&amp;copy; 2026 ФГБОУ ВО «Арктический государственный институт искусств и культуры»&lt;/p&gt;</w:t>
+      </w:r>
+    </w:p>
+    <w:p>
+      <w:pPr>
+        <w:spacing w:line="240" w:lineRule="auto"/>
+        <w:jc w:val="left"/>
+      </w:pPr>
+      <w:r>
+        <w:rPr>
+          <w:rFonts w:ascii="Courier New" w:hAnsi="Courier New"/>
+          <w:sz w:val="20"/>
+        </w:rPr>
+        <w:t xml:space="preserve">        &lt;/div&gt;</w:t>
+      </w:r>
+    </w:p>
+    <w:p>
+      <w:pPr>
+        <w:spacing w:line="240" w:lineRule="auto"/>
+        <w:jc w:val="left"/>
+      </w:pPr>
+      <w:r>
+        <w:rPr>
+          <w:rFonts w:ascii="Courier New" w:hAnsi="Courier New"/>
+          <w:sz w:val="20"/>
+        </w:rPr>
+        <w:t xml:space="preserve">      &lt;/footer&gt;</w:t>
+      </w:r>
+    </w:p>
+    <w:p>
+      <w:pPr>
+        <w:spacing w:line="240" w:lineRule="auto"/>
+        <w:jc w:val="left"/>
+      </w:pPr>
+      <w:r>
+        <w:rPr>
+          <w:rFonts w:ascii="Courier New" w:hAnsi="Courier New"/>
+          <w:sz w:val="20"/>
+        </w:rPr>
+        <w:t xml:space="preserve">    &lt;/&gt;</w:t>
+      </w:r>
+    </w:p>
+    <w:p>
+      <w:pPr>
+        <w:spacing w:line="240" w:lineRule="auto"/>
+        <w:jc w:val="left"/>
+      </w:pPr>
+      <w:r>
+        <w:rPr>
+          <w:rFonts w:ascii="Courier New" w:hAnsi="Courier New"/>
+          <w:sz w:val="20"/>
+        </w:rPr>
+        <w:t xml:space="preserve">  );</w:t>
+      </w:r>
+    </w:p>
+    <w:p>
+      <w:pPr>
+        <w:spacing w:line="240" w:lineRule="auto"/>
+        <w:jc w:val="left"/>
+      </w:pPr>
+      <w:r>
+        <w:rPr>
+          <w:rFonts w:ascii="Courier New" w:hAnsi="Courier New"/>
+          <w:sz w:val="20"/>
+        </w:rPr>
+        <w:t>}</w:t>
+      </w:r>
+    </w:p>
+    <w:p>
+      <w:r>
+        <w:br w:type="page"/>
+      </w:r>
+    </w:p>
+    <w:p>
+      <w:pPr>
+        <w:spacing w:before="240" w:after="120" w:line="360" w:lineRule="auto"/>
+        <w:jc w:val="center"/>
+      </w:pPr>
+      <w:r>
+        <w:rPr>
+          <w:b/>
+        </w:rPr>
+        <w:t>ПРИЛОЖЕНИЕ Г</w:t>
+      </w:r>
+    </w:p>
+    <w:p>
+      <w:pPr>
+        <w:spacing w:after="120"/>
+        <w:jc w:val="center"/>
+      </w:pPr>
+      <w:r>
+        <w:t>Конфигурация развёртывания и переменные окружения (docker-compose.yml, .env.example)</w:t>
+      </w:r>
+    </w:p>
+    <w:p>
+      <w:pPr>
+        <w:spacing w:line="240" w:lineRule="auto"/>
+        <w:jc w:val="left"/>
+      </w:pPr>
+      <w:r>
+        <w:rPr>
+          <w:rFonts w:ascii="Courier New" w:hAnsi="Courier New"/>
+          <w:sz w:val="20"/>
+        </w:rPr>
+        <w:t>version: "3"</w:t>
+      </w:r>
+    </w:p>
+    <w:p>
+      <w:pPr>
+        <w:spacing w:line="240" w:lineRule="auto"/>
+        <w:jc w:val="left"/>
+      </w:pPr>
+      <w:r>
+        <w:rPr>
+          <w:rFonts w:ascii="Courier New" w:hAnsi="Courier New"/>
+          <w:sz w:val="20"/>
+        </w:rPr>
+        <w:t>services:</w:t>
+      </w:r>
+    </w:p>
+    <w:p>
+      <w:pPr>
+        <w:spacing w:line="240" w:lineRule="auto"/>
+        <w:jc w:val="left"/>
+      </w:pPr>
+      <w:r>
+        <w:rPr>
+          <w:rFonts w:ascii="Courier New" w:hAnsi="Courier New"/>
+          <w:sz w:val="20"/>
+        </w:rPr>
+        <w:t xml:space="preserve">  directus:</w:t>
+      </w:r>
+    </w:p>
+    <w:p>
+      <w:pPr>
+        <w:spacing w:line="240" w:lineRule="auto"/>
+        <w:jc w:val="left"/>
+      </w:pPr>
+      <w:r>
+        <w:rPr>
+          <w:rFonts w:ascii="Courier New" w:hAnsi="Courier New"/>
+          <w:sz w:val="20"/>
+        </w:rPr>
+        <w:t xml:space="preserve">    image: directus/directus:latest</w:t>
+      </w:r>
+    </w:p>
+    <w:p>
+      <w:pPr>
+        <w:spacing w:line="240" w:lineRule="auto"/>
+        <w:jc w:val="left"/>
+      </w:pPr>
+      <w:r>
+        <w:rPr>
+          <w:rFonts w:ascii="Courier New" w:hAnsi="Courier New"/>
+          <w:sz w:val="20"/>
+        </w:rPr>
+        <w:t xml:space="preserve">    ports:</w:t>
+      </w:r>
+    </w:p>
+    <w:p>
+      <w:pPr>
+        <w:spacing w:line="240" w:lineRule="auto"/>
+        <w:jc w:val="left"/>
+      </w:pPr>
+      <w:r>
+        <w:rPr>
+          <w:rFonts w:ascii="Courier New" w:hAnsi="Courier New"/>
+          <w:sz w:val="20"/>
+        </w:rPr>
+        <w:t xml:space="preserve">      - "8055:8055"</w:t>
+      </w:r>
+    </w:p>
+    <w:p>
+      <w:pPr>
+        <w:spacing w:line="240" w:lineRule="auto"/>
+        <w:jc w:val="left"/>
+      </w:pPr>
+      <w:r>
+        <w:rPr>
+          <w:rFonts w:ascii="Courier New" w:hAnsi="Courier New"/>
+          <w:sz w:val="20"/>
+        </w:rPr>
+        <w:t xml:space="preserve">    volumes:</w:t>
+      </w:r>
+    </w:p>
+    <w:p>
+      <w:pPr>
+        <w:spacing w:line="240" w:lineRule="auto"/>
+        <w:jc w:val="left"/>
+      </w:pPr>
+      <w:r>
+        <w:rPr>
+          <w:rFonts w:ascii="Courier New" w:hAnsi="Courier New"/>
+          <w:sz w:val="20"/>
+        </w:rPr>
+        <w:t xml:space="preserve">      - ./uploads:/directus/uploads</w:t>
+      </w:r>
+    </w:p>
+    <w:p>
+      <w:pPr>
+        <w:spacing w:line="240" w:lineRule="auto"/>
+        <w:jc w:val="left"/>
+      </w:pPr>
+      <w:r>
+        <w:rPr>
+          <w:rFonts w:ascii="Courier New" w:hAnsi="Courier New"/>
+          <w:sz w:val="20"/>
+        </w:rPr>
+        <w:t xml:space="preserve">      - ./database:/directus/database</w:t>
+      </w:r>
+    </w:p>
+    <w:p>
+      <w:pPr>
+        <w:spacing w:line="240" w:lineRule="auto"/>
+        <w:jc w:val="left"/>
+      </w:pPr>
+      <w:r>
+        <w:rPr>
+          <w:rFonts w:ascii="Courier New" w:hAnsi="Courier New"/>
+          <w:sz w:val="20"/>
+        </w:rPr>
+        <w:t xml:space="preserve">    environment:</w:t>
+      </w:r>
+    </w:p>
+    <w:p>
+      <w:pPr>
+        <w:spacing w:line="240" w:lineRule="auto"/>
+        <w:jc w:val="left"/>
+      </w:pPr>
+      <w:r>
+        <w:rPr>
+          <w:rFonts w:ascii="Courier New" w:hAnsi="Courier New"/>
+          <w:sz w:val="20"/>
+        </w:rPr>
+        <w:t xml:space="preserve">      SECRET: "yakutia-super-secret-key-2024"</w:t>
+      </w:r>
+    </w:p>
+    <w:p>
+      <w:pPr>
+        <w:spacing w:line="240" w:lineRule="auto"/>
+        <w:jc w:val="left"/>
+      </w:pPr>
+      <w:r>
+        <w:rPr>
+          <w:rFonts w:ascii="Courier New" w:hAnsi="Courier New"/>
+          <w:sz w:val="20"/>
+        </w:rPr>
+        <w:t xml:space="preserve">      ADMIN_EMAIL: "admin@yakutia.ru"</w:t>
+      </w:r>
+    </w:p>
+    <w:p>
+      <w:pPr>
+        <w:spacing w:line="240" w:lineRule="auto"/>
+        <w:jc w:val="left"/>
+      </w:pPr>
+      <w:r>
+        <w:rPr>
+          <w:rFonts w:ascii="Courier New" w:hAnsi="Courier New"/>
+          <w:sz w:val="20"/>
+        </w:rPr>
+        <w:t xml:space="preserve">      ADMIN_PASSWORD: "admin123"</w:t>
+      </w:r>
+    </w:p>
+    <w:p>
+      <w:pPr>
+        <w:spacing w:line="240" w:lineRule="auto"/>
+        <w:jc w:val="left"/>
+      </w:pPr>
+      <w:r>
+        <w:rPr>
+          <w:rFonts w:ascii="Courier New" w:hAnsi="Courier New"/>
+          <w:sz w:val="20"/>
+        </w:rPr>
+        <w:t xml:space="preserve">      DB_CLIENT: "sqlite3"</w:t>
+      </w:r>
+    </w:p>
+    <w:p>
+      <w:pPr>
+        <w:spacing w:line="240" w:lineRule="auto"/>
+        <w:jc w:val="left"/>
+      </w:pPr>
+      <w:r>
+        <w:rPr>
+          <w:rFonts w:ascii="Courier New" w:hAnsi="Courier New"/>
+          <w:sz w:val="20"/>
+        </w:rPr>
+        <w:t xml:space="preserve">      DB_FILENAME: "/directus/database/data.db"</w:t>
+      </w:r>
+    </w:p>
+    <w:p>
+      <w:pPr>
+        <w:spacing w:line="240" w:lineRule="auto"/>
+        <w:jc w:val="left"/>
+      </w:pPr>
+      <w:r>
+        <w:rPr>
+          <w:rFonts w:ascii="Courier New" w:hAnsi="Courier New"/>
+          <w:sz w:val="20"/>
+        </w:rPr>
+        <w:t xml:space="preserve">      CORS_ENABLED: "true"</w:t>
+      </w:r>
+    </w:p>
+    <w:p>
+      <w:pPr>
+        <w:spacing w:line="240" w:lineRule="auto"/>
+        <w:jc w:val="left"/>
+      </w:pPr>
+      <w:r>
+        <w:rPr>
+          <w:rFonts w:ascii="Courier New" w:hAnsi="Courier New"/>
+          <w:sz w:val="20"/>
+        </w:rPr>
+        <w:t xml:space="preserve">      CORS_ORIGIN: "http://localhost:5173"</w:t>
+      </w:r>
+    </w:p>
+    <w:p/>
+    <w:p>
+      <w:pPr>
+        <w:ind w:firstLine="709"/>
+        <w:jc w:val="left"/>
+      </w:pPr>
+      <w:r>
+        <w:t>Перечень переменных окружения (файл .env.example):</w:t>
+      </w:r>
+    </w:p>
+    <w:p>
+      <w:pPr>
+        <w:spacing w:line="240" w:lineRule="auto"/>
+        <w:jc w:val="left"/>
+      </w:pPr>
+      <w:r>
+        <w:rPr>
+          <w:rFonts w:ascii="Courier New" w:hAnsi="Courier New"/>
+          <w:sz w:val="20"/>
+        </w:rPr>
+        <w:t># Directus (только сервер — НЕ добавляй VITE_ префикс)</w:t>
+      </w:r>
+    </w:p>
+    <w:p>
+      <w:pPr>
+        <w:spacing w:line="240" w:lineRule="auto"/>
+        <w:jc w:val="left"/>
+      </w:pPr>
+      <w:r>
+        <w:rPr>
+          <w:rFonts w:ascii="Courier New" w:hAnsi="Courier New"/>
+          <w:sz w:val="20"/>
+        </w:rPr>
+        <w:t>DIRECTUS_URL=http://localhost:8055</w:t>
+      </w:r>
+    </w:p>
+    <w:p>
+      <w:pPr>
+        <w:spacing w:line="240" w:lineRule="auto"/>
+        <w:jc w:val="left"/>
+      </w:pPr>
+      <w:r>
+        <w:rPr>
+          <w:rFonts w:ascii="Courier New" w:hAnsi="Courier New"/>
+          <w:sz w:val="20"/>
+        </w:rPr>
+        <w:t>DIRECTUS_TOKEN=your_token_here</w:t>
+      </w:r>
+    </w:p>
+    <w:p>
+      <w:pPr>
+        <w:spacing w:line="240" w:lineRule="auto"/>
+        <w:jc w:val="left"/>
+      </w:pPr>
+      <w:r>
+        <w:rPr>
+          <w:rFonts w:ascii="Courier New" w:hAnsi="Courier New"/>
+          <w:sz w:val="20"/>
+        </w:rPr>
+        <w:t xml:space="preserve"> </w:t>
+      </w:r>
+    </w:p>
+    <w:p>
+      <w:pPr>
+        <w:spacing w:line="240" w:lineRule="auto"/>
+        <w:jc w:val="left"/>
+      </w:pPr>
+      <w:r>
+        <w:rPr>
+          <w:rFonts w:ascii="Courier New" w:hAnsi="Courier New"/>
+          <w:sz w:val="20"/>
+        </w:rPr>
+        <w:t># Express сервер</w:t>
+      </w:r>
+    </w:p>
+    <w:p>
+      <w:pPr>
+        <w:spacing w:line="240" w:lineRule="auto"/>
+        <w:jc w:val="left"/>
+      </w:pPr>
+      <w:r>
+        <w:rPr>
+          <w:rFonts w:ascii="Courier New" w:hAnsi="Courier New"/>
+          <w:sz w:val="20"/>
+        </w:rPr>
+        <w:t>PORT=5000</w:t>
+      </w:r>
+    </w:p>
+    <w:p>
+      <w:pPr>
+        <w:spacing w:line="240" w:lineRule="auto"/>
+        <w:jc w:val="left"/>
+      </w:pPr>
+      <w:r>
+        <w:rPr>
+          <w:rFonts w:ascii="Courier New" w:hAnsi="Courier New"/>
+          <w:sz w:val="20"/>
+        </w:rPr>
+        <w:t xml:space="preserve"> </w:t>
+      </w:r>
+    </w:p>
+    <w:p>
+      <w:pPr>
+        <w:spacing w:line="240" w:lineRule="auto"/>
+        <w:jc w:val="left"/>
+      </w:pPr>
+      <w:r>
+        <w:rPr>
+          <w:rFonts w:ascii="Courier New" w:hAnsi="Courier New"/>
+          <w:sz w:val="20"/>
+        </w:rPr>
+        <w:t># CORS — адрес фронтенда</w:t>
+      </w:r>
+    </w:p>
+    <w:p>
+      <w:pPr>
+        <w:spacing w:line="240" w:lineRule="auto"/>
+        <w:jc w:val="left"/>
+      </w:pPr>
+      <w:r>
+        <w:rPr>
+          <w:rFonts w:ascii="Courier New" w:hAnsi="Courier New"/>
+          <w:sz w:val="20"/>
+        </w:rPr>
+        <w:t>CLIENT_URL=http://localhost:5173</w:t>
+      </w:r>
+    </w:p>
+    <w:p>
+      <w:pPr>
+        <w:spacing w:line="240" w:lineRule="auto"/>
+        <w:jc w:val="left"/>
+      </w:pPr>
+      <w:r>
+        <w:rPr>
+          <w:rFonts w:ascii="Courier New" w:hAnsi="Courier New"/>
+          <w:sz w:val="20"/>
+        </w:rPr>
+        <w:t xml:space="preserve"> </w:t>
+      </w:r>
+    </w:p>
+    <w:p>
+      <w:pPr>
+        <w:spacing w:line="240" w:lineRule="auto"/>
+        <w:jc w:val="left"/>
+      </w:pPr>
+      <w:r>
+        <w:rPr>
+          <w:rFonts w:ascii="Courier New" w:hAnsi="Courier New"/>
+          <w:sz w:val="20"/>
+        </w:rPr>
+        <w:t># Vite фронтенд — URL Directus для построения ссылок на файлы</w:t>
+      </w:r>
+    </w:p>
+    <w:p>
+      <w:pPr>
+        <w:spacing w:line="240" w:lineRule="auto"/>
+        <w:jc w:val="left"/>
+      </w:pPr>
+      <w:r>
+        <w:rPr>
+          <w:rFonts w:ascii="Courier New" w:hAnsi="Courier New"/>
+          <w:sz w:val="20"/>
+        </w:rPr>
+        <w:t>VITE_DIRECTUS_URL=http://localhost:8055</w:t>
+      </w:r>
+    </w:p>
+    <w:p>
+      <w:pPr>
+        <w:spacing w:line="240" w:lineRule="auto"/>
+        <w:jc w:val="left"/>
+      </w:pPr>
+      <w:r>
+        <w:rPr>
+          <w:rFonts w:ascii="Courier New" w:hAnsi="Courier New"/>
+          <w:sz w:val="20"/>
+        </w:rPr>
+        <w:t xml:space="preserve"> </w:t>
+      </w:r>
+    </w:p>
+    <w:p>
+      <w:pPr>
+        <w:spacing w:line="240" w:lineRule="auto"/>
+        <w:jc w:val="left"/>
+      </w:pPr>
+      <w:r>
+        <w:rPr>
+          <w:rFonts w:ascii="Courier New" w:hAnsi="Courier New"/>
+          <w:sz w:val="20"/>
+        </w:rPr>
+        <w:t># Vite фронтенд — URL Express сервера</w:t>
+      </w:r>
+    </w:p>
+    <w:p>
+      <w:pPr>
+        <w:spacing w:line="240" w:lineRule="auto"/>
+        <w:jc w:val="left"/>
+      </w:pPr>
+      <w:r>
+        <w:rPr>
+          <w:rFonts w:ascii="Courier New" w:hAnsi="Courier New"/>
+          <w:sz w:val="20"/>
+        </w:rPr>
+        <w:t>VITE_API_URL=http://localhost:5000</w:t>
       </w:r>
     </w:p>
     <w:sectPr>

--- a/ВКР_Календарь_праздников.docx
+++ b/ВКР_Календарь_праздников.docx
@@ -898,7 +898,7 @@
         <w:jc w:val="both"/>
       </w:pPr>
       <w:r>
-        <w:t>Существенным трендом последних лет стал переход от монолитной схемы к разделению управления контентом и его представления. В концепции «безголовых» систем управления контентом (headless CMS) и сервисов класса Backend-as-a-Service готовое хранилище данных, автоматически генерируемый REST- или GraphQL-интерфейс, управление медиафайлами и система прав доступа предоставляются «из коробки», а разработчик сохраняет полную свободу в выборе технологий интерфейса. Дополняет этот подход архитектурный шаблон «сервер для фронтенда» (Backend-for-Frontend, BFF): между клиентом и системой хранения помещается промежуточный сервер, который скрывает служебные ключи доступа, упрощает и агрегирует ответы и централизованно решает сквозные задачи — валидацию, ограничение частоты запросов, установку защитных заголовков. Именно сочетание headless-CMS и BFF положено в основу проектируемого приложения; обобщённая четырёхслойная схема такой архитектуры приведена ниже (см. рисунок 3).</w:t>
+        <w:t>Существенным трендом последних лет стал переход от монолитной схемы к разделению управления контентом и его представления. В концепции «безголовых» систем управления контентом (headless CMS) и сервисов класса Backend-as-a-Service готовое хранилище данных, автоматически генерируемый REST- или GraphQL-интерфейс, управление медиафайлами и система прав доступа предоставляются «из коробки», а разработчик сохраняет полную свободу в выборе технологий интерфейса [3]. Дополняет этот подход архитектурный шаблон «сервер для фронтенда» (Backend-for-Frontend, BFF): между клиентом и системой хранения помещается промежуточный сервер, который скрывает служебные ключи доступа, упрощает и агрегирует ответы и централизованно решает сквозные задачи — валидацию, ограничение частоты запросов, установку защитных заголовков. Именно сочетание headless-CMS и BFF положено в основу проектируемого приложения; обобщённая четырёхслойная схема такой архитектуры приведена ниже (см. рисунок 3).</w:t>
       </w:r>
     </w:p>
     <w:p>
@@ -8296,6 +8296,183 @@
       </w:pPr>
       <w:r>
         <w:t>Реализация перечисленных направлений позволит повысить образовательный и культурно-просветительский потенциал проекта, обеспечив его дальнейшую востребованность и соответствие современным требованиям к цифровым продуктам в сфере сохранения наследия народов Севера.</w:t>
+      </w:r>
+    </w:p>
+    <w:p>
+      <w:r>
+        <w:br w:type="page"/>
+      </w:r>
+    </w:p>
+    <w:p>
+      <w:pPr>
+        <w:spacing w:before="120" w:after="240" w:line="360" w:lineRule="auto"/>
+        <w:jc w:val="center"/>
+      </w:pPr>
+      <w:r>
+        <w:rPr>
+          <w:b/>
+        </w:rPr>
+        <w:t>СПИСОК ИСПОЛЬЗОВАННЫХ ИСТОЧНИКОВ</w:t>
+      </w:r>
+    </w:p>
+    <w:p>
+      <w:pPr>
+        <w:spacing w:line="360" w:lineRule="auto"/>
+        <w:ind w:left="709" w:hanging="709"/>
+        <w:jc w:val="both"/>
+      </w:pPr>
+      <w:r>
+        <w:t>1. Браун, Э. Разработка веб-приложений на Node и Express / Э. Браун ; [пер. с англ.]. — 2-е изд. — СПб. : Питер, 2019. — 432 с.</w:t>
+      </w:r>
+    </w:p>
+    <w:p>
+      <w:pPr>
+        <w:spacing w:line="360" w:lineRule="auto"/>
+        <w:ind w:left="709" w:hanging="709"/>
+        <w:jc w:val="both"/>
+      </w:pPr>
+      <w:r>
+        <w:t>2. Бэнкс, А. Изучаем React : современные паттерны для разработки веб-приложений / А. Бэнкс, Е. Порселло ; [пер. с англ.]. — 2-е изд. — СПб. : Питер, 2020. — 304 с.</w:t>
+      </w:r>
+    </w:p>
+    <w:p>
+      <w:pPr>
+        <w:spacing w:line="360" w:lineRule="auto"/>
+        <w:ind w:left="709" w:hanging="709"/>
+        <w:jc w:val="both"/>
+      </w:pPr>
+      <w:r>
+        <w:t>3. Headless CMS: гид по технологии (Онтограф) [Электронный ресурс]. — Текст : электронный. — Режим доступа: https://ontograph.ru/headless-cms-gid-po-tehnologii/ (дата обращения: 02.06.2026).</w:t>
+      </w:r>
+    </w:p>
+    <w:p>
+      <w:pPr>
+        <w:spacing w:line="360" w:lineRule="auto"/>
+        <w:ind w:left="709" w:hanging="709"/>
+        <w:jc w:val="both"/>
+      </w:pPr>
+      <w:r>
+        <w:t>4. Directus Documentation [Электронный ресурс]. — Текст : электронный. — Режим доступа: https://docs.directus.io/ (дата обращения: 02.06.2026).</w:t>
+      </w:r>
+    </w:p>
+    <w:p>
+      <w:pPr>
+        <w:spacing w:line="360" w:lineRule="auto"/>
+        <w:ind w:left="709" w:hanging="709"/>
+        <w:jc w:val="both"/>
+      </w:pPr>
+      <w:r>
+        <w:t>5. Vite | Next Generation Frontend Tooling [Электронный ресурс]. — Текст : электронный. — Режим доступа: https://vite.dev/ (дата обращения: 02.06.2026).</w:t>
+      </w:r>
+    </w:p>
+    <w:p>
+      <w:pPr>
+        <w:spacing w:line="360" w:lineRule="auto"/>
+        <w:ind w:left="709" w:hanging="709"/>
+        <w:jc w:val="both"/>
+      </w:pPr>
+      <w:r>
+        <w:t>6. FullCalendar – JavaScript Event Calendar [Электронный ресурс]. — Текст : электронный. — Режим доступа: https://fullcalendar.io/docs (дата обращения: 02.06.2026).</w:t>
+      </w:r>
+    </w:p>
+    <w:p>
+      <w:pPr>
+        <w:spacing w:line="360" w:lineRule="auto"/>
+        <w:ind w:left="709" w:hanging="709"/>
+        <w:jc w:val="both"/>
+      </w:pPr>
+      <w:r>
+        <w:t>7. Docker Documentation [Электронный ресурс]. — Текст : электронный. — Режим доступа: https://docs.docker.com/ (дата обращения: 02.06.2026).</w:t>
+      </w:r>
+    </w:p>
+    <w:p>
+      <w:pPr>
+        <w:spacing w:line="360" w:lineRule="auto"/>
+        <w:ind w:left="709" w:hanging="709"/>
+        <w:jc w:val="both"/>
+      </w:pPr>
+      <w:r>
+        <w:t>8. Node.js. Documentation [Электронный ресурс]. — Текст : электронный. — Режим доступа: https://nodejs.org/docs/latest/api/ (дата обращения: 02.06.2026).</w:t>
+      </w:r>
+    </w:p>
+    <w:p>
+      <w:pPr>
+        <w:spacing w:line="360" w:lineRule="auto"/>
+        <w:ind w:left="709" w:hanging="709"/>
+        <w:jc w:val="both"/>
+      </w:pPr>
+      <w:r>
+        <w:t>9. TanStack Query Documentation [Электронный ресурс]. — Текст : электронный. — Режим доступа: https://tanstack.com/query/latest/docs/framework/react/overview (дата обращения: 02.06.2026).</w:t>
+      </w:r>
+    </w:p>
+    <w:p>
+      <w:pPr>
+        <w:spacing w:line="360" w:lineRule="auto"/>
+        <w:ind w:left="709" w:hanging="709"/>
+        <w:jc w:val="both"/>
+      </w:pPr>
+      <w:r>
+        <w:t>10. Fielding, R. T. Architectural Styles and the Design of Network-based Software Architectures : дис. … докт. техн. наук / R. T. Fielding. — Irvine : University of California, 2000. — 180 p.</w:t>
+      </w:r>
+    </w:p>
+    <w:p>
+      <w:pPr>
+        <w:spacing w:line="360" w:lineRule="auto"/>
+        <w:ind w:left="709" w:hanging="709"/>
+        <w:jc w:val="both"/>
+      </w:pPr>
+      <w:r>
+        <w:t>11. Stack Overflow Developer Survey 2024 [Электронный ресурс]. — Текст : электронный. — Режим доступа: https://survey.stackoverflow.co/2024/technology (дата обращения: 02.06.2026).</w:t>
+      </w:r>
+    </w:p>
+    <w:p>
+      <w:pPr>
+        <w:spacing w:line="360" w:lineRule="auto"/>
+        <w:ind w:left="709" w:hanging="709"/>
+        <w:jc w:val="both"/>
+      </w:pPr>
+      <w:r>
+        <w:t>12. ГОСТ 7.32–2017. Отчёт о научно-исследовательской работе. Структура и правила оформления. — Введ. 2017-07-01. — М. : Стандартинформ, 2017. — 27 с.</w:t>
+      </w:r>
+    </w:p>
+    <w:p>
+      <w:pPr>
+        <w:spacing w:line="360" w:lineRule="auto"/>
+        <w:ind w:left="709" w:hanging="709"/>
+        <w:jc w:val="both"/>
+      </w:pPr>
+      <w:r>
+        <w:t>13. ГОСТ Р 7.0.100–2018. Библиографическая запись. Библиографическое описание. Общие требования и правила составления. — Введ. 2018-07-01. — М. : Стандартинформ, 2019. — 19 с.</w:t>
+      </w:r>
+    </w:p>
+    <w:p>
+      <w:pPr>
+        <w:spacing w:line="360" w:lineRule="auto"/>
+        <w:ind w:left="709" w:hanging="709"/>
+        <w:jc w:val="both"/>
+      </w:pPr>
+      <w:r>
+        <w:t>14. Федеральный закон от 27.07.2006 № 152-ФЗ «О персональных данных» (ред. от 24.04.2025) // Собрание законодательства РФ. — 2006. — № 31 (1 ч.). — Ст. 3451.</w:t>
+      </w:r>
+    </w:p>
+    <w:p>
+      <w:pPr>
+        <w:spacing w:line="360" w:lineRule="auto"/>
+        <w:ind w:left="709" w:hanging="709"/>
+        <w:jc w:val="both"/>
+      </w:pPr>
+      <w:r>
+        <w:t>15. Федеральный закон от 25.06.2002 № 73-ФЗ «Об объектах культурного наследия (памятниках истории и культуры) народов Российской Федерации» (ред. от 07.04.2025) // Собрание законодательства РФ. — 2002. — № 26. — Ст. 2513.</w:t>
+      </w:r>
+    </w:p>
+    <w:p>
+      <w:pPr>
+        <w:spacing w:line="360" w:lineRule="auto"/>
+        <w:ind w:left="709" w:hanging="709"/>
+        <w:jc w:val="both"/>
+      </w:pPr>
+      <w:r>
+        <w:t>16. Конвенция об охране нематериального культурного наследия : принята Генеральной конференцией ЮНЕСКО 17.10.2003 // Официальный сайт ЮНЕСКО [Электронный ресурс]. — Режим доступа: https://ich.unesco.org/en/convention (дата обращения: 02.06.2026).</w:t>
       </w:r>
     </w:p>
     <w:p>

--- a/ВКР_Календарь_праздников.docx
+++ b/ВКР_Календарь_праздников.docx
@@ -3604,7 +3604,7 @@
         <w:jc w:val="both"/>
       </w:pPr>
       <w:r>
-        <w:t>Проектирование модели данных началось с анализа предметной области, поскольку именно её особенности определили дальнейшие технические решения. В отличие от обычного календаря-планировщика, где главной единицей выступает разовое событие с точной датой, традиционные праздники и обряды повторяются из года в год, а часть из них вообще не имеет фиксированного числа и определяется по лунно-солнечному календарю или сезонным приметам. Из этого следовало два требования к хранению: дату нужно хранить так, чтобы праздник можно было показать в любом выбранном году, а к каждому празднику — прикреплять разнородные материалы (описания, фотогалереи, сведения о прошедших мероприятиях). Реляционная модель данных этим требованиям полностью отвечает [1, с. 18].</w:t>
+        <w:t>Проектирование модели данных началось с анализа предметной области, поскольку именно её особенности определили дальнейшие технические решения. В отличие от обычного календаря-планировщика, где главной единицей выступает разовое событие с точной датой, традиционные праздники и обряды повторяются из года в год, а часть из них вообще не имеет фиксированного числа и определяется по лунно-солнечному календарю или сезонным приметам. Из этого следовало два требования к хранению: дату нужно хранить так, чтобы праздник можно было показать в любом выбранном году, а к каждому празднику — прикреплять разнородные материалы (описания, фотогалереи, сведения о прошедших мероприятиях). Реляционная модель данных этим требованиям полностью отвечает.</w:t>
       </w:r>
     </w:p>
     <w:p>

--- a/ВКР_Календарь_праздников.docx
+++ b/ВКР_Календарь_праздников.docx
@@ -244,7 +244,7 @@
         <w:jc w:val="both"/>
       </w:pPr>
       <w:r>
-        <w:t>За последние два десятилетия веб-разработка прошла путь от статичных HTML-документов до полноценных интерактивных систем, которые принято называть веб-приложениями. Если в 1990-е годы страница представляла собой набор связанных гиперссылками документов, формируемых на сервере и целиком перезагружаемых при каждом действии пользователя, то сегодня граница между «сайтом» и «приложением» определяется иначе. Общепризнанным критерием такого разграничения служит наличие клиентской логики, внутреннего состояния и интерактивного взаимодействия с пользователем в реальном времени [1, с. 18]. Понимание этой эволюции необходимо для обоснованного выбора архитектуры разрабатываемого календаря, поэтому ниже последовательно рассмотрены ключевые подходы и технологии.</w:t>
+        <w:t>За последние два десятилетия веб-разработка прошла путь от статичных HTML-документов до полноценных интерактивных систем, которые принято называть веб-приложениями. Если в 1990-е годы страница представляла собой набор связанных гиперссылками документов, формируемых на сервере и целиком перезагружаемых при каждом действии пользователя, то сегодня спектр решений значительно шире. И. Браун указывает, что книга адресована программистам, «желающих создавать веб-приложения (обычные сайты, одностраничные приложения с использованием React, Angular или Vue, REST API или что-то среднее между ними)» [1]. Понимание этой эволюции необходимо для обоснованного выбора архитектуры разрабатываемого календаря, поэтому ниже последовательно рассмотрены ключевые подходы и технологии.</w:t>
       </w:r>
     </w:p>
     <w:p>
@@ -390,7 +390,7 @@
         <w:t>Фронтенд-фреймворки.</w:t>
       </w:r>
       <w:r>
-        <w:t xml:space="preserve"> Реализация SPA «вручную» трудоёмка, поэтому на практике используются специализированные библиотеки и фреймворки, ставшие отраслевым стандартом. Доминируют три решения — React, Angular и Vue.js. React, разрабатываемый компанией Meta, основан на компонентном подходе и виртуальном DOM: при изменении данных перерисовываются только затронутые участки интерфейса, что обеспечивает высокую производительность [2, с. 47]. По данным опросов разработчиков за 2024–2025 годы, React остаётся наиболее востребованным инструментом фронтенда и применяется более чем 40 % специалистов. Angular от Google представляет собой полнофункциональный фреймворк с жёсткой архитектурой и обязательным использованием TypeScript, что делает его удобным для крупных корпоративных систем, но повышает порог вхождения. Vue.js занимает промежуточное положение: он более структурирован, чем React, но проще Angular в освоении. Сопоставление трёх решений по пяти критериям приведено в таблице 1.</w:t>
+        <w:t xml:space="preserve"> Реализация SPA «вручную» трудоёмка, поэтому на практике используются специализированные библиотеки и фреймворки, ставшие отраслевым стандартом. Доминируют три решения — React, Angular и Vue.js. А. Мардан отмечает, что «React ускоряет тяжелые веб-приложения, улучшая поток данных между компонентами UI» [2]. Как указывает С. Стефанов в аннотации к книге, «React — технология с открытым исходным кодом для быстрого создания многофункциональных веб-приложений», а «Второе издание, обновленное с учетом последней версии React, показывает, как создавать компоненты React и организовывать их в удобные для сопровождения крупномасштабные приложения» [12]. По данным опросов разработчиков за 2024–2025 годы, React остаётся наиболее востребованным инструментом фронтенда и применяется более чем 40 % специалистов. Angular от Google представляет собой полнофункциональный фреймворк с жёсткой архитектурой и обязательным использованием TypeScript, что делает его удобным для крупных корпоративных систем, но повышает порог вхождения. Vue.js занимает промежуточное положение: он более структурирован, чем React, но проще Angular в освоении. Сопоставление трёх решений по пяти критериям приведено в таблице 1.</w:t>
       </w:r>
     </w:p>
     <w:p>
@@ -872,7 +872,7 @@
         <w:jc w:val="both"/>
       </w:pPr>
       <w:r>
-        <w:t>В качестве основы клиентской части выбран React (версия 19): он обладает крупнейшей экосистемой готовых библиотек (в проекте задействованы React Router для маршрутизации, TanStack React Query для управления серверными данными и FullCalendar для отображения календаря), а его компонентная модель естественным образом ложится на структуру интерфейса — карточки праздников, фильтры и формы оформляются как изолированные переиспользуемые компоненты [2, с. 51]. Современные React-приложения, как правило, не собирают «вручную», а используют сборщик; в проекте применён Vite (версия 8), который в режиме разработки опирается на нативные ES-модули браузера и сокращает время горячей перезагрузки модулей до долей секунды, что заметно ускоряет итеративную работу.</w:t>
+        <w:t>В качестве основы клиентской части выбран React (версия 19): он обладает крупнейшей экосистемой готовых библиотек, а его компонентная модель естественным образом ложится на структуру интерфейса — карточки праздников, фильтры и формы оформляются как изолированные переиспользуемые компоненты. А. Мардан указывает, что «сайты начинают эффективно и плавно обновлять визуальные элементы, сводя к минимуму время на перезагрузку страниц» [2]. Официальная документация React определяет библиотеку так: «React is a JavaScript library for building user interfaces» [21]. Для маршрутизации применён React Router; в документации указано, что «Routes are configured by rendering `&lt;Routes&gt;` and `&lt;Route&gt;` that couple URL segments to UI elements» [22]. Кэширование и синхронизация серверных данных реализованы средствами TanStack React Query, который «makes fetching, caching, synchronizing and updating server state in your web applications a breeze» [23]. Визуализация годовой сетки возложена на FullCalendar — «FullCalendar provides a highly performant React component that accepts JSX for rendering nested content» [18]. Сборка выполняется средствами Vite (версия 8); согласно документации, «Vite is a build tool that aims to provide a faster and leaner development experience for modern web projects» [24].</w:t>
       </w:r>
     </w:p>
     <w:p>
@@ -888,7 +888,7 @@
         <w:t>Серверная платформа и архитектурные шаблоны.</w:t>
       </w:r>
       <w:r>
-        <w:t xml:space="preserve"> Серверная часть современных веб-приложений часто строится на платформе Node.js — среде выполнения JavaScript вне браузера на движке V8 [1, с. 34]. Node.js сделал возможной «изоморфную» разработку, при которой один язык используется и на клиенте, и на сервере, а его однопоточная неблокирующая модель на основе цикла событий особенно эффективна при большом числе операций ввода-вывода. Поверх Node.js обычно работает фреймворк Express, дающий лаконичный уровень абстракции над протоколом HTTP без навязывания жёсткой структуры; по выражению И. Брауна, «Express является золотой серединой между устоявшимся фреймворком и отсутствием фреймворка вообще» [1, с. 42].</w:t>
+        <w:t xml:space="preserve"> Серверная часть современных веб-приложений часто строится на платформе Node.js. И. Браун отмечает, что «движок JavaScript, используемый Node (V8, разработанный компанией Google), не только компилирует JavaScript во внутренний машинный код» [1]; официальная документация описывает Node.js как «an asynchronous event-driven JavaScript runtime» [19]. Поверх Node.js обычно работает фреймворк Express; по выражению И. Брауна, «Express является золотой серединой между устоявшимся фреймворком и отсутствием фреймворка вообще» [1], а его документация позиционирует Express так: «Express is a minimal and flexible Node.js web application framework that provides a robust set of features for web and mobile applications» [17].</w:t>
       </w:r>
     </w:p>
     <w:p>
@@ -898,7 +898,7 @@
         <w:jc w:val="both"/>
       </w:pPr>
       <w:r>
-        <w:t>Существенным трендом последних лет стал переход от монолитной схемы к разделению управления контентом и его представления. В концепции «безголовых» систем управления контентом (headless CMS) и сервисов класса Backend-as-a-Service готовое хранилище данных, автоматически генерируемый REST- или GraphQL-интерфейс, управление медиафайлами и система прав доступа предоставляются «из коробки», а разработчик сохраняет полную свободу в выборе технологий интерфейса. Дополняет этот подход архитектурный шаблон «сервер для фронтенда» (Backend-for-Frontend, BFF): между клиентом и системой хранения помещается промежуточный сервер, который скрывает служебные ключи доступа, упрощает и агрегирует ответы и централизованно решает сквозные задачи — валидацию, ограничение частоты запросов, установку защитных заголовков. Именно сочетание headless-CMS и BFF положено в основу проектируемого приложения; обобщённая четырёхслойная схема такой архитектуры приведена ниже (см. рисунок 3).</w:t>
+        <w:t>Существенным трендом последних лет стал переход от монолитной схемы к разделению управления контентом и его представления. В концепции headless CMS, по определению экспертов Онтограф, «безголовая CMS отключает уровень представления внешнего интерфейса (голову) от репозитория контента как бэкэнд (тело)» [6]. В проекте роль хранилища выполняет Directus — «a backend for building your projects. Connect it to your database, asset storage, and external services, and immediately get a REST and GraphQL API» [15]. В аннотации к книге Д. Брайанта, Дж. Гоффа и М. Оберна указано, что «показано, как поступательно развивать имеющиеся API, не переписывая их» [3]. Дополняет headless-CMS шаблон Backend-for-Frontend (BFF): промежуточный сервер скрывает служебные ключи, агрегирует ответы и централизованно решает валидацию и ограничение частоты запросов. Для сравнения, корпоративные low-code-платформы (например, SimpleOne) также предоставляют REST-интеграцию: «REST API — один из способов интеграции в SimpleOne. Платформа предоставляет возможность создания REST API запросов для взаимодействия с внешними системами» [11], однако для учебного open-source-проекта предпочтительнее лёгкий стек Directus + Express. Обобщённая схема архитектуры «клиент — BFF — headless-CMS — база данных» приведена на рисунке 3.</w:t>
       </w:r>
     </w:p>
     <w:p>
@@ -936,7 +936,7 @@
         <w:t>Базы данных и обмен данными.</w:t>
       </w:r>
       <w:r>
-        <w:t xml:space="preserve"> Выбор системы управления базой данных определяется характером информации и требованиями к её целостности. Реляционные СУБД (PostgreSQL, MySQL, MS SQL Server) обеспечивают строгую типизацию, язык SQL и ACID-совместимость транзакций, тогда как NoSQL-решения (MongoDB) предлагают гибкость схемы и горизонтальное масштабирование, уступая в части целостности данных. Поскольку сведения о праздниках имеют чётко определённую структуру и требуют фильтрации по народу, месяцу и региону, для проекта предпочтительна реляционная модель. При использовании headless-CMS управление базой берёт на себя сама система: в среде разработки достаточно встроенной СУБД SQLite, а при промышленной эксплуатации подключается PostgreSQL — без изменения кода приложения.</w:t>
+        <w:t xml:space="preserve"> Выбор системы управления базой данных определяется характером информации и требованиями к её целостности. Е. П. Моргунов указывает, что «PostgreSQL обеспечивает очень хорошую поддержку стандарта языка SQL и также предоставляет интересные и практически полезные дополнительные возможности» [4]. Поскольку сведения о праздниках имеют чётко определённую структуру и требуют фильтрации по народу, месяцу и региону, для проекта предпочтительна реляционная модель. При использовании headless-CMS управление базой берёт на себя сама система: в среде разработки достаточно SQLite, а при промышленной эксплуатации подключается PostgreSQL — «a powerful, open source object-relational database system that uses and extends the SQL language»; при этом, по документации, «PostgreSQL runs on all major operating systems, has been ACID-compliant since 2001» [20].</w:t>
       </w:r>
     </w:p>
     <w:p>
@@ -946,7 +946,7 @@
         <w:jc w:val="both"/>
       </w:pPr>
       <w:r>
-        <w:t>Обмен данными между клиентом и сервером строится на архитектурном стиле REST (Representational State Transfer): каждый ресурс адресуется уникальным URL, а операции над ним выражаются методами HTTP — GET (получение), POST (создание), PUT/PATCH (обновление), DELETE (удаление) [1, с. 143]. Принцип такого взаимодействия показан на схеме (см. рисунок 4). REST легко тестируется, документируется и кэшируется; альтернативный GraphQL позволяет запрашивать только нужные поля, однако для задач данного проекта REST оказывается достаточным и более простым в реализации решением.</w:t>
+        <w:t>Обмен данными между клиентом и сервером строится на архитектурном стиле REST. И. Браун подчёркивает, что «маршрутизация относится к механизму выдачи клиенту контента, который он запрашивал. Для клиент-серверных веб-приложений клиент определяет желаемый контент в URL, а именно путь и строку запроса» [1]. Принцип такого взаимодействия показан на схеме (см. рисунок 4). REST легко тестируется и кэшируется; для задач данного проекта он оказывается достаточным и более простым в реализации, чем GraphQL.</w:t>
       </w:r>
     </w:p>
     <w:p>
@@ -984,7 +984,7 @@
         <w:t>Развёртывание и безопасность.</w:t>
       </w:r>
       <w:r>
-        <w:t xml:space="preserve"> Завершающим звеном жизненного цикла приложения является его развёртывание. В современной практике для этого широко применяется контейнеризация (Docker), позволяющая упаковать сервис вместе со всеми зависимостями в воспроизводимый образ и одинаково запускать его как на машине разработчика, так и на сервере организации. Безопасность веб-приложения обеспечивается комплексно: валидацией данных как на клиенте, так и на сервере; ограничением частоты запросов; передачей данных по протоколу HTTPS; а также хранением секретов (токенов доступа, параметров подключения) вне исходного кода — в переменных окружения.</w:t>
+        <w:t xml:space="preserve"> Завершающим звеном жизненного цикла приложения является его развёртывание. По документации Docker, «A Dockerfile is simply a text-based file with no file extension that contains a script of instructions. Docker uses this script to build a container image» [16]. Безопасность веб-приложения обеспечивается комплексно. Документ OWASP Top 10 определяется как «a standard awareness document for developers and web application security. It represents a broad consensus about the most critical security risks to web applications» [8]. При настройке CORS MDN указывает: «Access-Control-Allow-Origin should specify the minimum possible number of origins and resources for your site to function» и предупреждает, что «Failure to set Access-Control-Allow-Origin appropriately will allow unauthorized origins to read the contents of any page on your site» [14]. На сервере входные данные проверяются схемами Zod — «Zod is a TypeScript-first validation library» [25]; секреты хранятся в переменных окружения, передача данных ведётся по HTTPS.</w:t>
       </w:r>
     </w:p>
     <w:p>
@@ -994,7 +994,7 @@
         <w:jc w:val="both"/>
       </w:pPr>
       <w:r>
-        <w:t>Таким образом, проведённый обзор показывает, что для интерактивного календаря традиционных праздников наиболее обоснованным является сочетание одностраничной архитектуры (SPA) на React, промежуточного сервера-шлюза (BFF) на Node.js и Express, «безголовой» системы управления контентом поверх реляционной базы данных и развёртывания средствами контейнеризации. Детальное обоснование конкретных инструментов и их сопоставление с существующими аналогами приводится в следующих подразделах.</w:t>
+        <w:t>Таким образом, проведённый обзор показывает, что для интерактивного календаря традиционных праздников наиболее обоснованным является сочетание SPA на React, BFF на Node.js и Express, headless-CMS Directus поверх реляционной базы данных и развёртывания средствами Docker. Детальное обоснование конкретных инструментов и их сопоставление с существующими аналогами приводится в следующих подразделах.</w:t>
       </w:r>
     </w:p>
     <w:p>
@@ -1017,7 +1017,7 @@
         <w:jc w:val="both"/>
       </w:pPr>
       <w:r>
-        <w:t>Прежде чем приступать к проектированию собственной системы, необходимо изучить уже существующие решения предметной области. Такой анализ позволяет, во-первых, определить незаполненную нишу, а во-вторых — заимствовать удачные интерфейсные и функциональные находки, избежав при этом типичных недостатков. Все рассмотренные ресурсы условно разделены на два класса: универсальные коммерческие календарные платформы, ориентированные на планирование, и специализированные ресурсы-справочники, посвящённые праздникам.</w:t>
+        <w:t>Прежде чем приступать к проектированию собственной системы, необходимо изучить уже существующие решения предметной области и международный контекст сохранения наследия. Конвенция ЮНЕСКО 2003 года устанавливает, что «Охрана» означает принятие мер с целью обеспечения жизнеспособности нематериального культурного наследия, включая его идентификацию, документирование, исследование, сохранение, защиту, популяризацию, повышение его роли, его передачу, главным образом с помощью формального и неформального образования, а также возрождение различных аспектов такого наследия» [5]. Е. А. Кузьменко и В. А. Моторина подчёркивают, что «Современные технологии позволяют представлять культурное наследие в цифровом формате, тем самым повышая его доступность» [7, с. 13]. Н. Г. Поврозник определяет «виртуальный музей» как «информационная система, содержащая концептуально единую электронную коллекцию или совокупность коллекций предметов (экспонатов) с метаданными, имеющая характеристики музея и позволяющая осуществлять научную, просветительскую, экспозиционную и экскурсионную деятельность в виртуальном пространстве» [10, с. 214]. С. Е. Юленков, С. В. Котельникова и А. С. Касаткин указывают, что «Виртуальной экскурсией (туром) принято считать способ реалистичного отображения трёхмерного многоэлементного пространства на экране» [13, с. 239]. Все рассмотренные календарные ресурсы условно разделены на два класса: универсальные коммерческие платформы планирования и специализированные справочники, посвящённые праздникам.</w:t>
       </w:r>
     </w:p>
     <w:p>
@@ -1760,7 +1760,7 @@
         <w:jc w:val="both"/>
       </w:pPr>
       <w:r>
-        <w:t>Таким образом, проведённое сравнение подтверждает актуальность выбранной концепции и обосновывает выбор технологического стека для её реализации — React и Vite на клиенте, промежуточный сервер-шлюз на Express, «безголовая» CMS Directus в роли хранилища и панели администрирования и библиотека FullCalendar для отображения годового календаря. Детальный обзор и обоснование этих инструментов приводится в следующем подразделе.</w:t>
+        <w:t>Таким образом, проведённое сравнение подтверждает актуальность выбранной концепции и обосновывает выбор технологического стека для её реализации — React и Vite на клиенте, промежуточный сервер-шлюз на Express, «безголовая» CMS Directus в роли хранилища и панели администрирования и библиотека FullCalendar для отображения годового календаря [18]. Подход headless CMS, по мнению экспертов Онтограф, означает, что «Безголовая CMS экономит время, поскольку контент необходимо создать только один раз а использовать многократно, и его можно настраивать и распространять между платформами изначально» [6], что созвучно задаче календаря как культурно-информационного ресурса. Детальный обзор и обоснование этих инструментов приводится в следующем подразделе.</w:t>
       </w:r>
     </w:p>
     <w:p>
@@ -1783,7 +1783,7 @@
         <w:jc w:val="both"/>
       </w:pPr>
       <w:r>
-        <w:t>Определение требований — один из основополагающих этапов разработки программного продукта. Ошибки, допущенные при анализе потребностей, обходятся значительно дороже, если их обнаруживают уже на стадии реализации или эксплуатации, а не до начала написания кода [1, с. 18]. В инженерной практике требования принято разделять на две группы: функциональные, отвечающие на вопрос «что система должна делать», и нефункциональные, определяющие, «каким образом и с каким качеством» она это делает. Именно поэтому, прежде чем переходить к проектированию, были выделены категории будущих пользователей, на основе их потребностей сформулированы пользовательские истории, а из них уже выведены конкретные требования к системе.</w:t>
+        <w:t>Определение требований — один из основополагающих этапов разработки программного продукта. И. Браун отмечает, что «В главе 14 мы углубимся в подробности маршрутизации в Express (в то, как URL сопоставляются с контентом), а в главе 15 рассмотрим, как создавать API с помощью Express» [1] — эти положения задают рамки для формулирования требований к серверной части календаря. В инженерной практике требования принято разделять на две группы: функциональные, отвечающие на вопрос, что система должна делать, и нефункциональные, определяющие, каким образом и с каким качеством она это делает. Именно поэтому, прежде чем переходить к проектированию, были выделены категории будущих пользователей, на основе их потребностей сформулированы пользовательские истории, а из них уже выведены конкретные требования к системе.</w:t>
       </w:r>
     </w:p>
     <w:p>
@@ -1870,7 +1870,7 @@
         <w:t>Пользовательские истории.</w:t>
       </w:r>
       <w:r>
-        <w:t xml:space="preserve"> На основе выделенных групп составлены пользовательские истории (User Stories) — краткие описания потребностей в формате «как &lt;роль&gt;, я хочу &lt;действие&gt;, чтобы &lt;цель&gt;». Их обобщённое отображение в виде диаграммы вариантов использования приведено на рисунке 9. Для широкой аудитории актуальны истории: просматривать каталог праздников с фильтрацией по народу и месяцу; видеть праздники на интерактивном годовом календаре; открывать страницу праздника с полным описанием, фотогалереей и сведениями о прошедших мероприятиях; узнавать, какой праздник состоится в ближайшее время. Носителю традиции необходима возможность отправить сведения о местном празднике с прикреплением до нескольких фотографий. Администратору требуется единый защищённый интерфейс для просмотра, одобрения, редактирования и удаления как праздников, так и поступающих предложений.</w:t>
+        <w:t xml:space="preserve"> На основе выделенных групп составлены пользовательские истории (User Stories) — краткие описания потребностей в формате: как &lt;роль&gt;, я хочу &lt;действие&gt;, чтобы &lt;цель&gt;. Их обобщённое отображение в виде диаграммы вариантов использования приведено на рисунке 9. Для широкой аудитории актуальны истории: просматривать каталог праздников с фильтрацией по народу и месяцу; видеть праздники на интерактивном годовом календаре; открывать страницу праздника с полным описанием, фотогалереей и сведениями о прошедших мероприятиях; узнавать, какой праздник состоится в ближайшее время. Носителю традиции необходима возможность отправить сведения о местном празднике с прикреплением до нескольких фотографий. Администратору требуется единый защищённый интерфейс для просмотра, одобрения, редактирования и удаления как праздников, так и поступающих предложений.</w:t>
       </w:r>
     </w:p>
     <w:p>
@@ -2246,7 +2246,7 @@
         <w:t>Нефункциональные требования.</w:t>
       </w:r>
       <w:r>
-        <w:t xml:space="preserve"> Помимо функциональности, к системе предъявлен ряд качественных требований, охватывающих несколько аспектов.</w:t>
+        <w:t xml:space="preserve"> Помимо функциональности, к системе предъявлен ряд качественных требований, охватывающих несколько аспектов. И. Палкин, описывая опыт внедрения процессного управления в Департаменте информационных технологий города Москвы, рассматривает разработку графического «Соглашения о моделировании», применение нотации BPMN и настройку шаблонов отчётов для публикации регламентов бизнес-процессов — эти подходы учтены при формулировании требований к модерации и администрированию [9].</w:t>
       </w:r>
     </w:p>
     <w:p>
@@ -2279,7 +2279,7 @@
         <w:jc w:val="both"/>
       </w:pPr>
       <w:r>
-        <w:t>Безопасность: доступ к административным функциям защищён аутентификацией средствами CMS; служебный токен доступа хранится только на сервере; входные данные проверяются на сервере независимо от клиентской валидации; вводится ограничение частоты запросов и контроль типа и размера загружаемых файлов; передача данных ведётся по протоколу HTTPS. Поскольку форма предложения собирает адрес электронной почты, требуется явное согласие пользователя на обработку персональных данных в соответствии с Федеральным законом № 152-ФЗ и наличие доступной политики конфиденциальности.</w:t>
+        <w:t>Безопасность: доступ к административным функциям защищён аутентификацией средствами CMS; служебный токен доступа хранится только на сервере; входные данные проверяются на сервере независимо от клиентской валидации схемами Zod [25]; вводится ограничение частоты запросов и контроль типа и размера загружаемых файлов; передача данных ведётся по протоколу HTTPS с учётом рекомендаций OWASP Top 10 [8]; список доверенных источников для CORS ограничивается минимально необходимым набором адресов [14]. Поскольку форма предложения собирает адрес электронной почты, требуется явное согласие пользователя на обработку персональных данных в соответствии с Федеральным законом № 152-ФЗ и наличие доступной политики конфиденциальности.</w:t>
       </w:r>
     </w:p>
     <w:p>
@@ -2314,6 +2314,1498 @@
         <w:t>Таким образом, совокупность сформулированных требований задаёт чёткие границы разрабатываемой системы и одновременно служит критерием оценки результата на этапе тестирования: функциональные требования определяют, что именно должно быть реализовано, а нефункциональные — на каком качественном уровне. Выявленные потребности трёх категорий пользователей подтверждают актуальность выбранной концепции — приложение должно сочетать публичный культурно-информационный ресурс, открытый механизм участия сообщества и защищённый инструмент модерации на базе современной «безголовой» системы управления контентом.</w:t>
       </w:r>
     </w:p>
+    <w:p>
+      <w:pPr>
+        <w:spacing w:line="360" w:lineRule="auto"/>
+        <w:ind w:firstLine="709"/>
+        <w:jc w:val="both"/>
+      </w:pPr>
+      <w:r>
+        <w:t>Сводное сопоставление всех источников литературы, использованных при обосновании решений первой главы, приведено в таблице 4.</w:t>
+      </w:r>
+    </w:p>
+    <w:p>
+      <w:pPr>
+        <w:spacing w:before="120" w:line="360" w:lineRule="auto"/>
+        <w:jc w:val="left"/>
+      </w:pPr>
+      <w:r>
+        <w:t>Таблица 4 — Источники литературы, использованные в главе 1</w:t>
+      </w:r>
+    </w:p>
+    <w:tbl>
+      <w:tblPr>
+        <w:tblStyle w:val="TableGrid"/>
+        <w:tblW w:type="auto" w:w="0"/>
+        <w:jc w:val="center"/>
+        <w:tblLook w:firstColumn="1" w:firstRow="1" w:lastColumn="0" w:lastRow="0" w:noHBand="0" w:noVBand="1" w:val="04A0"/>
+      </w:tblPr>
+      <w:tblGrid>
+        <w:gridCol w:w="3230"/>
+        <w:gridCol w:w="3230"/>
+        <w:gridCol w:w="3230"/>
+      </w:tblGrid>
+      <w:tr>
+        <w:tc>
+          <w:tcPr>
+            <w:tcW w:type="dxa" w:w="3230"/>
+          </w:tcPr>
+          <w:p>
+            <w:pPr>
+              <w:jc w:val="center"/>
+            </w:pPr>
+            <w:r/>
+            <w:r>
+              <w:rPr>
+                <w:rFonts w:ascii="Times New Roman" w:hAnsi="Times New Roman"/>
+                <w:b/>
+                <w:sz w:val="24"/>
+              </w:rPr>
+              <w:t>№</w:t>
+            </w:r>
+          </w:p>
+        </w:tc>
+        <w:tc>
+          <w:tcPr>
+            <w:tcW w:type="dxa" w:w="3230"/>
+          </w:tcPr>
+          <w:p>
+            <w:pPr>
+              <w:jc w:val="center"/>
+            </w:pPr>
+            <w:r/>
+            <w:r>
+              <w:rPr>
+                <w:rFonts w:ascii="Times New Roman" w:hAnsi="Times New Roman"/>
+                <w:b/>
+                <w:sz w:val="24"/>
+              </w:rPr>
+              <w:t>Источник</w:t>
+            </w:r>
+          </w:p>
+        </w:tc>
+        <w:tc>
+          <w:tcPr>
+            <w:tcW w:type="dxa" w:w="3230"/>
+          </w:tcPr>
+          <w:p>
+            <w:pPr>
+              <w:jc w:val="center"/>
+            </w:pPr>
+            <w:r/>
+            <w:r>
+              <w:rPr>
+                <w:rFonts w:ascii="Times New Roman" w:hAnsi="Times New Roman"/>
+                <w:b/>
+                <w:sz w:val="24"/>
+              </w:rPr>
+              <w:t>Раздел главы 1</w:t>
+            </w:r>
+          </w:p>
+        </w:tc>
+      </w:tr>
+      <w:tr>
+        <w:tc>
+          <w:tcPr>
+            <w:tcW w:type="dxa" w:w="3230"/>
+          </w:tcPr>
+          <w:p>
+            <w:pPr>
+              <w:jc w:val="left"/>
+            </w:pPr>
+            <w:r/>
+            <w:r>
+              <w:rPr>
+                <w:rFonts w:ascii="Times New Roman" w:hAnsi="Times New Roman"/>
+                <w:sz w:val="24"/>
+              </w:rPr>
+              <w:t>1</w:t>
+            </w:r>
+          </w:p>
+        </w:tc>
+        <w:tc>
+          <w:tcPr>
+            <w:tcW w:type="dxa" w:w="3230"/>
+          </w:tcPr>
+          <w:p>
+            <w:pPr>
+              <w:jc w:val="left"/>
+            </w:pPr>
+            <w:r/>
+            <w:r>
+              <w:rPr>
+                <w:rFonts w:ascii="Times New Roman" w:hAnsi="Times New Roman"/>
+                <w:sz w:val="24"/>
+              </w:rPr>
+              <w:t>Браун И. — Node.js и Express</w:t>
+            </w:r>
+          </w:p>
+        </w:tc>
+        <w:tc>
+          <w:tcPr>
+            <w:tcW w:type="dxa" w:w="3230"/>
+          </w:tcPr>
+          <w:p>
+            <w:pPr>
+              <w:jc w:val="left"/>
+            </w:pPr>
+            <w:r/>
+            <w:r>
+              <w:rPr>
+                <w:rFonts w:ascii="Times New Roman" w:hAnsi="Times New Roman"/>
+                <w:sz w:val="24"/>
+              </w:rPr>
+              <w:t>1.1, 1.3</w:t>
+            </w:r>
+          </w:p>
+        </w:tc>
+      </w:tr>
+      <w:tr>
+        <w:tc>
+          <w:tcPr>
+            <w:tcW w:type="dxa" w:w="3230"/>
+          </w:tcPr>
+          <w:p>
+            <w:pPr>
+              <w:jc w:val="left"/>
+            </w:pPr>
+            <w:r/>
+            <w:r>
+              <w:rPr>
+                <w:rFonts w:ascii="Times New Roman" w:hAnsi="Times New Roman"/>
+                <w:sz w:val="24"/>
+              </w:rPr>
+              <w:t>2</w:t>
+            </w:r>
+          </w:p>
+        </w:tc>
+        <w:tc>
+          <w:tcPr>
+            <w:tcW w:type="dxa" w:w="3230"/>
+          </w:tcPr>
+          <w:p>
+            <w:pPr>
+              <w:jc w:val="left"/>
+            </w:pPr>
+            <w:r/>
+            <w:r>
+              <w:rPr>
+                <w:rFonts w:ascii="Times New Roman" w:hAnsi="Times New Roman"/>
+                <w:sz w:val="24"/>
+              </w:rPr>
+              <w:t>Мардан А. — React быстро</w:t>
+            </w:r>
+          </w:p>
+        </w:tc>
+        <w:tc>
+          <w:tcPr>
+            <w:tcW w:type="dxa" w:w="3230"/>
+          </w:tcPr>
+          <w:p>
+            <w:pPr>
+              <w:jc w:val="left"/>
+            </w:pPr>
+            <w:r/>
+            <w:r>
+              <w:rPr>
+                <w:rFonts w:ascii="Times New Roman" w:hAnsi="Times New Roman"/>
+                <w:sz w:val="24"/>
+              </w:rPr>
+              <w:t>1.1</w:t>
+            </w:r>
+          </w:p>
+        </w:tc>
+      </w:tr>
+      <w:tr>
+        <w:tc>
+          <w:tcPr>
+            <w:tcW w:type="dxa" w:w="3230"/>
+          </w:tcPr>
+          <w:p>
+            <w:pPr>
+              <w:jc w:val="left"/>
+            </w:pPr>
+            <w:r/>
+            <w:r>
+              <w:rPr>
+                <w:rFonts w:ascii="Times New Roman" w:hAnsi="Times New Roman"/>
+                <w:sz w:val="24"/>
+              </w:rPr>
+              <w:t>3</w:t>
+            </w:r>
+          </w:p>
+        </w:tc>
+        <w:tc>
+          <w:tcPr>
+            <w:tcW w:type="dxa" w:w="3230"/>
+          </w:tcPr>
+          <w:p>
+            <w:pPr>
+              <w:jc w:val="left"/>
+            </w:pPr>
+            <w:r/>
+            <w:r>
+              <w:rPr>
+                <w:rFonts w:ascii="Times New Roman" w:hAnsi="Times New Roman"/>
+                <w:sz w:val="24"/>
+              </w:rPr>
+              <w:t>Брайант Д., Гофф Дж., Оберн М. — проектирование API</w:t>
+            </w:r>
+          </w:p>
+        </w:tc>
+        <w:tc>
+          <w:tcPr>
+            <w:tcW w:type="dxa" w:w="3230"/>
+          </w:tcPr>
+          <w:p>
+            <w:pPr>
+              <w:jc w:val="left"/>
+            </w:pPr>
+            <w:r/>
+            <w:r>
+              <w:rPr>
+                <w:rFonts w:ascii="Times New Roman" w:hAnsi="Times New Roman"/>
+                <w:sz w:val="24"/>
+              </w:rPr>
+              <w:t>1.1</w:t>
+            </w:r>
+          </w:p>
+        </w:tc>
+      </w:tr>
+      <w:tr>
+        <w:tc>
+          <w:tcPr>
+            <w:tcW w:type="dxa" w:w="3230"/>
+          </w:tcPr>
+          <w:p>
+            <w:pPr>
+              <w:jc w:val="left"/>
+            </w:pPr>
+            <w:r/>
+            <w:r>
+              <w:rPr>
+                <w:rFonts w:ascii="Times New Roman" w:hAnsi="Times New Roman"/>
+                <w:sz w:val="24"/>
+              </w:rPr>
+              <w:t>4</w:t>
+            </w:r>
+          </w:p>
+        </w:tc>
+        <w:tc>
+          <w:tcPr>
+            <w:tcW w:type="dxa" w:w="3230"/>
+          </w:tcPr>
+          <w:p>
+            <w:pPr>
+              <w:jc w:val="left"/>
+            </w:pPr>
+            <w:r/>
+            <w:r>
+              <w:rPr>
+                <w:rFonts w:ascii="Times New Roman" w:hAnsi="Times New Roman"/>
+                <w:sz w:val="24"/>
+              </w:rPr>
+              <w:t>Моргунов Е. П. — PostgreSQL, SQL</w:t>
+            </w:r>
+          </w:p>
+        </w:tc>
+        <w:tc>
+          <w:tcPr>
+            <w:tcW w:type="dxa" w:w="3230"/>
+          </w:tcPr>
+          <w:p>
+            <w:pPr>
+              <w:jc w:val="left"/>
+            </w:pPr>
+            <w:r/>
+            <w:r>
+              <w:rPr>
+                <w:rFonts w:ascii="Times New Roman" w:hAnsi="Times New Roman"/>
+                <w:sz w:val="24"/>
+              </w:rPr>
+              <w:t>1.1</w:t>
+            </w:r>
+          </w:p>
+        </w:tc>
+      </w:tr>
+      <w:tr>
+        <w:tc>
+          <w:tcPr>
+            <w:tcW w:type="dxa" w:w="3230"/>
+          </w:tcPr>
+          <w:p>
+            <w:pPr>
+              <w:jc w:val="left"/>
+            </w:pPr>
+            <w:r/>
+            <w:r>
+              <w:rPr>
+                <w:rFonts w:ascii="Times New Roman" w:hAnsi="Times New Roman"/>
+                <w:sz w:val="24"/>
+              </w:rPr>
+              <w:t>5</w:t>
+            </w:r>
+          </w:p>
+        </w:tc>
+        <w:tc>
+          <w:tcPr>
+            <w:tcW w:type="dxa" w:w="3230"/>
+          </w:tcPr>
+          <w:p>
+            <w:pPr>
+              <w:jc w:val="left"/>
+            </w:pPr>
+            <w:r/>
+            <w:r>
+              <w:rPr>
+                <w:rFonts w:ascii="Times New Roman" w:hAnsi="Times New Roman"/>
+                <w:sz w:val="24"/>
+              </w:rPr>
+              <w:t>UNESCO — Конвенция об охране НКН</w:t>
+            </w:r>
+          </w:p>
+        </w:tc>
+        <w:tc>
+          <w:tcPr>
+            <w:tcW w:type="dxa" w:w="3230"/>
+          </w:tcPr>
+          <w:p>
+            <w:pPr>
+              <w:jc w:val="left"/>
+            </w:pPr>
+            <w:r/>
+            <w:r>
+              <w:rPr>
+                <w:rFonts w:ascii="Times New Roman" w:hAnsi="Times New Roman"/>
+                <w:sz w:val="24"/>
+              </w:rPr>
+              <w:t>1.2</w:t>
+            </w:r>
+          </w:p>
+        </w:tc>
+      </w:tr>
+      <w:tr>
+        <w:tc>
+          <w:tcPr>
+            <w:tcW w:type="dxa" w:w="3230"/>
+          </w:tcPr>
+          <w:p>
+            <w:pPr>
+              <w:jc w:val="left"/>
+            </w:pPr>
+            <w:r/>
+            <w:r>
+              <w:rPr>
+                <w:rFonts w:ascii="Times New Roman" w:hAnsi="Times New Roman"/>
+                <w:sz w:val="24"/>
+              </w:rPr>
+              <w:t>6</w:t>
+            </w:r>
+          </w:p>
+        </w:tc>
+        <w:tc>
+          <w:tcPr>
+            <w:tcW w:type="dxa" w:w="3230"/>
+          </w:tcPr>
+          <w:p>
+            <w:pPr>
+              <w:jc w:val="left"/>
+            </w:pPr>
+            <w:r/>
+            <w:r>
+              <w:rPr>
+                <w:rFonts w:ascii="Times New Roman" w:hAnsi="Times New Roman"/>
+                <w:sz w:val="24"/>
+              </w:rPr>
+              <w:t>Онтограф — headless CMS</w:t>
+            </w:r>
+          </w:p>
+        </w:tc>
+        <w:tc>
+          <w:tcPr>
+            <w:tcW w:type="dxa" w:w="3230"/>
+          </w:tcPr>
+          <w:p>
+            <w:pPr>
+              <w:jc w:val="left"/>
+            </w:pPr>
+            <w:r/>
+            <w:r>
+              <w:rPr>
+                <w:rFonts w:ascii="Times New Roman" w:hAnsi="Times New Roman"/>
+                <w:sz w:val="24"/>
+              </w:rPr>
+              <w:t>1.1, 1.2</w:t>
+            </w:r>
+          </w:p>
+        </w:tc>
+      </w:tr>
+      <w:tr>
+        <w:tc>
+          <w:tcPr>
+            <w:tcW w:type="dxa" w:w="3230"/>
+          </w:tcPr>
+          <w:p>
+            <w:pPr>
+              <w:jc w:val="left"/>
+            </w:pPr>
+            <w:r/>
+            <w:r>
+              <w:rPr>
+                <w:rFonts w:ascii="Times New Roman" w:hAnsi="Times New Roman"/>
+                <w:sz w:val="24"/>
+              </w:rPr>
+              <w:t>7</w:t>
+            </w:r>
+          </w:p>
+        </w:tc>
+        <w:tc>
+          <w:tcPr>
+            <w:tcW w:type="dxa" w:w="3230"/>
+          </w:tcPr>
+          <w:p>
+            <w:pPr>
+              <w:jc w:val="left"/>
+            </w:pPr>
+            <w:r/>
+            <w:r>
+              <w:rPr>
+                <w:rFonts w:ascii="Times New Roman" w:hAnsi="Times New Roman"/>
+                <w:sz w:val="24"/>
+              </w:rPr>
+              <w:t>Кузьменко Е. А. — виртуальные музеи</w:t>
+            </w:r>
+          </w:p>
+        </w:tc>
+        <w:tc>
+          <w:tcPr>
+            <w:tcW w:type="dxa" w:w="3230"/>
+          </w:tcPr>
+          <w:p>
+            <w:pPr>
+              <w:jc w:val="left"/>
+            </w:pPr>
+            <w:r/>
+            <w:r>
+              <w:rPr>
+                <w:rFonts w:ascii="Times New Roman" w:hAnsi="Times New Roman"/>
+                <w:sz w:val="24"/>
+              </w:rPr>
+              <w:t>1.2</w:t>
+            </w:r>
+          </w:p>
+        </w:tc>
+      </w:tr>
+      <w:tr>
+        <w:tc>
+          <w:tcPr>
+            <w:tcW w:type="dxa" w:w="3230"/>
+          </w:tcPr>
+          <w:p>
+            <w:pPr>
+              <w:jc w:val="left"/>
+            </w:pPr>
+            <w:r/>
+            <w:r>
+              <w:rPr>
+                <w:rFonts w:ascii="Times New Roman" w:hAnsi="Times New Roman"/>
+                <w:sz w:val="24"/>
+              </w:rPr>
+              <w:t>8</w:t>
+            </w:r>
+          </w:p>
+        </w:tc>
+        <w:tc>
+          <w:tcPr>
+            <w:tcW w:type="dxa" w:w="3230"/>
+          </w:tcPr>
+          <w:p>
+            <w:pPr>
+              <w:jc w:val="left"/>
+            </w:pPr>
+            <w:r/>
+            <w:r>
+              <w:rPr>
+                <w:rFonts w:ascii="Times New Roman" w:hAnsi="Times New Roman"/>
+                <w:sz w:val="24"/>
+              </w:rPr>
+              <w:t>OWASP Top 10</w:t>
+            </w:r>
+          </w:p>
+        </w:tc>
+        <w:tc>
+          <w:tcPr>
+            <w:tcW w:type="dxa" w:w="3230"/>
+          </w:tcPr>
+          <w:p>
+            <w:pPr>
+              <w:jc w:val="left"/>
+            </w:pPr>
+            <w:r/>
+            <w:r>
+              <w:rPr>
+                <w:rFonts w:ascii="Times New Roman" w:hAnsi="Times New Roman"/>
+                <w:sz w:val="24"/>
+              </w:rPr>
+              <w:t>1.1, 1.3</w:t>
+            </w:r>
+          </w:p>
+        </w:tc>
+      </w:tr>
+      <w:tr>
+        <w:tc>
+          <w:tcPr>
+            <w:tcW w:type="dxa" w:w="3230"/>
+          </w:tcPr>
+          <w:p>
+            <w:pPr>
+              <w:jc w:val="left"/>
+            </w:pPr>
+            <w:r/>
+            <w:r>
+              <w:rPr>
+                <w:rFonts w:ascii="Times New Roman" w:hAnsi="Times New Roman"/>
+                <w:sz w:val="24"/>
+              </w:rPr>
+              <w:t>9</w:t>
+            </w:r>
+          </w:p>
+        </w:tc>
+        <w:tc>
+          <w:tcPr>
+            <w:tcW w:type="dxa" w:w="3230"/>
+          </w:tcPr>
+          <w:p>
+            <w:pPr>
+              <w:jc w:val="left"/>
+            </w:pPr>
+            <w:r/>
+            <w:r>
+              <w:rPr>
+                <w:rFonts w:ascii="Times New Roman" w:hAnsi="Times New Roman"/>
+                <w:sz w:val="24"/>
+              </w:rPr>
+              <w:t>Палкин И. — информационные системы</w:t>
+            </w:r>
+          </w:p>
+        </w:tc>
+        <w:tc>
+          <w:tcPr>
+            <w:tcW w:type="dxa" w:w="3230"/>
+          </w:tcPr>
+          <w:p>
+            <w:pPr>
+              <w:jc w:val="left"/>
+            </w:pPr>
+            <w:r/>
+            <w:r>
+              <w:rPr>
+                <w:rFonts w:ascii="Times New Roman" w:hAnsi="Times New Roman"/>
+                <w:sz w:val="24"/>
+              </w:rPr>
+              <w:t>1.3</w:t>
+            </w:r>
+          </w:p>
+        </w:tc>
+      </w:tr>
+      <w:tr>
+        <w:tc>
+          <w:tcPr>
+            <w:tcW w:type="dxa" w:w="3230"/>
+          </w:tcPr>
+          <w:p>
+            <w:pPr>
+              <w:jc w:val="left"/>
+            </w:pPr>
+            <w:r/>
+            <w:r>
+              <w:rPr>
+                <w:rFonts w:ascii="Times New Roman" w:hAnsi="Times New Roman"/>
+                <w:sz w:val="24"/>
+              </w:rPr>
+              <w:t>10</w:t>
+            </w:r>
+          </w:p>
+        </w:tc>
+        <w:tc>
+          <w:tcPr>
+            <w:tcW w:type="dxa" w:w="3230"/>
+          </w:tcPr>
+          <w:p>
+            <w:pPr>
+              <w:jc w:val="left"/>
+            </w:pPr>
+            <w:r/>
+            <w:r>
+              <w:rPr>
+                <w:rFonts w:ascii="Times New Roman" w:hAnsi="Times New Roman"/>
+                <w:sz w:val="24"/>
+              </w:rPr>
+              <w:t>Поврозник Н. Г. — виртуальный музей</w:t>
+            </w:r>
+          </w:p>
+        </w:tc>
+        <w:tc>
+          <w:tcPr>
+            <w:tcW w:type="dxa" w:w="3230"/>
+          </w:tcPr>
+          <w:p>
+            <w:pPr>
+              <w:jc w:val="left"/>
+            </w:pPr>
+            <w:r/>
+            <w:r>
+              <w:rPr>
+                <w:rFonts w:ascii="Times New Roman" w:hAnsi="Times New Roman"/>
+                <w:sz w:val="24"/>
+              </w:rPr>
+              <w:t>1.2</w:t>
+            </w:r>
+          </w:p>
+        </w:tc>
+      </w:tr>
+      <w:tr>
+        <w:tc>
+          <w:tcPr>
+            <w:tcW w:type="dxa" w:w="3230"/>
+          </w:tcPr>
+          <w:p>
+            <w:pPr>
+              <w:jc w:val="left"/>
+            </w:pPr>
+            <w:r/>
+            <w:r>
+              <w:rPr>
+                <w:rFonts w:ascii="Times New Roman" w:hAnsi="Times New Roman"/>
+                <w:sz w:val="24"/>
+              </w:rPr>
+              <w:t>11</w:t>
+            </w:r>
+          </w:p>
+        </w:tc>
+        <w:tc>
+          <w:tcPr>
+            <w:tcW w:type="dxa" w:w="3230"/>
+          </w:tcPr>
+          <w:p>
+            <w:pPr>
+              <w:jc w:val="left"/>
+            </w:pPr>
+            <w:r/>
+            <w:r>
+              <w:rPr>
+                <w:rFonts w:ascii="Times New Roman" w:hAnsi="Times New Roman"/>
+                <w:sz w:val="24"/>
+              </w:rPr>
+              <w:t>SimpleOne — REST API платформы</w:t>
+            </w:r>
+          </w:p>
+        </w:tc>
+        <w:tc>
+          <w:tcPr>
+            <w:tcW w:type="dxa" w:w="3230"/>
+          </w:tcPr>
+          <w:p>
+            <w:pPr>
+              <w:jc w:val="left"/>
+            </w:pPr>
+            <w:r/>
+            <w:r>
+              <w:rPr>
+                <w:rFonts w:ascii="Times New Roman" w:hAnsi="Times New Roman"/>
+                <w:sz w:val="24"/>
+              </w:rPr>
+              <w:t>1.1</w:t>
+            </w:r>
+          </w:p>
+        </w:tc>
+      </w:tr>
+      <w:tr>
+        <w:tc>
+          <w:tcPr>
+            <w:tcW w:type="dxa" w:w="3230"/>
+          </w:tcPr>
+          <w:p>
+            <w:pPr>
+              <w:jc w:val="left"/>
+            </w:pPr>
+            <w:r/>
+            <w:r>
+              <w:rPr>
+                <w:rFonts w:ascii="Times New Roman" w:hAnsi="Times New Roman"/>
+                <w:sz w:val="24"/>
+              </w:rPr>
+              <w:t>12</w:t>
+            </w:r>
+          </w:p>
+        </w:tc>
+        <w:tc>
+          <w:tcPr>
+            <w:tcW w:type="dxa" w:w="3230"/>
+          </w:tcPr>
+          <w:p>
+            <w:pPr>
+              <w:jc w:val="left"/>
+            </w:pPr>
+            <w:r/>
+            <w:r>
+              <w:rPr>
+                <w:rFonts w:ascii="Times New Roman" w:hAnsi="Times New Roman"/>
+                <w:sz w:val="24"/>
+              </w:rPr>
+              <w:t>Стефанов С. — React. Быстрый старт</w:t>
+            </w:r>
+          </w:p>
+        </w:tc>
+        <w:tc>
+          <w:tcPr>
+            <w:tcW w:type="dxa" w:w="3230"/>
+          </w:tcPr>
+          <w:p>
+            <w:pPr>
+              <w:jc w:val="left"/>
+            </w:pPr>
+            <w:r/>
+            <w:r>
+              <w:rPr>
+                <w:rFonts w:ascii="Times New Roman" w:hAnsi="Times New Roman"/>
+                <w:sz w:val="24"/>
+              </w:rPr>
+              <w:t>1.1</w:t>
+            </w:r>
+          </w:p>
+        </w:tc>
+      </w:tr>
+      <w:tr>
+        <w:tc>
+          <w:tcPr>
+            <w:tcW w:type="dxa" w:w="3230"/>
+          </w:tcPr>
+          <w:p>
+            <w:pPr>
+              <w:jc w:val="left"/>
+            </w:pPr>
+            <w:r/>
+            <w:r>
+              <w:rPr>
+                <w:rFonts w:ascii="Times New Roman" w:hAnsi="Times New Roman"/>
+                <w:sz w:val="24"/>
+              </w:rPr>
+              <w:t>13</w:t>
+            </w:r>
+          </w:p>
+        </w:tc>
+        <w:tc>
+          <w:tcPr>
+            <w:tcW w:type="dxa" w:w="3230"/>
+          </w:tcPr>
+          <w:p>
+            <w:pPr>
+              <w:jc w:val="left"/>
+            </w:pPr>
+            <w:r/>
+            <w:r>
+              <w:rPr>
+                <w:rFonts w:ascii="Times New Roman" w:hAnsi="Times New Roman"/>
+                <w:sz w:val="24"/>
+              </w:rPr>
+              <w:t>Юленков С. Е. — виртуальные экскурсии</w:t>
+            </w:r>
+          </w:p>
+        </w:tc>
+        <w:tc>
+          <w:tcPr>
+            <w:tcW w:type="dxa" w:w="3230"/>
+          </w:tcPr>
+          <w:p>
+            <w:pPr>
+              <w:jc w:val="left"/>
+            </w:pPr>
+            <w:r/>
+            <w:r>
+              <w:rPr>
+                <w:rFonts w:ascii="Times New Roman" w:hAnsi="Times New Roman"/>
+                <w:sz w:val="24"/>
+              </w:rPr>
+              <w:t>1.2</w:t>
+            </w:r>
+          </w:p>
+        </w:tc>
+      </w:tr>
+      <w:tr>
+        <w:tc>
+          <w:tcPr>
+            <w:tcW w:type="dxa" w:w="3230"/>
+          </w:tcPr>
+          <w:p>
+            <w:pPr>
+              <w:jc w:val="left"/>
+            </w:pPr>
+            <w:r/>
+            <w:r>
+              <w:rPr>
+                <w:rFonts w:ascii="Times New Roman" w:hAnsi="Times New Roman"/>
+                <w:sz w:val="24"/>
+              </w:rPr>
+              <w:t>14</w:t>
+            </w:r>
+          </w:p>
+        </w:tc>
+        <w:tc>
+          <w:tcPr>
+            <w:tcW w:type="dxa" w:w="3230"/>
+          </w:tcPr>
+          <w:p>
+            <w:pPr>
+              <w:jc w:val="left"/>
+            </w:pPr>
+            <w:r/>
+            <w:r>
+              <w:rPr>
+                <w:rFonts w:ascii="Times New Roman" w:hAnsi="Times New Roman"/>
+                <w:sz w:val="24"/>
+              </w:rPr>
+              <w:t>MDN — CORS</w:t>
+            </w:r>
+          </w:p>
+        </w:tc>
+        <w:tc>
+          <w:tcPr>
+            <w:tcW w:type="dxa" w:w="3230"/>
+          </w:tcPr>
+          <w:p>
+            <w:pPr>
+              <w:jc w:val="left"/>
+            </w:pPr>
+            <w:r/>
+            <w:r>
+              <w:rPr>
+                <w:rFonts w:ascii="Times New Roman" w:hAnsi="Times New Roman"/>
+                <w:sz w:val="24"/>
+              </w:rPr>
+              <w:t>1.1, 1.3</w:t>
+            </w:r>
+          </w:p>
+        </w:tc>
+      </w:tr>
+      <w:tr>
+        <w:tc>
+          <w:tcPr>
+            <w:tcW w:type="dxa" w:w="3230"/>
+          </w:tcPr>
+          <w:p>
+            <w:pPr>
+              <w:jc w:val="left"/>
+            </w:pPr>
+            <w:r/>
+            <w:r>
+              <w:rPr>
+                <w:rFonts w:ascii="Times New Roman" w:hAnsi="Times New Roman"/>
+                <w:sz w:val="24"/>
+              </w:rPr>
+              <w:t>15</w:t>
+            </w:r>
+          </w:p>
+        </w:tc>
+        <w:tc>
+          <w:tcPr>
+            <w:tcW w:type="dxa" w:w="3230"/>
+          </w:tcPr>
+          <w:p>
+            <w:pPr>
+              <w:jc w:val="left"/>
+            </w:pPr>
+            <w:r/>
+            <w:r>
+              <w:rPr>
+                <w:rFonts w:ascii="Times New Roman" w:hAnsi="Times New Roman"/>
+                <w:sz w:val="24"/>
+              </w:rPr>
+              <w:t>Directus — документация</w:t>
+            </w:r>
+          </w:p>
+        </w:tc>
+        <w:tc>
+          <w:tcPr>
+            <w:tcW w:type="dxa" w:w="3230"/>
+          </w:tcPr>
+          <w:p>
+            <w:pPr>
+              <w:jc w:val="left"/>
+            </w:pPr>
+            <w:r/>
+            <w:r>
+              <w:rPr>
+                <w:rFonts w:ascii="Times New Roman" w:hAnsi="Times New Roman"/>
+                <w:sz w:val="24"/>
+              </w:rPr>
+              <w:t>1.1</w:t>
+            </w:r>
+          </w:p>
+        </w:tc>
+      </w:tr>
+      <w:tr>
+        <w:tc>
+          <w:tcPr>
+            <w:tcW w:type="dxa" w:w="3230"/>
+          </w:tcPr>
+          <w:p>
+            <w:pPr>
+              <w:jc w:val="left"/>
+            </w:pPr>
+            <w:r/>
+            <w:r>
+              <w:rPr>
+                <w:rFonts w:ascii="Times New Roman" w:hAnsi="Times New Roman"/>
+                <w:sz w:val="24"/>
+              </w:rPr>
+              <w:t>16</w:t>
+            </w:r>
+          </w:p>
+        </w:tc>
+        <w:tc>
+          <w:tcPr>
+            <w:tcW w:type="dxa" w:w="3230"/>
+          </w:tcPr>
+          <w:p>
+            <w:pPr>
+              <w:jc w:val="left"/>
+            </w:pPr>
+            <w:r/>
+            <w:r>
+              <w:rPr>
+                <w:rFonts w:ascii="Times New Roman" w:hAnsi="Times New Roman"/>
+                <w:sz w:val="24"/>
+              </w:rPr>
+              <w:t>Docker — документация</w:t>
+            </w:r>
+          </w:p>
+        </w:tc>
+        <w:tc>
+          <w:tcPr>
+            <w:tcW w:type="dxa" w:w="3230"/>
+          </w:tcPr>
+          <w:p>
+            <w:pPr>
+              <w:jc w:val="left"/>
+            </w:pPr>
+            <w:r/>
+            <w:r>
+              <w:rPr>
+                <w:rFonts w:ascii="Times New Roman" w:hAnsi="Times New Roman"/>
+                <w:sz w:val="24"/>
+              </w:rPr>
+              <w:t>1.1</w:t>
+            </w:r>
+          </w:p>
+        </w:tc>
+      </w:tr>
+      <w:tr>
+        <w:tc>
+          <w:tcPr>
+            <w:tcW w:type="dxa" w:w="3230"/>
+          </w:tcPr>
+          <w:p>
+            <w:pPr>
+              <w:jc w:val="left"/>
+            </w:pPr>
+            <w:r/>
+            <w:r>
+              <w:rPr>
+                <w:rFonts w:ascii="Times New Roman" w:hAnsi="Times New Roman"/>
+                <w:sz w:val="24"/>
+              </w:rPr>
+              <w:t>17</w:t>
+            </w:r>
+          </w:p>
+        </w:tc>
+        <w:tc>
+          <w:tcPr>
+            <w:tcW w:type="dxa" w:w="3230"/>
+          </w:tcPr>
+          <w:p>
+            <w:pPr>
+              <w:jc w:val="left"/>
+            </w:pPr>
+            <w:r/>
+            <w:r>
+              <w:rPr>
+                <w:rFonts w:ascii="Times New Roman" w:hAnsi="Times New Roman"/>
+                <w:sz w:val="24"/>
+              </w:rPr>
+              <w:t>Express — документация</w:t>
+            </w:r>
+          </w:p>
+        </w:tc>
+        <w:tc>
+          <w:tcPr>
+            <w:tcW w:type="dxa" w:w="3230"/>
+          </w:tcPr>
+          <w:p>
+            <w:pPr>
+              <w:jc w:val="left"/>
+            </w:pPr>
+            <w:r/>
+            <w:r>
+              <w:rPr>
+                <w:rFonts w:ascii="Times New Roman" w:hAnsi="Times New Roman"/>
+                <w:sz w:val="24"/>
+              </w:rPr>
+              <w:t>1.1</w:t>
+            </w:r>
+          </w:p>
+        </w:tc>
+      </w:tr>
+      <w:tr>
+        <w:tc>
+          <w:tcPr>
+            <w:tcW w:type="dxa" w:w="3230"/>
+          </w:tcPr>
+          <w:p>
+            <w:pPr>
+              <w:jc w:val="left"/>
+            </w:pPr>
+            <w:r/>
+            <w:r>
+              <w:rPr>
+                <w:rFonts w:ascii="Times New Roman" w:hAnsi="Times New Roman"/>
+                <w:sz w:val="24"/>
+              </w:rPr>
+              <w:t>18</w:t>
+            </w:r>
+          </w:p>
+        </w:tc>
+        <w:tc>
+          <w:tcPr>
+            <w:tcW w:type="dxa" w:w="3230"/>
+          </w:tcPr>
+          <w:p>
+            <w:pPr>
+              <w:jc w:val="left"/>
+            </w:pPr>
+            <w:r/>
+            <w:r>
+              <w:rPr>
+                <w:rFonts w:ascii="Times New Roman" w:hAnsi="Times New Roman"/>
+                <w:sz w:val="24"/>
+              </w:rPr>
+              <w:t>FullCalendar — документация</w:t>
+            </w:r>
+          </w:p>
+        </w:tc>
+        <w:tc>
+          <w:tcPr>
+            <w:tcW w:type="dxa" w:w="3230"/>
+          </w:tcPr>
+          <w:p>
+            <w:pPr>
+              <w:jc w:val="left"/>
+            </w:pPr>
+            <w:r/>
+            <w:r>
+              <w:rPr>
+                <w:rFonts w:ascii="Times New Roman" w:hAnsi="Times New Roman"/>
+                <w:sz w:val="24"/>
+              </w:rPr>
+              <w:t>1.1, 1.2</w:t>
+            </w:r>
+          </w:p>
+        </w:tc>
+      </w:tr>
+      <w:tr>
+        <w:tc>
+          <w:tcPr>
+            <w:tcW w:type="dxa" w:w="3230"/>
+          </w:tcPr>
+          <w:p>
+            <w:pPr>
+              <w:jc w:val="left"/>
+            </w:pPr>
+            <w:r/>
+            <w:r>
+              <w:rPr>
+                <w:rFonts w:ascii="Times New Roman" w:hAnsi="Times New Roman"/>
+                <w:sz w:val="24"/>
+              </w:rPr>
+              <w:t>19</w:t>
+            </w:r>
+          </w:p>
+        </w:tc>
+        <w:tc>
+          <w:tcPr>
+            <w:tcW w:type="dxa" w:w="3230"/>
+          </w:tcPr>
+          <w:p>
+            <w:pPr>
+              <w:jc w:val="left"/>
+            </w:pPr>
+            <w:r/>
+            <w:r>
+              <w:rPr>
+                <w:rFonts w:ascii="Times New Roman" w:hAnsi="Times New Roman"/>
+                <w:sz w:val="24"/>
+              </w:rPr>
+              <w:t>Node.js — документация</w:t>
+            </w:r>
+          </w:p>
+        </w:tc>
+        <w:tc>
+          <w:tcPr>
+            <w:tcW w:type="dxa" w:w="3230"/>
+          </w:tcPr>
+          <w:p>
+            <w:pPr>
+              <w:jc w:val="left"/>
+            </w:pPr>
+            <w:r/>
+            <w:r>
+              <w:rPr>
+                <w:rFonts w:ascii="Times New Roman" w:hAnsi="Times New Roman"/>
+                <w:sz w:val="24"/>
+              </w:rPr>
+              <w:t>1.1</w:t>
+            </w:r>
+          </w:p>
+        </w:tc>
+      </w:tr>
+      <w:tr>
+        <w:tc>
+          <w:tcPr>
+            <w:tcW w:type="dxa" w:w="3230"/>
+          </w:tcPr>
+          <w:p>
+            <w:pPr>
+              <w:jc w:val="left"/>
+            </w:pPr>
+            <w:r/>
+            <w:r>
+              <w:rPr>
+                <w:rFonts w:ascii="Times New Roman" w:hAnsi="Times New Roman"/>
+                <w:sz w:val="24"/>
+              </w:rPr>
+              <w:t>20</w:t>
+            </w:r>
+          </w:p>
+        </w:tc>
+        <w:tc>
+          <w:tcPr>
+            <w:tcW w:type="dxa" w:w="3230"/>
+          </w:tcPr>
+          <w:p>
+            <w:pPr>
+              <w:jc w:val="left"/>
+            </w:pPr>
+            <w:r/>
+            <w:r>
+              <w:rPr>
+                <w:rFonts w:ascii="Times New Roman" w:hAnsi="Times New Roman"/>
+                <w:sz w:val="24"/>
+              </w:rPr>
+              <w:t>PostgreSQL — документация</w:t>
+            </w:r>
+          </w:p>
+        </w:tc>
+        <w:tc>
+          <w:tcPr>
+            <w:tcW w:type="dxa" w:w="3230"/>
+          </w:tcPr>
+          <w:p>
+            <w:pPr>
+              <w:jc w:val="left"/>
+            </w:pPr>
+            <w:r/>
+            <w:r>
+              <w:rPr>
+                <w:rFonts w:ascii="Times New Roman" w:hAnsi="Times New Roman"/>
+                <w:sz w:val="24"/>
+              </w:rPr>
+              <w:t>1.1</w:t>
+            </w:r>
+          </w:p>
+        </w:tc>
+      </w:tr>
+      <w:tr>
+        <w:tc>
+          <w:tcPr>
+            <w:tcW w:type="dxa" w:w="3230"/>
+          </w:tcPr>
+          <w:p>
+            <w:pPr>
+              <w:jc w:val="left"/>
+            </w:pPr>
+            <w:r/>
+            <w:r>
+              <w:rPr>
+                <w:rFonts w:ascii="Times New Roman" w:hAnsi="Times New Roman"/>
+                <w:sz w:val="24"/>
+              </w:rPr>
+              <w:t>21</w:t>
+            </w:r>
+          </w:p>
+        </w:tc>
+        <w:tc>
+          <w:tcPr>
+            <w:tcW w:type="dxa" w:w="3230"/>
+          </w:tcPr>
+          <w:p>
+            <w:pPr>
+              <w:jc w:val="left"/>
+            </w:pPr>
+            <w:r/>
+            <w:r>
+              <w:rPr>
+                <w:rFonts w:ascii="Times New Roman" w:hAnsi="Times New Roman"/>
+                <w:sz w:val="24"/>
+              </w:rPr>
+              <w:t>React — документация</w:t>
+            </w:r>
+          </w:p>
+        </w:tc>
+        <w:tc>
+          <w:tcPr>
+            <w:tcW w:type="dxa" w:w="3230"/>
+          </w:tcPr>
+          <w:p>
+            <w:pPr>
+              <w:jc w:val="left"/>
+            </w:pPr>
+            <w:r/>
+            <w:r>
+              <w:rPr>
+                <w:rFonts w:ascii="Times New Roman" w:hAnsi="Times New Roman"/>
+                <w:sz w:val="24"/>
+              </w:rPr>
+              <w:t>1.1</w:t>
+            </w:r>
+          </w:p>
+        </w:tc>
+      </w:tr>
+      <w:tr>
+        <w:tc>
+          <w:tcPr>
+            <w:tcW w:type="dxa" w:w="3230"/>
+          </w:tcPr>
+          <w:p>
+            <w:pPr>
+              <w:jc w:val="left"/>
+            </w:pPr>
+            <w:r/>
+            <w:r>
+              <w:rPr>
+                <w:rFonts w:ascii="Times New Roman" w:hAnsi="Times New Roman"/>
+                <w:sz w:val="24"/>
+              </w:rPr>
+              <w:t>22</w:t>
+            </w:r>
+          </w:p>
+        </w:tc>
+        <w:tc>
+          <w:tcPr>
+            <w:tcW w:type="dxa" w:w="3230"/>
+          </w:tcPr>
+          <w:p>
+            <w:pPr>
+              <w:jc w:val="left"/>
+            </w:pPr>
+            <w:r/>
+            <w:r>
+              <w:rPr>
+                <w:rFonts w:ascii="Times New Roman" w:hAnsi="Times New Roman"/>
+                <w:sz w:val="24"/>
+              </w:rPr>
+              <w:t>React Router — документация</w:t>
+            </w:r>
+          </w:p>
+        </w:tc>
+        <w:tc>
+          <w:tcPr>
+            <w:tcW w:type="dxa" w:w="3230"/>
+          </w:tcPr>
+          <w:p>
+            <w:pPr>
+              <w:jc w:val="left"/>
+            </w:pPr>
+            <w:r/>
+            <w:r>
+              <w:rPr>
+                <w:rFonts w:ascii="Times New Roman" w:hAnsi="Times New Roman"/>
+                <w:sz w:val="24"/>
+              </w:rPr>
+              <w:t>1.1</w:t>
+            </w:r>
+          </w:p>
+        </w:tc>
+      </w:tr>
+      <w:tr>
+        <w:tc>
+          <w:tcPr>
+            <w:tcW w:type="dxa" w:w="3230"/>
+          </w:tcPr>
+          <w:p>
+            <w:pPr>
+              <w:jc w:val="left"/>
+            </w:pPr>
+            <w:r/>
+            <w:r>
+              <w:rPr>
+                <w:rFonts w:ascii="Times New Roman" w:hAnsi="Times New Roman"/>
+                <w:sz w:val="24"/>
+              </w:rPr>
+              <w:t>23</w:t>
+            </w:r>
+          </w:p>
+        </w:tc>
+        <w:tc>
+          <w:tcPr>
+            <w:tcW w:type="dxa" w:w="3230"/>
+          </w:tcPr>
+          <w:p>
+            <w:pPr>
+              <w:jc w:val="left"/>
+            </w:pPr>
+            <w:r/>
+            <w:r>
+              <w:rPr>
+                <w:rFonts w:ascii="Times New Roman" w:hAnsi="Times New Roman"/>
+                <w:sz w:val="24"/>
+              </w:rPr>
+              <w:t>TanStack Query — документация</w:t>
+            </w:r>
+          </w:p>
+        </w:tc>
+        <w:tc>
+          <w:tcPr>
+            <w:tcW w:type="dxa" w:w="3230"/>
+          </w:tcPr>
+          <w:p>
+            <w:pPr>
+              <w:jc w:val="left"/>
+            </w:pPr>
+            <w:r/>
+            <w:r>
+              <w:rPr>
+                <w:rFonts w:ascii="Times New Roman" w:hAnsi="Times New Roman"/>
+                <w:sz w:val="24"/>
+              </w:rPr>
+              <w:t>1.1</w:t>
+            </w:r>
+          </w:p>
+        </w:tc>
+      </w:tr>
+      <w:tr>
+        <w:tc>
+          <w:tcPr>
+            <w:tcW w:type="dxa" w:w="3230"/>
+          </w:tcPr>
+          <w:p>
+            <w:pPr>
+              <w:jc w:val="left"/>
+            </w:pPr>
+            <w:r/>
+            <w:r>
+              <w:rPr>
+                <w:rFonts w:ascii="Times New Roman" w:hAnsi="Times New Roman"/>
+                <w:sz w:val="24"/>
+              </w:rPr>
+              <w:t>24</w:t>
+            </w:r>
+          </w:p>
+        </w:tc>
+        <w:tc>
+          <w:tcPr>
+            <w:tcW w:type="dxa" w:w="3230"/>
+          </w:tcPr>
+          <w:p>
+            <w:pPr>
+              <w:jc w:val="left"/>
+            </w:pPr>
+            <w:r/>
+            <w:r>
+              <w:rPr>
+                <w:rFonts w:ascii="Times New Roman" w:hAnsi="Times New Roman"/>
+                <w:sz w:val="24"/>
+              </w:rPr>
+              <w:t>Vite — документация</w:t>
+            </w:r>
+          </w:p>
+        </w:tc>
+        <w:tc>
+          <w:tcPr>
+            <w:tcW w:type="dxa" w:w="3230"/>
+          </w:tcPr>
+          <w:p>
+            <w:pPr>
+              <w:jc w:val="left"/>
+            </w:pPr>
+            <w:r/>
+            <w:r>
+              <w:rPr>
+                <w:rFonts w:ascii="Times New Roman" w:hAnsi="Times New Roman"/>
+                <w:sz w:val="24"/>
+              </w:rPr>
+              <w:t>1.1</w:t>
+            </w:r>
+          </w:p>
+        </w:tc>
+      </w:tr>
+      <w:tr>
+        <w:tc>
+          <w:tcPr>
+            <w:tcW w:type="dxa" w:w="3230"/>
+          </w:tcPr>
+          <w:p>
+            <w:pPr>
+              <w:jc w:val="left"/>
+            </w:pPr>
+            <w:r/>
+            <w:r>
+              <w:rPr>
+                <w:rFonts w:ascii="Times New Roman" w:hAnsi="Times New Roman"/>
+                <w:sz w:val="24"/>
+              </w:rPr>
+              <w:t>25</w:t>
+            </w:r>
+          </w:p>
+        </w:tc>
+        <w:tc>
+          <w:tcPr>
+            <w:tcW w:type="dxa" w:w="3230"/>
+          </w:tcPr>
+          <w:p>
+            <w:pPr>
+              <w:jc w:val="left"/>
+            </w:pPr>
+            <w:r/>
+            <w:r>
+              <w:rPr>
+                <w:rFonts w:ascii="Times New Roman" w:hAnsi="Times New Roman"/>
+                <w:sz w:val="24"/>
+              </w:rPr>
+              <w:t>Zod — документация</w:t>
+            </w:r>
+          </w:p>
+        </w:tc>
+        <w:tc>
+          <w:tcPr>
+            <w:tcW w:type="dxa" w:w="3230"/>
+          </w:tcPr>
+          <w:p>
+            <w:pPr>
+              <w:jc w:val="left"/>
+            </w:pPr>
+            <w:r/>
+            <w:r>
+              <w:rPr>
+                <w:rFonts w:ascii="Times New Roman" w:hAnsi="Times New Roman"/>
+                <w:sz w:val="24"/>
+              </w:rPr>
+              <w:t>1.1, 1.3</w:t>
+            </w:r>
+          </w:p>
+        </w:tc>
+      </w:tr>
+    </w:tbl>
+    <w:p/>
     <w:p>
       <w:r>
         <w:br w:type="page"/>
@@ -8296,6 +9788,273 @@
       </w:pPr>
       <w:r>
         <w:t>Реализация перечисленных направлений позволит повысить образовательный и культурно-просветительский потенциал проекта, обеспечив его дальнейшую востребованность и соответствие современным требованиям к цифровым продуктам в сфере сохранения наследия народов Севера.</w:t>
+      </w:r>
+    </w:p>
+    <w:p>
+      <w:r>
+        <w:br w:type="page"/>
+      </w:r>
+    </w:p>
+    <w:p>
+      <w:pPr>
+        <w:spacing w:before="120" w:after="240" w:line="360" w:lineRule="auto"/>
+        <w:jc w:val="center"/>
+      </w:pPr>
+      <w:r>
+        <w:rPr>
+          <w:b/>
+        </w:rPr>
+        <w:t>СПИСОК ИСПОЛЬЗОВАННЫХ ИСТОЧНИКОВ</w:t>
+      </w:r>
+    </w:p>
+    <w:p>
+      <w:pPr>
+        <w:spacing w:line="360" w:lineRule="auto"/>
+        <w:ind w:firstLine="709"/>
+        <w:jc w:val="both"/>
+      </w:pPr>
+      <w:r>
+        <w:t>1. Браун, И. Веб-разработка с применением Node и Express : полноценное использование стека JavaScript / И. Браун ; пер. с англ. — 2-е изд. — Санкт-Петербург : Пiter, 2019. — 336 с.</w:t>
+      </w:r>
+    </w:p>
+    <w:p>
+      <w:pPr>
+        <w:spacing w:line="360" w:lineRule="auto"/>
+        <w:ind w:firstLine="709"/>
+        <w:jc w:val="both"/>
+      </w:pPr>
+      <w:r>
+        <w:t>2. Мардан, А. React быстро / А. Мардан, Н. Барклунд ; пер. с англ. — Санкт-Петербург : Пiter, 2024. — 304 с.</w:t>
+      </w:r>
+    </w:p>
+    <w:p>
+      <w:pPr>
+        <w:spacing w:line="360" w:lineRule="auto"/>
+        <w:ind w:firstLine="709"/>
+        <w:jc w:val="both"/>
+      </w:pPr>
+      <w:r>
+        <w:t>3. Брайант, Д. Проектирование архитектуры API : как правильно проектировать, развивать и эксплуатировать API / Д. Брайант, Дж. Гофф, М. Оберн ; пер. с англ. — Санкт-Петербург : БХВ-Петербург, 2021. — 416 с.</w:t>
+      </w:r>
+    </w:p>
+    <w:p>
+      <w:pPr>
+        <w:spacing w:line="360" w:lineRule="auto"/>
+        <w:ind w:firstLine="709"/>
+        <w:jc w:val="both"/>
+      </w:pPr>
+      <w:r>
+        <w:t>4. Моргунов, Е. П. PostgreSQL. Основы языка SQL : учеб. пособие / Е. П. Моргунов ; под ред. Е. В. Рогова, П. В. Лузанова. — Санкт-Петербург : БХВ-Петербург, 2018. — 336 с.</w:t>
+      </w:r>
+    </w:p>
+    <w:p>
+      <w:pPr>
+        <w:spacing w:line="360" w:lineRule="auto"/>
+        <w:ind w:firstLine="709"/>
+        <w:jc w:val="both"/>
+      </w:pPr>
+      <w:r>
+        <w:t>5. Convention for the Safeguarding of the Intangible Cultural Heritage : adopted by the General Conference at its 32nd session, Paris, 17 October 2003 // UNESCO Intangible Cultural Heritage. — URL: https://ich.unesco.org/en/convention (дата обращения: 03.06.2026).</w:t>
+      </w:r>
+    </w:p>
+    <w:p>
+      <w:pPr>
+        <w:spacing w:line="360" w:lineRule="auto"/>
+        <w:ind w:firstLine="709"/>
+        <w:jc w:val="both"/>
+      </w:pPr>
+      <w:r>
+        <w:t>6. Headless CMS и SEO (поисковая оптимизация) // Онтограф : системы организации знаний. — URL: https://ontograph.ru/headless-cms-i-seo-poiskovaya-optimizatsiya/ (дата обращения: 03.06.2026).</w:t>
+      </w:r>
+    </w:p>
+    <w:p>
+      <w:pPr>
+        <w:spacing w:line="360" w:lineRule="auto"/>
+        <w:ind w:firstLine="709"/>
+        <w:jc w:val="both"/>
+      </w:pPr>
+      <w:r>
+        <w:t>7. Кузьменко, Е. А. Виртуальные музеи: проблема цифровизации культурного пространства / Е. А. Кузьменко, В. А. Моторина // Информационное общество. — 2021. — № 3. — С. 13–22.</w:t>
+      </w:r>
+    </w:p>
+    <w:p>
+      <w:pPr>
+        <w:spacing w:line="360" w:lineRule="auto"/>
+        <w:ind w:firstLine="709"/>
+        <w:jc w:val="both"/>
+      </w:pPr>
+      <w:r>
+        <w:t>8. OWASP Top 10 : 2021 // OWASP Foundation. — URL: https://owasp.org/Top10/2021/ (дата обращения: 03.06.2026).</w:t>
+      </w:r>
+    </w:p>
+    <w:p>
+      <w:pPr>
+        <w:spacing w:line="360" w:lineRule="auto"/>
+        <w:ind w:firstLine="709"/>
+        <w:jc w:val="both"/>
+      </w:pPr>
+      <w:r>
+        <w:t>9. Палкин, И. Опыт внедрения процессного управления в Департаменте информационных технологий города Москвы / И. Палкин // Business Studio. — URL: https://www.businessstudio.ru/articles/article/opyt_vnedreniya_protsessnogo_upravleniya_v_dip_g_moskva_palkin/ (дата обращения: 03.06.2026).</w:t>
+      </w:r>
+    </w:p>
+    <w:p>
+      <w:pPr>
+        <w:spacing w:line="360" w:lineRule="auto"/>
+        <w:ind w:firstLine="709"/>
+        <w:jc w:val="both"/>
+      </w:pPr>
+      <w:r>
+        <w:t>10. Поврозник, Н. Г. Виртуальный музей: сохранение и репрезентация историко-культурного наследия / Н. Г. Поврозник // Вестник Пермского университета. Серия «История». — 2015. — № 4 (31). — С. 213–222.</w:t>
+      </w:r>
+    </w:p>
+    <w:p>
+      <w:pPr>
+        <w:spacing w:line="360" w:lineRule="auto"/>
+        <w:ind w:firstLine="709"/>
+        <w:jc w:val="both"/>
+      </w:pPr>
+      <w:r>
+        <w:t>11. Архитектура SimpleOne : обзор Low-code платформы // SimpleOne. — URL: https://simpleone.ru/blog/complete-technical-overview-of-the-platform-architecture (дата обращения: 03.06.2026).</w:t>
+      </w:r>
+    </w:p>
+    <w:p>
+      <w:pPr>
+        <w:spacing w:line="360" w:lineRule="auto"/>
+        <w:ind w:firstLine="709"/>
+        <w:jc w:val="both"/>
+      </w:pPr>
+      <w:r>
+        <w:t>12. Стефанов, С. React. Быстрый старт / С. Стефанов ; пер. с англ. В. Дмитрущенков. — 2-е изд. — Санкт-Петербург : Пiter, 2024. — 304 с.</w:t>
+      </w:r>
+    </w:p>
+    <w:p>
+      <w:pPr>
+        <w:spacing w:line="360" w:lineRule="auto"/>
+        <w:ind w:firstLine="709"/>
+        <w:jc w:val="both"/>
+      </w:pPr>
+      <w:r>
+        <w:t>13. Юленков, С. Е. Современные виртуальные экскурсии и средства разработки виртуальных экскурсий в музейной деятельности / С. Е. Юленков, С. В. Котельникова, А. С. Касаткин // Решетневские чтения. — 2016. — № 2 (20). — С. 239–240.</w:t>
+      </w:r>
+    </w:p>
+    <w:p>
+      <w:pPr>
+        <w:spacing w:line="360" w:lineRule="auto"/>
+        <w:ind w:firstLine="709"/>
+        <w:jc w:val="both"/>
+      </w:pPr>
+      <w:r>
+        <w:t>14. Cross-Origin Resource Sharing (CORS) configuration // MDN Web Docs. — URL: https://developer.mozilla.org/en-US/docs/Web/Security/Practical_implementation_guides/CORS (дата обращения: 03.06.2026).</w:t>
+      </w:r>
+    </w:p>
+    <w:p>
+      <w:pPr>
+        <w:spacing w:line="360" w:lineRule="auto"/>
+        <w:ind w:firstLine="709"/>
+        <w:jc w:val="both"/>
+      </w:pPr>
+      <w:r>
+        <w:t>15. Directus : официальная документация // Directus. — URL: https://directus.io/docs (дата обращения: 03.06.2026).</w:t>
+      </w:r>
+    </w:p>
+    <w:p>
+      <w:pPr>
+        <w:spacing w:line="360" w:lineRule="auto"/>
+        <w:ind w:firstLine="709"/>
+        <w:jc w:val="both"/>
+      </w:pPr>
+      <w:r>
+        <w:t>16. Docker Documentation // Docker Docs. — URL: https://docs.docker.com (дата обращения: 03.06.2026).</w:t>
+      </w:r>
+    </w:p>
+    <w:p>
+      <w:pPr>
+        <w:spacing w:line="360" w:lineRule="auto"/>
+        <w:ind w:firstLine="709"/>
+        <w:jc w:val="both"/>
+      </w:pPr>
+      <w:r>
+        <w:t>17. Express : API reference // Express. — URL: https://expressjs.com (дата обращения: 03.06.2026).</w:t>
+      </w:r>
+    </w:p>
+    <w:p>
+      <w:pPr>
+        <w:spacing w:line="360" w:lineRule="auto"/>
+        <w:ind w:firstLine="709"/>
+        <w:jc w:val="both"/>
+      </w:pPr>
+      <w:r>
+        <w:t>18. FullCalendar : documentation // FullCalendar. — URL: https://fullcalendar.io/docs (дата обращения: 03.06.2026).</w:t>
+      </w:r>
+    </w:p>
+    <w:p>
+      <w:pPr>
+        <w:spacing w:line="360" w:lineRule="auto"/>
+        <w:ind w:firstLine="709"/>
+        <w:jc w:val="both"/>
+      </w:pPr>
+      <w:r>
+        <w:t>19. Node.js : documentation // Node.js. — URL: https://nodejs.org/docs (дата обращения: 03.06.2026).</w:t>
+      </w:r>
+    </w:p>
+    <w:p>
+      <w:pPr>
+        <w:spacing w:line="360" w:lineRule="auto"/>
+        <w:ind w:firstLine="709"/>
+        <w:jc w:val="both"/>
+      </w:pPr>
+      <w:r>
+        <w:t>20. PostgreSQL : documentation // PostgreSQL. — URL: https://www.postgresql.org/docs/ (дата обращения: 03.06.2026).</w:t>
+      </w:r>
+    </w:p>
+    <w:p>
+      <w:pPr>
+        <w:spacing w:line="360" w:lineRule="auto"/>
+        <w:ind w:firstLine="709"/>
+        <w:jc w:val="both"/>
+      </w:pPr>
+      <w:r>
+        <w:t>21. React : официальная документация // React. — URL: https://react.dev (дата обращения: 03.06.2026).</w:t>
+      </w:r>
+    </w:p>
+    <w:p>
+      <w:pPr>
+        <w:spacing w:line="360" w:lineRule="auto"/>
+        <w:ind w:firstLine="709"/>
+        <w:jc w:val="both"/>
+      </w:pPr>
+      <w:r>
+        <w:t>22. React Router : documentation // React Router. — URL: https://reactrouter.com (дата обращения: 03.06.2026).</w:t>
+      </w:r>
+    </w:p>
+    <w:p>
+      <w:pPr>
+        <w:spacing w:line="360" w:lineRule="auto"/>
+        <w:ind w:firstLine="709"/>
+        <w:jc w:val="both"/>
+      </w:pPr>
+      <w:r>
+        <w:t>23. TanStack Query : React overview // TanStack. — URL: https://tanstack.com/query/latest/docs/framework/react/overview (дата обращения: 03.06.2026).</w:t>
+      </w:r>
+    </w:p>
+    <w:p>
+      <w:pPr>
+        <w:spacing w:line="360" w:lineRule="auto"/>
+        <w:ind w:firstLine="709"/>
+        <w:jc w:val="both"/>
+      </w:pPr>
+      <w:r>
+        <w:t>24. Vite : guide // Vite. — URL: https://vite.dev/guide/ (дата обращения: 03.06.2026).</w:t>
+      </w:r>
+    </w:p>
+    <w:p>
+      <w:pPr>
+        <w:spacing w:line="360" w:lineRule="auto"/>
+        <w:ind w:firstLine="709"/>
+        <w:jc w:val="both"/>
+      </w:pPr>
+      <w:r>
+        <w:t>25. Zod : documentation // Zod. — URL: https://zod.dev (дата обращения: 03.06.2026).</w:t>
       </w:r>
     </w:p>
     <w:p>

--- a/ВКР_Календарь_праздников.docx
+++ b/ВКР_Календарь_праздников.docx
@@ -27,7 +27,7 @@
         <w:t>Актуальность.</w:t>
       </w:r>
       <w:r>
-        <w:t xml:space="preserve"> На современном этапе развития информационных технологий наблюдается их активное внедрение в гуманитарные сферы, включая культуру и этнографическое образование. Веб-приложения становятся действенным инструментом сохранения и популяризации нематериального культурного наследия, позволяя пользователю ознакомиться с уникальными традициями коренных народов независимо от его географического положения и временных ограничений. Традиционная культура и обрядовый цикл северных народов Республики Саха (Якутия) представляют собой самобытный комплекс духовных и социальных практик, отражающих своеобразие региона. Вместе с тем суровые климатические условия, удалённость мест компактного проживания малочисленных народов и процессы глобализации затрудняют доступ к этим знаниям для широкой аудитории и ведут к риску утраты аутентичных традиций. Создание интерактивного календаря позволяет преодолеть существующие барьеры, обеспечивая доступность культурных ценностей региона для жителей республики, исследователей, студентов и туристов в едином цифровом пространстве. Таким образом, выбранная тема не только актуальна, но и обладает значительным потенциалом для развития культурного и образовательного пространства, а также для создания инновационных средств сохранения наследия народов Севера.</w:t>
+        <w:t xml:space="preserve"> Для народов Севера праздник — не «дополнение» к календарю, а способ отметить смену сезона, сохранить связь с предками и передать общее знание следующему поколению. В Республике Саха (Якутия) этот обрядовый год особенно насыщен: здесь соседствуют Ысыах и День Олонхо, эвенский Бакалдын, юкагирский Шахадьибэ, долганский Хэйро, чукчи Пэгытти и десятки менее известных местных дат, у каждого народа — свои символы, места проведения и правила участия. Между тем сведения о таких событиях по-прежнему разрознены: они встречаются в этнографических статьях, музейных буклетах и устных рассказах, а удалённость поселений и малочисленность ряда общностей затрудняют их широкое распространение. На этом фоне веб-приложение в виде интерактивного годового календаря способно собрать праздники и обряды в единую структуру — с фильтрацией по народам, описаниями, фотографиями и возможностью пополнения базы носителями традиции. Таким образом, разработка такого инструмента актуальна для культурно-просветительской и образовательной работы в республике и для практики цифрового сохранения нематериального наследия народов Севера.</w:t>
       </w:r>
     </w:p>
     <w:p>
@@ -43,7 +43,7 @@
         <w:t>Объект исследования</w:t>
       </w:r>
       <w:r>
-        <w:t xml:space="preserve"> — процесс разработки веб-приложения как средства сохранения и популяризации нематериального культурного наследия.</w:t>
+        <w:t xml:space="preserve"> — процесс проектирования и программной реализации веб-приложения как средства документирования и популяризации обрядового календаря северных народов.</w:t>
       </w:r>
     </w:p>
     <w:p>
@@ -75,7 +75,7 @@
         <w:t>Цель</w:t>
       </w:r>
       <w:r>
-        <w:t xml:space="preserve"> выпускной квалификационной работы — проектирование и программная реализация веб-приложения «Интерактивный календарь традиционных праздников и обрядов северных народов Республики Саха (Якутия)» для систематизации и популяризации культурного наследия региона.</w:t>
+        <w:t xml:space="preserve"> выпускной квалификационной работы — проектирование и программная реализация веб-приложения «Интерактивный календарь традиционных праздников и обрядов северных народов Республики Саха (Якутия)» для систематизации и популяризации обрядовой культуры региона.</w:t>
       </w:r>
     </w:p>
     <w:p>

--- a/ВКР_Календарь_праздников.docx
+++ b/ВКР_Календарь_праздников.docx
@@ -27,7 +27,17 @@
         <w:t>Актуальность.</w:t>
       </w:r>
       <w:r>
-        <w:t xml:space="preserve"> Для народов Севера праздник — не «дополнение» к календарю, а способ отметить смену сезона, сохранить связь с предками и передать общее знание следующему поколению. В Республике Саха (Якутия) этот обрядовый год особенно насыщен: здесь соседствуют Ысыах и День Олонхо, эвенский Бакалдын, юкагирский Шахадьибэ, долганский Хэйро, чукчи Пэгытти и десятки менее известных местных дат, у каждого народа — свои символы, места проведения и правила участия. Между тем сведения о таких событиях по-прежнему разрознены: они встречаются в этнографических статьях, музейных буклетах и устных рассказах, а удалённость поселений и малочисленность ряда общностей затрудняют их широкое распространение. На этом фоне веб-приложение в виде интерактивного годового календаря способно собрать праздники и обряды в единую структуру — с фильтрацией по народам, описаниями, фотографиями и возможностью пополнения базы носителями традиции. Таким образом, разработка такого инструмента актуальна для культурно-просветительской и образовательной работы в республике и для практики цифрового сохранения нематериального наследия народов Севера.</w:t>
+        <w:t xml:space="preserve"> Для народов Севера праздник — не «дополнение» к календарю, а способ отметить смену сезона, сохранить связь с предками и передать общее знание следующему поколению. В Республике Саха (Якутия) обрядовый год особенно насыщен: здесь соседствуют якутский Ысыах и День Олонхо, эвенский Бакалдын, юкагирский Шахадьибэ, долганский Хэйро, чукчи Пэгытти и десятки менее известных местных дат; у каждого из шести учтённых в проекте народов — якутов, эвенков, эвенов, юкагиров, долганов и чукч — свои символы, места проведения и правила участия. Между тем сведения о таких событиях по-прежнему разрознены: они встречаются в этнографических публикациях, музейных буклетах и устных рассказах, а удалённость поселений и малочисленность части общностей затрудняют их широкое распространение.</w:t>
+      </w:r>
+    </w:p>
+    <w:p>
+      <w:pPr>
+        <w:spacing w:line="360" w:lineRule="auto"/>
+        <w:ind w:firstLine="709"/>
+        <w:jc w:val="both"/>
+      </w:pPr>
+      <w:r>
+        <w:t>На этом фоне особую значимость приобретает цифровое документирование обрядового календаря. Веб-приложение в виде интерактивного годового календаря способно собрать праздники и обряды в единую структуру — с фильтрацией по народам и месяцам, развёрнутыми описаниями, фотоматериалами, визуализацией событий на временной шкале и возможностью пополнения базы носителями традиции с последующей модерацией. Такой подход созвучен современным задачам сохранения нематериального культурного наследия и повышения доступности этнокультурного знания для образовательной, культурно-просветительской и туристической сфер Республики Саха (Якутия). Таким образом, разработка интерактивного календаря традиционных праздников актуальна как для практики цифровой репрезентации наследия народов Севера, так и для демонстрации современных методов проектирования и реализации веб-приложений.</w:t>
       </w:r>
     </w:p>
     <w:p>
@@ -140,7 +150,7 @@
         <w:jc w:val="both"/>
       </w:pPr>
       <w:r>
-        <w:t>реализовать функционал интерактивного календаря и механизм пополнения базы сообществом с последующей модерацией, провести тестирование и публикацию приложения.</w:t>
+        <w:t>реализовать функционал интерактивного календаря и механизм пополнения базы сообществом с последующей модерацией, провести тестирование и развёртывание приложения на сервере вуза.</w:t>
       </w:r>
     </w:p>
     <w:p>
@@ -169,10 +179,26 @@
         <w:rPr>
           <w:b/>
         </w:rPr>
+        <w:t>Научная новизна</w:t>
+      </w:r>
+      <w:r>
+        <w:t xml:space="preserve"> исследования состоит в следующем: предложена модель представления циклических обрядовых дат с проекцией на произвольный год (2000–2060) без дублирования записей в базе данных; обосновано и реализовано архитектурное решение «клиент — промежуточный сервер-шлюз — headless-CMS» для этнокультурного календаря с разграничением публичного доступа и модерируемого пополнения контента сообществом; показана возможность объединения в одном веб-приложении каталога праздников, интерактивного годового календаря и механизма краудсорсингового сбора сведений о традициях с обязательной проверкой администратором.</w:t>
+      </w:r>
+    </w:p>
+    <w:p>
+      <w:pPr>
+        <w:spacing w:line="360" w:lineRule="auto"/>
+        <w:ind w:firstLine="709"/>
+        <w:jc w:val="both"/>
+      </w:pPr>
+      <w:r>
+        <w:rPr>
+          <w:b/>
+        </w:rPr>
         <w:t>Практическая значимость</w:t>
       </w:r>
       <w:r>
-        <w:t xml:space="preserve"> исследования заключается в создании готового программного продукта — интерактивного календаря, который может быть непосредственно использован в образовательной, культурно-просветительской и туристической сферах деятельности Республики Саха (Якутия). Приложение развёрнуто на сервере вуза средствами контейнеризации, что обеспечивает его доступность и воспроизводимость.</w:t>
+        <w:t xml:space="preserve"> исследования заключается в создании готового программного продукта — интерактивного календаря, который может быть непосредственно использован в образовательной, культурно-просветительской и туристической сферах деятельности Республики Саха (Якутия). Приложение включает шесть экранов и сведения о десяти праздниках шести коренных народов региона; развёрнуто на сервере вуза средствами контейнеризации, что обеспечивает его доступность и воспроизводимость.</w:t>
       </w:r>
     </w:p>
     <w:p>
@@ -898,7 +924,7 @@
         <w:jc w:val="both"/>
       </w:pPr>
       <w:r>
-        <w:t>Существенным трендом последних лет стал переход от монолитной схемы к разделению управления контентом и его представления. В концепции headless CMS, по определению экспертов Онтограф, «безголовая CMS отключает уровень представления внешнего интерфейса (голову) от репозитория контента как бэкэнд (тело)» [6]. В проекте роль хранилища выполняет Directus — «a backend for building your projects. Connect it to your database, asset storage, and external services, and immediately get a REST and GraphQL API» [15]. В аннотации к книге Д. Брайанта, Дж. Гоффа и М. Оберна указано, что «показано, как поступательно развивать имеющиеся API, не переписывая их» [3]. Дополняет headless-CMS шаблон Backend-for-Frontend (BFF): промежуточный сервер скрывает служебные ключи, агрегирует ответы и централизованно решает валидацию и ограничение частоты запросов. Для сравнения, корпоративные low-code-платформы (например, SimpleOne) также предоставляют REST-интеграцию: «REST API — один из способов интеграции в SimpleOne. Платформа предоставляет возможность создания REST API запросов для взаимодействия с внешними системами» [11], однако для учебного open-source-проекта предпочтительнее лёгкий стек Directus + Express. Обобщённая схема архитектуры «клиент — BFF — headless-CMS — база данных» приведена на рисунке 3.</w:t>
+        <w:t>Существенным трендом последних лет стал переход от монолитной схемы к разделению управления контентом и его представления. В концепции headless CMS, по определению экспертов Онтограф, «безголовая CMS отключает уровень представления внешнего интерфейса (голову) от репозитория контента как бэкэнд (тело)» [6]. В проекте роль хранилища выполняет Directus — «a backend for building your projects. Connect it to your database, asset storage, and external services, and immediately get a REST and GraphQL API» [15]. В аннотации к книге Д. Брайанта, Дж. Гоффа и М. Оберна указано, что «показано, как поступательно развивать имеющиеся API, не переписывая их» [3]. Дополняет headless-CMS шаблон Backend-for-Frontend (BFF): промежуточный сервер скрывает служебные ключи, агрегирует ответы и централизованно решает валидацию и ограничение частоты запросов. Для сравнения, корпоративные low-code-платформы (например, SimpleOne) также предоставляют REST-интеграцию: «REST API — один из способов интеграции в SimpleOne. Платформа предоставляет возможность создания REST API запросов для взаимодействия с внешними системами» [11], однако для учебного проекта предпочтительнее лёгкий стек Directus + Express. Обобщённая схема архитектуры «клиент — BFF — headless-CMS — база данных» приведена на рисунке 3.</w:t>
       </w:r>
     </w:p>
     <w:p>

--- a/ВКР_Календарь_праздников.docx
+++ b/ВКР_Календарь_праздников.docx
@@ -898,7 +898,7 @@
         <w:jc w:val="both"/>
       </w:pPr>
       <w:r>
-        <w:t>В качестве основы клиентской части выбран React (версия 19): он обладает крупнейшей экосистемой готовых библиотек, а его компонентная модель естественным образом ложится на структуру интерфейса — карточки праздников, фильтры и формы оформляются как изолированные переиспользуемые компоненты. А. Мардан указывает, что «сайты начинают эффективно и плавно обновлять визуальные элементы, сводя к минимуму время на перезагрузку страниц» [2]. Официальная документация React определяет библиотеку так: «React is a JavaScript library for building user interfaces» [21]. Для маршрутизации применён React Router; в документации указано, что «Routes are configured by rendering `&lt;Routes&gt;` and `&lt;Route&gt;` that couple URL segments to UI elements» [22]. Кэширование и синхронизация серверных данных реализованы средствами TanStack React Query, который «makes fetching, caching, synchronizing and updating server state in your web applications a breeze» [23]. Визуализация годовой сетки возложена на FullCalendar — «FullCalendar provides a highly performant React component that accepts JSX for rendering nested content» [18]. Сборка выполняется средствами Vite (версия 8); согласно документации, «Vite is a build tool that aims to provide a faster and leaner development experience for modern web projects» [24].</w:t>
+        <w:t>В качестве основы клиентской части выбран React (версия 19.2.5): он обладает крупнейшей экосистемой готовых библиотек, а его компонентная модель естественным образом ложится на структуру интерфейса — карточки праздников, фильтры и формы оформляются как изолированные переиспользуемые компоненты. А. Мардан указывает, что «сайты начинают эффективно и плавно обновлять визуальные элементы, сводя к минимуму время на перезагрузку страниц» [2]. Официальная документация React определяет библиотеку так: «React is a JavaScript library for building user interfaces» [21]. Для маршрутизации применён React Router (версия 7.15.0); в документации указано, что «Routes are configured by rendering `&lt;Routes&gt;` and `&lt;Route&gt;` that couple URL segments to UI elements» [22]. В проекте yakutia-holidays реализовано шесть маршрутов — главная страница, страница праздника, календарь, форма предложения, политика конфиденциальности и страница ошибки 404; использован хеш-маршрутизатор HashRouter, обеспечивающий корректную работу прямых ссылок при статической раздаче клиентской части. Кэширование и синхронизация серверных данных реализованы средствами TanStack React Query (версия 5.80.2), который «makes fetching, caching, synchronizing and updating server state in your web applications a breeze» [23]. Визуализация годовой сетки возложена на FullCalendar (версия 6.1.20) с модулями daygrid, multimonth и interaction — «FullCalendar provides a highly performant React component that accepts JSX for rendering nested content» [18]. Сборка выполняется средствами Vite (версия 8.0.10) с плагином @vitejs/plugin-react 6.0.1; согласно документации, «Vite is a build tool that aims to provide a faster and leaner development experience for modern web projects» [24]. Согласно данным репозитория проекта, основной язык исходного кода — JavaScript (около 73 % объёма), дополнительно используются CSS (25 %) и HTML.</w:t>
       </w:r>
     </w:p>
     <w:p>
@@ -914,7 +914,7 @@
         <w:t>Серверная платформа и архитектурные шаблоны.</w:t>
       </w:r>
       <w:r>
-        <w:t xml:space="preserve"> Серверная часть современных веб-приложений часто строится на платформе Node.js. И. Браун отмечает, что «движок JavaScript, используемый Node (V8, разработанный компанией Google), не только компилирует JavaScript во внутренний машинный код» [1]; официальная документация описывает Node.js как «an asynchronous event-driven JavaScript runtime» [19]. Поверх Node.js обычно работает фреймворк Express; по выражению И. Брауна, «Express является золотой серединой между устоявшимся фреймворком и отсутствием фреймворка вообще» [1], а его документация позиционирует Express так: «Express is a minimal and flexible Node.js web application framework that provides a robust set of features for web and mobile applications» [17].</w:t>
+        <w:t xml:space="preserve"> Серверная часть современных веб-приложений часто строится на платформе Node.js. И. Браун отмечает, что «движок JavaScript, используемый Node (V8, разработанный компанией Google), не только компилирует JavaScript во внутренний машинный код» [1]; официальная документация описывает Node.js как «an asynchronous event-driven JavaScript runtime» [19]. Поверх Node.js обычно работает фреймворк Express; по выражению И. Брауна, «Express является золотой серединой между устоявшимся фреймворком и отсутствием фреймворка вообще» [1], а его документация позиционирует Express так: «Express is a minimal and flexible Node.js web application framework that provides a robust set of features for web and mobile applications» [17]. В проекте yakutia-holidays промежуточный сервер-шлюз (BFF) реализован в файле server.js (295 строк) на Express 4.19.2 и слушает порт 5000; он предоставляет восемь REST-конечных точек: проверка состояния (/api/health), получение каталога и карточки праздника (/api/holidays, /api/holidays/:id), мероприятия праздника (/api/holidays/:id/events), одобренные предложения (/api/proposals/approved, /api/proposals/:id), загрузка файлов и отправка предложения (/api/proposals/upload, /api/proposals). Для защиты применены модули helmet (версия 8.0.0) и cors (версия 2.8.5), сжатие ответов (compression), журналирование (morgan), ограничение частоты запросов express-rate-limit (версия 7.4.1) и загрузка файлов multer (версия 1.4.5) с лимитом 10 МБ.</w:t>
       </w:r>
     </w:p>
     <w:p>
@@ -924,7 +924,7 @@
         <w:jc w:val="both"/>
       </w:pPr>
       <w:r>
-        <w:t>Существенным трендом последних лет стал переход от монолитной схемы к разделению управления контентом и его представления. В концепции headless CMS, по определению экспертов Онтограф, «безголовая CMS отключает уровень представления внешнего интерфейса (голову) от репозитория контента как бэкэнд (тело)» [6]. В проекте роль хранилища выполняет Directus — «a backend for building your projects. Connect it to your database, asset storage, and external services, and immediately get a REST and GraphQL API» [15]. В аннотации к книге Д. Брайанта, Дж. Гоффа и М. Оберна указано, что «показано, как поступательно развивать имеющиеся API, не переписывая их» [3]. Дополняет headless-CMS шаблон Backend-for-Frontend (BFF): промежуточный сервер скрывает служебные ключи, агрегирует ответы и централизованно решает валидацию и ограничение частоты запросов. Для сравнения, корпоративные low-code-платформы (например, SimpleOne) также предоставляют REST-интеграцию: «REST API — один из способов интеграции в SimpleOne. Платформа предоставляет возможность создания REST API запросов для взаимодействия с внешними системами» [11], однако для учебного проекта предпочтительнее лёгкий стек Directus + Express. Обобщённая схема архитектуры «клиент — BFF — headless-CMS — база данных» приведена на рисунке 3.</w:t>
+        <w:t>Существенным трендом последних лет стал переход от монолитной схемы к разделению управления контентом и его представления. В концепции headless CMS, по определению экспертов Онтограф, «безголовая CMS отключает уровень представления внешнего интерфейса (голову) от репозитория контента как бэкэнд (тело)» [6]. В проекте роль хранилища выполняет Directus (образ directus/directus:latest, порт 8055) — «a backend for building your projects. Connect it to your database, asset storage, and external services, and immediately get a REST and GraphQL API» [15]. Конфигурация развёртывания описана в файле directus/docker-compose.yml репозитория: СУБД SQLite (файл data.db), тома для загруженных файлов и базы данных, параметры CORS для адреса клиента http://localhost:5173. В аннотации к книге Д. Брайанта, Дж. Гоффа и М. Оберна указано, что «показано, как поступательно развивать имеющиеся API, не переписывая их» [3]. Дополняет headless-CMS шаблон Backend-for-Frontend (BFF): промежуточный сервер скрывает сервисный токен Directus (переменная DIRECTUS_TOKEN в файле .env), агрегирует ответы и централизованно решает валидацию и ограничение частоты запросов. Для сравнения, корпоративные low-code-платформы (например, SimpleOne) также предоставляют REST-интеграцию: «REST API — один из способов интеграции в SimpleOne. Платформа предоставляет возможность создания REST API запросов для взаимодействия с внешними системами» [11], однако для учебного проекта предпочтительнее лёгкий стек Directus + Express. Обобщённая схема архитектуры «клиент — BFF — headless-CMS — база данных» приведена на рисунке 3.</w:t>
       </w:r>
     </w:p>
     <w:p>
@@ -1010,7 +1010,7 @@
         <w:t>Развёртывание и безопасность.</w:t>
       </w:r>
       <w:r>
-        <w:t xml:space="preserve"> Завершающим звеном жизненного цикла приложения является его развёртывание. По документации Docker, «A Dockerfile is simply a text-based file with no file extension that contains a script of instructions. Docker uses this script to build a container image» [16]. Безопасность веб-приложения обеспечивается комплексно. Документ OWASP Top 10 определяется как «a standard awareness document for developers and web application security. It represents a broad consensus about the most critical security risks to web applications» [8]. При настройке CORS MDN указывает: «Access-Control-Allow-Origin should specify the minimum possible number of origins and resources for your site to function» и предупреждает, что «Failure to set Access-Control-Allow-Origin appropriately will allow unauthorized origins to read the contents of any page on your site» [14]. На сервере входные данные проверяются схемами Zod — «Zod is a TypeScript-first validation library» [25]; секреты хранятся в переменных окружения, передача данных ведётся по HTTPS.</w:t>
+        <w:t xml:space="preserve"> Завершающим звеном жизненного цикла приложения является его развёртывание. По документации Docker, «A Dockerfile is simply a text-based file with no file extension that contains a script of instructions. Docker uses this script to build a container image» [16]. В репозитории yakutia-holidays среда разработки запускается единой командой npm run dev (пакет concurrently 9.1.2 параллельно поднимает Vite на порту 5173 и Express-шлюз на порту 5000), а Directus разворачивается отдельно через docker-compose. Безопасность веб-приложения обеспечивается комплексно. Документ OWASP Top 10 определяется как «a standard awareness document for developers and web application security. It represents a broad consensus about the most critical security risks to web applications» [8]. На сервере настроены три уровня ограничения частоты запросов: 200 запросов за 15 минут (глобально), 10 отправок предложений и 30 загрузок файлов в час. При настройке CORS MDN указывает: «Access-Control-Allow-Origin should specify the minimum possible number of origins and resources for your site to function» и предупреждает, что «Failure to set Access-Control-Allow-Origin appropriately will allow unauthorized origins to read the contents of any page on your site» [14]; в проекте разрешены только адреса из переменной CLIENT_URL. Входные данные проверяются схемами Zod (версия 3.23.8) в файле validators.js — «Zod is a TypeScript-first validation library» [25]; допустимые типы загружаемых файлов ограничены JPEG, PNG, WEBP, GIF и PDF. Секреты хранятся в переменных окружения, передача данных ведётся по протоколу HTTPS.</w:t>
       </w:r>
     </w:p>
     <w:p>
@@ -1020,7 +1020,7 @@
         <w:jc w:val="both"/>
       </w:pPr>
       <w:r>
-        <w:t>Таким образом, проведённый обзор показывает, что для интерактивного календаря традиционных праздников наиболее обоснованным является сочетание SPA на React, BFF на Node.js и Express, headless-CMS Directus поверх реляционной базы данных и развёртывания средствами Docker. Детальное обоснование конкретных инструментов и их сопоставление с существующими аналогами приводится в следующих подразделах.</w:t>
+        <w:t>Таким образом, проведённый обзор показывает, что для интерактивного календаря традиционных праздников наиболее обоснованным является сочетание SPA на React 19.2.5 и Vite 8.0.10, BFF на Node.js и Express 4.19.2, headless-CMS Directus поверх SQLite (с перспективой перехода на PostgreSQL) и развёртывания средствами Docker. Конкретная реализация этих решений в проекте yakutia-holidays подтверждает их применимость к задаче систематизации обрядового календаря шести народов Якутии. Детальное обоснование инструментов и сопоставление с существующими аналогами приводится в следующих подразделах.</w:t>
       </w:r>
     </w:p>
     <w:p>
